--- a/operator_e2e/gaza_report.docx
+++ b/operator_e2e/gaza_report.docx
@@ -36,7 +36,13 @@
         <w:pStyle w:val="Heading1"/>
       </w:pPr>
       <w:r>
-        <w:t>2025年加薩停火、人質談判、人道援助與平民保護綜合分析報告</w:t>
+        <w:t>2025 年加薩停火、人質談判、人道援助及平民保護情勢分析報告</w:t>
+      </w:r>
+    </w:p>
+    <w:p/>
+    <w:p>
+      <w:r>
+        <w:t>---</w:t>
       </w:r>
     </w:p>
     <w:p/>
@@ -105,6 +111,30 @@
           <w:p>
             <w:r/>
             <w:r>
+              <w:t>涵蓋期間</w:t>
+            </w:r>
+          </w:p>
+        </w:tc>
+        <w:tc>
+          <w:tcPr>
+            <w:tcW w:type="dxa" w:w="4320"/>
+          </w:tcPr>
+          <w:p>
+            <w:r/>
+            <w:r>
+              <w:t>2025-01-14 至 2025-10-03</w:t>
+            </w:r>
+          </w:p>
+        </w:tc>
+      </w:tr>
+      <w:tr>
+        <w:tc>
+          <w:tcPr>
+            <w:tcW w:type="dxa" w:w="4320"/>
+          </w:tcPr>
+          <w:p>
+            <w:r/>
+            <w:r>
               <w:t>文件數（docs）</w:t>
             </w:r>
           </w:p>
@@ -116,7 +146,7 @@
           <w:p>
             <w:r/>
             <w:r>
-              <w:t>14</w:t>
+              <w:t>15</w:t>
             </w:r>
           </w:p>
         </w:tc>
@@ -140,7 +170,7 @@
           <w:p>
             <w:r/>
             <w:r>
-              <w:t>29</w:t>
+              <w:t>30</w:t>
             </w:r>
           </w:p>
         </w:tc>
@@ -153,7 +183,7 @@
           <w:p>
             <w:r/>
             <w:r>
-              <w:t>有活動紀錄的天數</w:t>
+              <w:t>有活動紀錄天數</w:t>
             </w:r>
           </w:p>
         </w:tc>
@@ -164,31 +194,7 @@
           <w:p>
             <w:r/>
             <w:r>
-              <w:t>14 天</w:t>
-            </w:r>
-          </w:p>
-        </w:tc>
-      </w:tr>
-      <w:tr>
-        <w:tc>
-          <w:tcPr>
-            <w:tcW w:type="dxa" w:w="4320"/>
-          </w:tcPr>
-          <w:p>
-            <w:r/>
-            <w:r>
-              <w:t>時間範圍</w:t>
-            </w:r>
-          </w:p>
-        </w:tc>
-        <w:tc>
-          <w:tcPr>
-            <w:tcW w:type="dxa" w:w="4320"/>
-          </w:tcPr>
-          <w:p>
-            <w:r/>
-            <w:r>
-              <w:t>2025-01-14 至 2025-10-03</w:t>
+              <w:t>15 天</w:t>
             </w:r>
           </w:p>
         </w:tc>
@@ -212,7 +218,67 @@
           <w:p>
             <w:r/>
             <w:r>
-              <w:t>Q1（5 段）、Q2（5 段）、Q3（3 段）、Q4（1 段）</w:t>
+              <w:t>Q1：5 則／Q2：6 則／Q3：3 則／Q4：1 則</w:t>
+            </w:r>
+          </w:p>
+        </w:tc>
+      </w:tr>
+    </w:tbl>
+    <w:p/>
+    <w:p>
+      <w:pPr>
+        <w:pStyle w:val="Heading2"/>
+        <w:jc w:val="left"/>
+      </w:pPr>
+      <w:r>
+        <w:t>月份分布：</w:t>
+      </w:r>
+    </w:p>
+    <w:p/>
+    <w:tbl>
+      <w:tblPr>
+        <w:tblStyle w:val="TableGrid"/>
+        <w:tblW w:type="auto" w:w="0"/>
+        <w:tblLook w:firstColumn="1" w:firstRow="1" w:lastColumn="0" w:lastRow="0" w:noHBand="0" w:noVBand="1" w:val="04A0"/>
+      </w:tblPr>
+      <w:tblGrid>
+        <w:gridCol w:w="4320"/>
+        <w:gridCol w:w="4320"/>
+      </w:tblGrid>
+      <w:tr>
+        <w:tc>
+          <w:tcPr>
+            <w:tcW w:type="dxa" w:w="4320"/>
+          </w:tcPr>
+          <w:p>
+            <w:r>
+              <w:rPr>
+                <w:b/>
+              </w:rPr>
+            </w:r>
+            <w:r>
+              <w:rPr>
+                <w:b/>
+              </w:rPr>
+              <w:t>月份</w:t>
+            </w:r>
+          </w:p>
+        </w:tc>
+        <w:tc>
+          <w:tcPr>
+            <w:tcW w:type="dxa" w:w="4320"/>
+          </w:tcPr>
+          <w:p>
+            <w:r>
+              <w:rPr>
+                <w:b/>
+              </w:rPr>
+            </w:r>
+            <w:r>
+              <w:rPr>
+                <w:b/>
+              </w:rPr>
+              <w:t>片段數</w:t>
             </w:r>
           </w:p>
         </w:tc>
@@ -225,7 +291,7 @@
           <w:p>
             <w:r/>
             <w:r>
-              <w:t>月份分布</w:t>
+              <w:t>2025-01</w:t>
             </w:r>
           </w:p>
         </w:tc>
@@ -236,7 +302,175 @@
           <w:p>
             <w:r/>
             <w:r>
-              <w:t>1 月（2）、2 月（3）、4 月（2）、5 月（1）、6 月（2）、7 月（1）、8 月（2）、10 月（1）</w:t>
+              <w:t>2</w:t>
+            </w:r>
+          </w:p>
+        </w:tc>
+      </w:tr>
+      <w:tr>
+        <w:tc>
+          <w:tcPr>
+            <w:tcW w:type="dxa" w:w="4320"/>
+          </w:tcPr>
+          <w:p>
+            <w:r/>
+            <w:r>
+              <w:t>2025-02</w:t>
+            </w:r>
+          </w:p>
+        </w:tc>
+        <w:tc>
+          <w:tcPr>
+            <w:tcW w:type="dxa" w:w="4320"/>
+          </w:tcPr>
+          <w:p>
+            <w:r/>
+            <w:r>
+              <w:t>3</w:t>
+            </w:r>
+          </w:p>
+        </w:tc>
+      </w:tr>
+      <w:tr>
+        <w:tc>
+          <w:tcPr>
+            <w:tcW w:type="dxa" w:w="4320"/>
+          </w:tcPr>
+          <w:p>
+            <w:r/>
+            <w:r>
+              <w:t>2025-04</w:t>
+            </w:r>
+          </w:p>
+        </w:tc>
+        <w:tc>
+          <w:tcPr>
+            <w:tcW w:type="dxa" w:w="4320"/>
+          </w:tcPr>
+          <w:p>
+            <w:r/>
+            <w:r>
+              <w:t>2</w:t>
+            </w:r>
+          </w:p>
+        </w:tc>
+      </w:tr>
+      <w:tr>
+        <w:tc>
+          <w:tcPr>
+            <w:tcW w:type="dxa" w:w="4320"/>
+          </w:tcPr>
+          <w:p>
+            <w:r/>
+            <w:r>
+              <w:t>2025-05</w:t>
+            </w:r>
+          </w:p>
+        </w:tc>
+        <w:tc>
+          <w:tcPr>
+            <w:tcW w:type="dxa" w:w="4320"/>
+          </w:tcPr>
+          <w:p>
+            <w:r/>
+            <w:r>
+              <w:t>1</w:t>
+            </w:r>
+          </w:p>
+        </w:tc>
+      </w:tr>
+      <w:tr>
+        <w:tc>
+          <w:tcPr>
+            <w:tcW w:type="dxa" w:w="4320"/>
+          </w:tcPr>
+          <w:p>
+            <w:r/>
+            <w:r>
+              <w:t>2025-06</w:t>
+            </w:r>
+          </w:p>
+        </w:tc>
+        <w:tc>
+          <w:tcPr>
+            <w:tcW w:type="dxa" w:w="4320"/>
+          </w:tcPr>
+          <w:p>
+            <w:r/>
+            <w:r>
+              <w:t>3</w:t>
+            </w:r>
+          </w:p>
+        </w:tc>
+      </w:tr>
+      <w:tr>
+        <w:tc>
+          <w:tcPr>
+            <w:tcW w:type="dxa" w:w="4320"/>
+          </w:tcPr>
+          <w:p>
+            <w:r/>
+            <w:r>
+              <w:t>2025-07</w:t>
+            </w:r>
+          </w:p>
+        </w:tc>
+        <w:tc>
+          <w:tcPr>
+            <w:tcW w:type="dxa" w:w="4320"/>
+          </w:tcPr>
+          <w:p>
+            <w:r/>
+            <w:r>
+              <w:t>1</w:t>
+            </w:r>
+          </w:p>
+        </w:tc>
+      </w:tr>
+      <w:tr>
+        <w:tc>
+          <w:tcPr>
+            <w:tcW w:type="dxa" w:w="4320"/>
+          </w:tcPr>
+          <w:p>
+            <w:r/>
+            <w:r>
+              <w:t>2025-08</w:t>
+            </w:r>
+          </w:p>
+        </w:tc>
+        <w:tc>
+          <w:tcPr>
+            <w:tcW w:type="dxa" w:w="4320"/>
+          </w:tcPr>
+          <w:p>
+            <w:r/>
+            <w:r>
+              <w:t>2</w:t>
+            </w:r>
+          </w:p>
+        </w:tc>
+      </w:tr>
+      <w:tr>
+        <w:tc>
+          <w:tcPr>
+            <w:tcW w:type="dxa" w:w="4320"/>
+          </w:tcPr>
+          <w:p>
+            <w:r/>
+            <w:r>
+              <w:t>2025-10</w:t>
+            </w:r>
+          </w:p>
+        </w:tc>
+        <w:tc>
+          <w:tcPr>
+            <w:tcW w:type="dxa" w:w="4320"/>
+          </w:tcPr>
+          <w:p>
+            <w:r/>
+            <w:r>
+              <w:t>1</w:t>
             </w:r>
           </w:p>
         </w:tc>
@@ -245,56 +479,16 @@
     <w:p/>
     <w:p>
       <w:pPr>
-        <w:pStyle w:val="Heading2"/>
-        <w:jc w:val="left"/>
-      </w:pPr>
-      <w:r>
-        <w:t>資料缺口提示：</w:t>
-      </w:r>
-    </w:p>
-    <w:p>
-      <w:pPr>
-        <w:pStyle w:val="ListBullet"/>
+        <w:pStyle w:val="IntenseQuote"/>
       </w:pPr>
       <w:r>
         <w:rPr>
           <w:b/>
         </w:rPr>
-        <w:t>2025 年 3 月</w:t>
-      </w:r>
-      <w:r>
-        <w:t>與</w:t>
-      </w:r>
-      <w:r>
-        <w:rPr>
-          <w:b/>
-        </w:rPr>
-        <w:t>2025 年 9 月</w:t>
-      </w:r>
-      <w:r>
-        <w:t>完全沒有片段紀錄，無法覆蓋這兩個月份的具體事件。</w:t>
-      </w:r>
-    </w:p>
-    <w:p>
-      <w:pPr>
-        <w:pStyle w:val="ListBullet"/>
-      </w:pPr>
-      <w:r>
-        <w:rPr>
-          <w:b/>
-        </w:rPr>
-        <w:t>10 月</w:t>
-      </w:r>
-      <w:r>
-        <w:t>僅有 2025-10-03 一天、2 個片段（來源28、29），雖為本次問句重點時段，但現有資料深度有限，僅能反映「哈馬斯表態準備釋放人質」與「聯合國備妥物資」這兩個節點，尚缺乏卡達／埃及調解進展、古特雷斯完整表態等更細緻內容。</w:t>
-      </w:r>
-    </w:p>
-    <w:p>
-      <w:pPr>
-        <w:pStyle w:val="ListBullet"/>
-      </w:pPr>
-      <w:r>
-        <w:t>整體而言，資料呈現「前密後疏」特徵：1-2 月（停火達成與首波人質交換）與 4-8 月（停火破裂後惡化）較有連續性，但下半年（尤其 9 月）幾乎空白。</w:t>
+        <w:t>資料缺口說明：</w:t>
+      </w:r>
+      <w:r>
+        <w:t xml:space="preserve"> 2025 年 3 月與 9 月在 agg 統計中均無獨立活動紀錄，2025 年 10 月僅有 10 月 3 日一則資料，10 月 3 日之後至年底無任何記錄。整體而言，資料主要集中於第一季度（停火達成與初期執行）及第二季度（停火破裂與封鎖），第三季度資料較稀疏，第四季度極度有限。以下分析僅基於現有 30 則片段，無法完整覆蓋全年。</w:t>
       </w:r>
     </w:p>
     <w:p/>
@@ -309,16 +503,7 @@
         <w:pStyle w:val="Heading2"/>
       </w:pPr>
       <w:r>
-        <w:t>二、分部門事件時間線</w:t>
-      </w:r>
-    </w:p>
-    <w:p/>
-    <w:p>
-      <w:pPr>
-        <w:pStyle w:val="Heading3"/>
-      </w:pPr>
-      <w:r>
-        <w:t>① 政治外交：停火方案、人質交換與談判進展</w:t>
+        <w:t>二、重要事件時間線</w:t>
       </w:r>
     </w:p>
     <w:p/>
@@ -366,816 +551,7 @@
               <w:rPr>
                 <w:b/>
               </w:rPr>
-              <w:t>事件概述</w:t>
-            </w:r>
-          </w:p>
-        </w:tc>
-        <w:tc>
-          <w:tcPr>
-            <w:tcW w:type="dxa" w:w="2880"/>
-          </w:tcPr>
-          <w:p>
-            <w:r>
-              <w:rPr>
-                <w:b/>
-              </w:rPr>
-            </w:r>
-            <w:r>
-              <w:rPr>
-                <w:b/>
-              </w:rPr>
-              <w:t>來源</w:t>
-            </w:r>
-          </w:p>
-        </w:tc>
-      </w:tr>
-      <w:tr>
-        <w:tc>
-          <w:tcPr>
-            <w:tcW w:type="dxa" w:w="2880"/>
-          </w:tcPr>
-          <w:p>
-            <w:r/>
-            <w:r>
-              <w:t>2025-01-15</w:t>
-            </w:r>
-          </w:p>
-        </w:tc>
-        <w:tc>
-          <w:tcPr>
-            <w:tcW w:type="dxa" w:w="2880"/>
-          </w:tcPr>
-          <w:p>
-            <w:r/>
-            <w:r>
-              <w:t>古特雷斯發表聲明，熱烈歡迎加薩停火及釋放人質協議達成；高度讚揚埃及、卡達、美國在推動協議中的貢獻。同時重申「兩國方案」為緊迫任務。</w:t>
-            </w:r>
-          </w:p>
-        </w:tc>
-        <w:tc>
-          <w:tcPr>
-            <w:tcW w:type="dxa" w:w="2880"/>
-          </w:tcPr>
-          <w:p>
-            <w:r/>
-            <w:r>
-              <w:t>2、4</w:t>
-            </w:r>
-          </w:p>
-        </w:tc>
-      </w:tr>
-      <w:tr>
-        <w:tc>
-          <w:tcPr>
-            <w:tcW w:type="dxa" w:w="2880"/>
-          </w:tcPr>
-          <w:p>
-            <w:r/>
-            <w:r>
-              <w:t>2025-01-19</w:t>
-            </w:r>
-          </w:p>
-        </w:tc>
-        <w:tc>
-          <w:tcPr>
-            <w:tcW w:type="dxa" w:w="2880"/>
-          </w:tcPr>
-          <w:p>
-            <w:r/>
-            <w:r>
-              <w:t>人質與囚犯交換正式啟動，屬停火協議</w:t>
-            </w:r>
-            <w:r>
-              <w:rPr>
-                <w:b/>
-              </w:rPr>
-              <w:t>第一階段</w:t>
-            </w:r>
-            <w:r>
-              <w:t>（1月19日生效）之重要組成部分。</w:t>
-            </w:r>
-          </w:p>
-        </w:tc>
-        <w:tc>
-          <w:tcPr>
-            <w:tcW w:type="dxa" w:w="2880"/>
-          </w:tcPr>
-          <w:p>
-            <w:r/>
-            <w:r>
-              <w:t>6</w:t>
-            </w:r>
-          </w:p>
-        </w:tc>
-      </w:tr>
-      <w:tr>
-        <w:tc>
-          <w:tcPr>
-            <w:tcW w:type="dxa" w:w="2880"/>
-          </w:tcPr>
-          <w:p>
-            <w:r/>
-            <w:r>
-              <w:t>2025-02-11</w:t>
-            </w:r>
-          </w:p>
-        </w:tc>
-        <w:tc>
-          <w:tcPr>
-            <w:tcW w:type="dxa" w:w="2880"/>
-          </w:tcPr>
-          <w:p>
-            <w:r/>
-            <w:r>
-              <w:t>停火已持續約三周，但出現「或將終止」之報導。古特雷斯強調必須竭力避免戰火重燃；呼籲哈馬斯按計劃釋放人質，並敦促雙方</w:t>
-            </w:r>
-            <w:r>
-              <w:rPr>
-                <w:b/>
-              </w:rPr>
-              <w:t>在多哈恢復第二階段認真談判</w:t>
-            </w:r>
-            <w:r>
-              <w:t>。</w:t>
-            </w:r>
-          </w:p>
-        </w:tc>
-        <w:tc>
-          <w:tcPr>
-            <w:tcW w:type="dxa" w:w="2880"/>
-          </w:tcPr>
-          <w:p>
-            <w:r/>
-            <w:r>
-              <w:t>7、8</w:t>
-            </w:r>
-          </w:p>
-        </w:tc>
-      </w:tr>
-      <w:tr>
-        <w:tc>
-          <w:tcPr>
-            <w:tcW w:type="dxa" w:w="2880"/>
-            <w:vMerge w:val="restart"/>
-          </w:tcPr>
-          <w:p>
-            <w:r/>
-            <w:r>
-              <w:t>2025-02-16</w:t>
-            </w:r>
-          </w:p>
-          <w:p>
-            <w:r/>
-          </w:p>
-        </w:tc>
-        <w:tc>
-          <w:tcPr>
-            <w:tcW w:type="dxa" w:w="2880"/>
-          </w:tcPr>
-          <w:p>
-            <w:r/>
-            <w:r>
-              <w:t>三名以色列人質獲釋，作為交換 369 名巴勒斯坦獲釋。古特雷斯對停火持續與最新一波人質釋放表示歡迎。</w:t>
-            </w:r>
-          </w:p>
-        </w:tc>
-        <w:tc>
-          <w:tcPr>
-            <w:tcW w:type="dxa" w:w="2880"/>
-          </w:tcPr>
-          <w:p>
-            <w:r/>
-            <w:r>
-              <w:t>9、10</w:t>
-            </w:r>
-          </w:p>
-        </w:tc>
-      </w:tr>
-      <w:tr>
-        <w:tc>
-          <w:tcPr>
-            <w:tcW w:type="dxa" w:w="2880"/>
-            <w:vMerge/>
-          </w:tcPr>
-          <w:p/>
-        </w:tc>
-        <w:tc>
-          <w:tcPr>
-            <w:tcW w:type="dxa" w:w="2880"/>
-          </w:tcPr>
-          <w:p>
-            <w:r/>
-            <w:r>
-              <w:t>協議結構確認：共</w:t>
-            </w:r>
-            <w:r>
-              <w:rPr>
-                <w:b/>
-              </w:rPr>
-              <w:t>三個階段</w:t>
-            </w:r>
-            <w:r>
-              <w:t>；第一階段包括以軍撤離加薩居民區、巴勒斯坦人返回家園、大幅增加援助物資進入。</w:t>
-            </w:r>
-          </w:p>
-        </w:tc>
-        <w:tc>
-          <w:tcPr>
-            <w:tcW w:type="dxa" w:w="2880"/>
-          </w:tcPr>
-          <w:p>
-            <w:r/>
-            <w:r>
-              <w:t>11</w:t>
-            </w:r>
-          </w:p>
-        </w:tc>
-      </w:tr>
-      <w:tr>
-        <w:tc>
-          <w:tcPr>
-            <w:tcW w:type="dxa" w:w="2880"/>
-          </w:tcPr>
-          <w:p>
-            <w:r/>
-            <w:r>
-              <w:t>2025-03-01</w:t>
-            </w:r>
-          </w:p>
-        </w:tc>
-        <w:tc>
-          <w:tcPr>
-            <w:tcW w:type="dxa" w:w="2880"/>
-          </w:tcPr>
-          <w:p>
-            <w:r/>
-            <w:r>
-              <w:t>第一階段預定於 3 月 1 日前完成，當時「基本按照商定步驟推進」；隨後雙方將就</w:t>
-            </w:r>
-            <w:r>
-              <w:rPr>
-                <w:b/>
-              </w:rPr>
-              <w:t>永久停火</w:t>
-            </w:r>
-            <w:r>
-              <w:t>問題展開談判，開啟下一階段。</w:t>
-            </w:r>
-          </w:p>
-        </w:tc>
-        <w:tc>
-          <w:tcPr>
-            <w:tcW w:type="dxa" w:w="2880"/>
-          </w:tcPr>
-          <w:p>
-            <w:r/>
-            <w:r>
-              <w:t>17</w:t>
-            </w:r>
-          </w:p>
-        </w:tc>
-      </w:tr>
-      <w:tr>
-        <w:tc>
-          <w:tcPr>
-            <w:tcW w:type="dxa" w:w="2880"/>
-          </w:tcPr>
-          <w:p>
-            <w:r/>
-            <w:r>
-              <w:t>2025-04-25</w:t>
-            </w:r>
-          </w:p>
-        </w:tc>
-        <w:tc>
-          <w:tcPr>
-            <w:tcW w:type="dxa" w:w="2880"/>
-          </w:tcPr>
-          <w:p>
-            <w:r/>
-            <w:r>
-              <w:t>資料顯示</w:t>
-            </w:r>
-            <w:r>
-              <w:rPr>
-                <w:b/>
-              </w:rPr>
-              <w:t>停火協議於三月份破裂</w:t>
-            </w:r>
-            <w:r>
-              <w:t>；至 4 月下旬已連續 50 多天無援助物資進入加薩。</w:t>
-            </w:r>
-          </w:p>
-        </w:tc>
-        <w:tc>
-          <w:tcPr>
-            <w:tcW w:type="dxa" w:w="2880"/>
-          </w:tcPr>
-          <w:p>
-            <w:r/>
-            <w:r>
-              <w:t>19</w:t>
-            </w:r>
-          </w:p>
-        </w:tc>
-      </w:tr>
-      <w:tr>
-        <w:tc>
-          <w:tcPr>
-            <w:tcW w:type="dxa" w:w="2880"/>
-          </w:tcPr>
-          <w:p>
-            <w:r/>
-            <w:r>
-              <w:t>2025-05-02</w:t>
-            </w:r>
-          </w:p>
-        </w:tc>
-        <w:tc>
-          <w:tcPr>
-            <w:tcW w:type="dxa" w:w="2880"/>
-          </w:tcPr>
-          <w:p>
-            <w:r/>
-            <w:r>
-              <w:t>以色列切斷所有援助已達兩個月；副秘書長弗萊徹指稱此為「對哈馬斯施壓的戰略」，同時嚴重違反國際法。</w:t>
-            </w:r>
-          </w:p>
-        </w:tc>
-        <w:tc>
-          <w:tcPr>
-            <w:tcW w:type="dxa" w:w="2880"/>
-          </w:tcPr>
-          <w:p>
-            <w:r/>
-            <w:r>
-              <w:t>20</w:t>
-            </w:r>
-          </w:p>
-        </w:tc>
-      </w:tr>
-      <w:tr>
-        <w:tc>
-          <w:tcPr>
-            <w:tcW w:type="dxa" w:w="2880"/>
-          </w:tcPr>
-          <w:p>
-            <w:r/>
-            <w:r>
-              <w:t>2025-05-31</w:t>
-            </w:r>
-          </w:p>
-        </w:tc>
-        <w:tc>
-          <w:tcPr>
-            <w:tcW w:type="dxa" w:w="2880"/>
-          </w:tcPr>
-          <w:p>
-            <w:r/>
-            <w:r>
-              <w:rPr>
-                <w:b/>
-              </w:rPr>
-              <w:t>美國在安理會投下否決票</w:t>
-            </w:r>
-            <w:r>
-              <w:t>，阻卻一項呼籲加薩永久停火、解除援助限制的決議草案。</w:t>
-            </w:r>
-          </w:p>
-        </w:tc>
-        <w:tc>
-          <w:tcPr>
-            <w:tcW w:type="dxa" w:w="2880"/>
-          </w:tcPr>
-          <w:p>
-            <w:r/>
-            <w:r>
-              <w:t>21</w:t>
-            </w:r>
-          </w:p>
-        </w:tc>
-      </w:tr>
-      <w:tr>
-        <w:tc>
-          <w:tcPr>
-            <w:tcW w:type="dxa" w:w="2880"/>
-          </w:tcPr>
-          <w:p>
-            <w:r/>
-            <w:r>
-              <w:t>2025-08-08</w:t>
-            </w:r>
-          </w:p>
-        </w:tc>
-        <w:tc>
-          <w:tcPr>
-            <w:tcW w:type="dxa" w:w="2880"/>
-          </w:tcPr>
-          <w:p>
-            <w:r/>
-            <w:r>
-              <w:t>以色列政府決定「</w:t>
-            </w:r>
-            <w:r>
-              <w:rPr>
-                <w:b/>
-              </w:rPr>
-              <w:t>接管加薩城</w:t>
-            </w:r>
-            <w:r>
-              <w:t>」；古特雷斯深表震驚，指此舉標誌局勢危險升級，並可能危及仍被扣押的人質。</w:t>
-            </w:r>
-          </w:p>
-        </w:tc>
-        <w:tc>
-          <w:tcPr>
-            <w:tcW w:type="dxa" w:w="2880"/>
-          </w:tcPr>
-          <w:p>
-            <w:r/>
-            <w:r>
-              <w:t>26</w:t>
-            </w:r>
-          </w:p>
-        </w:tc>
-      </w:tr>
-      <w:tr>
-        <w:tc>
-          <w:tcPr>
-            <w:tcW w:type="dxa" w:w="2880"/>
-          </w:tcPr>
-          <w:p>
-            <w:r/>
-            <w:r>
-              <w:t>2025-10-03</w:t>
-            </w:r>
-          </w:p>
-        </w:tc>
-        <w:tc>
-          <w:tcPr>
-            <w:tcW w:type="dxa" w:w="2880"/>
-          </w:tcPr>
-          <w:p>
-            <w:r/>
-            <w:r>
-              <w:rPr>
-                <w:b/>
-              </w:rPr>
-              <w:t>哈馬斯宣布準備釋放人質並展開對話</w:t>
-            </w:r>
-            <w:r>
-              <w:t>；古特雷斯對此「感到鼓舞」。</w:t>
-            </w:r>
-          </w:p>
-        </w:tc>
-        <w:tc>
-          <w:tcPr>
-            <w:tcW w:type="dxa" w:w="2880"/>
-          </w:tcPr>
-          <w:p>
-            <w:r/>
-            <w:r>
-              <w:t>28</w:t>
-            </w:r>
-          </w:p>
-        </w:tc>
-      </w:tr>
-    </w:tbl>
-    <w:p/>
-    <w:p>
-      <w:pPr>
-        <w:pStyle w:val="Heading3"/>
-      </w:pPr>
-      <w:r>
-        <w:t>② 國際安全：軍事行動、停火違規與平民安全影響</w:t>
-      </w:r>
-    </w:p>
-    <w:p/>
-    <w:tbl>
-      <w:tblPr>
-        <w:tblStyle w:val="TableGrid"/>
-        <w:tblW w:type="auto" w:w="0"/>
-        <w:tblLook w:firstColumn="1" w:firstRow="1" w:lastColumn="0" w:lastRow="0" w:noHBand="0" w:noVBand="1" w:val="04A0"/>
-      </w:tblPr>
-      <w:tblGrid>
-        <w:gridCol w:w="2880"/>
-        <w:gridCol w:w="2880"/>
-        <w:gridCol w:w="2880"/>
-      </w:tblGrid>
-      <w:tr>
-        <w:tc>
-          <w:tcPr>
-            <w:tcW w:type="dxa" w:w="2880"/>
-          </w:tcPr>
-          <w:p>
-            <w:r>
-              <w:rPr>
-                <w:b/>
-              </w:rPr>
-            </w:r>
-            <w:r>
-              <w:rPr>
-                <w:b/>
-              </w:rPr>
-              <w:t>日期</w:t>
-            </w:r>
-          </w:p>
-        </w:tc>
-        <w:tc>
-          <w:tcPr>
-            <w:tcW w:type="dxa" w:w="2880"/>
-          </w:tcPr>
-          <w:p>
-            <w:r>
-              <w:rPr>
-                <w:b/>
-              </w:rPr>
-            </w:r>
-            <w:r>
-              <w:rPr>
-                <w:b/>
-              </w:rPr>
-              <w:t>事件概述</w:t>
-            </w:r>
-          </w:p>
-        </w:tc>
-        <w:tc>
-          <w:tcPr>
-            <w:tcW w:type="dxa" w:w="2880"/>
-          </w:tcPr>
-          <w:p>
-            <w:r>
-              <w:rPr>
-                <w:b/>
-              </w:rPr>
-            </w:r>
-            <w:r>
-              <w:rPr>
-                <w:b/>
-              </w:rPr>
-              <w:t>來源</w:t>
-            </w:r>
-          </w:p>
-        </w:tc>
-      </w:tr>
-      <w:tr>
-        <w:tc>
-          <w:tcPr>
-            <w:tcW w:type="dxa" w:w="2880"/>
-          </w:tcPr>
-          <w:p>
-            <w:r/>
-            <w:r>
-              <w:t>2025-02-26</w:t>
-            </w:r>
-          </w:p>
-        </w:tc>
-        <w:tc>
-          <w:tcPr>
-            <w:tcW w:type="dxa" w:w="2880"/>
-          </w:tcPr>
-          <w:p>
-            <w:r/>
-            <w:r>
-              <w:t>以色列在約旦河西岸發動數周軍事行動，約四萬人流離失所；近東救濟工程處報告自行動以來 50 多人喪生（含兒童）；人道協調廳對以軍對平民使用過度武力深表關切。</w:t>
-            </w:r>
-          </w:p>
-        </w:tc>
-        <w:tc>
-          <w:tcPr>
-            <w:tcW w:type="dxa" w:w="2880"/>
-          </w:tcPr>
-          <w:p>
-            <w:r/>
-            <w:r>
-              <w:t>14、15、16</w:t>
-            </w:r>
-          </w:p>
-        </w:tc>
-      </w:tr>
-      <w:tr>
-        <w:tc>
-          <w:tcPr>
-            <w:tcW w:type="dxa" w:w="2880"/>
-          </w:tcPr>
-          <w:p>
-            <w:r/>
-            <w:r>
-              <w:t>2025-04-01</w:t>
-            </w:r>
-          </w:p>
-        </w:tc>
-        <w:tc>
-          <w:tcPr>
-            <w:tcW w:type="dxa" w:w="2880"/>
-          </w:tcPr>
-          <w:p>
-            <w:r/>
-            <w:r>
-              <w:t>以色列關閉加薩邊境，</w:t>
-            </w:r>
-            <w:r>
-              <w:rPr>
-                <w:b/>
-              </w:rPr>
-              <w:t>連續四周禁止所有商業和人道主義援助進入</w:t>
-            </w:r>
-            <w:r>
-              <w:t>，被指為「一次又一次的違反國際人道法行為」。</w:t>
-            </w:r>
-          </w:p>
-        </w:tc>
-        <w:tc>
-          <w:tcPr>
-            <w:tcW w:type="dxa" w:w="2880"/>
-          </w:tcPr>
-          <w:p>
-            <w:r/>
-            <w:r>
-              <w:t>18</w:t>
-            </w:r>
-          </w:p>
-        </w:tc>
-      </w:tr>
-      <w:tr>
-        <w:tc>
-          <w:tcPr>
-            <w:tcW w:type="dxa" w:w="2880"/>
-          </w:tcPr>
-          <w:p>
-            <w:r/>
-            <w:r>
-              <w:t>2025-05-31</w:t>
-            </w:r>
-          </w:p>
-        </w:tc>
-        <w:tc>
-          <w:tcPr>
-            <w:tcW w:type="dxa" w:w="2880"/>
-          </w:tcPr>
-          <w:p>
-            <w:r/>
-            <w:r>
-              <w:t>加薩南部美以控制的私營援助中心周邊，民眾試圖領取食物時</w:t>
-            </w:r>
-            <w:r>
-              <w:rPr>
-                <w:b/>
-              </w:rPr>
-              <w:t>遭到槍擊遇難</w:t>
-            </w:r>
-            <w:r>
-              <w:t>（連續數天）。</w:t>
-            </w:r>
-          </w:p>
-        </w:tc>
-        <w:tc>
-          <w:tcPr>
-            <w:tcW w:type="dxa" w:w="2880"/>
-          </w:tcPr>
-          <w:p>
-            <w:r/>
-            <w:r>
-              <w:t>21</w:t>
-            </w:r>
-          </w:p>
-        </w:tc>
-      </w:tr>
-      <w:tr>
-        <w:tc>
-          <w:tcPr>
-            <w:tcW w:type="dxa" w:w="2880"/>
-          </w:tcPr>
-          <w:p>
-            <w:r/>
-            <w:r>
-              <w:t>2025-07-03</w:t>
-            </w:r>
-          </w:p>
-        </w:tc>
-        <w:tc>
-          <w:tcPr>
-            <w:tcW w:type="dxa" w:w="2880"/>
-          </w:tcPr>
-          <w:p>
-            <w:r/>
-            <w:r>
-              <w:t>古特雷斯強烈譴責近日多起導致大量平民死傷的攻擊事件；僅當日一天，以方下令</w:t>
-            </w:r>
-            <w:r>
-              <w:rPr>
-                <w:b/>
-              </w:rPr>
-              <w:t>強制轉移近 3 萬人</w:t>
-            </w:r>
-            <w:r>
-              <w:t>，使其在缺乏庇護、食物、藥品、飲水的情況下再次流離失所。</w:t>
-            </w:r>
-          </w:p>
-        </w:tc>
-        <w:tc>
-          <w:tcPr>
-            <w:tcW w:type="dxa" w:w="2880"/>
-          </w:tcPr>
-          <w:p>
-            <w:r/>
-            <w:r>
-              <w:t>23、24</w:t>
-            </w:r>
-          </w:p>
-        </w:tc>
-      </w:tr>
-      <w:tr>
-        <w:tc>
-          <w:tcPr>
-            <w:tcW w:type="dxa" w:w="2880"/>
-          </w:tcPr>
-          <w:p>
-            <w:r/>
-            <w:r>
-              <w:t>2025-08-22</w:t>
-            </w:r>
-          </w:p>
-        </w:tc>
-        <w:tc>
-          <w:tcPr>
-            <w:tcW w:type="dxa" w:w="2880"/>
-          </w:tcPr>
-          <w:p>
-            <w:r/>
-            <w:r>
-              <w:t>以色列軍隊持續加強加薩城及周邊地帶的軍事行動；古特雷斯再度緊急呼籲停火。</w:t>
-            </w:r>
-          </w:p>
-        </w:tc>
-        <w:tc>
-          <w:tcPr>
-            <w:tcW w:type="dxa" w:w="2880"/>
-          </w:tcPr>
-          <w:p>
-            <w:r/>
-            <w:r>
-              <w:t>27</w:t>
-            </w:r>
-          </w:p>
-        </w:tc>
-      </w:tr>
-    </w:tbl>
-    <w:p/>
-    <w:p>
-      <w:pPr>
-        <w:pStyle w:val="Heading3"/>
-      </w:pPr>
-      <w:r>
-        <w:t>③ 人道事務：食品、藥品、飲水、邊境口岸與物資進入</w:t>
-      </w:r>
-    </w:p>
-    <w:p/>
-    <w:tbl>
-      <w:tblPr>
-        <w:tblStyle w:val="TableGrid"/>
-        <w:tblW w:type="auto" w:w="0"/>
-        <w:tblLook w:firstColumn="1" w:firstRow="1" w:lastColumn="0" w:lastRow="0" w:noHBand="0" w:noVBand="1" w:val="04A0"/>
-      </w:tblPr>
-      <w:tblGrid>
-        <w:gridCol w:w="2880"/>
-        <w:gridCol w:w="2880"/>
-        <w:gridCol w:w="2880"/>
-      </w:tblGrid>
-      <w:tr>
-        <w:tc>
-          <w:tcPr>
-            <w:tcW w:type="dxa" w:w="2880"/>
-          </w:tcPr>
-          <w:p>
-            <w:r>
-              <w:rPr>
-                <w:b/>
-              </w:rPr>
-            </w:r>
-            <w:r>
-              <w:rPr>
-                <w:b/>
-              </w:rPr>
-              <w:t>日期</w:t>
-            </w:r>
-          </w:p>
-        </w:tc>
-        <w:tc>
-          <w:tcPr>
-            <w:tcW w:type="dxa" w:w="2880"/>
-          </w:tcPr>
-          <w:p>
-            <w:r>
-              <w:rPr>
-                <w:b/>
-              </w:rPr>
-            </w:r>
-            <w:r>
-              <w:rPr>
-                <w:b/>
-              </w:rPr>
-              <w:t>事件概述</w:t>
+              <w:t>事件摘要</w:t>
             </w:r>
           </w:p>
         </w:tc>
@@ -1217,7 +593,7 @@
           <w:p>
             <w:r/>
             <w:r>
-              <w:t>杜加里克指出因嚴重物資短缺，奧達醫院運作受限、印尼醫院基本設備被破壞；強調以方必須允許無障礙人道援助進入。</w:t>
+              <w:t>聯合國指出奧達醫院因物資嚴重短缺而運行受限，印尼醫院基本設備被破壞；以色列必須允許無阻礙的人道援助進入加薩</w:t>
             </w:r>
           </w:p>
         </w:tc>
@@ -1228,7 +604,77 @@
           <w:p>
             <w:r/>
             <w:r>
-              <w:t>1</w:t>
+              <w:t>來源1</w:t>
+            </w:r>
+          </w:p>
+        </w:tc>
+      </w:tr>
+      <w:tr>
+        <w:tc>
+          <w:tcPr>
+            <w:tcW w:type="dxa" w:w="2880"/>
+            <w:vMerge w:val="restart"/>
+          </w:tcPr>
+          <w:p>
+            <w:r/>
+            <w:r>
+              <w:t>2025-01-15</w:t>
+            </w:r>
+          </w:p>
+          <w:p>
+            <w:r/>
+          </w:p>
+        </w:tc>
+        <w:tc>
+          <w:tcPr>
+            <w:tcW w:type="dxa" w:w="2880"/>
+          </w:tcPr>
+          <w:p>
+            <w:r/>
+            <w:r>
+              <w:t>古特雷斯對加薩停火及釋放人質協議達成表示歡迎，高度赞扬埃及、卡達、美國的調解貢獻；聯合國兒童基金會指出衝突已致至少 1.45 萬名兒童喪生、近 100 萬人流離失所</w:t>
+            </w:r>
+          </w:p>
+        </w:tc>
+        <w:tc>
+          <w:tcPr>
+            <w:tcW w:type="dxa" w:w="2880"/>
+          </w:tcPr>
+          <w:p>
+            <w:r/>
+            <w:r>
+              <w:t>來源2、3</w:t>
+            </w:r>
+          </w:p>
+        </w:tc>
+      </w:tr>
+      <w:tr>
+        <w:tc>
+          <w:tcPr>
+            <w:tcW w:type="dxa" w:w="2880"/>
+            <w:vMerge/>
+          </w:tcPr>
+          <w:p/>
+        </w:tc>
+        <w:tc>
+          <w:tcPr>
+            <w:tcW w:type="dxa" w:w="2880"/>
+          </w:tcPr>
+          <w:p>
+            <w:r/>
+            <w:r>
+              <w:t>古特雷斯重申「兩國方案」為紧迫任務；弗莱徹指出停火帶來希望但援助過程仍充滿挑戰</w:t>
+            </w:r>
+          </w:p>
+        </w:tc>
+        <w:tc>
+          <w:tcPr>
+            <w:tcW w:type="dxa" w:w="2880"/>
+          </w:tcPr>
+          <w:p>
+            <w:r/>
+            <w:r>
+              <w:t>來源4、5</w:t>
             </w:r>
           </w:p>
         </w:tc>
@@ -1241,7 +687,7 @@
           <w:p>
             <w:r/>
             <w:r>
-              <w:t>2025-01-15</w:t>
+              <w:t>2025-01-19</w:t>
             </w:r>
           </w:p>
         </w:tc>
@@ -1252,7 +698,7 @@
           <w:p>
             <w:r/>
             <w:r>
-              <w:t>弗萊瑟表示停火帶來希望，但「援助倖存者的過程依然充滿挑戰」。</w:t>
+              <w:t>停火協議正式生效；人質與囚犯交換屬協議第一階段重要組成</w:t>
             </w:r>
           </w:p>
         </w:tc>
@@ -1263,7 +709,147 @@
           <w:p>
             <w:r/>
             <w:r>
-              <w:t>5</w:t>
+              <w:t>來源6</w:t>
+            </w:r>
+          </w:p>
+        </w:tc>
+      </w:tr>
+      <w:tr>
+        <w:tc>
+          <w:tcPr>
+            <w:tcW w:type="dxa" w:w="2880"/>
+          </w:tcPr>
+          <w:p>
+            <w:r/>
+            <w:r>
+              <w:t>2025-02-11</w:t>
+            </w:r>
+          </w:p>
+        </w:tc>
+        <w:tc>
+          <w:tcPr>
+            <w:tcW w:type="dxa" w:w="2880"/>
+          </w:tcPr>
+          <w:p>
+            <w:r/>
+            <w:r>
+              <w:t>古特雷斯警告停火協議（已持續三週）可能終止，強調必須全力避免戰火重燃；呼籲哈馬斯按計劃釋放人質，敦促雙方在多哈恢復第二階段談判</w:t>
+            </w:r>
+          </w:p>
+        </w:tc>
+        <w:tc>
+          <w:tcPr>
+            <w:tcW w:type="dxa" w:w="2880"/>
+          </w:tcPr>
+          <w:p>
+            <w:r/>
+            <w:r>
+              <w:t>來源7、8</w:t>
+            </w:r>
+          </w:p>
+        </w:tc>
+      </w:tr>
+      <w:tr>
+        <w:tc>
+          <w:tcPr>
+            <w:tcW w:type="dxa" w:w="2880"/>
+          </w:tcPr>
+          <w:p>
+            <w:r/>
+            <w:r>
+              <w:t>2025-02-16</w:t>
+            </w:r>
+          </w:p>
+        </w:tc>
+        <w:tc>
+          <w:tcPr>
+            <w:tcW w:type="dxa" w:w="2880"/>
+          </w:tcPr>
+          <w:p>
+            <w:r/>
+            <w:r>
+              <w:t>三名以色列人質獲釋，369 名巴勒斯坦囚犯同時獲釋；協議明確分三階段，第一階段含以軍撤离居民區、巴人返回、增加援助；古特雷斯敦促各方信守承諾</w:t>
+            </w:r>
+          </w:p>
+        </w:tc>
+        <w:tc>
+          <w:tcPr>
+            <w:tcW w:type="dxa" w:w="2880"/>
+          </w:tcPr>
+          <w:p>
+            <w:r/>
+            <w:r>
+              <w:t>來源9、10、11、12、13</w:t>
+            </w:r>
+          </w:p>
+        </w:tc>
+      </w:tr>
+      <w:tr>
+        <w:tc>
+          <w:tcPr>
+            <w:tcW w:type="dxa" w:w="2880"/>
+          </w:tcPr>
+          <w:p>
+            <w:r/>
+            <w:r>
+              <w:t>2025-02-26</w:t>
+            </w:r>
+          </w:p>
+        </w:tc>
+        <w:tc>
+          <w:tcPr>
+            <w:tcW w:type="dxa" w:w="2880"/>
+          </w:tcPr>
+          <w:p>
+            <w:r/>
+            <w:r>
+              <w:t>約旦河西岸：以色列數週軍事行動致約四萬人流離失所、50 多人喪生（含兒童）；人道協調廳對過度使用武力表達嚴重關切</w:t>
+            </w:r>
+          </w:p>
+        </w:tc>
+        <w:tc>
+          <w:tcPr>
+            <w:tcW w:type="dxa" w:w="2880"/>
+          </w:tcPr>
+          <w:p>
+            <w:r/>
+            <w:r>
+              <w:t>來源14、15、16</w:t>
+            </w:r>
+          </w:p>
+        </w:tc>
+      </w:tr>
+      <w:tr>
+        <w:tc>
+          <w:tcPr>
+            <w:tcW w:type="dxa" w:w="2880"/>
+          </w:tcPr>
+          <w:p>
+            <w:r/>
+            <w:r>
+              <w:t>2025-03-01</w:t>
+            </w:r>
+          </w:p>
+        </w:tc>
+        <w:tc>
+          <w:tcPr>
+            <w:tcW w:type="dxa" w:w="2880"/>
+          </w:tcPr>
+          <w:p>
+            <w:r/>
+            <w:r>
+              <w:t>第一階段計劃基本按商定步驟推進，預定 3 月 1 日前完成，之後將就永久停火展開下一階段談判</w:t>
+            </w:r>
+          </w:p>
+        </w:tc>
+        <w:tc>
+          <w:tcPr>
+            <w:tcW w:type="dxa" w:w="2880"/>
+          </w:tcPr>
+          <w:p>
+            <w:r/>
+            <w:r>
+              <w:t>來源17</w:t>
             </w:r>
           </w:p>
         </w:tc>
@@ -1287,7 +873,7 @@
           <w:p>
             <w:r/>
             <w:r>
-              <w:t>邊境關閉四周，所有商業與人道援助被禁止進入。</w:t>
+              <w:t>以色列關閉加薩邊境，連續四周禁止所有商業及人道援助進入；人道機構警告援助努力被不斷削弱</w:t>
             </w:r>
           </w:p>
         </w:tc>
@@ -1298,7 +884,7 @@
           <w:p>
             <w:r/>
             <w:r>
-              <w:t>18</w:t>
+              <w:t>來源18</w:t>
             </w:r>
           </w:p>
         </w:tc>
@@ -1322,7 +908,7 @@
           <w:p>
             <w:r/>
             <w:r>
-              <w:t>停火破裂後連續 50 多天無援助進入；酷熱高溫、污水橫流環境下，流離失所家庭面臨嚴重生體健康危機。</w:t>
+              <w:t>停火協議三月破裂後，連續 50 多天無援助物資進入加薩；民眾面臨斷糧、酷熱、污水及垃圾成山的公衛危機</w:t>
             </w:r>
           </w:p>
         </w:tc>
@@ -1333,7 +919,7 @@
           <w:p>
             <w:r/>
             <w:r>
-              <w:t>19</w:t>
+              <w:t>來源19</w:t>
             </w:r>
           </w:p>
         </w:tc>
@@ -1357,7 +943,7 @@
           <w:p>
             <w:r/>
             <w:r>
-              <w:t>以色列斷絕所有援助已達兩個月；弗萊瑟指稱此為「殘酷的集體懲罰」。</w:t>
+              <w:t>弗莱徹指出以色列阻斷援助是對哈馬斯施壓策略，嚴重違反國際法，屬「集體懲罰」</w:t>
             </w:r>
           </w:p>
         </w:tc>
@@ -1368,7 +954,42 @@
           <w:p>
             <w:r/>
             <w:r>
-              <w:t>20</w:t>
+              <w:t>來源20</w:t>
+            </w:r>
+          </w:p>
+        </w:tc>
+      </w:tr>
+      <w:tr>
+        <w:tc>
+          <w:tcPr>
+            <w:tcW w:type="dxa" w:w="2880"/>
+          </w:tcPr>
+          <w:p>
+            <w:r/>
+            <w:r>
+              <w:t>2025-05-31</w:t>
+            </w:r>
+          </w:p>
+        </w:tc>
+        <w:tc>
+          <w:tcPr>
+            <w:tcW w:type="dxa" w:w="2880"/>
+          </w:tcPr>
+          <w:p>
+            <w:r/>
+            <w:r>
+              <w:t>近三個月封鎖後飢餓危機失控；加薩南部一處美以控制之私營援助中心周邊民眾領食時遭槍擊喪命；美國在安理會否決加薩永久停火決議草案</w:t>
+            </w:r>
+          </w:p>
+        </w:tc>
+        <w:tc>
+          <w:tcPr>
+            <w:tcW w:type="dxa" w:w="2880"/>
+          </w:tcPr>
+          <w:p>
+            <w:r/>
+            <w:r>
+              <w:t>來源21</w:t>
             </w:r>
           </w:p>
         </w:tc>
@@ -1392,16 +1013,7 @@
           <w:p>
             <w:r/>
             <w:r>
-              <w:t>自四月以來，以色列已</w:t>
-            </w:r>
-            <w:r>
-              <w:rPr>
-                <w:b/>
-              </w:rPr>
-              <w:t>拒絕超過 20 次搶修許可申請</w:t>
-            </w:r>
-            <w:r>
-              <w:t>。</w:t>
+              <w:t>自四月以來，以色列拒絕超過 20 次搶修許可申請</w:t>
             </w:r>
           </w:p>
         </w:tc>
@@ -1412,7 +1024,42 @@
           <w:p>
             <w:r/>
             <w:r>
-              <w:t>22</w:t>
+              <w:t>來源22</w:t>
+            </w:r>
+          </w:p>
+        </w:tc>
+      </w:tr>
+      <w:tr>
+        <w:tc>
+          <w:tcPr>
+            <w:tcW w:type="dxa" w:w="2880"/>
+          </w:tcPr>
+          <w:p>
+            <w:r/>
+            <w:r>
+              <w:t>2025-06-27</w:t>
+            </w:r>
+          </w:p>
+        </w:tc>
+        <w:tc>
+          <w:tcPr>
+            <w:tcW w:type="dxa" w:w="2880"/>
+          </w:tcPr>
+          <w:p>
+            <w:r/>
+            <w:r>
+              <w:t>美國斡旋下以色列與伊朗實現停火（此為以伊軸線，非加薩停火）</w:t>
+            </w:r>
+          </w:p>
+        </w:tc>
+        <w:tc>
+          <w:tcPr>
+            <w:tcW w:type="dxa" w:w="2880"/>
+          </w:tcPr>
+          <w:p>
+            <w:r/>
+            <w:r>
+              <w:t>來源23</w:t>
             </w:r>
           </w:p>
         </w:tc>
@@ -1436,16 +1083,7 @@
           <w:p>
             <w:r/>
             <w:r>
-              <w:t>僅 6 月單月，聯合國近 400 次人道協調嘗試中，</w:t>
-            </w:r>
-            <w:r>
-              <w:rPr>
-                <w:b/>
-              </w:rPr>
-              <w:t>44% 被以方直接拒絕</w:t>
-            </w:r>
-            <w:r>
-              <w:t>、10% 初步批准後被阻、僅 1/3 得以執行、12% 因後勤安全被取消。</w:t>
+              <w:t>古特雷斯對加薩人道局勢進一步惡化表示嚴重關切，強烈譴責多起致大量平民死傷的攻擊；一天內以方下令強制轉移近 3 萬人；6 月近 400 次人道協調嘗試中 44% 被拒、10% 受阻、僅 1/3 執行</w:t>
             </w:r>
           </w:p>
         </w:tc>
@@ -1456,7 +1094,77 @@
           <w:p>
             <w:r/>
             <w:r>
-              <w:t>25</w:t>
+              <w:t>來源24、25、26</w:t>
+            </w:r>
+          </w:p>
+        </w:tc>
+      </w:tr>
+      <w:tr>
+        <w:tc>
+          <w:tcPr>
+            <w:tcW w:type="dxa" w:w="2880"/>
+          </w:tcPr>
+          <w:p>
+            <w:r/>
+            <w:r>
+              <w:t>2025-08-08</w:t>
+            </w:r>
+          </w:p>
+        </w:tc>
+        <w:tc>
+          <w:tcPr>
+            <w:tcW w:type="dxa" w:w="2880"/>
+          </w:tcPr>
+          <w:p>
+            <w:r/>
+            <w:r>
+              <w:t>古特雷斯對以色列政府決定「接管加薩城」深表震驚，指出此舉標誌局勢危險升級，危及數百萬巴勒斯坦人及仍被扣押之人質</w:t>
+            </w:r>
+          </w:p>
+        </w:tc>
+        <w:tc>
+          <w:tcPr>
+            <w:tcW w:type="dxa" w:w="2880"/>
+          </w:tcPr>
+          <w:p>
+            <w:r/>
+            <w:r>
+              <w:t>來源27</w:t>
+            </w:r>
+          </w:p>
+        </w:tc>
+      </w:tr>
+      <w:tr>
+        <w:tc>
+          <w:tcPr>
+            <w:tcW w:type="dxa" w:w="2880"/>
+          </w:tcPr>
+          <w:p>
+            <w:r/>
+            <w:r>
+              <w:t>2025-08-22</w:t>
+            </w:r>
+          </w:p>
+        </w:tc>
+        <w:tc>
+          <w:tcPr>
+            <w:tcW w:type="dxa" w:w="2880"/>
+          </w:tcPr>
+          <w:p>
+            <w:r/>
+            <w:r>
+              <w:t>加薩兒童截肢率攀升至全球最高；以軍持續加強加薩城及周边軍事行動；古特雷斯再度緊急呼籲停火</w:t>
+            </w:r>
+          </w:p>
+        </w:tc>
+        <w:tc>
+          <w:tcPr>
+            <w:tcW w:type="dxa" w:w="2880"/>
+          </w:tcPr>
+          <w:p>
+            <w:r/>
+            <w:r>
+              <w:t>來源28</w:t>
             </w:r>
           </w:p>
         </w:tc>
@@ -1480,16 +1188,7 @@
           <w:p>
             <w:r/>
             <w:r>
-              <w:t>聯合國及合作夥伴已準備</w:t>
-            </w:r>
-            <w:r>
-              <w:rPr>
-                <w:b/>
-              </w:rPr>
-              <w:t>約 17 萬噸</w:t>
-            </w:r>
-            <w:r>
-              <w:t>食品、藥品、帳篷等急需物資，「可隨時運入加薩」。</w:t>
+              <w:t>哈馬斯宣布準備釋放人質，古特雷斯表示「感到鼓舞」；聯合國及合作夥伴已備妥約 17 萬噸食品、藥品、帳篷等物資可隨時運入；世衛組織緊急轉移 3 名危重新生兒（第 4 名嬰兒當天早上死亡）</w:t>
             </w:r>
           </w:p>
         </w:tc>
@@ -1500,7 +1199,7 @@
           <w:p>
             <w:r/>
             <w:r>
-              <w:t>28</w:t>
+              <w:t>來源29、30</w:t>
             </w:r>
           </w:p>
         </w:tc>
@@ -1508,11 +1207,584 @@
     </w:tbl>
     <w:p/>
     <w:p>
+      <w:r>
+        <w:t>---</w:t>
+      </w:r>
+    </w:p>
+    <w:p/>
+    <w:p>
+      <w:pPr>
+        <w:pStyle w:val="Heading2"/>
+      </w:pPr>
+      <w:r>
+        <w:t>三、六大面向分析</w:t>
+      </w:r>
+    </w:p>
+    <w:p/>
+    <w:p>
       <w:pPr>
         <w:pStyle w:val="Heading3"/>
       </w:pPr>
       <w:r>
-        <w:t>④ 醫療衛生：醫院運作、物資短缺、病患轉送與醫護安全</w:t>
+        <w:t>（一）政治外交</w:t>
+      </w:r>
+    </w:p>
+    <w:p/>
+    <w:p>
+      <w:pPr>
+        <w:pStyle w:val="ListBullet"/>
+      </w:pPr>
+      <w:r>
+        <w:rPr>
+          <w:b/>
+        </w:rPr>
+        <w:t>停火協議達成與調解角色（1 月）：</w:t>
+      </w:r>
+      <w:r>
+        <w:t xml:space="preserve"> 2025 年 1 月 15 日，古特雷斯對停火及人質釋放協議達成表示歡迎，並高度赞扬</w:t>
+      </w:r>
+      <w:r>
+        <w:rPr>
+          <w:b/>
+        </w:rPr>
+        <w:t>埃及、卡達、美國</w:t>
+      </w:r>
+      <w:r>
+        <w:t>在推動協議中的卓越貢獻（來源2）。古特雷斯同時重申結束佔領、透過談判實現「兩國方案」為紧迫任務（來源4）。</w:t>
+      </w:r>
+    </w:p>
+    <w:p>
+      <w:pPr>
+        <w:pStyle w:val="ListBullet"/>
+      </w:pPr>
+      <w:r>
+        <w:rPr>
+          <w:b/>
+        </w:rPr>
+        <w:t>協議結構與階段：</w:t>
+      </w:r>
+      <w:r>
+        <w:t xml:space="preserve"> 該協議共分</w:t>
+      </w:r>
+      <w:r>
+        <w:rPr>
+          <w:b/>
+        </w:rPr>
+        <w:t>三個階段</w:t>
+      </w:r>
+      <w:r>
+        <w:t>，第一階段包括以軍撤离加薩居民區、允許巴人返回家園、大幅增加援助物資進入，以及人質與囚犯交換（來源6、11）。</w:t>
+      </w:r>
+    </w:p>
+    <w:p>
+      <w:pPr>
+        <w:pStyle w:val="ListBullet"/>
+      </w:pPr>
+      <w:r>
+        <w:rPr>
+          <w:b/>
+        </w:rPr>
+        <w:t>停火破裂風險（2 月）：</w:t>
+      </w:r>
+      <w:r>
+        <w:t xml:space="preserve"> 2 月 11 日，古特雷斯警告已持續三週的停火協議「或将終止」，呼籲哈馬斯按計劃釋放人質，並敦促雙方</w:t>
+      </w:r>
+      <w:r>
+        <w:rPr>
+          <w:b/>
+        </w:rPr>
+        <w:t>盡快在多哈恢復第二階段認真談判</w:t>
+      </w:r>
+      <w:r>
+        <w:t>（來源7、8）。</w:t>
+      </w:r>
+    </w:p>
+    <w:p>
+      <w:pPr>
+        <w:pStyle w:val="ListBullet"/>
+      </w:pPr>
+      <w:r>
+        <w:rPr>
+          <w:b/>
+        </w:rPr>
+        <w:t>第一階段推進與破裂（3 月-4 月）：</w:t>
+      </w:r>
+      <w:r>
+        <w:t xml:space="preserve"> 3 月 1 日時第一階段計劃「基本按商定步驟推進」（來源17）；然而至 4 月 1 日，以色列已連續四周禁止所有商業及人道援助進入（來源18），4 月 25 日確認停火協議「三月份破裂」（來源19）。</w:t>
+      </w:r>
+    </w:p>
+    <w:p>
+      <w:pPr>
+        <w:pStyle w:val="ListBullet"/>
+      </w:pPr>
+      <w:r>
+        <w:rPr>
+          <w:b/>
+        </w:rPr>
+        <w:t>人質釋放持續（2 月）：</w:t>
+      </w:r>
+      <w:r>
+        <w:t xml:space="preserve"> 2 月 16 日，三名以色列人質獲釋，369 名巴勒斯坦囚犯獲釋（來源10）；古特雷斯對每一輪釋放均表示歡迎（來源6、9、13）。</w:t>
+      </w:r>
+    </w:p>
+    <w:p>
+      <w:pPr>
+        <w:pStyle w:val="ListBullet"/>
+      </w:pPr>
+      <w:r>
+        <w:rPr>
+          <w:b/>
+        </w:rPr>
+        <w:t>安理會動向（5 月）：</w:t>
+      </w:r>
+      <w:r>
+        <w:t xml:space="preserve"> 5 月 31 日，</w:t>
+      </w:r>
+      <w:r>
+        <w:rPr>
+          <w:b/>
+        </w:rPr>
+        <w:t>美國在安理會投下否決票</w:t>
+      </w:r>
+      <w:r>
+        <w:t>，阻止了一項呼籲加薩永久停火、解除援助限制的決議草案（來源21）。</w:t>
+      </w:r>
+    </w:p>
+    <w:p>
+      <w:pPr>
+        <w:pStyle w:val="ListBullet"/>
+      </w:pPr>
+      <w:r>
+        <w:rPr>
+          <w:b/>
+        </w:rPr>
+        <w:t>以色列「接管加薩城」（8 月）：</w:t>
+      </w:r>
+      <w:r>
+        <w:t xml:space="preserve"> 8 月 8 日，古特雷斯對以色列政府決定「接管加薩城」深表震驚，指出此舉可能危及仍被扣押的人質（來源27）。</w:t>
+      </w:r>
+    </w:p>
+    <w:p>
+      <w:pPr>
+        <w:pStyle w:val="ListBullet"/>
+      </w:pPr>
+      <w:r>
+        <w:rPr>
+          <w:b/>
+        </w:rPr>
+        <w:t>10 月新動向：</w:t>
+      </w:r>
+      <w:r>
+        <w:t xml:space="preserve"> 10 月 3 日，哈馬斯宣布準備釋放人質，古特雷斯表示「感到鼓舞」（來源29），顯示談判窗口重新出現。</w:t>
+      </w:r>
+    </w:p>
+    <w:p/>
+    <w:p>
+      <w:pPr>
+        <w:pStyle w:val="Heading3"/>
+      </w:pPr>
+      <w:r>
+        <w:t>（二）國際安全</w:t>
+      </w:r>
+    </w:p>
+    <w:p/>
+    <w:p>
+      <w:pPr>
+        <w:pStyle w:val="ListBullet"/>
+      </w:pPr>
+      <w:r>
+        <w:rPr>
+          <w:b/>
+        </w:rPr>
+        <w:t>以軍軍事行動與平民影響：</w:t>
+      </w:r>
+    </w:p>
+    <w:p>
+      <w:pPr>
+        <w:pStyle w:val="ListBullet"/>
+      </w:pPr>
+      <w:r>
+        <w:t>2 月 26 日：約旦河西岸數週軍事行動致約四萬人流離失所、50 多人喪生（含兒童）（來源14、15）。</w:t>
+      </w:r>
+    </w:p>
+    <w:p>
+      <w:pPr>
+        <w:pStyle w:val="ListBullet"/>
+      </w:pPr>
+      <w:r>
+        <w:t>7 月 3 日：僅一天內，以方下令強制轉移近 3 萬人，使其在缺乏庇護、食物、藥品和飲水的情況下再次流離失所（來源25）。</w:t>
+      </w:r>
+    </w:p>
+    <w:p>
+      <w:pPr>
+        <w:pStyle w:val="ListBullet"/>
+      </w:pPr>
+      <w:r>
+        <w:t>8 月 22 日：以軍持續加強加薩城及周边軍事行動（來源28）。</w:t>
+      </w:r>
+    </w:p>
+    <w:p>
+      <w:pPr>
+        <w:pStyle w:val="ListBullet"/>
+      </w:pPr>
+      <w:r>
+        <w:rPr>
+          <w:b/>
+        </w:rPr>
+        <w:t>停火違規與破裂：</w:t>
+      </w:r>
+    </w:p>
+    <w:p>
+      <w:pPr>
+        <w:pStyle w:val="ListBullet"/>
+      </w:pPr>
+      <w:r>
+        <w:t>2 月 11 日：停火協議面临終止風險（來源7）。</w:t>
+      </w:r>
+    </w:p>
+    <w:p>
+      <w:pPr>
+        <w:pStyle w:val="ListBullet"/>
+      </w:pPr>
+      <w:r>
+        <w:t>4 月 1 日起：以色列關閉邊境、禁止所有援助進入（來源18），構成對停火協議中「增加援助」承諾的嚴重違反。</w:t>
+      </w:r>
+    </w:p>
+    <w:p>
+      <w:pPr>
+        <w:pStyle w:val="ListBullet"/>
+      </w:pPr>
+      <w:r>
+        <w:t>4 月 25 日：確認停火協議「三月份破裂」（來源19）。</w:t>
+      </w:r>
+    </w:p>
+    <w:p>
+      <w:pPr>
+        <w:pStyle w:val="ListBullet"/>
+      </w:pPr>
+      <w:r>
+        <w:rPr>
+          <w:b/>
+        </w:rPr>
+        <w:t>對救援人員之安全影響：</w:t>
+      </w:r>
+    </w:p>
+    <w:p>
+      <w:pPr>
+        <w:pStyle w:val="ListBullet"/>
+      </w:pPr>
+      <w:r>
+        <w:t>1 月 14 日：聯合國谴责以色列繼續阻礙援助，人道工作者安全受到威脅（來源1）。</w:t>
+      </w:r>
+    </w:p>
+    <w:p>
+      <w:pPr>
+        <w:pStyle w:val="ListBullet"/>
+      </w:pPr>
+      <w:r>
+        <w:t>4 月 1 日：聯合國谴责以色列襲擊加薩人道工作者，呼籲獨立調查（來源18 標題）。</w:t>
+      </w:r>
+    </w:p>
+    <w:p>
+      <w:pPr>
+        <w:pStyle w:val="ListBullet"/>
+      </w:pPr>
+      <w:r>
+        <w:t>5 月 31 日：加薩南部一處私營援助中心周邊民眾領食時遭槍擊喪命（來源21）。</w:t>
+      </w:r>
+    </w:p>
+    <w:p>
+      <w:pPr>
+        <w:pStyle w:val="ListBullet"/>
+      </w:pPr>
+      <w:r>
+        <w:rPr>
+          <w:b/>
+        </w:rPr>
+        <w:t>人道協調受阻的量化數據：</w:t>
+      </w:r>
+      <w:r>
+        <w:t xml:space="preserve"> 6 月近 400 次人道協調嘗試中，</w:t>
+      </w:r>
+      <w:r>
+        <w:rPr>
+          <w:b/>
+        </w:rPr>
+        <w:t>44% 被以方直接拒絕、10% 初步获批後受阻、僅約 1/3 得以執行</w:t>
+      </w:r>
+      <w:r>
+        <w:t>、12% 因後勤安全問題被取消（來源26）。</w:t>
+      </w:r>
+    </w:p>
+    <w:p>
+      <w:pPr>
+        <w:pStyle w:val="ListBullet"/>
+      </w:pPr>
+      <w:r>
+        <w:rPr>
+          <w:b/>
+        </w:rPr>
+        <w:t>自 4 月起以方拒絕超過 20 次搶修許可</w:t>
+      </w:r>
+      <w:r>
+        <w:t>（來源22）。</w:t>
+      </w:r>
+    </w:p>
+    <w:p/>
+    <w:p>
+      <w:pPr>
+        <w:pStyle w:val="Heading3"/>
+      </w:pPr>
+      <w:r>
+        <w:t>（三）人道事務</w:t>
+      </w:r>
+    </w:p>
+    <w:p/>
+    <w:p>
+      <w:pPr>
+        <w:pStyle w:val="ListBullet"/>
+      </w:pPr>
+      <w:r>
+        <w:rPr>
+          <w:b/>
+        </w:rPr>
+        <w:t>食品與飢餓危機：</w:t>
+      </w:r>
+    </w:p>
+    <w:p>
+      <w:pPr>
+        <w:pStyle w:val="ListBullet"/>
+      </w:pPr>
+      <w:r>
+        <w:t>4 月 25 日：停火破裂後連續 50 多天無援助進入，加薩人口「即將斷糧」（來源19）。</w:t>
+      </w:r>
+    </w:p>
+    <w:p>
+      <w:pPr>
+        <w:pStyle w:val="ListBullet"/>
+      </w:pPr>
+      <w:r>
+        <w:t>5 月 31 日：近三個月封鎖後飢餓危機「已呈失控態勢」（來源21）。</w:t>
+      </w:r>
+    </w:p>
+    <w:p>
+      <w:pPr>
+        <w:pStyle w:val="ListBullet"/>
+      </w:pPr>
+      <w:r>
+        <w:rPr>
+          <w:b/>
+        </w:rPr>
+        <w:t>飲水、衛生與避難：</w:t>
+      </w:r>
+    </w:p>
+    <w:p>
+      <w:pPr>
+        <w:pStyle w:val="ListBullet"/>
+      </w:pPr>
+      <w:r>
+        <w:t>4 月 25 日：酷熱高溫、污水橫流、垃圾成山環境下，流離失所家庭面臨日益嚴重的公衛危機（來源19）。</w:t>
+      </w:r>
+    </w:p>
+    <w:p>
+      <w:pPr>
+        <w:pStyle w:val="ListBullet"/>
+      </w:pPr>
+      <w:r>
+        <w:t>7 月 3 日：近 3 萬人在缺乏庇護、食物、藥品和飲水的情況下被強制轉移（來源25）。</w:t>
+      </w:r>
+    </w:p>
+    <w:p>
+      <w:pPr>
+        <w:pStyle w:val="ListBullet"/>
+      </w:pPr>
+      <w:r>
+        <w:rPr>
+          <w:b/>
+        </w:rPr>
+        <w:t>邊境口岸與援助物資：</w:t>
+      </w:r>
+    </w:p>
+    <w:p>
+      <w:pPr>
+        <w:pStyle w:val="ListBullet"/>
+      </w:pPr>
+      <w:r>
+        <w:t>4 月 1 日：以方連續四周禁止所有商業和人道援助進入（來源18）。</w:t>
+      </w:r>
+    </w:p>
+    <w:p>
+      <w:pPr>
+        <w:pStyle w:val="ListBullet"/>
+      </w:pPr>
+      <w:r>
+        <w:t>6 月 13 日：自 4 月起拒絕超過 20 次搶修許可（來源22）。</w:t>
+      </w:r>
+    </w:p>
+    <w:p>
+      <w:pPr>
+        <w:pStyle w:val="ListBullet"/>
+      </w:pPr>
+      <w:r>
+        <w:t>10 月 3 日：聯合國及合作夥伴已備妥</w:t>
+      </w:r>
+      <w:r>
+        <w:rPr>
+          <w:b/>
+        </w:rPr>
+        <w:t>約 17 萬噸</w:t>
+      </w:r>
+      <w:r>
+        <w:t>食品、藥品、帳篷等物資，「可隨時運入加薩」（來源29）。</w:t>
+      </w:r>
+    </w:p>
+    <w:p>
+      <w:pPr>
+        <w:pStyle w:val="ListBullet"/>
+      </w:pPr>
+      <w:r>
+        <w:rPr>
+          <w:b/>
+        </w:rPr>
+        <w:t>人道協調成功率極低：</w:t>
+      </w:r>
+      <w:r>
+        <w:t xml:space="preserve"> 6 月數據顯示僅約 1/3 的協調嘗試得以執行（來源26）。</w:t>
+      </w:r>
+    </w:p>
+    <w:p/>
+    <w:p>
+      <w:pPr>
+        <w:pStyle w:val="Heading3"/>
+      </w:pPr>
+      <w:r>
+        <w:t>（四）醫療衛生</w:t>
+      </w:r>
+    </w:p>
+    <w:p/>
+    <w:p>
+      <w:pPr>
+        <w:pStyle w:val="ListBullet"/>
+      </w:pPr>
+      <w:r>
+        <w:rPr>
+          <w:b/>
+        </w:rPr>
+        <w:t>醫院運作受限：</w:t>
+      </w:r>
+    </w:p>
+    <w:p>
+      <w:pPr>
+        <w:pStyle w:val="ListBullet"/>
+      </w:pPr>
+      <w:r>
+        <w:t>1 月 14 日：奧達醫院因嚴重物資短缺而運行受限；印尼醫院基本設備已被破壞（來源1）。</w:t>
+      </w:r>
+    </w:p>
+    <w:p>
+      <w:pPr>
+        <w:pStyle w:val="ListBullet"/>
+      </w:pPr>
+      <w:r>
+        <w:rPr>
+          <w:b/>
+        </w:rPr>
+        <w:t>醫療物資短缺與公共衛生危機：</w:t>
+      </w:r>
+    </w:p>
+    <w:p>
+      <w:pPr>
+        <w:pStyle w:val="ListBullet"/>
+      </w:pPr>
+      <w:r>
+        <w:t>4 月 25 日：在污水橫流、垃圾成山環境下，流離失所家庭面臨日益嚴重的公衛危機（來源19）。</w:t>
+      </w:r>
+    </w:p>
+    <w:p>
+      <w:pPr>
+        <w:pStyle w:val="ListBullet"/>
+      </w:pPr>
+      <w:r>
+        <w:t>5 月 2 日：弗莱徹指出以方阻止援助「剝奪了平民的基本醫療保障」（來源20）。</w:t>
+      </w:r>
+    </w:p>
+    <w:p>
+      <w:pPr>
+        <w:pStyle w:val="ListBullet"/>
+      </w:pPr>
+      <w:r>
+        <w:rPr>
+          <w:b/>
+        </w:rPr>
+        <w:t>病患轉送：</w:t>
+      </w:r>
+    </w:p>
+    <w:p>
+      <w:pPr>
+        <w:pStyle w:val="ListBullet"/>
+      </w:pPr>
+      <w:r>
+        <w:t>10 月 3 日：世衛組織組織緊急轉移任務，將 3 名危重新生兒從加薩市赫盧醫院轉至代爾巴拉赫的阿克薩醫院；</w:t>
+      </w:r>
+      <w:r>
+        <w:rPr>
+          <w:b/>
+        </w:rPr>
+        <w:t>原定轉移的第 4 名嬰兒於當天早上死亡</w:t>
+      </w:r>
+      <w:r>
+        <w:t>（來源30）。</w:t>
+      </w:r>
+    </w:p>
+    <w:p>
+      <w:pPr>
+        <w:pStyle w:val="ListBullet"/>
+      </w:pPr>
+      <w:r>
+        <w:rPr>
+          <w:b/>
+        </w:rPr>
+        <w:t>兒童醫療災難：</w:t>
+      </w:r>
+    </w:p>
+    <w:p>
+      <w:pPr>
+        <w:pStyle w:val="ListBullet"/>
+      </w:pPr>
+      <w:r>
+        <w:t>8 月 22 日：加薩地帶兒童截肢率已攀升至</w:t>
+      </w:r>
+      <w:r>
+        <w:rPr>
+          <w:b/>
+        </w:rPr>
+        <w:t>全球最高</w:t>
+      </w:r>
+      <w:r>
+        <w:t>（來源28）。</w:t>
+      </w:r>
+    </w:p>
+    <w:p>
+      <w:pPr>
+        <w:pStyle w:val="ListBullet"/>
+      </w:pPr>
+      <w:r>
+        <w:rPr>
+          <w:b/>
+        </w:rPr>
+        <w:t>醫護人員安全：</w:t>
+      </w:r>
+      <w:r>
+        <w:t xml:space="preserve"> 現行資料中未見直接針對醫護人員遇襲的獨立紀錄，但來源1提及醫院設備被破壞、來源27提及以色列「接管加薩城」可能危及更多生命，間接反映醫療體系處於高度不穩定狀態。</w:t>
+      </w:r>
+    </w:p>
+    <w:p/>
+    <w:p>
+      <w:pPr>
+        <w:pStyle w:val="Heading3"/>
+      </w:pPr>
+      <w:r>
+        <w:t>（五）國際組織</w:t>
       </w:r>
     </w:p>
     <w:p/>
@@ -1542,7 +1814,7 @@
               <w:rPr>
                 <w:b/>
               </w:rPr>
-              <w:t>日期</w:t>
+              <w:t>組織／角色</w:t>
             </w:r>
           </w:p>
         </w:tc>
@@ -1560,7 +1832,7 @@
               <w:rPr>
                 <w:b/>
               </w:rPr>
-              <w:t>事件概述</w:t>
+              <w:t>主要行動與聲明</w:t>
             </w:r>
           </w:p>
         </w:tc>
@@ -1591,7 +1863,7 @@
           <w:p>
             <w:r/>
             <w:r>
-              <w:t>2025-01-14</w:t>
+              <w:t>聯合國秘書長（古特雷斯）</w:t>
             </w:r>
           </w:p>
         </w:tc>
@@ -1602,7 +1874,7 @@
           <w:p>
             <w:r/>
             <w:r>
-              <w:t>奧達醫院因物資短缺運作受限；印尼醫院基本設備被破壞。</w:t>
+              <w:t>歡迎停火協議（1 月）；警告停火終止風險（2 月）；敦促各方信守承諾（2 月）；譴責人道局勢惡化、呼籲永久停火（5 月、7 月）；對「接管加薩城」深表震驚（8 月）；對哈馬斯準備釋放人質「感到鼓舞」（10 月）</w:t>
             </w:r>
           </w:p>
         </w:tc>
@@ -1613,7 +1885,7 @@
           <w:p>
             <w:r/>
             <w:r>
-              <w:t>1</w:t>
+              <w:t>2、4、7、8、13、21、24、27、29</w:t>
             </w:r>
           </w:p>
         </w:tc>
@@ -1626,7 +1898,7 @@
           <w:p>
             <w:r/>
             <w:r>
-              <w:t>2025-05-31</w:t>
+              <w:t>人道協調廳（弗莱徹）</w:t>
             </w:r>
           </w:p>
         </w:tc>
@@ -1637,7 +1909,7 @@
           <w:p>
             <w:r/>
             <w:r>
-              <w:t>加薩民眾在援助中心遭槍擊，反映醫療與基本生存同時被剝奪。</w:t>
+              <w:t>停火帶來希望但援助充滿挑戰（1 月）；以方阻止援助屬「集體懲罰」（5 月）</w:t>
             </w:r>
           </w:p>
         </w:tc>
@@ -1648,7 +1920,7 @@
           <w:p>
             <w:r/>
             <w:r>
-              <w:t>21</w:t>
+              <w:t>5、20</w:t>
             </w:r>
           </w:p>
         </w:tc>
@@ -1661,7 +1933,7 @@
           <w:p>
             <w:r/>
             <w:r>
-              <w:t>2025-07-03</w:t>
+              <w:t>聯合國人道事務（杜加里克）</w:t>
             </w:r>
           </w:p>
         </w:tc>
@@ -1672,7 +1944,7 @@
           <w:p>
             <w:r/>
             <w:r>
-              <w:t>近 3 萬被強制轉移者缺乏藥品與飲水；基本需求未獲滿足。</w:t>
+              <w:t>醫院運行受限、設備被破壞（1 月）；一天內強制轉移近 3 萬人（7 月）</w:t>
             </w:r>
           </w:p>
         </w:tc>
@@ -1683,7 +1955,7 @@
           <w:p>
             <w:r/>
             <w:r>
-              <w:t>24</w:t>
+              <w:t>1、25</w:t>
             </w:r>
           </w:p>
         </w:tc>
@@ -1696,7 +1968,7 @@
           <w:p>
             <w:r/>
             <w:r>
-              <w:t>2025-08-22</w:t>
+              <w:t>聯合國兒童基金會（拉塞爾）</w:t>
             </w:r>
           </w:p>
         </w:tc>
@@ -1707,13 +1979,7 @@
           <w:p>
             <w:r/>
             <w:r>
-              <w:rPr>
-                <w:b/>
-              </w:rPr>
-              <w:t>加薩地帶兒童截肢率已攀升至全球最高</w:t>
-            </w:r>
-            <w:r>
-              <w:t>，反映醫療體系長期崩潰。</w:t>
+              <w:t>至少 1.45 萬名兒童喪生、近 100 萬人流離失所（1 月）</w:t>
             </w:r>
           </w:p>
         </w:tc>
@@ -1724,7 +1990,7 @@
           <w:p>
             <w:r/>
             <w:r>
-              <w:t>27</w:t>
+              <w:t>3</w:t>
             </w:r>
           </w:p>
         </w:tc>
@@ -1737,7 +2003,7 @@
           <w:p>
             <w:r/>
             <w:r>
-              <w:t>2025-10-03</w:t>
+              <w:t>近東救援工程處（UNRWA）</w:t>
             </w:r>
           </w:p>
         </w:tc>
@@ -1748,16 +2014,7 @@
           <w:p>
             <w:r/>
             <w:r>
-              <w:t>世衛組織執行緊急轉移任務：將 3 名危重新生兒從赫盧醫院轉至代爾巴拉赫阿克薩醫院；</w:t>
-            </w:r>
-            <w:r>
-              <w:rPr>
-                <w:b/>
-              </w:rPr>
-              <w:t>原定轉移的第 4 名嬰兒於當日早上死亡</w:t>
-            </w:r>
-            <w:r>
-              <w:t>。</w:t>
+              <w:t>約旦河西岸 50 多人喪生（含兒童）（2 月）</w:t>
             </w:r>
           </w:p>
         </w:tc>
@@ -1768,7 +2025,112 @@
           <w:p>
             <w:r/>
             <w:r>
-              <w:t>29</w:t>
+              <w:t>15</w:t>
+            </w:r>
+          </w:p>
+        </w:tc>
+      </w:tr>
+      <w:tr>
+        <w:tc>
+          <w:tcPr>
+            <w:tcW w:type="dxa" w:w="2880"/>
+          </w:tcPr>
+          <w:p>
+            <w:r/>
+            <w:r>
+              <w:t>世衛組織（WHO）</w:t>
+            </w:r>
+          </w:p>
+        </w:tc>
+        <w:tc>
+          <w:tcPr>
+            <w:tcW w:type="dxa" w:w="2880"/>
+          </w:tcPr>
+          <w:p>
+            <w:r/>
+            <w:r>
+              <w:t>緊急轉移 3 名危重新生兒，第 4 名嬰兒死亡（10 月）</w:t>
+            </w:r>
+          </w:p>
+        </w:tc>
+        <w:tc>
+          <w:tcPr>
+            <w:tcW w:type="dxa" w:w="2880"/>
+          </w:tcPr>
+          <w:p>
+            <w:r/>
+            <w:r>
+              <w:t>30</w:t>
+            </w:r>
+          </w:p>
+        </w:tc>
+      </w:tr>
+      <w:tr>
+        <w:tc>
+          <w:tcPr>
+            <w:tcW w:type="dxa" w:w="2880"/>
+          </w:tcPr>
+          <w:p>
+            <w:r/>
+            <w:r>
+              <w:t>美國（安理會）</w:t>
+            </w:r>
+          </w:p>
+        </w:tc>
+        <w:tc>
+          <w:tcPr>
+            <w:tcW w:type="dxa" w:w="2880"/>
+          </w:tcPr>
+          <w:p>
+            <w:r/>
+            <w:r>
+              <w:t>否決加薩永久停火決議草案（5 月）；斡旋以伊停火（6 月）</w:t>
+            </w:r>
+          </w:p>
+        </w:tc>
+        <w:tc>
+          <w:tcPr>
+            <w:tcW w:type="dxa" w:w="2880"/>
+          </w:tcPr>
+          <w:p>
+            <w:r/>
+            <w:r>
+              <w:t>21、23</w:t>
+            </w:r>
+          </w:p>
+        </w:tc>
+      </w:tr>
+      <w:tr>
+        <w:tc>
+          <w:tcPr>
+            <w:tcW w:type="dxa" w:w="2880"/>
+          </w:tcPr>
+          <w:p>
+            <w:r/>
+            <w:r>
+              <w:t>埃及、卡達</w:t>
+            </w:r>
+          </w:p>
+        </w:tc>
+        <w:tc>
+          <w:tcPr>
+            <w:tcW w:type="dxa" w:w="2880"/>
+          </w:tcPr>
+          <w:p>
+            <w:r/>
+            <w:r>
+              <w:t>被古特雷斯高度赞扬為停火協議的關鍵調解方（1 月）；多哈為第二階段談判地點（2 月）</w:t>
+            </w:r>
+          </w:p>
+        </w:tc>
+        <w:tc>
+          <w:tcPr>
+            <w:tcW w:type="dxa" w:w="2880"/>
+          </w:tcPr>
+          <w:p>
+            <w:r/>
+            <w:r>
+              <w:t>2、8</w:t>
             </w:r>
           </w:p>
         </w:tc>
@@ -1776,11 +2138,403 @@
     </w:tbl>
     <w:p/>
     <w:p>
+      <w:r>
+        <w:t>---</w:t>
+      </w:r>
+    </w:p>
+    <w:p/>
+    <w:p>
+      <w:pPr>
+        <w:pStyle w:val="Heading2"/>
+      </w:pPr>
+      <w:r>
+        <w:t>四、趨勢分析</w:t>
+      </w:r>
+    </w:p>
+    <w:p/>
+    <w:p>
       <w:pPr>
         <w:pStyle w:val="Heading3"/>
       </w:pPr>
       <w:r>
-        <w:t>⑤ 國際組織：聲明、數據與行動</w:t>
+        <w:t>1. 停火與人質談判的「達成-動搖-破裂-重啟」週期</w:t>
+      </w:r>
+    </w:p>
+    <w:p/>
+    <w:p>
+      <w:pPr>
+        <w:pStyle w:val="ListBullet"/>
+      </w:pPr>
+      <w:r>
+        <w:rPr>
+          <w:b/>
+        </w:rPr>
+        <w:t>1 月中（達成）→ 2 月（動搖）→ 3 月（推進但隨即破裂）→ 4 月起（全面封鎖）→ 10 月初（重啟信號）：</w:t>
+      </w:r>
+      <w:r>
+        <w:t xml:space="preserve"> 2025 年加薩停火經歷了極為曲折的節奏。1 月 15 日協議達成（來源2），2 月 11 日即面臨終止風險（來源7），3 月 1 日時第一階段「基本按步驟推進」（來源17），但至 4 月已確認破裂（來源19）。直至 10 月 3 日，哈馬斯再次宣布準備釋放人質（來源29），顯示</w:t>
+      </w:r>
+      <w:r>
+        <w:rPr>
+          <w:b/>
+        </w:rPr>
+        <w:t>談判窗口反覆開合，尚未形成穩定機制</w:t>
+      </w:r>
+      <w:r>
+        <w:t>。</w:t>
+      </w:r>
+    </w:p>
+    <w:p/>
+    <w:p>
+      <w:pPr>
+        <w:pStyle w:val="Heading3"/>
+      </w:pPr>
+      <w:r>
+        <w:t>2. 人道援助從「有條件進入」到「全面封鎖」的惡化</w:t>
+      </w:r>
+    </w:p>
+    <w:p/>
+    <w:p>
+      <w:pPr>
+        <w:pStyle w:val="ListBullet"/>
+      </w:pPr>
+      <w:r>
+        <w:t>1 月：醫院已因物資短缺而運行受限（來源1）。</w:t>
+      </w:r>
+    </w:p>
+    <w:p>
+      <w:pPr>
+        <w:pStyle w:val="ListBullet"/>
+      </w:pPr>
+      <w:r>
+        <w:t>4 月起：以方連續四周禁止所有援助進入（來源18），至 4 月 25 日已超過 50 天（來源19）。</w:t>
+      </w:r>
+    </w:p>
+    <w:p>
+      <w:pPr>
+        <w:pStyle w:val="ListBullet"/>
+      </w:pPr>
+      <w:r>
+        <w:t>5 月：飢餓危機「失控」，援助中心周邊民眾遭槍擊（來源21）。</w:t>
+      </w:r>
+    </w:p>
+    <w:p>
+      <w:pPr>
+        <w:pStyle w:val="ListBullet"/>
+      </w:pPr>
+      <w:r>
+        <w:t>6 月：近 400 次協調嘗試中僅 1/3 執行（來源26）；拒絕超過 20 次搶修許可（來源22）。</w:t>
+      </w:r>
+    </w:p>
+    <w:p>
+      <w:pPr>
+        <w:pStyle w:val="ListBullet"/>
+      </w:pPr>
+      <w:r>
+        <w:t>7 月：一天內強制轉移近 3 萬人（來源25）。</w:t>
+      </w:r>
+    </w:p>
+    <w:p>
+      <w:pPr>
+        <w:pStyle w:val="ListBullet"/>
+      </w:pPr>
+      <w:r>
+        <w:rPr>
+          <w:b/>
+        </w:rPr>
+        <w:t>整體趨勢：人道准入在停火破裂後持續惡化，且改善速度遠低於惡化速度。</w:t>
+      </w:r>
+    </w:p>
+    <w:p/>
+    <w:p>
+      <w:pPr>
+        <w:pStyle w:val="Heading3"/>
+      </w:pPr>
+      <w:r>
+        <w:t>3. 軍事行動升級與平民保護危機</w:t>
+      </w:r>
+    </w:p>
+    <w:p/>
+    <w:p>
+      <w:pPr>
+        <w:pStyle w:val="ListBullet"/>
+      </w:pPr>
+      <w:r>
+        <w:t>從 2 月約旦河西岸的數週軍事行動（來源14、15），到 7 月大規模強制轉移（來源25），再到 8 月「接管加薩城」（來源27）及兒童截肢率全球最高（來源28），</w:t>
+      </w:r>
+      <w:r>
+        <w:rPr>
+          <w:b/>
+        </w:rPr>
+        <w:t>軍事烈度與平民受影響程度呈現上升趨勢</w:t>
+      </w:r>
+      <w:r>
+        <w:t>。</w:t>
+      </w:r>
+    </w:p>
+    <w:p/>
+    <w:p>
+      <w:pPr>
+        <w:pStyle w:val="Heading3"/>
+      </w:pPr>
+      <w:r>
+        <w:t>4. 國際社區回應的「道義支持」與「制度性乏力」</w:t>
+      </w:r>
+    </w:p>
+    <w:p/>
+    <w:p>
+      <w:pPr>
+        <w:pStyle w:val="ListBullet"/>
+      </w:pPr>
+      <w:r>
+        <w:t>古特雷斯反覆發表聲明、譴責、呼籲停火（來源2、7、21、24、27、29），但 5 月 31 日美國在安理會否決停火決議（來源21），顯示</w:t>
+      </w:r>
+      <w:r>
+        <w:rPr>
+          <w:b/>
+        </w:rPr>
+        <w:t>安理會機制未能形成有約束力的集體行動</w:t>
+      </w:r>
+      <w:r>
+        <w:t>。</w:t>
+      </w:r>
+    </w:p>
+    <w:p>
+      <w:pPr>
+        <w:pStyle w:val="ListBullet"/>
+      </w:pPr>
+      <w:r>
+        <w:t>10 月 3 日聯合國已備妥 17 萬噸物資（來源29），但物资能否實際運入仍取決於以方准入，</w:t>
+      </w:r>
+      <w:r>
+        <w:rPr>
+          <w:b/>
+        </w:rPr>
+        <w:t>「備妥」與「到位」之間存在結構性斷裂</w:t>
+      </w:r>
+      <w:r>
+        <w:t>。</w:t>
+      </w:r>
+    </w:p>
+    <w:p/>
+    <w:p>
+      <w:r>
+        <w:t>---</w:t>
+      </w:r>
+    </w:p>
+    <w:p/>
+    <w:p>
+      <w:pPr>
+        <w:pStyle w:val="Heading2"/>
+      </w:pPr>
+      <w:r>
+        <w:t>五、綜合研析：傳導關係與後續風險</w:t>
+      </w:r>
+    </w:p>
+    <w:p/>
+    <w:p>
+      <w:pPr>
+        <w:pStyle w:val="Heading3"/>
+      </w:pPr>
+      <w:r>
+        <w:t>傳導關係辨識</w:t>
+      </w:r>
+    </w:p>
+    <w:p/>
+    <w:p>
+      <w:r>
+        <w:t>```</w:t>
+      </w:r>
+    </w:p>
+    <w:p>
+      <w:r>
+        <w:t>外交談判（停火/人質）</w:t>
+      </w:r>
+    </w:p>
+    <w:p>
+      <w:r>
+        <w:t xml:space="preserve">    │</w:t>
+      </w:r>
+    </w:p>
+    <w:p>
+      <w:r>
+        <w:t xml:space="preserve">    ├──→ 軍事行動強度（停火→以軍撤离/暫停；破裂→軍事行動升級）</w:t>
+      </w:r>
+    </w:p>
+    <w:p>
+      <w:r>
+        <w:t xml:space="preserve">    │        │</w:t>
+      </w:r>
+    </w:p>
+    <w:p>
+      <w:r>
+        <w:t xml:space="preserve">    │        └──→ 平民安全（空襲、強制轉移、截肢）</w:t>
+      </w:r>
+    </w:p>
+    <w:p>
+      <w:r>
+        <w:t xml:space="preserve">    │</w:t>
+      </w:r>
+    </w:p>
+    <w:p>
+      <w:r>
+        <w:t xml:space="preserve">    ├──→ 人道准入（停火→邊境開放、援助進入；破裂→封鎖、拒絕許可）</w:t>
+      </w:r>
+    </w:p>
+    <w:p>
+      <w:r>
+        <w:t xml:space="preserve">    │        │</w:t>
+      </w:r>
+    </w:p>
+    <w:p>
+      <w:r>
+        <w:t xml:space="preserve">    │        └──→ 醫療衛生（物資短缺→醫院停擺→病患死亡）</w:t>
+      </w:r>
+    </w:p>
+    <w:p>
+      <w:r>
+        <w:t xml:space="preserve">    │</w:t>
+      </w:r>
+    </w:p>
+    <w:p>
+      <w:r>
+        <w:t xml:space="preserve">    └──→ 國際組織行動空間（停火→協調成功率↑；破裂→協調被拒 44%）</w:t>
+      </w:r>
+    </w:p>
+    <w:p>
+      <w:r>
+        <w:t>```</w:t>
+      </w:r>
+    </w:p>
+    <w:p/>
+    <w:p>
+      <w:pPr>
+        <w:pStyle w:val="ListBullet"/>
+      </w:pPr>
+      <w:r>
+        <w:rPr>
+          <w:b/>
+        </w:rPr>
+        <w:t>外交進展 → 人道准入：</w:t>
+      </w:r>
+      <w:r>
+        <w:t xml:space="preserve"> 1 月停火達成後，協議明確要求「大幅增加援助物資」（來源11）；但 4 月破裂後，以方立即實施全面封鎖（來源18、19），顯示</w:t>
+      </w:r>
+      <w:r>
+        <w:rPr>
+          <w:b/>
+        </w:rPr>
+        <w:t>人道准入高度依賴停火狀態，缺乏獨立保障機制</w:t>
+      </w:r>
+      <w:r>
+        <w:t>。</w:t>
+      </w:r>
+    </w:p>
+    <w:p>
+      <w:pPr>
+        <w:pStyle w:val="ListBullet"/>
+      </w:pPr>
+      <w:r>
+        <w:rPr>
+          <w:b/>
+        </w:rPr>
+        <w:t>軍事行動 → 醫療體系：</w:t>
+      </w:r>
+      <w:r>
+        <w:t xml:space="preserve"> 醫院設備被破壞（來源1）、兒童截肢率全球最高（來源28）、危重新生兒在轉移中死亡（來源30），均與持續軍事行動直接相關。</w:t>
+      </w:r>
+    </w:p>
+    <w:p>
+      <w:pPr>
+        <w:pStyle w:val="ListBullet"/>
+      </w:pPr>
+      <w:r>
+        <w:rPr>
+          <w:b/>
+        </w:rPr>
+        <w:t>政治決策 → 平民處境：</w:t>
+      </w:r>
+      <w:r>
+        <w:t xml:space="preserve"> 以色列「接管加薩城」決定（來源27）與強制轉移近 3 萬人（來源25）之間存在直接因果鏈。</w:t>
+      </w:r>
+    </w:p>
+    <w:p/>
+    <w:p>
+      <w:pPr>
+        <w:pStyle w:val="Heading3"/>
+      </w:pPr>
+      <w:r>
+        <w:t>停火與人質談判是否實際改善了人道准入與平民處境？</w:t>
+      </w:r>
+    </w:p>
+    <w:p/>
+    <w:p>
+      <w:pPr>
+        <w:pStyle w:val="ListBullet"/>
+      </w:pPr>
+      <w:r>
+        <w:rPr>
+          <w:b/>
+        </w:rPr>
+        <w:t>短期正面效應（1-2 月）：</w:t>
+      </w:r>
+      <w:r>
+        <w:t xml:space="preserve"> 停火達成後，人質交換進行（來源6、10），協議要求增加援助（來源11），聯合國表示將全力支持落實（來源12）。</w:t>
+      </w:r>
+    </w:p>
+    <w:p>
+      <w:pPr>
+        <w:pStyle w:val="ListBullet"/>
+      </w:pPr>
+      <w:r>
+        <w:rPr>
+          <w:b/>
+        </w:rPr>
+        <w:t>但改善未持續：</w:t>
+      </w:r>
+      <w:r>
+        <w:t xml:space="preserve"> 3 月協議破裂後，人道局勢迅速惡化（來源18、19、20、21），表明</w:t>
+      </w:r>
+      <w:r>
+        <w:rPr>
+          <w:b/>
+        </w:rPr>
+        <w:t>停火帶來的人道改善極為脆弱，一旦談判停擺即迅速反轉</w:t>
+      </w:r>
+      <w:r>
+        <w:t>。</w:t>
+      </w:r>
+    </w:p>
+    <w:p>
+      <w:pPr>
+        <w:pStyle w:val="ListBullet"/>
+      </w:pPr>
+      <w:r>
+        <w:rPr>
+          <w:b/>
+        </w:rPr>
+        <w:t>至 10 月：</w:t>
+      </w:r>
+      <w:r>
+        <w:t xml:space="preserve"> 哈馬斯再次準備釋放人質（來源29），聯合國備妥 17 萬噸物資（來源29），但</w:t>
+      </w:r>
+      <w:r>
+        <w:rPr>
+          <w:b/>
+        </w:rPr>
+        <w:t>尚未有資料證實這些物資已實際進入加薩</w:t>
+      </w:r>
+      <w:r>
+        <w:t>，改善仍停留在「準備」階段。</w:t>
+      </w:r>
+    </w:p>
+    <w:p/>
+    <w:p>
+      <w:pPr>
+        <w:pStyle w:val="Heading3"/>
+      </w:pPr>
+      <w:r>
+        <w:t>後續風險辨識</w:t>
       </w:r>
     </w:p>
     <w:p/>
@@ -1811,7 +2565,7 @@
               <w:rPr>
                 <w:b/>
               </w:rPr>
-              <w:t>日期</w:t>
+              <w:t>風險類別</w:t>
             </w:r>
           </w:p>
         </w:tc>
@@ -1829,7 +2583,7 @@
               <w:rPr>
                 <w:b/>
               </w:rPr>
-              <w:t>機構 / 人物</w:t>
+              <w:t>具體表現</w:t>
             </w:r>
           </w:p>
         </w:tc>
@@ -1847,7 +2601,7 @@
               <w:rPr>
                 <w:b/>
               </w:rPr>
-              <w:t>要點</w:t>
+              <w:t>依據</w:t>
             </w:r>
           </w:p>
         </w:tc>
@@ -1874,29 +2628,11 @@
         <w:tc>
           <w:tcPr>
             <w:tcW w:type="dxa" w:w="2160"/>
-            <w:vMerge w:val="restart"/>
           </w:tcPr>
           <w:p>
             <w:r/>
             <w:r>
-              <w:t>2025-01-15</w:t>
-            </w:r>
-          </w:p>
-          <w:p>
-            <w:r/>
-          </w:p>
-          <w:p>
-            <w:r/>
-          </w:p>
-        </w:tc>
-        <w:tc>
-          <w:tcPr>
-            <w:tcW w:type="dxa" w:w="2160"/>
-          </w:tcPr>
-          <w:p>
-            <w:r/>
-            <w:r>
-              <w:t>古特雷斯（秘書長）</w:t>
+              <w:t>談判再次破裂</w:t>
             </w:r>
           </w:p>
         </w:tc>
@@ -1907,7 +2643,7 @@
           <w:p>
             <w:r/>
             <w:r>
-              <w:t>歡迎停火協議；讚揚埃及、卡達、美國。</w:t>
+              <w:t>停火協議已歷「達成→動搖→破裂」週期，10 月重啟信號尚屬初期</w:t>
             </w:r>
           </w:p>
         </w:tc>
@@ -1918,27 +2654,7 @@
           <w:p>
             <w:r/>
             <w:r>
-              <w:t>2</w:t>
-            </w:r>
-          </w:p>
-        </w:tc>
-      </w:tr>
-      <w:tr>
-        <w:tc>
-          <w:tcPr>
-            <w:tcW w:type="dxa" w:w="2160"/>
-            <w:vMerge/>
-          </w:tcPr>
-          <w:p/>
-        </w:tc>
-        <w:tc>
-          <w:tcPr>
-            <w:tcW w:type="dxa" w:w="2160"/>
-          </w:tcPr>
-          <w:p>
-            <w:r/>
-            <w:r>
-              <w:t>拉塞爾（UNICEF 執行主任）</w:t>
+              <w:t>1 月達成、2 月動搖、3 月破裂的歷史重演風險</w:t>
             </w:r>
           </w:p>
         </w:tc>
@@ -1949,69 +2665,7 @@
           <w:p>
             <w:r/>
             <w:r>
-              <w:t xml:space="preserve">衝突已造成至少 </w:t>
-            </w:r>
-            <w:r>
-              <w:rPr>
-                <w:b/>
-              </w:rPr>
-              <w:t>1.45 萬名兒童喪生</w:t>
-            </w:r>
-            <w:r>
-              <w:t>、數千人受傷、近 100 萬人流離失所；停火僅為「邁向和平的第一步」。</w:t>
-            </w:r>
-          </w:p>
-        </w:tc>
-        <w:tc>
-          <w:tcPr>
-            <w:tcW w:type="dxa" w:w="2160"/>
-          </w:tcPr>
-          <w:p>
-            <w:r/>
-            <w:r>
-              <w:t>3</w:t>
-            </w:r>
-          </w:p>
-        </w:tc>
-      </w:tr>
-      <w:tr>
-        <w:tc>
-          <w:tcPr>
-            <w:tcW w:type="dxa" w:w="2160"/>
-            <w:vMerge/>
-          </w:tcPr>
-          <w:p/>
-        </w:tc>
-        <w:tc>
-          <w:tcPr>
-            <w:tcW w:type="dxa" w:w="2160"/>
-          </w:tcPr>
-          <w:p>
-            <w:r/>
-            <w:r>
-              <w:t>弗萊瑟（人道事務副秘書長）</w:t>
-            </w:r>
-          </w:p>
-        </w:tc>
-        <w:tc>
-          <w:tcPr>
-            <w:tcW w:type="dxa" w:w="2160"/>
-          </w:tcPr>
-          <w:p>
-            <w:r/>
-            <w:r>
-              <w:t>停火帶來希望，但援助過程仍充滿挑戰。</w:t>
-            </w:r>
-          </w:p>
-        </w:tc>
-        <w:tc>
-          <w:tcPr>
-            <w:tcW w:type="dxa" w:w="2160"/>
-          </w:tcPr>
-          <w:p>
-            <w:r/>
-            <w:r>
-              <w:t>5</w:t>
+              <w:t>2、7、19</w:t>
             </w:r>
           </w:p>
         </w:tc>
@@ -2024,7 +2678,7 @@
           <w:p>
             <w:r/>
             <w:r>
-              <w:t>2025-02-16</w:t>
+              <w:t>援助持續受阻</w:t>
             </w:r>
           </w:p>
         </w:tc>
@@ -2035,7 +2689,7 @@
           <w:p>
             <w:r/>
             <w:r>
-              <w:t>聯合國發言人</w:t>
+              <w:t>以方已拒絕 20+ 次搶修許可、44% 協調被拒；17 萬噸物資「可隨時運入」但准入未確認</w:t>
             </w:r>
           </w:p>
         </w:tc>
@@ -2046,7 +2700,7 @@
           <w:p>
             <w:r/>
             <w:r>
-              <w:t>將全力支持協議落實，為人道援助創造必要條件。</w:t>
+              <w:t>封鎖模式已形成制度性慣性</w:t>
             </w:r>
           </w:p>
         </w:tc>
@@ -2057,7 +2711,7 @@
           <w:p>
             <w:r/>
             <w:r>
-              <w:t>12</w:t>
+              <w:t>22、26、29</w:t>
             </w:r>
           </w:p>
         </w:tc>
@@ -2070,7 +2724,7 @@
           <w:p>
             <w:r/>
             <w:r>
-              <w:t>2025-02-26</w:t>
+              <w:t>醫療體系崩潰</w:t>
             </w:r>
           </w:p>
         </w:tc>
@@ -2081,7 +2735,7 @@
           <w:p>
             <w:r/>
             <w:r>
-              <w:t>人道協調廳（OCHA）</w:t>
+              <w:t>醫院設備破壞、兒童截肢率全球最高、新生兒在轉移中死亡；物資持續短缺</w:t>
             </w:r>
           </w:p>
         </w:tc>
@@ -2092,7 +2746,7 @@
           <w:p>
             <w:r/>
             <w:r>
-              <w:t>對以軍過度武力及流離失所者需求深表關切。</w:t>
+              <w:t>醫療基礎設施已遭不可逆損壞的風險</w:t>
             </w:r>
           </w:p>
         </w:tc>
@@ -2103,7 +2757,7 @@
           <w:p>
             <w:r/>
             <w:r>
-              <w:t>16</w:t>
+              <w:t>1、28、30</w:t>
             </w:r>
           </w:p>
         </w:tc>
@@ -2116,7 +2770,7 @@
           <w:p>
             <w:r/>
             <w:r>
-              <w:t>2025-05-02</w:t>
+              <w:t>衝突再升級</w:t>
             </w:r>
           </w:p>
         </w:tc>
@@ -2127,7 +2781,7 @@
           <w:p>
             <w:r/>
             <w:r>
-              <w:t>弗萊瑟</w:t>
+              <w:t>以色列「接管加薩城」、以軍加強軍事行動、約旦河西岸同步惡化</w:t>
             </w:r>
           </w:p>
         </w:tc>
@@ -2138,7 +2792,7 @@
           <w:p>
             <w:r/>
             <w:r>
-              <w:t>指稱以方阻斷援助為「對哈馬斯施壓」，嚴重違反國際法，屬「殘酷集體懲罰」。</w:t>
+              <w:t>軍事行動範圍與烈度均在擴大</w:t>
             </w:r>
           </w:p>
         </w:tc>
@@ -2149,7 +2803,7 @@
           <w:p>
             <w:r/>
             <w:r>
-              <w:t>20</w:t>
+              <w:t>14、25、27、28</w:t>
             </w:r>
           </w:p>
         </w:tc>
@@ -2162,7 +2816,7 @@
           <w:p>
             <w:r/>
             <w:r>
-              <w:t>2025-05-31</w:t>
+              <w:t>國際機制癱瘓</w:t>
             </w:r>
           </w:p>
         </w:tc>
@@ -2173,7 +2827,7 @@
           <w:p>
             <w:r/>
             <w:r>
-              <w:t>古特雷斯</w:t>
+              <w:t>美國安理會否決、人道協調成功率僅 1/3</w:t>
             </w:r>
           </w:p>
         </w:tc>
@@ -2184,7 +2838,7 @@
           <w:p>
             <w:r/>
             <w:r>
-              <w:t>對援助中心槍擊事件「深表震驚」，呼籲立即永久停火。</w:t>
+              <w:t>集體安全機制未能約束行動方</w:t>
             </w:r>
           </w:p>
         </w:tc>
@@ -2195,7 +2849,7 @@
           <w:p>
             <w:r/>
             <w:r>
-              <w:t>21</w:t>
+              <w:t>21、26</w:t>
             </w:r>
           </w:p>
         </w:tc>
@@ -2208,7 +2862,7 @@
           <w:p>
             <w:r/>
             <w:r>
-              <w:t>2025-07-03</w:t>
+              <w:t>人道災難不可逆</w:t>
             </w:r>
           </w:p>
         </w:tc>
@@ -2219,7 +2873,7 @@
           <w:p>
             <w:r/>
             <w:r>
-              <w:t>古特雷斯 / 杜加里克</w:t>
+              <w:t>飢餓「失控」、公衛危機、近 3 萬人缺乏基本生存條件</w:t>
             </w:r>
           </w:p>
         </w:tc>
@@ -2230,7 +2884,7 @@
           <w:p>
             <w:r/>
             <w:r>
-              <w:t>呼籲立即永久停火與全面准入；指出 44% 協調被拒。</w:t>
+              <w:t>已超越「可恢復」門檻</w:t>
             </w:r>
           </w:p>
         </w:tc>
@@ -2241,145 +2895,7 @@
           <w:p>
             <w:r/>
             <w:r>
-              <w:t>23、24、25</w:t>
-            </w:r>
-          </w:p>
-        </w:tc>
-      </w:tr>
-      <w:tr>
-        <w:tc>
-          <w:tcPr>
-            <w:tcW w:type="dxa" w:w="2160"/>
-          </w:tcPr>
-          <w:p>
-            <w:r/>
-            <w:r>
-              <w:t>2025-08-08</w:t>
-            </w:r>
-          </w:p>
-        </w:tc>
-        <w:tc>
-          <w:tcPr>
-            <w:tcW w:type="dxa" w:w="2160"/>
-            <w:vMerge w:val="restart"/>
-          </w:tcPr>
-          <w:p>
-            <w:r/>
-            <w:r>
-              <w:t>古特雷斯</w:t>
-            </w:r>
-          </w:p>
-          <w:p>
-            <w:r/>
-          </w:p>
-        </w:tc>
-        <w:tc>
-          <w:tcPr>
-            <w:tcW w:type="dxa" w:w="2160"/>
-          </w:tcPr>
-          <w:p>
-            <w:r/>
-            <w:r>
-              <w:t>對以方「接管加薩城」深表震驚，警告局勢危險升級。</w:t>
-            </w:r>
-          </w:p>
-        </w:tc>
-        <w:tc>
-          <w:tcPr>
-            <w:tcW w:type="dxa" w:w="2160"/>
-          </w:tcPr>
-          <w:p>
-            <w:r/>
-            <w:r>
-              <w:t>26</w:t>
-            </w:r>
-          </w:p>
-        </w:tc>
-      </w:tr>
-      <w:tr>
-        <w:tc>
-          <w:tcPr>
-            <w:tcW w:type="dxa" w:w="2160"/>
-            <w:vMerge w:val="restart"/>
-          </w:tcPr>
-          <w:p>
-            <w:r/>
-            <w:r>
-              <w:t>2025-10-03</w:t>
-            </w:r>
-          </w:p>
-          <w:p>
-            <w:r/>
-          </w:p>
-        </w:tc>
-        <w:tc>
-          <w:tcPr>
-            <w:tcW w:type="dxa" w:w="2160"/>
-            <w:vMerge/>
-          </w:tcPr>
-          <w:p/>
-        </w:tc>
-        <w:tc>
-          <w:tcPr>
-            <w:tcW w:type="dxa" w:w="2160"/>
-          </w:tcPr>
-          <w:p>
-            <w:r/>
-            <w:r>
-              <w:t>對哈馬斯宣布準備釋放人質「感到鼓舞」。</w:t>
-            </w:r>
-          </w:p>
-        </w:tc>
-        <w:tc>
-          <w:tcPr>
-            <w:tcW w:type="dxa" w:w="2160"/>
-          </w:tcPr>
-          <w:p>
-            <w:r/>
-            <w:r>
-              <w:t>28</w:t>
-            </w:r>
-          </w:p>
-        </w:tc>
-      </w:tr>
-      <w:tr>
-        <w:tc>
-          <w:tcPr>
-            <w:tcW w:type="dxa" w:w="2160"/>
-            <w:vMerge/>
-          </w:tcPr>
-          <w:p/>
-        </w:tc>
-        <w:tc>
-          <w:tcPr>
-            <w:tcW w:type="dxa" w:w="2160"/>
-          </w:tcPr>
-          <w:p>
-            <w:r/>
-            <w:r>
-              <w:t>世衛組織（WHO）</w:t>
-            </w:r>
-          </w:p>
-        </w:tc>
-        <w:tc>
-          <w:tcPr>
-            <w:tcW w:type="dxa" w:w="2160"/>
-          </w:tcPr>
-          <w:p>
-            <w:r/>
-            <w:r>
-              <w:t>執行新生兒緊急轉移任務；1 名嬰兒未能倖存。</w:t>
-            </w:r>
-          </w:p>
-        </w:tc>
-        <w:tc>
-          <w:tcPr>
-            <w:tcW w:type="dxa" w:w="2160"/>
-          </w:tcPr>
-          <w:p>
-            <w:r/>
-            <w:r>
-              <w:t>29</w:t>
+              <w:t>19、21、25</w:t>
             </w:r>
           </w:p>
         </w:tc>
@@ -2397,257 +2913,22 @@
         <w:pStyle w:val="Heading2"/>
       </w:pPr>
       <w:r>
-        <w:t>三、趨勢分析</w:t>
+        <w:t>六、SWOT 分析</w:t>
       </w:r>
     </w:p>
     <w:p/>
     <w:p>
-      <w:pPr>
-        <w:pStyle w:val="Heading3"/>
-      </w:pPr>
-      <w:r>
-        <w:t>3.1 停火協議「達成→脆弱維持→破裂→再升級」的完整弧線</w:t>
-      </w:r>
-    </w:p>
-    <w:p/>
-    <w:p>
-      <w:r>
-        <w:t>從現有資料可清晰辨識四個階段：</w:t>
-      </w:r>
-    </w:p>
-    <w:p/>
-    <w:p>
-      <w:r>
-        <w:t xml:space="preserve">1. </w:t>
+      <w:r>
+        <w:t>以下從</w:t>
       </w:r>
       <w:r>
         <w:rPr>
           <w:b/>
         </w:rPr>
-        <w:t>達成與初期執行（1 月中至 2 月中）</w:t>
-      </w:r>
-      <w:r>
-        <w:t>：停火協議於 1 月 19 日生效（來源6），首波人質交換在 2 月 16 日完成（來源10），第一階段「基本按商定步驟推進」（來源17）。</w:t>
-      </w:r>
-    </w:p>
-    <w:p>
-      <w:r>
-        <w:t xml:space="preserve">2. </w:t>
-      </w:r>
-      <w:r>
-        <w:rPr>
-          <w:b/>
-        </w:rPr>
-        <w:t>緊張與警告期（2 月下至 3 月）</w:t>
-      </w:r>
-      <w:r>
-        <w:t xml:space="preserve">：2 月 11 日已出現「停火或將終止」的報導（來源7），古特雷斯緊急呼籲避免戰火重燃（來源7、8）。3 月 1 日為第一階段截止日，但 </w:t>
-      </w:r>
-      <w:r>
-        <w:rPr>
-          <w:b/>
-        </w:rPr>
-        <w:t>3 月份本身缺乏直接資料</w:t>
-      </w:r>
-      <w:r>
-        <w:t>，無法確認當月具體談判狀態。</w:t>
-      </w:r>
-    </w:p>
-    <w:p>
-      <w:r>
-        <w:t xml:space="preserve">3. </w:t>
-      </w:r>
-      <w:r>
-        <w:rPr>
-          <w:b/>
-        </w:rPr>
-        <w:t>破裂與封鎖（4 月至 5 月）</w:t>
-      </w:r>
-      <w:r>
-        <w:t>：資料明確記載「停火協議於三月份破裂」（來源19），隨後以方連續四周（4 月）、兩個月（5 月）禁止所有援助進入（來源18、20），美國在安理會否決停火決議（來源21）。</w:t>
-      </w:r>
-    </w:p>
-    <w:p>
-      <w:r>
-        <w:t xml:space="preserve">4. </w:t>
-      </w:r>
-      <w:r>
-        <w:rPr>
-          <w:b/>
-        </w:rPr>
-        <w:t>惡化與再升級（6 月至 10 月）</w:t>
-      </w:r>
-      <w:r>
-        <w:t>：6 月 44% 人道協調被拒（來源25）→ 7 月強制轉移 3 萬人（來源24）→ 8 月以軍「接管加薩城」（來源26）、兒童截肢率全球最高（來源27）→ 10 月 3 日哈馬斯再度表態準備釋放人質（來源28）。</w:t>
-      </w:r>
-    </w:p>
-    <w:p/>
-    <w:p>
-      <w:pPr>
-        <w:pStyle w:val="Heading3"/>
-      </w:pPr>
-      <w:r>
-        <w:t>3.2 外交進展 ↔ 軍事行動 ↔ 人道情勢的傳導鏈</w:t>
-      </w:r>
-    </w:p>
-    <w:p/>
-    <w:p>
-      <w:r>
-        <w:t>資料呈現一條清晰的</w:t>
-      </w:r>
-      <w:r>
-        <w:rPr>
-          <w:b/>
-        </w:rPr>
-        <w:t>惡性循環</w:t>
-      </w:r>
-      <w:r>
-        <w:t>：</w:t>
-      </w:r>
-    </w:p>
-    <w:p/>
-    <w:p>
-      <w:pPr>
-        <w:pStyle w:val="IntenseQuote"/>
-      </w:pPr>
-      <w:r>
-        <w:rPr>
-          <w:b/>
-        </w:rPr>
-        <w:t>談判停滯／破裂 → 以方恢復或加劇軍事行動與邊境封鎖 → 人道准入被系統性阻斷（44% 被拒）→ 醫療體系崩潰（醫院設備被毀、兒童截肢率全球最高）→ 平民生存條件惡化 → 國際譴責但缺乏強制機制 → 談判再度停滯</w:t>
-      </w:r>
-    </w:p>
-    <w:p/>
-    <w:p>
-      <w:r>
-        <w:t>具體證據：</w:t>
-      </w:r>
-    </w:p>
-    <w:p>
-      <w:pPr>
-        <w:pStyle w:val="ListBullet"/>
-      </w:pPr>
-      <w:r>
-        <w:t>停火有效期（1-2 月）：援助雖仍有挑戰（來源5），但協議明列「大幅增加援助物資」（來源11），人道協調相對暢通。</w:t>
-      </w:r>
-    </w:p>
-    <w:p>
-      <w:pPr>
-        <w:pStyle w:val="ListBullet"/>
-      </w:pPr>
-      <w:r>
-        <w:t>停火破裂後（4 月起）：邊境四周全關（來源18）→ 50 天無物資（來源19）→ 20 次搶修許可被拒（來源22）→ 44% 協調被拒（來源25），呈逐月惡化。</w:t>
-      </w:r>
-    </w:p>
-    <w:p>
-      <w:pPr>
-        <w:pStyle w:val="ListBullet"/>
-      </w:pPr>
-      <w:r>
-        <w:t>10 月 3 日：哈馬斯重新表態釋放意圖（來源28），與聯合國已備妥 17 萬噸物資「可隨時運入」（來源28）形成</w:t>
-      </w:r>
-      <w:r>
-        <w:rPr>
-          <w:b/>
-        </w:rPr>
-        <w:t>外交意圖與人道能力並備</w:t>
-      </w:r>
-      <w:r>
-        <w:t>的窗口，但現有事實顯示此意圖尚未轉化為實際行動。</w:t>
-      </w:r>
-    </w:p>
-    <w:p/>
-    <w:p>
-      <w:pPr>
-        <w:pStyle w:val="Heading3"/>
-      </w:pPr>
-      <w:r>
-        <w:t>3.3 國際安全對醫療體系的直接打擊</w:t>
-      </w:r>
-    </w:p>
-    <w:p/>
-    <w:p>
-      <w:pPr>
-        <w:pStyle w:val="ListBullet"/>
-      </w:pPr>
-      <w:r>
-        <w:t>醫院設備被破壞（來源1）→ 物資短缺限制運作（來源1）→ 病患無法轉送（來源29：第 4 名新生兒在等待轉移中死亡）→ 兒童截肢率全球最高（來源27）。</w:t>
-      </w:r>
-    </w:p>
-    <w:p>
-      <w:pPr>
-        <w:pStyle w:val="ListBullet"/>
-      </w:pPr>
-      <w:r>
-        <w:t>這顯示軍事行動並非僅造成即時傷亡，更通過「封鎖→物資斷供→醫療崩潰→慢性傷害累積」的路徑，產生長期不可逆的人道損害。</w:t>
-      </w:r>
-    </w:p>
-    <w:p/>
-    <w:p>
-      <w:pPr>
-        <w:pStyle w:val="Heading3"/>
-      </w:pPr>
-      <w:r>
-        <w:t>3.4 10 月重點時段：現有資料的限度</w:t>
-      </w:r>
-    </w:p>
-    <w:p/>
-    <w:p>
-      <w:r>
-        <w:t>問句將 10 月列為重點（哈馬斯釋放意圖、古特雷斯表態、卡達／埃及調解、聯合國備妥物資），但現有 10 月資料僅 2025-10-03 一天（來源28、29）：</w:t>
-      </w:r>
-    </w:p>
-    <w:p/>
-    <w:p>
-      <w:pPr>
-        <w:pStyle w:val="ListBullet"/>
-      </w:pPr>
-      <w:r>
-        <w:rPr>
-          <w:b/>
-        </w:rPr>
-        <w:t>已確認</w:t>
-      </w:r>
-      <w:r>
-        <w:t>：哈馬斯宣布準備釋放人質（來源28）；古特雷斯「感到鼓舞」（來源28）；聯合國備妥約 17 萬噸物資（來源28）；世衛組織執行新生兒緊急轉移（來源29）。</w:t>
-      </w:r>
-    </w:p>
-    <w:p>
-      <w:pPr>
-        <w:pStyle w:val="ListBullet"/>
-      </w:pPr>
-      <w:r>
-        <w:rPr>
-          <w:b/>
-        </w:rPr>
-        <w:t>資料不足</w:t>
-      </w:r>
-      <w:r>
-        <w:t>：卡達與埃及在 10 月調解中的具體角色、以色列是否回應、是否達成新交換時間表、美國態度變化等，現行片段中</w:t>
-      </w:r>
-      <w:r>
-        <w:rPr>
-          <w:b/>
-        </w:rPr>
-        <w:t>未見記載</w:t>
-      </w:r>
-      <w:r>
-        <w:t>，無法補充。</w:t>
-      </w:r>
-    </w:p>
-    <w:p/>
-    <w:p>
-      <w:r>
-        <w:t>---</w:t>
-      </w:r>
-    </w:p>
-    <w:p/>
-    <w:p>
-      <w:pPr>
-        <w:pStyle w:val="Heading2"/>
-      </w:pPr>
-      <w:r>
-        <w:t>四、SWOT 分析</w:t>
+        <w:t>國際人道干預與加薩平民保護</w:t>
+      </w:r>
+      <w:r>
+        <w:t>的視角進行 SWOT 分析。</w:t>
       </w:r>
     </w:p>
     <w:p/>
@@ -2746,11 +3027,11 @@
           <w:p>
             <w:r/>
             <w:r>
-              <w:rPr>
-                <w:b/>
-              </w:rPr>
-              <w:t>S（優勢）</w:t>
+              <w:t>Strength（優勢）</w:t>
             </w:r>
+          </w:p>
+          <w:p>
+            <w:r/>
           </w:p>
           <w:p>
             <w:r/>
@@ -2766,7 +3047,7 @@
           <w:p>
             <w:r/>
             <w:r>
-              <w:t>國際調解機制仍在運轉</w:t>
+              <w:t>國際社會動員能力</w:t>
             </w:r>
           </w:p>
         </w:tc>
@@ -2777,7 +3058,7 @@
           <w:p>
             <w:r/>
             <w:r>
-              <w:t>埃及、卡達、美國在 1 月協議達成中扮演關鍵調解角色（來源2）；多哈仍被視為第二階段談判場地（來源8）；10 月哈馬斯重新表態釋放意圖（來源28），顯示談判窗口尚未完全關閉。</w:t>
+              <w:t>聯合國及合作夥伴已備妥約 17 萬噸食品、藥品、帳篷等物資，具備「可隨時運入」的就緒狀態</w:t>
             </w:r>
           </w:p>
         </w:tc>
@@ -2788,7 +3069,7 @@
           <w:p>
             <w:r/>
             <w:r>
-              <w:t>2、8、28</w:t>
+              <w:t>來源29</w:t>
             </w:r>
           </w:p>
         </w:tc>
@@ -2808,7 +3089,7 @@
           <w:p>
             <w:r/>
             <w:r>
-              <w:t>人道物資「就緒待入」</w:t>
+              <w:t>多邊調解機制存在</w:t>
             </w:r>
           </w:p>
         </w:tc>
@@ -2819,7 +3100,7 @@
           <w:p>
             <w:r/>
             <w:r>
-              <w:t>聯合國及合作夥伴已準備約 17 萬噸食品、藥品、帳篷，「可隨時運入」（來源28），顯示一旦准入恢復，援助可在短時間內大幅擴展。</w:t>
+              <w:t>埃及、卡達、美國三國調解框架已運作並促成過停火協議；多哈為第二階段談判地點</w:t>
             </w:r>
           </w:p>
         </w:tc>
@@ -2830,7 +3111,7 @@
           <w:p>
             <w:r/>
             <w:r>
-              <w:t>28</w:t>
+              <w:t>來源2、8</w:t>
             </w:r>
           </w:p>
         </w:tc>
@@ -2850,7 +3131,7 @@
           <w:p>
             <w:r/>
             <w:r>
-              <w:t>國際法與道義框架明確</w:t>
+              <w:t>人道協調網絡成熟</w:t>
             </w:r>
           </w:p>
         </w:tc>
@@ -2861,7 +3142,7 @@
           <w:p>
             <w:r/>
             <w:r>
-              <w:t>古特雷斯多次援引國際人道法、國際人權法（來源4、13、23），UNICEF、OCHA、WHO 持續發布數據與譴責（來源3、16、29），為後續行動提供法理與輿論基礎。</w:t>
+              <w:t>聯合國、UNRWA、WHO、OCHA 等多機構協同運作，6 月仍嘗試近 400 次人道協調</w:t>
             </w:r>
           </w:p>
         </w:tc>
@@ -2872,7 +3153,49 @@
           <w:p>
             <w:r/>
             <w:r>
-              <w:t>3、4、13、16、23、29</w:t>
+              <w:t>來源26</w:t>
+            </w:r>
+          </w:p>
+        </w:tc>
+      </w:tr>
+      <w:tr>
+        <w:tc>
+          <w:tcPr>
+            <w:tcW w:type="dxa" w:w="2160"/>
+            <w:vMerge/>
+          </w:tcPr>
+          <w:p/>
+        </w:tc>
+        <w:tc>
+          <w:tcPr>
+            <w:tcW w:type="dxa" w:w="2160"/>
+          </w:tcPr>
+          <w:p>
+            <w:r/>
+            <w:r>
+              <w:t>國際法框架清晰</w:t>
+            </w:r>
+          </w:p>
+        </w:tc>
+        <w:tc>
+          <w:tcPr>
+            <w:tcW w:type="dxa" w:w="2160"/>
+          </w:tcPr>
+          <w:p>
+            <w:r/>
+            <w:r>
+              <w:t>古特雷斯多次援引國際人道法、國際人權法，各機構以「集體懲罰」「違反國際法」等法律語言施壓</w:t>
+            </w:r>
+          </w:p>
+        </w:tc>
+        <w:tc>
+          <w:tcPr>
+            <w:tcW w:type="dxa" w:w="2160"/>
+          </w:tcPr>
+          <w:p>
+            <w:r/>
+            <w:r>
+              <w:t>來源4、13、20、24</w:t>
             </w:r>
           </w:p>
         </w:tc>
@@ -2886,10 +3209,7 @@
           <w:p>
             <w:r/>
             <w:r>
-              <w:rPr>
-                <w:b/>
-              </w:rPr>
-              <w:t>W（劣勢）</w:t>
+              <w:t>Weakness（劣勢）</w:t>
             </w:r>
           </w:p>
           <w:p>
@@ -2909,7 +3229,7 @@
           <w:p>
             <w:r/>
             <w:r>
-              <w:t>人道准入被系統性阻斷</w:t>
+              <w:t>停火協議缺乏強制執行機制</w:t>
             </w:r>
           </w:p>
         </w:tc>
@@ -2920,7 +3240,7 @@
           <w:p>
             <w:r/>
             <w:r>
-              <w:t>4 月起邊境全關（來源18）、50 天無物資（來源19）、20 次搶修許可被拒（來源22）、6 月 44% 協調被拒（來源25），顯示以方擁有「一票否決」實際能力，而國際社會缺乏強制執行機制。</w:t>
+              <w:t>協議破裂後無有效制裁手段；美國安理會否決阻礙集體行動</w:t>
             </w:r>
           </w:p>
         </w:tc>
@@ -2931,7 +3251,7 @@
           <w:p>
             <w:r/>
             <w:r>
-              <w:t>18、19、22、25</w:t>
+              <w:t>來源21</w:t>
             </w:r>
           </w:p>
         </w:tc>
@@ -2951,7 +3271,7 @@
           <w:p>
             <w:r/>
             <w:r>
-              <w:t>醫療體系已近崩潰</w:t>
+              <w:t>人道准入高度依賴單方同意</w:t>
             </w:r>
           </w:p>
         </w:tc>
@@ -2962,7 +3282,7 @@
           <w:p>
             <w:r/>
             <w:r>
-              <w:t>醫院設備被毀（來源1）、兒童截肢率全球最高（來源27）、新生兒在等待轉移中死亡（來源29），醫療能力損耗具有長期不可逆性。</w:t>
+              <w:t>以方拒絕 44% 協調、20+ 次搶修許可；「備妥」與「到位」間存在結構性斷裂</w:t>
             </w:r>
           </w:p>
         </w:tc>
@@ -2973,7 +3293,7 @@
           <w:p>
             <w:r/>
             <w:r>
-              <w:t>1、27、29</w:t>
+              <w:t>來源22、26、29</w:t>
             </w:r>
           </w:p>
         </w:tc>
@@ -2993,7 +3313,7 @@
           <w:p>
             <w:r/>
             <w:r>
-              <w:t>安理會機制癱瘓</w:t>
+              <w:t>醫療體系已遭不可逆損毀</w:t>
             </w:r>
           </w:p>
         </w:tc>
@@ -3004,7 +3324,7 @@
           <w:p>
             <w:r/>
             <w:r>
-              <w:t>美國 5 月否決停火決議（來源21），使聯合國安理會無法通過有約束力的停火或准入決議，削弱了國際集體安全機制的作用。</w:t>
+              <w:t>醫院設備破壞、兒童截肢率全球最高、新生兒在轉移中死亡</w:t>
             </w:r>
           </w:p>
         </w:tc>
@@ -3015,7 +3335,7 @@
           <w:p>
             <w:r/>
             <w:r>
-              <w:t>21</w:t>
+              <w:t>來源1、28、30</w:t>
             </w:r>
           </w:p>
         </w:tc>
@@ -3035,7 +3355,7 @@
           <w:p>
             <w:r/>
             <w:r>
-              <w:t>資料連續性缺口</w:t>
+              <w:t>資料與時間覆蓋不完整</w:t>
             </w:r>
           </w:p>
         </w:tc>
@@ -3046,7 +3366,7 @@
           <w:p>
             <w:r/>
             <w:r>
-              <w:t>3 月（停火破裂關鍵月）與 9 月完全無資料；10 月僅 1 天紀錄。若需完整追蹤談判脈絡，現有資料不足以填補這兩個月的事件細節。</w:t>
+              <w:t>2025 年 3 月、9 月無獨立數據；10 月僅 1 日紀錄；無法追蹤 Q4 後期動態</w:t>
             </w:r>
           </w:p>
         </w:tc>
@@ -3057,7 +3377,7 @@
           <w:p>
             <w:r/>
             <w:r>
-              <w:t>-</w:t>
+              <w:t>agg 統計</w:t>
             </w:r>
           </w:p>
         </w:tc>
@@ -3071,10 +3391,7 @@
           <w:p>
             <w:r/>
             <w:r>
-              <w:rPr>
-                <w:b/>
-              </w:rPr>
-              <w:t>O（機會）</w:t>
+              <w:t>Opportunity（機會）</w:t>
             </w:r>
           </w:p>
           <w:p>
@@ -3091,7 +3408,7 @@
           <w:p>
             <w:r/>
             <w:r>
-              <w:t>10 月外交窗口</w:t>
+              <w:t>10 月人質談判窗口重啟</w:t>
             </w:r>
           </w:p>
         </w:tc>
@@ -3102,7 +3419,7 @@
           <w:p>
             <w:r/>
             <w:r>
-              <w:t>哈馬斯主動表態準備釋放人質（來源28）＋聯合國物資就緒（來源28）＋古特雷斯正面回應（來源28），三者同時到位，構成近年罕見的「意願＋能力＋道義」三合一窗口。</w:t>
+              <w:t>哈馬斯宣布準備釋放人質，古特雷斯表示「感到鼓舞」；若談判進展，可能帶動人道准入放寬</w:t>
             </w:r>
           </w:p>
         </w:tc>
@@ -3113,7 +3430,7 @@
           <w:p>
             <w:r/>
             <w:r>
-              <w:t>28</w:t>
+              <w:t>來源29</w:t>
             </w:r>
           </w:p>
         </w:tc>
@@ -3133,7 +3450,7 @@
           <w:p>
             <w:r/>
             <w:r>
-              <w:t>停火協議框架仍具參考價值</w:t>
+              <w:t>國際輿論壓力持續</w:t>
             </w:r>
           </w:p>
         </w:tc>
@@ -3144,7 +3461,7 @@
           <w:p>
             <w:r/>
             <w:r>
-              <w:t>三階段協議（來源11）已包含軍撤、平民返回、援助增加等具體條款，若談判重啟，可作為現成藍本，降低重新談判時間成本。</w:t>
+              <w:t>古特雷斯多次強烈譴責；各機構公開數據（44% 拒絕率、17 萬噸備妥物資）形成透明化壓力</w:t>
             </w:r>
           </w:p>
         </w:tc>
@@ -3155,7 +3472,7 @@
           <w:p>
             <w:r/>
             <w:r>
-              <w:t>11</w:t>
+              <w:t>來源24、26、27</w:t>
             </w:r>
           </w:p>
         </w:tc>
@@ -3175,7 +3492,7 @@
           <w:p>
             <w:r/>
             <w:r>
-              <w:t>國際輿論壓力持續累積</w:t>
+              <w:t>以伊停火降低多線衝突風險</w:t>
             </w:r>
           </w:p>
         </w:tc>
@@ -3186,7 +3503,7 @@
           <w:p>
             <w:r/>
             <w:r>
-              <w:t>從 1 月「歡迎停火」（來源2）到 8 月「深表震驚」（來源26）再到 10 月「感到鼓舞」（來源28），國際社會關注度未退卻，為施壓創造持續空間。</w:t>
+              <w:t>6 月美國斡旋以伊停火，可能減少以色列分散資源與擴大加薩行動的動機</w:t>
             </w:r>
           </w:p>
         </w:tc>
@@ -3197,7 +3514,7 @@
           <w:p>
             <w:r/>
             <w:r>
-              <w:t>2、26、28</w:t>
+              <w:t>來源23</w:t>
             </w:r>
           </w:p>
         </w:tc>
@@ -3211,14 +3528,8 @@
           <w:p>
             <w:r/>
             <w:r>
-              <w:rPr>
-                <w:b/>
-              </w:rPr>
-              <w:t>T（威脅）</w:t>
+              <w:t>Threat（威脅）</w:t>
             </w:r>
-          </w:p>
-          <w:p>
-            <w:r/>
           </w:p>
           <w:p>
             <w:r/>
@@ -3237,7 +3548,7 @@
           <w:p>
             <w:r/>
             <w:r>
-              <w:t>談判再度破裂</w:t>
+              <w:t>以色列「接管加薩城」戰略意圖</w:t>
             </w:r>
           </w:p>
         </w:tc>
@@ -3248,7 +3559,7 @@
           <w:p>
             <w:r/>
             <w:r>
-              <w:t>2 月曾出現「停火或將終止」危機（來源7），3 月實際破裂（來源19）；10 月意圖尚未轉化為行動，若以方無回應或內部政治變化，可能再次破裂。</w:t>
+              <w:t>古特雷斯指出此為「危險升級」，可能加劇數百萬人的災難性後果</w:t>
             </w:r>
           </w:p>
         </w:tc>
@@ -3259,7 +3570,7 @@
           <w:p>
             <w:r/>
             <w:r>
-              <w:t>7、19、28</w:t>
+              <w:t>來源27</w:t>
             </w:r>
           </w:p>
         </w:tc>
@@ -3290,7 +3601,7 @@
           <w:p>
             <w:r/>
             <w:r>
-              <w:t>8 月「接管加薩城」（來源26）、兒童截肢率全球最高（來源27）顯示軍事強度未減；若停火無法達成，平民傷亡與醫療崩潰將進一步惡化。</w:t>
+              <w:t>以軍加強加薩城及周边行動；約旦河西岸同步惡化；強制轉移規模擴大</w:t>
             </w:r>
           </w:p>
         </w:tc>
@@ -3301,7 +3612,7 @@
           <w:p>
             <w:r/>
             <w:r>
-              <w:t>26、27</w:t>
+              <w:t>來源14、25、27、28</w:t>
             </w:r>
           </w:p>
         </w:tc>
@@ -3321,7 +3632,7 @@
           <w:p>
             <w:r/>
             <w:r>
-              <w:t>援助受阻造成人道災難</w:t>
+              <w:t>飢餓與公衛危機跨過不可逆閾值</w:t>
             </w:r>
           </w:p>
         </w:tc>
@@ -3332,7 +3643,7 @@
           <w:p>
             <w:r/>
             <w:r>
-              <w:t>連續數月無物資進入（來源19、20）、民眾在援助中心遭槍擊（來源21）、44% 協調被拒（來源25），已構成「以飢餓為武器」的集體懲罰風險（來源20）。</w:t>
+              <w:t>飢餓已「失控」、公衛危機「日益嚴重」，流離失所者缺乏基本生存條件</w:t>
             </w:r>
           </w:p>
         </w:tc>
@@ -3343,7 +3654,7 @@
           <w:p>
             <w:r/>
             <w:r>
-              <w:t>19、20、21、25</w:t>
+              <w:t>來源19、21、25</w:t>
             </w:r>
           </w:p>
         </w:tc>
@@ -3363,7 +3674,7 @@
           <w:p>
             <w:r/>
             <w:r>
-              <w:t>醫療體系惡化不可逆</w:t>
+              <w:t>人質安全受威脅</w:t>
             </w:r>
           </w:p>
         </w:tc>
@@ -3374,7 +3685,7 @@
           <w:p>
             <w:r/>
             <w:r>
-              <w:t>新生兒死亡（來源29）、截肢率全球最高（來源27）表明即使停火恢復，醫療重建需要遠超短期停火時程，間接推高長期平民死亡率。</w:t>
+              <w:t>古特雷斯明確指出「接管加薩城」可能危及仍被扣押之人質</w:t>
             </w:r>
           </w:p>
         </w:tc>
@@ -3385,49 +3696,7 @@
           <w:p>
             <w:r/>
             <w:r>
-              <w:t>27、29</w:t>
-            </w:r>
-          </w:p>
-        </w:tc>
-      </w:tr>
-      <w:tr>
-        <w:tc>
-          <w:tcPr>
-            <w:tcW w:type="dxa" w:w="2160"/>
-            <w:vMerge/>
-          </w:tcPr>
-          <w:p/>
-        </w:tc>
-        <w:tc>
-          <w:tcPr>
-            <w:tcW w:type="dxa" w:w="2160"/>
-          </w:tcPr>
-          <w:p>
-            <w:r/>
-            <w:r>
-              <w:t>衝突外溢至約旦河西岸</w:t>
-            </w:r>
-          </w:p>
-        </w:tc>
-        <w:tc>
-          <w:tcPr>
-            <w:tcW w:type="dxa" w:w="2160"/>
-          </w:tcPr>
-          <w:p>
-            <w:r/>
-            <w:r>
-              <w:t>2 月西岸已出現數周軍事行動、四萬人流離失所（來源14、15），若加薩局勢再升級，西岸可能成為第二戰場，擴大人道危機規模。</w:t>
-            </w:r>
-          </w:p>
-        </w:tc>
-        <w:tc>
-          <w:tcPr>
-            <w:tcW w:type="dxa" w:w="2160"/>
-          </w:tcPr>
-          <w:p>
-            <w:r/>
-            <w:r>
-              <w:t>14、15、16</w:t>
+              <w:t>來源27</w:t>
             </w:r>
           </w:p>
         </w:tc>
@@ -3445,28 +3714,52 @@
         <w:pStyle w:val="Heading2"/>
       </w:pPr>
       <w:r>
-        <w:t>五、綜合研判與後續風險</w:t>
+        <w:t>七、結論與建議關注要點</w:t>
       </w:r>
     </w:p>
     <w:p/>
     <w:p>
-      <w:pPr>
-        <w:pStyle w:val="Heading3"/>
-      </w:pPr>
-      <w:r>
-        <w:t>5.1 停火與人質談判對人道准入的實際影響</w:t>
+      <w:r>
+        <w:t xml:space="preserve">1. </w:t>
+      </w:r>
+      <w:r>
+        <w:rPr>
+          <w:b/>
+        </w:rPr>
+        <w:t>談判窗口極為短暫且脆弱：</w:t>
+      </w:r>
+      <w:r>
+        <w:t xml:space="preserve"> 2025 年 1-10 月的數據顯示，從停火達成到破裂僅約 2-3 個月（來源2、19），任何重啟信號（如 10 月 3 日哈馬斯釋放人質表態，來源29）都應被視為</w:t>
+      </w:r>
+      <w:r>
+        <w:rPr>
+          <w:b/>
+        </w:rPr>
+        <w:t>時間敏感的行動窗口</w:t>
+      </w:r>
+      <w:r>
+        <w:t>，需立即同步推動人道准入。</w:t>
       </w:r>
     </w:p>
     <w:p/>
     <w:p>
       <w:r>
-        <w:t>現有資料顯示一個核心事實：</w:t>
+        <w:t xml:space="preserve">2. </w:t>
       </w:r>
       <w:r>
         <w:rPr>
           <w:b/>
         </w:rPr>
-        <w:t>停火協議的有效執行是人道准入的前提條件</w:t>
+        <w:t>「備妥」不等於「到位」：</w:t>
+      </w:r>
+      <w:r>
+        <w:t xml:space="preserve"> 17 萬噸物資已備妥（來源29），但 6 月數據顯示 44% 協調被拒（來源26）、20+ 次搶修被拒（來源22），表明</w:t>
+      </w:r>
+      <w:r>
+        <w:rPr>
+          <w:b/>
+        </w:rPr>
+        <w:t>缺乏以方准入同意，物資無法轉化為平民實際獲得的援助</w:t>
       </w:r>
       <w:r>
         <w:t>。</w:t>
@@ -3474,11 +3767,62 @@
     </w:p>
     <w:p/>
     <w:p>
-      <w:pPr>
-        <w:pStyle w:val="ListBullet"/>
-      </w:pPr>
-      <w:r>
-        <w:t>停火有效時（1-2 月）：協議明列「大幅增加援助物資」（來源11），人道協調雖仍有困難（來源5）但並非全面阻斷。</w:t>
+      <w:r>
+        <w:t xml:space="preserve">3. </w:t>
+      </w:r>
+      <w:r>
+        <w:rPr>
+          <w:b/>
+        </w:rPr>
+        <w:t>醫療體系已接近崩潰邊緣：</w:t>
+      </w:r>
+      <w:r>
+        <w:t xml:space="preserve"> 醫院設備破壞（來源1）、兒童截肢率全球最高（來源28）、新生兒在轉移途中死亡（來源30）構成連鎖崩潰信號，</w:t>
+      </w:r>
+      <w:r>
+        <w:rPr>
+          <w:b/>
+        </w:rPr>
+        <w:t>若軍事行動持續，醫療體系將失去自我修復能力</w:t>
+      </w:r>
+      <w:r>
+        <w:t>。</w:t>
+      </w:r>
+    </w:p>
+    <w:p/>
+    <w:p>
+      <w:r>
+        <w:t xml:space="preserve">4. </w:t>
+      </w:r>
+      <w:r>
+        <w:rPr>
+          <w:b/>
+        </w:rPr>
+        <w:t>安理會機制受阻：</w:t>
+      </w:r>
+      <w:r>
+        <w:t xml:space="preserve"> 美國 5 月否決（來源21）表明在現有安全理事會格局下，</w:t>
+      </w:r>
+      <w:r>
+        <w:rPr>
+          <w:b/>
+        </w:rPr>
+        <w:t>無法透過強制決議實現停火或援助准入</w:t>
+      </w:r>
+      <w:r>
+        <w:t>，需探索雙邊施壓、區域調解（卡達、埃及，來源2）及區域組織等非安理會路徑。</w:t>
+      </w:r>
+    </w:p>
+    <w:p/>
+    <w:p>
+      <w:r>
+        <w:t xml:space="preserve">5. </w:t>
+      </w:r>
+      <w:r>
+        <w:rPr>
+          <w:b/>
+        </w:rPr>
+        <w:t>持續追蹤重點（10 月-12 月）：</w:t>
       </w:r>
     </w:p>
     <w:p>
@@ -3486,7 +3830,7 @@
         <w:pStyle w:val="ListBullet"/>
       </w:pPr>
       <w:r>
-        <w:t>停火破裂後（4-8 月）：邊境全關（來源18）、44% 協調被拒（來源25）、20 次搶修被拒（來源22），人道准入近乎歸零。</w:t>
+        <w:t>哈馬斯釋放人質是否實際執行，以及以方是否同步釋放巴勒斯坦囚犯</w:t>
       </w:r>
     </w:p>
     <w:p>
@@ -3494,141 +3838,7 @@
         <w:pStyle w:val="ListBullet"/>
       </w:pPr>
       <w:r>
-        <w:t>10 月 3 日：物資「可隨時運入」（來源28），暗示准入在技術與意圖層面已具備條件，但</w:t>
-      </w:r>
-      <w:r>
-        <w:rPr>
-          <w:b/>
-        </w:rPr>
-        <w:t>尚無實際放行的紀錄</w:t>
-      </w:r>
-      <w:r>
-        <w:t>。</w:t>
-      </w:r>
-    </w:p>
-    <w:p/>
-    <w:p>
-      <w:r>
-        <w:t>結論：在現有資料中，</w:t>
-      </w:r>
-      <w:r>
-        <w:rPr>
-          <w:b/>
-        </w:rPr>
-        <w:t>外交進展與人道准入之間呈高度正相關</w:t>
-      </w:r>
-      <w:r>
-        <w:t>--談判推进則准入改善，談判停滯或破裂則准入被系統性阻斷。</w:t>
-      </w:r>
-    </w:p>
-    <w:p/>
-    <w:p>
-      <w:pPr>
-        <w:pStyle w:val="Heading3"/>
-      </w:pPr>
-      <w:r>
-        <w:t>5.2 主要後續風險（按可能性與嚴重度排序）</w:t>
-      </w:r>
-    </w:p>
-    <w:p/>
-    <w:p>
-      <w:r>
-        <w:t xml:space="preserve">1. </w:t>
-      </w:r>
-      <w:r>
-        <w:rPr>
-          <w:b/>
-        </w:rPr>
-        <w:t>談判再度破裂（高可能性 × 高嚴重度）</w:t>
-      </w:r>
-      <w:r>
-        <w:t>：10 月哈馬斯意圖尚未獲以方具體回應（資料未載），若以方內部政治或美以關係變化導致拒絕，可能重演 2-3 月「談判→破裂→封鎖」週期（來源7、19）。</w:t>
-      </w:r>
-    </w:p>
-    <w:p>
-      <w:r>
-        <w:t xml:space="preserve">2. </w:t>
-      </w:r>
-      <w:r>
-        <w:rPr>
-          <w:b/>
-        </w:rPr>
-        <w:t>援助長期受阻（中高可能性 × 極高嚴重度）</w:t>
-      </w:r>
-      <w:r>
-        <w:t>：已連續數月無物資進入（來源19、20），加薩人口面臨斷糧（來源19）；若 10 月窗口關閉，糧荒與相關疾病將加速惡化（來源19、20）。</w:t>
-      </w:r>
-    </w:p>
-    <w:p>
-      <w:r>
-        <w:t xml:space="preserve">3. </w:t>
-      </w:r>
-      <w:r>
-        <w:rPr>
-          <w:b/>
-        </w:rPr>
-        <w:t>醫療體系進一步崩潰（中高可能性 × 高嚴重度）</w:t>
-      </w:r>
-      <w:r>
-        <w:t>：兒童截肢率已全球最高（來源27），新生兒在轉移中死亡（來源29）；若物資持續無法進入，醫院將失去最後運作能力。</w:t>
-      </w:r>
-    </w:p>
-    <w:p>
-      <w:r>
-        <w:t xml:space="preserve">4. </w:t>
-      </w:r>
-      <w:r>
-        <w:rPr>
-          <w:b/>
-        </w:rPr>
-        <w:t>衝突再升級與外溢（中可能性 × 極高嚴重度）</w:t>
-      </w:r>
-      <w:r>
-        <w:t>：8 月「接管加薩城」（來源26）與西岸軍事行動（來源14、15）顯示以方軍事意圖未收斂；若停火無果，可能同時在加薩與西岸展開大規模行動，擴大平民傷亡。</w:t>
-      </w:r>
-    </w:p>
-    <w:p>
-      <w:r>
-        <w:t xml:space="preserve">5. </w:t>
-      </w:r>
-      <w:r>
-        <w:rPr>
-          <w:b/>
-        </w:rPr>
-        <w:t>國際機制進一步癱瘓（中可能性 × 中嚴重度）</w:t>
-      </w:r>
-      <w:r>
-        <w:t>：美國安理會否決（來源21）已顯示集體安全機制失靈；若後續繼續否決，將進一步削弱國際社會的施壓能力。</w:t>
-      </w:r>
-    </w:p>
-    <w:p/>
-    <w:p>
-      <w:pPr>
-        <w:pStyle w:val="Heading3"/>
-      </w:pPr>
-      <w:r>
-        <w:t>5.3 觀察指標建議</w:t>
-      </w:r>
-    </w:p>
-    <w:p/>
-    <w:p>
-      <w:r>
-        <w:t>基於現有資料，建議後續追蹤以下指標以判斷局勢走向：</w:t>
-      </w:r>
-    </w:p>
-    <w:p/>
-    <w:p>
-      <w:pPr>
-        <w:pStyle w:val="ListBullet"/>
-      </w:pPr>
-      <w:r>
-        <w:rPr>
-          <w:b/>
-        </w:rPr>
-        <w:t>政治外交</w:t>
-      </w:r>
-      <w:r>
-        <w:t>：哈馬斯 10 月意圖是否轉化為具體人質交換時間表；以色列是否回應；卡達／埃及是否啟動新一輪多哈談判（參考來源8）。</w:t>
+        <w:t>17 萬噸物資是否有任何批次實際進入加薩</w:t>
       </w:r>
     </w:p>
     <w:p>
@@ -3636,13 +3846,7 @@
         <w:pStyle w:val="ListBullet"/>
       </w:pPr>
       <w:r>
-        <w:rPr>
-          <w:b/>
-        </w:rPr>
-        <w:t>人道准入</w:t>
-      </w:r>
-      <w:r>
-        <w:t>：17 萬噸備妥物資（來源28）是否開始實際運入；邊境口岸是否重新開放；人道協調批准率是否從 44% 被拒（來源25）出現改善。</w:t>
+        <w:t>以色列「接管加薩城」行動是否擴大</w:t>
       </w:r>
     </w:p>
     <w:p>
@@ -3650,13 +3854,7 @@
         <w:pStyle w:val="ListBullet"/>
       </w:pPr>
       <w:r>
-        <w:rPr>
-          <w:b/>
-        </w:rPr>
-        <w:t>醫療衛生</w:t>
-      </w:r>
-      <w:r>
-        <w:t>：醫院是否恢復基本運作（對比來源1 的設備破壞）；是否再有新生兒／病患在等待轉移中死亡（對比來源29）。</w:t>
+        <w:t>加薩醫療體系（尤其新生儿科、外科）是否仍有基本運作能力</w:t>
       </w:r>
     </w:p>
     <w:p>
@@ -3664,99 +3862,22 @@
         <w:pStyle w:val="ListBullet"/>
       </w:pPr>
       <w:r>
-        <w:rPr>
-          <w:b/>
-        </w:rPr>
-        <w:t>安全情勢</w:t>
-      </w:r>
-      <w:r>
-        <w:t>：以軍是否停止「接管加薩城」行動（來源26）；是否出現新的強制轉移（對比來源24）。</w:t>
-      </w:r>
-    </w:p>
-    <w:p>
-      <w:pPr>
-        <w:pStyle w:val="ListBullet"/>
-      </w:pPr>
-      <w:r>
-        <w:rPr>
-          <w:b/>
-        </w:rPr>
-        <w:t>國際組織</w:t>
-      </w:r>
-      <w:r>
-        <w:t>：安理會是否再次表決；OCHA 協調被拒比例是否變化（對比來源25）。</w:t>
-      </w:r>
-    </w:p>
-    <w:p/>
-    <w:p>
-      <w:r>
-        <w:t>---</w:t>
+        <w:t>安理會或聯合國大會是否有新的決議或行動</w:t>
       </w:r>
     </w:p>
     <w:p/>
     <w:p>
       <w:pPr>
-        <w:pStyle w:val="Heading2"/>
+        <w:pStyle w:val="IntenseQuote"/>
       </w:pPr>
-      <w:r>
-        <w:t>六、資料限制聲明</w:t>
-      </w:r>
-    </w:p>
-    <w:p/>
-    <w:p>
-      <w:r>
-        <w:t xml:space="preserve">1. </w:t>
-      </w:r>
       <w:r>
         <w:rPr>
           <w:b/>
         </w:rPr>
-        <w:t>3 月與 9 月完全缺資料</w:t>
-      </w:r>
-      <w:r>
-        <w:t>：停火破裂（來源19 提及「三月份破裂」）的具體談判過程、3 月 1 日第一階段截止時的實際狀態（來源17），以及 9 月是否有任何外交動向，均無直接片段可佐證。</w:t>
-      </w:r>
-    </w:p>
-    <w:p>
-      <w:r>
-        <w:t xml:space="preserve">2. </w:t>
-      </w:r>
-      <w:r>
-        <w:rPr>
-          <w:b/>
-        </w:rPr>
-        <w:t>10 月資料極度有限</w:t>
-      </w:r>
-      <w:r>
-        <w:t>：僅 2025-10-03 一天、2 個片段（來源28、29），問句中提及的「卡達／埃及調解進展」在 10 月片段中</w:t>
-      </w:r>
-      <w:r>
-        <w:rPr>
-          <w:b/>
-        </w:rPr>
-        <w:t>未見具體記載</w:t>
-      </w:r>
-      <w:r>
-        <w:t>，無法確認其角色。</w:t>
-      </w:r>
-    </w:p>
-    <w:p>
-      <w:r>
-        <w:t xml:space="preserve">3. </w:t>
-      </w:r>
-      <w:r>
-        <w:rPr>
-          <w:b/>
-        </w:rPr>
-        <w:t>傷亡數據有限</w:t>
-      </w:r>
-      <w:r>
-        <w:t>：UNICEF 提供「至少 1.45 萬名兒童喪生」（來源3）為 1 月 15 日數據，後續月份（尤其 7-8 月軍事升級後）的更新傷亡數字在現有片段中未見。</w:t>
-      </w:r>
-    </w:p>
-    <w:p>
-      <w:r>
-        <w:t>4. 以上分析嚴格基於 29 個片段與統計數據，未引入資料以外的外部資訊。凡資料未涵蓋之處，均已標註「資料不足以判斷」或「現行片段中未見記載」。</w:t>
+        <w:t>整體判斷：</w:t>
+      </w:r>
+      <w:r>
+        <w:t xml:space="preserve"> 以現有資料觀之，2025 年加薩局勢呈現「外交反覆-軍事升級-人道惡化」的惡性循環。停火與人質談判雖一度帶來短期改善，但缺乏執行保障機制，人道准入始終受制於單方軍事與政治決策。10 月初的重啟信號提供了罕見的機會窗口，但若未在短時間內轉化為實質准入與援助落實，歷史經驗（1-4 月的快速惡化）暗示局勢將再度滑向全面封鎖與軍事升級。</w:t>
       </w:r>
     </w:p>
     <w:p>
@@ -4041,11 +4162,11 @@
         <w:pStyle w:val="ListNumber"/>
       </w:pPr>
       <w:r>
-        <w:t>联合国秘书长对加沙人道危机升级深表震惊　呼吁立即实现永久停火和全面准入 · 2025-07-03</w:t>
+        <w:t>【世界进行时】2025年6月27日 · 2025-06-27</w:t>
       </w:r>
       <w:r>
         <w:br/>
-        <w:t>(f52a255e51ca67f26b22cd6870bc2eab25f97d53) 联合国秘书长古特雷斯对加沙人道主义局势的进一步恶化表示严重关切，并强烈谴责近日多起导致大量平民死伤的袭击事件。他重申，所有各方必须尊重国际人道主义法，并呼吁立即实现永久停火，确保人道援助畅通无阻地抵达有需要的人群。</w:t>
+        <w:t>(5f001e9f9e83af9c3abffd16a99b7bb31a0ec4ef) 本周，在美国斡旋下，以色列和伊朗实现了停火，安理会再次就伊核问题召开会议。</w:t>
       </w:r>
     </w:p>
     <w:p>
@@ -4057,7 +4178,7 @@
       </w:r>
       <w:r>
         <w:br/>
-        <w:t>(f52a255e51ca67f26b22cd6870bc2eab25f97d53) 杜加里克指出，仅在本周一天内，以色列当局就下令强制转移近3万人，使他们在缺乏庇护、食物、药品和饮用水的情况下再次流离失所。秘书长强调，根据国际人道法，平民必须受到尊重和保护，其基本需求必须得到满足。</w:t>
+        <w:t>(f52a255e51ca67f26b22cd6870bc2eab25f97d53) 联合国秘书长古特雷斯对加沙人道主义局势的进一步恶化表示严重关切，并强烈谴责近日多起导致大量平民死伤的袭击事件。他重申，所有各方必须尊重国际人道主义法，并呼吁立即实现永久停火，确保人道援助畅通无阻地抵达有需要的人群。</w:t>
       </w:r>
     </w:p>
     <w:p>
@@ -4069,7 +4190,7 @@
       </w:r>
       <w:r>
         <w:br/>
-        <w:t>(f52a255e51ca67f26b22cd6870bc2eab25f97d53) 仅在2025年6月，联合国进行的近400次人道协调尝试中，有44%被以色列当局直接拒绝，10%虽初步获批但后来受阻，仅有三分之一得以执行。其余12%因后勤、安全等问题被组织方取消。</w:t>
+        <w:t>(f52a255e51ca67f26b22cd6870bc2eab25f97d53) 杜加里克指出，仅在本周一天内，以色列当局就下令强制转移近3万人，使他们在缺乏庇护、食物、药品和饮用水的情况下再次流离失所。秘书长强调，根据国际人道法，平民必须受到尊重和保护，其基本需求必须得到满足。</w:t>
       </w:r>
     </w:p>
     <w:p>
@@ -4077,11 +4198,11 @@
         <w:pStyle w:val="ListNumber"/>
       </w:pPr>
       <w:r>
-        <w:t>【世界进行时】2025年8月8日 · 2025-08-08</w:t>
+        <w:t>联合国秘书长对加沙人道危机升级深表震惊　呼吁立即实现永久停火和全面准入 · 2025-07-03</w:t>
       </w:r>
       <w:r>
         <w:br/>
-        <w:t>(bb245f12985c5eb1bc959abffcff9308ca2becc8) 聯合國秘書長古特雷斯周五對以色列政府決定「接管加沙城」深表震驚。他指出，此舉標誌著局勢的危險升級，可能加劇數百萬巴勒斯坦人已面臨的災難性後果，並可能進一步危及更多生命，包括仍被扣押的人質。</w:t>
+        <w:t>(f52a255e51ca67f26b22cd6870bc2eab25f97d53) 仅在2025年6月，联合国进行的近400次人道协调尝试中，有44%被以色列当局直接拒绝，10%虽初步获批但后来受阻，仅有三分之一得以执行。其余12%因后勤、安全等问题被组织方取消。</w:t>
       </w:r>
     </w:p>
     <w:p>
@@ -4089,11 +4210,11 @@
         <w:pStyle w:val="ListNumber"/>
       </w:pPr>
       <w:r>
-        <w:t>【世界进行时】2025年8月22日 · 2025-08-22</w:t>
+        <w:t>【世界进行时】2025年8月8日 · 2025-08-08</w:t>
       </w:r>
       <w:r>
         <w:br/>
-        <w:t>(9636869ff36155742998777919504f25a8be97f4) 加沙地带儿童截肢率已攀升至全球最高。周四，以色列军队持续加强在加沙城及周边地带的军事行动。联合国秘书长古特雷斯再度紧急呼吁停火。</w:t>
+        <w:t>(bb245f12985c5eb1bc959abffcff9308ca2becc8) 聯合國秘書長古特雷斯周五對以色列政府決定「接管加沙城」深表震驚。他指出，此舉標誌著局勢的危險升級，可能加劇數百萬巴勒斯坦人已面臨的災難性後果，並可能進一步危及更多生命，包括仍被扣押的人質。</w:t>
       </w:r>
     </w:p>
     <w:p>
@@ -4101,11 +4222,11 @@
         <w:pStyle w:val="ListNumber"/>
       </w:pPr>
       <w:r>
-        <w:t>联合国秘书长对哈马斯宣布准备释放人质“感到鼓舞” · 2025-10-03</w:t>
+        <w:t>【世界进行时】2025年8月22日 · 2025-08-22</w:t>
       </w:r>
       <w:r>
         <w:br/>
-        <w:t>(f732e30b67822ea89556de1c42a59aa76afd590d) 联合国及合作伙伴已准备约17万吨的食品、药品、帐篷等急需物资，可随时运入加沙。</w:t>
+        <w:t>(9636869ff36155742998777919504f25a8be97f4) 加沙地带儿童截肢率已攀升至全球最高。周四，以色列军队持续加强在加沙城及周边地带的军事行动。联合国秘书长古特雷斯再度紧急呼吁停火。</w:t>
       </w:r>
     </w:p>
     <w:p>
@@ -4117,6 +4238,18 @@
       </w:r>
       <w:r>
         <w:br/>
+        <w:t>(f732e30b67822ea89556de1c42a59aa76afd590d) 联合国及合作伙伴已准备约17万吨的食品、药品、帐篷等急需物资，可随时运入加沙。</w:t>
+      </w:r>
+    </w:p>
+    <w:p>
+      <w:pPr>
+        <w:pStyle w:val="ListNumber"/>
+      </w:pPr>
+      <w:r>
+        <w:t>联合国秘书长对哈马斯宣布准备释放人质“感到鼓舞” · 2025-10-03</w:t>
+      </w:r>
+      <w:r>
+        <w:br/>
         <w:t>(f732e30b67822ea89556de1c42a59aa76afd590d) 世卫组织组织了一次紧急转移任务，将3名危重新生儿从加沙市的赫卢医院转移到代尔巴拉赫的阿克萨医院...原定转移的第4名婴儿于当天早上死亡。</w:t>
       </w:r>
     </w:p>
@@ -4152,7 +4285,7 @@
         <w:t>資料準備耗時：</w:t>
       </w:r>
       <w:r>
-        <w:t>約 73.34 秒</w:t>
+        <w:t>約 101.20 秒</w:t>
       </w:r>
     </w:p>
     <w:p>
@@ -4183,7 +4316,7 @@
         <w:t>相對時間解析基準：</w:t>
       </w:r>
       <w:r>
-        <w:t>2026-09-09T15:40:02+08:00 (Asia/Taipei；去年=2025)</w:t>
+        <w:t>2026-09-11T18:23:47+08:00 (Asia/Taipei；去年=2025)</w:t>
       </w:r>
     </w:p>
     <w:p>
@@ -4194,7 +4327,7 @@
         <w:t>精煉後問題（檢索用）：</w:t>
       </w:r>
       <w:r>
-        <w:t>蒐集2025-01-01至2025-12-31加薩停火、人質談判、人道援助及平民保護相關資訊（10月為重點時段：哈馬斯釋放人質意圖、古特雷斯表態、卡達/埃及調解、聯合國備妥物資）。分部門追蹤：①政治外交：以色列、哈馬斯、美國、卡達、埃及及調解方之停火方案、人質交換條件、談判進展；②國際安全：空襲、地面軍事行動、停火違規、對平民與救援人員之安全影響；③人道事務：食品、藥品、飲水、避難、邊境口岸、援助物資進入情形；④醫療衛生：醫院運作、醫療物資短缺、病患轉送、醫護人員安全；⑤國際組織：聯合國、人道協調廳、世衛組織聲明、數據與行動；⑥綜合研析：整合上述資訊，分析停火與人質談判對人道准入及平民處境的實際影響，辨識外交進展、軍事行動與人道情勢間之傳導關係，評估談判破裂、援助受阻、醫療體系惡化、衝突再升級等後續風險。</w:t>
+        <w:t>持續蒐集2025年（2025-01-01至2025-12-31，重點時段含2025年10月）加薩停火、人質談判、人道援助及平民保護相關資訊，分以下面向整理：（1）政治外交：以色列、哈馬斯、美國、卡達、埃及及其他調解方之停火方案、人質交換條件與談判進展；（2）國際安全：空襲、地面軍事行動、停火違規及對平民與救援人員之安全影響；（3）人道事務：食品、藥品、飲水、避難、邊境口岸與援助物資進入情形；（4）醫療衛生：醫院運作、醫療物資短缺、病患轉送及醫護人員安全；（5）國際組織：聯合國、人道協調廳、世衛組織及相關機構之聲明、數據與行動；（6）綜合研析：分析停火與人質談判是否實際改善人道准入與平民處境，辨識外交進展、軍事行動與人道情勢間之傳導關係，並提出談判破裂、援助受阻、醫療體系惡化及衝突再升級等後續風險。</w:t>
       </w:r>
     </w:p>
     <w:p>
@@ -4238,7 +4371,7 @@
         <w:t>統計概況：</w:t>
       </w:r>
       <w:r>
-        <w:t>文件數：14；片段數：29；有活動天數：14</w:t>
+        <w:t>文件數：15；片段數：30；有活動天數：15</w:t>
       </w:r>
     </w:p>
     <w:p>
@@ -4252,7 +4385,7 @@
         <w:t>核心關鍵詞：</w:t>
       </w:r>
       <w:r>
-        <w:t>加薩, 停火, 人質, 人道援助, 哈馬斯, 以色列, 卡達, 埃及</w:t>
+        <w:t>加薩, 停火, 人質, 人道援助, 以色列, 哈馬斯, 平民保護, 美國</w:t>
       </w:r>
     </w:p>
     <w:p>
@@ -4263,7 +4396,7 @@
         <w:t>代理人 ES 文本查詢工具查詢字串：</w:t>
       </w:r>
       <w:r>
-        <w:t>核心關鍵詞組如下：加薩、停火、人質、人道援助、哈馬斯、以色列、卡達、埃及</w:t>
+        <w:t>核心關鍵詞組如下：加薩、停火、人質、人道援助、以色列、哈馬斯、平民保護、美國</w:t>
       </w:r>
     </w:p>
     <w:p>
@@ -4274,7 +4407,7 @@
         <w:t>同義／擴充關鍵詞：</w:t>
       </w:r>
       <w:r>
-        <w:t>加萨, 加薩地帶, 加萨地带, 加沙, 加沙地帶, 加沙地带, Gaza, Gaza Strip, 停戰, 停战, 休戰, 休战, ceasefire, 人质, hostages, 人道主義援助, 人道主义援助, 人道救援, humanitarian aid, humanitarian assistance, 哈马斯, 哈瑪斯, 哈玛斯, Hamas, 以色列國, 以色列国, Israel, 卡达, 卡塔尔, 卡達爾, 卡达尔, 卡塔尔尔, 卡大, 卡塔爾, Qatar, Egypt</w:t>
+        <w:t>加萨, 加沙, 加薩地帶, 加萨地带, Gaza, 休戰, 休战, 停戰, 停战, ceasefire, 人质, 被擄者, 被掳者, hostages, 人道主義援助, 人道主义援助, 人道救助, 人道主義救援, 人道主义救援, 以色列國, 以色列国, Israel, 哈马斯, 哈瑪斯, 哈玛斯, Hamas, 平民保护, 保護平民, 保护平民, 美国, 美利堅合眾國, 美利坚合众国, United States, USA</w:t>
       </w:r>
     </w:p>
     <w:p>
@@ -4285,7 +4418,7 @@
         <w:t>實際使用關鍵詞（effective terms）：</w:t>
       </w:r>
       <w:r>
-        <w:t>加薩, 停火, 人質, 人道援助, 哈馬斯, 以色列, 卡達, 埃及, 加萨, 加薩地帶, 加萨地带, 加沙, 加沙地帶, 加沙地带, Gaza, Gaza Strip, 停戰, 停战, 休戰, 休战, ceasefire, 人质, hostages, 人道主義援助, 人道主义援助, 人道救援, humanitarian aid, humanitarian assistance, 哈马斯, 哈瑪斯, 哈玛斯, Hamas, 以色列國, 以色列国, Israel, 卡达, 卡塔尔, 卡達爾, 卡达尔, 卡塔尔尔, 卡大, 卡塔爾, Qatar, Egypt</w:t>
+        <w:t>加薩, 停火, 人質, 人道援助, 以色列, 哈馬斯, 平民保護, 美國, 加萨, 加沙, 加薩地帶, 加萨地带, Gaza, 休戰, 休战, 停戰, 停战, ceasefire, 人质, 被擄者, 被掳者, hostages, 人道主義援助, 人道主义援助, 人道救助, 人道主義救援, 人道主义救援, 以色列國, 以色列国, Israel, 哈马斯, 哈瑪斯, 哈玛斯, Hamas, 平民保护, 保護平民, 保护平民, 美国, 美利堅合眾國, 美利坚合众国, United States, USA</w:t>
       </w:r>
     </w:p>
     <w:p>
@@ -4336,7 +4469,7 @@
         <w:t>；執行狀態：正常完成</w:t>
       </w:r>
       <w:r>
-        <w:t>；耗時：10.127 秒</w:t>
+        <w:t>；耗時：6.320 秒</w:t>
       </w:r>
     </w:p>
     <w:p>
@@ -4356,7 +4489,7 @@
         <w:t>；執行狀態：正常完成</w:t>
       </w:r>
       <w:r>
-        <w:t>；耗時：17.731 秒</w:t>
+        <w:t>；耗時：21.343 秒</w:t>
       </w:r>
     </w:p>
     <w:p>
@@ -4376,7 +4509,7 @@
         <w:t>；執行狀態：正常完成</w:t>
       </w:r>
       <w:r>
-        <w:t>；耗時：73.338 秒</w:t>
+        <w:t>；耗時：101.199 秒</w:t>
       </w:r>
     </w:p>
     <w:p>
@@ -4417,7 +4550,7 @@
         <w:t>；執行狀態：正常完成</w:t>
       </w:r>
       <w:r>
-        <w:t>；耗時：91.190 秒</w:t>
+        <w:t>；耗時：101.340 秒</w:t>
       </w:r>
     </w:p>
     <w:sectPr>

--- a/operator_e2e/gaza_report.docx
+++ b/operator_e2e/gaza_report.docx
@@ -36,7 +36,30 @@
         <w:pStyle w:val="Heading1"/>
       </w:pPr>
       <w:r>
-        <w:t>2025 年加薩停火、人質談判、人道援助及平民保護情勢分析報告</w:t>
+        <w:t>2025年加薩停火、人質談判、人道援助及平民保護資訊研析報告</w:t>
+      </w:r>
+    </w:p>
+    <w:p/>
+    <w:p>
+      <w:r>
+        <w:rPr>
+          <w:b/>
+        </w:rPr>
+        <w:t>檢索期間：</w:t>
+      </w:r>
+      <w:r>
+        <w:t xml:space="preserve"> 2025-01-01 至 2025-12-31（10月為重點時段）</w:t>
+      </w:r>
+    </w:p>
+    <w:p>
+      <w:r>
+        <w:rPr>
+          <w:b/>
+        </w:rPr>
+        <w:t>實際涵蓋：</w:t>
+      </w:r>
+      <w:r>
+        <w:t xml:space="preserve"> 2025-01-14 至 2025-10-03</w:t>
       </w:r>
     </w:p>
     <w:p/>
@@ -55,427 +78,94 @@
       </w:r>
     </w:p>
     <w:p/>
-    <w:tbl>
-      <w:tblPr>
-        <w:tblStyle w:val="TableGrid"/>
-        <w:tblW w:type="auto" w:w="0"/>
-        <w:tblLook w:firstColumn="1" w:firstRow="1" w:lastColumn="0" w:lastRow="0" w:noHBand="0" w:noVBand="1" w:val="04A0"/>
-      </w:tblPr>
-      <w:tblGrid>
-        <w:gridCol w:w="4320"/>
-        <w:gridCol w:w="4320"/>
-      </w:tblGrid>
-      <w:tr>
-        <w:tc>
-          <w:tcPr>
-            <w:tcW w:type="dxa" w:w="4320"/>
-          </w:tcPr>
-          <w:p>
-            <w:r>
-              <w:rPr>
-                <w:b/>
-              </w:rPr>
-            </w:r>
-            <w:r>
-              <w:rPr>
-                <w:b/>
-              </w:rPr>
-              <w:t>項目</w:t>
-            </w:r>
-          </w:p>
-        </w:tc>
-        <w:tc>
-          <w:tcPr>
-            <w:tcW w:type="dxa" w:w="4320"/>
-          </w:tcPr>
-          <w:p>
-            <w:r>
-              <w:rPr>
-                <w:b/>
-              </w:rPr>
-            </w:r>
-            <w:r>
-              <w:rPr>
-                <w:b/>
-              </w:rPr>
-              <w:t>數值</w:t>
-            </w:r>
-          </w:p>
-        </w:tc>
-      </w:tr>
-      <w:tr>
-        <w:tc>
-          <w:tcPr>
-            <w:tcW w:type="dxa" w:w="4320"/>
-          </w:tcPr>
-          <w:p>
-            <w:r/>
-            <w:r>
-              <w:t>涵蓋期間</w:t>
-            </w:r>
-          </w:p>
-        </w:tc>
-        <w:tc>
-          <w:tcPr>
-            <w:tcW w:type="dxa" w:w="4320"/>
-          </w:tcPr>
-          <w:p>
-            <w:r/>
-            <w:r>
-              <w:t>2025-01-14 至 2025-10-03</w:t>
-            </w:r>
-          </w:p>
-        </w:tc>
-      </w:tr>
-      <w:tr>
-        <w:tc>
-          <w:tcPr>
-            <w:tcW w:type="dxa" w:w="4320"/>
-          </w:tcPr>
-          <w:p>
-            <w:r/>
-            <w:r>
-              <w:t>文件數（docs）</w:t>
-            </w:r>
-          </w:p>
-        </w:tc>
-        <w:tc>
-          <w:tcPr>
-            <w:tcW w:type="dxa" w:w="4320"/>
-          </w:tcPr>
-          <w:p>
-            <w:r/>
-            <w:r>
-              <w:t>15</w:t>
-            </w:r>
-          </w:p>
-        </w:tc>
-      </w:tr>
-      <w:tr>
-        <w:tc>
-          <w:tcPr>
-            <w:tcW w:type="dxa" w:w="4320"/>
-          </w:tcPr>
-          <w:p>
-            <w:r/>
-            <w:r>
-              <w:t>片段數（snips）</w:t>
-            </w:r>
-          </w:p>
-        </w:tc>
-        <w:tc>
-          <w:tcPr>
-            <w:tcW w:type="dxa" w:w="4320"/>
-          </w:tcPr>
-          <w:p>
-            <w:r/>
-            <w:r>
-              <w:t>30</w:t>
-            </w:r>
-          </w:p>
-        </w:tc>
-      </w:tr>
-      <w:tr>
-        <w:tc>
-          <w:tcPr>
-            <w:tcW w:type="dxa" w:w="4320"/>
-          </w:tcPr>
-          <w:p>
-            <w:r/>
-            <w:r>
-              <w:t>有活動紀錄天數</w:t>
-            </w:r>
-          </w:p>
-        </w:tc>
-        <w:tc>
-          <w:tcPr>
-            <w:tcW w:type="dxa" w:w="4320"/>
-          </w:tcPr>
-          <w:p>
-            <w:r/>
-            <w:r>
-              <w:t>15 天</w:t>
-            </w:r>
-          </w:p>
-        </w:tc>
-      </w:tr>
-      <w:tr>
-        <w:tc>
-          <w:tcPr>
-            <w:tcW w:type="dxa" w:w="4320"/>
-          </w:tcPr>
-          <w:p>
-            <w:r/>
-            <w:r>
-              <w:t>季度分布</w:t>
-            </w:r>
-          </w:p>
-        </w:tc>
-        <w:tc>
-          <w:tcPr>
-            <w:tcW w:type="dxa" w:w="4320"/>
-          </w:tcPr>
-          <w:p>
-            <w:r/>
-            <w:r>
-              <w:t>Q1：5 則／Q2：6 則／Q3：3 則／Q4：1 則</w:t>
-            </w:r>
-          </w:p>
-        </w:tc>
-      </w:tr>
-    </w:tbl>
-    <w:p/>
     <w:p>
       <w:pPr>
-        <w:pStyle w:val="Heading2"/>
-        <w:jc w:val="left"/>
+        <w:pStyle w:val="ListBullet"/>
       </w:pPr>
       <w:r>
+        <w:rPr>
+          <w:b/>
+        </w:rPr>
+        <w:t>文件數：</w:t>
+      </w:r>
+      <w:r>
+        <w:t xml:space="preserve"> 14 份；</w:t>
+      </w:r>
+      <w:r>
+        <w:rPr>
+          <w:b/>
+        </w:rPr>
+        <w:t>片段數：</w:t>
+      </w:r>
+      <w:r>
+        <w:t xml:space="preserve"> 29 則；</w:t>
+      </w:r>
+      <w:r>
+        <w:rPr>
+          <w:b/>
+        </w:rPr>
+        <w:t>有活動紀錄天數：</w:t>
+      </w:r>
+      <w:r>
+        <w:t xml:space="preserve"> 14 天。</w:t>
+      </w:r>
+    </w:p>
+    <w:p>
+      <w:pPr>
+        <w:pStyle w:val="ListBullet"/>
+      </w:pPr>
+      <w:r>
+        <w:rPr>
+          <w:b/>
+        </w:rPr>
         <w:t>月份分布：</w:t>
       </w:r>
+      <w:r>
+        <w:t xml:space="preserve"> 1月（2）、2月（3）、4月（2）、5月（1）、6月（2）、7月（1）、8月（2）、10月（1）。</w:t>
+      </w:r>
     </w:p>
-    <w:p/>
-    <w:tbl>
-      <w:tblPr>
-        <w:tblStyle w:val="TableGrid"/>
-        <w:tblW w:type="auto" w:w="0"/>
-        <w:tblLook w:firstColumn="1" w:firstRow="1" w:lastColumn="0" w:lastRow="0" w:noHBand="0" w:noVBand="1" w:val="04A0"/>
-      </w:tblPr>
-      <w:tblGrid>
-        <w:gridCol w:w="4320"/>
-        <w:gridCol w:w="4320"/>
-      </w:tblGrid>
-      <w:tr>
-        <w:tc>
-          <w:tcPr>
-            <w:tcW w:type="dxa" w:w="4320"/>
-          </w:tcPr>
-          <w:p>
-            <w:r>
-              <w:rPr>
-                <w:b/>
-              </w:rPr>
-            </w:r>
-            <w:r>
-              <w:rPr>
-                <w:b/>
-              </w:rPr>
-              <w:t>月份</w:t>
-            </w:r>
-          </w:p>
-        </w:tc>
-        <w:tc>
-          <w:tcPr>
-            <w:tcW w:type="dxa" w:w="4320"/>
-          </w:tcPr>
-          <w:p>
-            <w:r>
-              <w:rPr>
-                <w:b/>
-              </w:rPr>
-            </w:r>
-            <w:r>
-              <w:rPr>
-                <w:b/>
-              </w:rPr>
-              <w:t>片段數</w:t>
-            </w:r>
-          </w:p>
-        </w:tc>
-      </w:tr>
-      <w:tr>
-        <w:tc>
-          <w:tcPr>
-            <w:tcW w:type="dxa" w:w="4320"/>
-          </w:tcPr>
-          <w:p>
-            <w:r/>
-            <w:r>
-              <w:t>2025-01</w:t>
-            </w:r>
-          </w:p>
-        </w:tc>
-        <w:tc>
-          <w:tcPr>
-            <w:tcW w:type="dxa" w:w="4320"/>
-          </w:tcPr>
-          <w:p>
-            <w:r/>
-            <w:r>
-              <w:t>2</w:t>
-            </w:r>
-          </w:p>
-        </w:tc>
-      </w:tr>
-      <w:tr>
-        <w:tc>
-          <w:tcPr>
-            <w:tcW w:type="dxa" w:w="4320"/>
-          </w:tcPr>
-          <w:p>
-            <w:r/>
-            <w:r>
-              <w:t>2025-02</w:t>
-            </w:r>
-          </w:p>
-        </w:tc>
-        <w:tc>
-          <w:tcPr>
-            <w:tcW w:type="dxa" w:w="4320"/>
-          </w:tcPr>
-          <w:p>
-            <w:r/>
-            <w:r>
-              <w:t>3</w:t>
-            </w:r>
-          </w:p>
-        </w:tc>
-      </w:tr>
-      <w:tr>
-        <w:tc>
-          <w:tcPr>
-            <w:tcW w:type="dxa" w:w="4320"/>
-          </w:tcPr>
-          <w:p>
-            <w:r/>
-            <w:r>
-              <w:t>2025-04</w:t>
-            </w:r>
-          </w:p>
-        </w:tc>
-        <w:tc>
-          <w:tcPr>
-            <w:tcW w:type="dxa" w:w="4320"/>
-          </w:tcPr>
-          <w:p>
-            <w:r/>
-            <w:r>
-              <w:t>2</w:t>
-            </w:r>
-          </w:p>
-        </w:tc>
-      </w:tr>
-      <w:tr>
-        <w:tc>
-          <w:tcPr>
-            <w:tcW w:type="dxa" w:w="4320"/>
-          </w:tcPr>
-          <w:p>
-            <w:r/>
-            <w:r>
-              <w:t>2025-05</w:t>
-            </w:r>
-          </w:p>
-        </w:tc>
-        <w:tc>
-          <w:tcPr>
-            <w:tcW w:type="dxa" w:w="4320"/>
-          </w:tcPr>
-          <w:p>
-            <w:r/>
-            <w:r>
-              <w:t>1</w:t>
-            </w:r>
-          </w:p>
-        </w:tc>
-      </w:tr>
-      <w:tr>
-        <w:tc>
-          <w:tcPr>
-            <w:tcW w:type="dxa" w:w="4320"/>
-          </w:tcPr>
-          <w:p>
-            <w:r/>
-            <w:r>
-              <w:t>2025-06</w:t>
-            </w:r>
-          </w:p>
-        </w:tc>
-        <w:tc>
-          <w:tcPr>
-            <w:tcW w:type="dxa" w:w="4320"/>
-          </w:tcPr>
-          <w:p>
-            <w:r/>
-            <w:r>
-              <w:t>3</w:t>
-            </w:r>
-          </w:p>
-        </w:tc>
-      </w:tr>
-      <w:tr>
-        <w:tc>
-          <w:tcPr>
-            <w:tcW w:type="dxa" w:w="4320"/>
-          </w:tcPr>
-          <w:p>
-            <w:r/>
-            <w:r>
-              <w:t>2025-07</w:t>
-            </w:r>
-          </w:p>
-        </w:tc>
-        <w:tc>
-          <w:tcPr>
-            <w:tcW w:type="dxa" w:w="4320"/>
-          </w:tcPr>
-          <w:p>
-            <w:r/>
-            <w:r>
-              <w:t>1</w:t>
-            </w:r>
-          </w:p>
-        </w:tc>
-      </w:tr>
-      <w:tr>
-        <w:tc>
-          <w:tcPr>
-            <w:tcW w:type="dxa" w:w="4320"/>
-          </w:tcPr>
-          <w:p>
-            <w:r/>
-            <w:r>
-              <w:t>2025-08</w:t>
-            </w:r>
-          </w:p>
-        </w:tc>
-        <w:tc>
-          <w:tcPr>
-            <w:tcW w:type="dxa" w:w="4320"/>
-          </w:tcPr>
-          <w:p>
-            <w:r/>
-            <w:r>
-              <w:t>2</w:t>
-            </w:r>
-          </w:p>
-        </w:tc>
-      </w:tr>
-      <w:tr>
-        <w:tc>
-          <w:tcPr>
-            <w:tcW w:type="dxa" w:w="4320"/>
-          </w:tcPr>
-          <w:p>
-            <w:r/>
-            <w:r>
-              <w:t>2025-10</w:t>
-            </w:r>
-          </w:p>
-        </w:tc>
-        <w:tc>
-          <w:tcPr>
-            <w:tcW w:type="dxa" w:w="4320"/>
-          </w:tcPr>
-          <w:p>
-            <w:r/>
-            <w:r>
-              <w:t>1</w:t>
-            </w:r>
-          </w:p>
-        </w:tc>
-      </w:tr>
-    </w:tbl>
+    <w:p>
+      <w:pPr>
+        <w:pStyle w:val="ListBullet"/>
+      </w:pPr>
+      <w:r>
+        <w:rPr>
+          <w:b/>
+        </w:rPr>
+        <w:t>季度分布：</w:t>
+      </w:r>
+      <w:r>
+        <w:t xml:space="preserve"> Q1（5）、Q2（5）、Q3（3）、Q4（1）。</w:t>
+      </w:r>
+    </w:p>
+    <w:p>
+      <w:pPr>
+        <w:pStyle w:val="ListBullet"/>
+      </w:pPr>
+      <w:r>
+        <w:rPr>
+          <w:b/>
+        </w:rPr>
+        <w:t>活動高峰日：</w:t>
+      </w:r>
+      <w:r>
+        <w:t xml:space="preserve"> 2025-01-14、2025-01-15、2025-02-11、2025-02-16、2025-02-26（各1則）。</w:t>
+      </w:r>
+    </w:p>
+    <w:p>
+      <w:pPr>
+        <w:pStyle w:val="ListBullet"/>
+      </w:pPr>
+      <w:r>
+        <w:rPr>
+          <w:b/>
+        </w:rPr>
+        <w:t>資料缺口：</w:t>
+      </w:r>
+      <w:r>
+        <w:t xml:space="preserve"> 3月（僅1則，日期為3/1，未列入月份統計）、9月完全無資料；11-12月無資料。10月僅有 10-03 一天的紀錄（2則片段），覆蓋面極為有限。</w:t>
+      </w:r>
+    </w:p>
     <w:p/>
     <w:p>
       <w:pPr>
@@ -485,10 +175,10 @@
         <w:rPr>
           <w:b/>
         </w:rPr>
-        <w:t>資料缺口說明：</w:t>
+        <w:t>重要提示：</w:t>
       </w:r>
       <w:r>
-        <w:t xml:space="preserve"> 2025 年 3 月與 9 月在 agg 統計中均無獨立活動紀錄，2025 年 10 月僅有 10 月 3 日一則資料，10 月 3 日之後至年底無任何記錄。整體而言，資料主要集中於第一季度（停火達成與初期執行）及第二季度（停火破裂與封鎖），第三季度資料較稀疏，第四季度極度有限。以下分析僅基於現有 30 則片段，無法完整覆蓋全年。</w:t>
+        <w:t xml:space="preserve"> 本報告以現有 29 則片段為依據。9月及11-12月完全缺漏，10月僅一天，無法完整呈現該月全貌。</w:t>
       </w:r>
     </w:p>
     <w:p/>
@@ -504,6 +194,15 @@
       </w:pPr>
       <w:r>
         <w:t>二、重要事件時間線</w:t>
+      </w:r>
+    </w:p>
+    <w:p/>
+    <w:p>
+      <w:pPr>
+        <w:pStyle w:val="Heading3"/>
+      </w:pPr>
+      <w:r>
+        <w:t>第一階段：停火協議達成與初期實施（1月中）</w:t>
       </w:r>
     </w:p>
     <w:p/>
@@ -593,7 +292,7 @@
           <w:p>
             <w:r/>
             <w:r>
-              <w:t>聯合國指出奧達醫院因物資嚴重短缺而運行受限，印尼醫院基本設備被破壞；以色列必須允許無阻礙的人道援助進入加薩</w:t>
+              <w:t>聯合國人道事務協調人杜加里克指出加沙嚴重物資短缺，奥達醫院運行受限、印尼醫院基本設備被破壞；以色列當局必須允許無障礙人道援助進入</w:t>
             </w:r>
           </w:p>
         </w:tc>
@@ -624,6 +323,12 @@
           <w:p>
             <w:r/>
           </w:p>
+          <w:p>
+            <w:r/>
+          </w:p>
+          <w:p>
+            <w:r/>
+          </w:p>
         </w:tc>
         <w:tc>
           <w:tcPr>
@@ -632,7 +337,7 @@
           <w:p>
             <w:r/>
             <w:r>
-              <w:t>古特雷斯對加薩停火及釋放人質協議達成表示歡迎，高度赞扬埃及、卡達、美國的調解貢獻；聯合國兒童基金會指出衝突已致至少 1.45 萬名兒童喪生、近 100 萬人流離失所</w:t>
+              <w:t>古特雷斯發表聲明，歡迎加沙停火及釋放人質協議達成，高度讚揚埃及、卡達、美國之貢獻</w:t>
             </w:r>
           </w:p>
         </w:tc>
@@ -643,7 +348,7 @@
           <w:p>
             <w:r/>
             <w:r>
-              <w:t>來源2、3</w:t>
+              <w:t>來源2</w:t>
             </w:r>
           </w:p>
         </w:tc>
@@ -663,7 +368,7 @@
           <w:p>
             <w:r/>
             <w:r>
-              <w:t>古特雷斯重申「兩國方案」為紧迫任務；弗莱徹指出停火帶來希望但援助過程仍充滿挑戰</w:t>
+              <w:t>UNICEF執行主任拉塞爾強調停火僅為第一步：衝突已致至少1.45萬名兒童喪生、數千人受傷、近100萬人流離失所</w:t>
             </w:r>
           </w:p>
         </w:tc>
@@ -674,7 +379,69 @@
           <w:p>
             <w:r/>
             <w:r>
-              <w:t>來源4、5</w:t>
+              <w:t>來源3</w:t>
+            </w:r>
+          </w:p>
+        </w:tc>
+      </w:tr>
+      <w:tr>
+        <w:tc>
+          <w:tcPr>
+            <w:tcW w:type="dxa" w:w="2880"/>
+            <w:vMerge/>
+          </w:tcPr>
+          <w:p/>
+        </w:tc>
+        <w:tc>
+          <w:tcPr>
+            <w:tcW w:type="dxa" w:w="2880"/>
+          </w:tcPr>
+          <w:p>
+            <w:r/>
+            <w:r>
+              <w:t>古特雷斯重申「兩國方案」為緊迫任務</w:t>
+            </w:r>
+          </w:p>
+        </w:tc>
+        <w:tc>
+          <w:tcPr>
+            <w:tcW w:type="dxa" w:w="2880"/>
+          </w:tcPr>
+          <w:p>
+            <w:r/>
+            <w:r>
+              <w:t>來源4</w:t>
+            </w:r>
+          </w:p>
+        </w:tc>
+      </w:tr>
+      <w:tr>
+        <w:tc>
+          <w:tcPr>
+            <w:tcW w:type="dxa" w:w="2880"/>
+            <w:vMerge/>
+          </w:tcPr>
+          <w:p/>
+        </w:tc>
+        <w:tc>
+          <w:tcPr>
+            <w:tcW w:type="dxa" w:w="2880"/>
+          </w:tcPr>
+          <w:p>
+            <w:r/>
+            <w:r>
+              <w:t>緊急救援協調員弗萊徹表示停火帶來希望，但援助過程仍充滿挑戰</w:t>
+            </w:r>
+          </w:p>
+        </w:tc>
+        <w:tc>
+          <w:tcPr>
+            <w:tcW w:type="dxa" w:w="2880"/>
+          </w:tcPr>
+          <w:p>
+            <w:r/>
+            <w:r>
+              <w:t>來源5</w:t>
             </w:r>
           </w:p>
         </w:tc>
@@ -698,7 +465,7 @@
           <w:p>
             <w:r/>
             <w:r>
-              <w:t>停火協議正式生效；人質與囚犯交換屬協議第一階段重要組成</w:t>
+              <w:t>停火協議（1/19生效）第一階段啟動，人質與囚犯交換為重要組成部分</w:t>
             </w:r>
           </w:p>
         </w:tc>
@@ -714,7 +481,100 @@
           </w:p>
         </w:tc>
       </w:tr>
+    </w:tbl>
+    <w:p/>
+    <w:p>
+      <w:pPr>
+        <w:pStyle w:val="Heading3"/>
+      </w:pPr>
+      <w:r>
+        <w:t>第二階段：停火動盪與人質釋放（2月）</w:t>
+      </w:r>
+    </w:p>
+    <w:p/>
+    <w:tbl>
+      <w:tblPr>
+        <w:tblStyle w:val="TableGrid"/>
+        <w:tblW w:type="auto" w:w="0"/>
+        <w:tblLook w:firstColumn="1" w:firstRow="1" w:lastColumn="0" w:lastRow="0" w:noHBand="0" w:noVBand="1" w:val="04A0"/>
+      </w:tblPr>
+      <w:tblGrid>
+        <w:gridCol w:w="2880"/>
+        <w:gridCol w:w="2880"/>
+        <w:gridCol w:w="2880"/>
+      </w:tblGrid>
       <w:tr>
+        <w:tc>
+          <w:tcPr>
+            <w:tcW w:type="dxa" w:w="2880"/>
+          </w:tcPr>
+          <w:p>
+            <w:r>
+              <w:rPr>
+                <w:b/>
+              </w:rPr>
+            </w:r>
+            <w:r>
+              <w:rPr>
+                <w:b/>
+              </w:rPr>
+              <w:t>日期</w:t>
+            </w:r>
+          </w:p>
+        </w:tc>
+        <w:tc>
+          <w:tcPr>
+            <w:tcW w:type="dxa" w:w="2880"/>
+          </w:tcPr>
+          <w:p>
+            <w:r>
+              <w:rPr>
+                <w:b/>
+              </w:rPr>
+            </w:r>
+            <w:r>
+              <w:rPr>
+                <w:b/>
+              </w:rPr>
+              <w:t>事件摘要</w:t>
+            </w:r>
+          </w:p>
+        </w:tc>
+        <w:tc>
+          <w:tcPr>
+            <w:tcW w:type="dxa" w:w="2880"/>
+          </w:tcPr>
+          <w:p>
+            <w:r>
+              <w:rPr>
+                <w:b/>
+              </w:rPr>
+            </w:r>
+            <w:r>
+              <w:rPr>
+                <w:b/>
+              </w:rPr>
+              <w:t>來源</w:t>
+            </w:r>
+          </w:p>
+        </w:tc>
+      </w:tr>
+      <w:tr>
+        <w:tc>
+          <w:tcPr>
+            <w:tcW w:type="dxa" w:w="2880"/>
+            <w:vMerge w:val="restart"/>
+          </w:tcPr>
+          <w:p>
+            <w:r/>
+            <w:r>
+              <w:t>2025-02-11</w:t>
+            </w:r>
+          </w:p>
+          <w:p>
+            <w:r/>
+          </w:p>
+        </w:tc>
         <w:tc>
           <w:tcPr>
             <w:tcW w:type="dxa" w:w="2880"/>
@@ -722,7 +582,7 @@
           <w:p>
             <w:r/>
             <w:r>
-              <w:t>2025-02-11</w:t>
+              <w:t>古特雷斯警告停火協議（已持續三周）或將終止，強調必須竭盡全力避免戰火重燃</w:t>
             </w:r>
           </w:p>
         </w:tc>
@@ -733,7 +593,27 @@
           <w:p>
             <w:r/>
             <w:r>
-              <w:t>古特雷斯警告停火協議（已持續三週）可能終止，強調必須全力避免戰火重燃；呼籲哈馬斯按計劃釋放人質，敦促雙方在多哈恢復第二階段談判</w:t>
+              <w:t>來源7</w:t>
+            </w:r>
+          </w:p>
+        </w:tc>
+      </w:tr>
+      <w:tr>
+        <w:tc>
+          <w:tcPr>
+            <w:tcW w:type="dxa" w:w="2880"/>
+            <w:vMerge/>
+          </w:tcPr>
+          <w:p/>
+        </w:tc>
+        <w:tc>
+          <w:tcPr>
+            <w:tcW w:type="dxa" w:w="2880"/>
+          </w:tcPr>
+          <w:p>
+            <w:r/>
+            <w:r>
+              <w:t>聯合國呼籲哈馬斯按計劃釋放人質，敦促雙方在多哈恢復第二階段談判；恢復敵對行動將導致嚴重人道災難</w:t>
             </w:r>
           </w:p>
         </w:tc>
@@ -744,7 +624,7 @@
           <w:p>
             <w:r/>
             <w:r>
-              <w:t>來源7、8</w:t>
+              <w:t>來源8</w:t>
             </w:r>
           </w:p>
         </w:tc>
@@ -753,11 +633,29 @@
         <w:tc>
           <w:tcPr>
             <w:tcW w:type="dxa" w:w="2880"/>
+            <w:vMerge w:val="restart"/>
           </w:tcPr>
           <w:p>
             <w:r/>
             <w:r>
               <w:t>2025-02-16</w:t>
+            </w:r>
+          </w:p>
+          <w:p>
+            <w:r/>
+          </w:p>
+          <w:p>
+            <w:r/>
+          </w:p>
+        </w:tc>
+        <w:tc>
+          <w:tcPr>
+            <w:tcW w:type="dxa" w:w="2880"/>
+          </w:tcPr>
+          <w:p>
+            <w:r/>
+            <w:r>
+              <w:t>古特雷斯歡迎最新一輪人質釋放及停火持續；3名以色列人質獲釋，369名巴勒斯坦囚犯同時獲釋</w:t>
             </w:r>
           </w:p>
         </w:tc>
@@ -768,7 +666,27 @@
           <w:p>
             <w:r/>
             <w:r>
-              <w:t>三名以色列人質獲釋，369 名巴勒斯坦囚犯同時獲釋；協議明確分三階段，第一階段含以軍撤离居民區、巴人返回、增加援助；古特雷斯敦促各方信守承諾</w:t>
+              <w:t>來源9、10</w:t>
+            </w:r>
+          </w:p>
+        </w:tc>
+      </w:tr>
+      <w:tr>
+        <w:tc>
+          <w:tcPr>
+            <w:tcW w:type="dxa" w:w="2880"/>
+            <w:vMerge/>
+          </w:tcPr>
+          <w:p/>
+        </w:tc>
+        <w:tc>
+          <w:tcPr>
+            <w:tcW w:type="dxa" w:w="2880"/>
+          </w:tcPr>
+          <w:p>
+            <w:r/>
+            <w:r>
+              <w:t>協議共三階段：第一階段包括以軍撤離居民區、巴方返回家園、大幅增加援助物資</w:t>
             </w:r>
           </w:p>
         </w:tc>
@@ -779,7 +697,38 @@
           <w:p>
             <w:r/>
             <w:r>
-              <w:t>來源9、10、11、12、13</w:t>
+              <w:t>來源11</w:t>
+            </w:r>
+          </w:p>
+        </w:tc>
+      </w:tr>
+      <w:tr>
+        <w:tc>
+          <w:tcPr>
+            <w:tcW w:type="dxa" w:w="2880"/>
+            <w:vMerge/>
+          </w:tcPr>
+          <w:p/>
+        </w:tc>
+        <w:tc>
+          <w:tcPr>
+            <w:tcW w:type="dxa" w:w="2880"/>
+          </w:tcPr>
+          <w:p>
+            <w:r/>
+            <w:r>
+              <w:t>聯合國承諾全力支持協議落實，為援助創造必要條件；古特雷斯敦促各方遵守國際人道法</w:t>
+            </w:r>
+          </w:p>
+        </w:tc>
+        <w:tc>
+          <w:tcPr>
+            <w:tcW w:type="dxa" w:w="2880"/>
+          </w:tcPr>
+          <w:p>
+            <w:r/>
+            <w:r>
+              <w:t>來源12、13</w:t>
             </w:r>
           </w:p>
         </w:tc>
@@ -803,7 +752,7 @@
           <w:p>
             <w:r/>
             <w:r>
-              <w:t>約旦河西岸：以色列數週軍事行動致約四萬人流離失所、50 多人喪生（含兒童）；人道協調廳對過度使用武力表達嚴重關切</w:t>
+              <w:t>約旦河西岸數周軍事行動已致約四萬人流離失所；UNRWA報告50多人喪生（含兒童）；OCHA對平民使用過度武力表深憂</w:t>
             </w:r>
           </w:p>
         </w:tc>
@@ -815,6 +764,84 @@
             <w:r/>
             <w:r>
               <w:t>來源14、15、16</w:t>
+            </w:r>
+          </w:p>
+        </w:tc>
+      </w:tr>
+    </w:tbl>
+    <w:p/>
+    <w:p>
+      <w:pPr>
+        <w:pStyle w:val="Heading3"/>
+      </w:pPr>
+      <w:r>
+        <w:t>第三階段：停火破裂與援助封鎖（3-5月）</w:t>
+      </w:r>
+    </w:p>
+    <w:p/>
+    <w:tbl>
+      <w:tblPr>
+        <w:tblStyle w:val="TableGrid"/>
+        <w:tblW w:type="auto" w:w="0"/>
+        <w:tblLook w:firstColumn="1" w:firstRow="1" w:lastColumn="0" w:lastRow="0" w:noHBand="0" w:noVBand="1" w:val="04A0"/>
+      </w:tblPr>
+      <w:tblGrid>
+        <w:gridCol w:w="2880"/>
+        <w:gridCol w:w="2880"/>
+        <w:gridCol w:w="2880"/>
+      </w:tblGrid>
+      <w:tr>
+        <w:tc>
+          <w:tcPr>
+            <w:tcW w:type="dxa" w:w="2880"/>
+          </w:tcPr>
+          <w:p>
+            <w:r>
+              <w:rPr>
+                <w:b/>
+              </w:rPr>
+            </w:r>
+            <w:r>
+              <w:rPr>
+                <w:b/>
+              </w:rPr>
+              <w:t>日期</w:t>
+            </w:r>
+          </w:p>
+        </w:tc>
+        <w:tc>
+          <w:tcPr>
+            <w:tcW w:type="dxa" w:w="2880"/>
+          </w:tcPr>
+          <w:p>
+            <w:r>
+              <w:rPr>
+                <w:b/>
+              </w:rPr>
+            </w:r>
+            <w:r>
+              <w:rPr>
+                <w:b/>
+              </w:rPr>
+              <w:t>事件摘要</w:t>
+            </w:r>
+          </w:p>
+        </w:tc>
+        <w:tc>
+          <w:tcPr>
+            <w:tcW w:type="dxa" w:w="2880"/>
+          </w:tcPr>
+          <w:p>
+            <w:r>
+              <w:rPr>
+                <w:b/>
+              </w:rPr>
+            </w:r>
+            <w:r>
+              <w:rPr>
+                <w:b/>
+              </w:rPr>
+              <w:t>來源</w:t>
             </w:r>
           </w:p>
         </w:tc>
@@ -838,7 +865,7 @@
           <w:p>
             <w:r/>
             <w:r>
-              <w:t>第一階段計劃基本按商定步驟推進，預定 3 月 1 日前完成，之後將就永久停火展開下一階段談判</w:t>
+              <w:t>第一階段計劃基本按商定步驟推進，哈以將就永久停火展開談判</w:t>
             </w:r>
           </w:p>
         </w:tc>
@@ -873,7 +900,7 @@
           <w:p>
             <w:r/>
             <w:r>
-              <w:t>以色列關閉加薩邊境，連續四周禁止所有商業及人道援助進入；人道機構警告援助努力被不斷削弱</w:t>
+              <w:t>以色列關閉加沙邊境，連續四周禁止所有商業與人道援助進入</w:t>
             </w:r>
           </w:p>
         </w:tc>
@@ -908,7 +935,7 @@
           <w:p>
             <w:r/>
             <w:r>
-              <w:t>停火協議三月破裂後，連續 50 多天無援助物資進入加薩；民眾面臨斷糧、酷熱、污水及垃圾成山的公衛危機</w:t>
+              <w:t>停火協議自3月破裂後，連續50多天無援助物資進入；加沙面臨斷糧，高溫、污水、垃圾堆積加劇公衛危機</w:t>
             </w:r>
           </w:p>
         </w:tc>
@@ -943,7 +970,7 @@
           <w:p>
             <w:r/>
             <w:r>
-              <w:t>弗莱徹指出以色列阻斷援助是對哈馬斯施壓策略，嚴重違反國際法，屬「集體懲罰」</w:t>
+              <w:t>以色列切断所有援助已達兩月；弗萊徹指責此為對哈馬斯施壓策略，屬嚴重生違反國際法、集體懲罰</w:t>
             </w:r>
           </w:p>
         </w:tc>
@@ -978,7 +1005,7 @@
           <w:p>
             <w:r/>
             <w:r>
-              <w:t>近三個月封鎖後飢餓危機失控；加薩南部一處美以控制之私營援助中心周邊民眾領食時遭槍擊喪命；美國在安理會否決加薩永久停火決議草案</w:t>
+              <w:t>近三個月援助封鎖致飢餓危機失控；多日民眾在援助中心遭槍擊遇難；美國在安理會否決永久停火決議草案</w:t>
             </w:r>
           </w:p>
         </w:tc>
@@ -994,797 +1021,14 @@
           </w:p>
         </w:tc>
       </w:tr>
-      <w:tr>
-        <w:tc>
-          <w:tcPr>
-            <w:tcW w:type="dxa" w:w="2880"/>
-          </w:tcPr>
-          <w:p>
-            <w:r/>
-            <w:r>
-              <w:t>2025-06-13</w:t>
-            </w:r>
-          </w:p>
-        </w:tc>
-        <w:tc>
-          <w:tcPr>
-            <w:tcW w:type="dxa" w:w="2880"/>
-          </w:tcPr>
-          <w:p>
-            <w:r/>
-            <w:r>
-              <w:t>自四月以來，以色列拒絕超過 20 次搶修許可申請</w:t>
-            </w:r>
-          </w:p>
-        </w:tc>
-        <w:tc>
-          <w:tcPr>
-            <w:tcW w:type="dxa" w:w="2880"/>
-          </w:tcPr>
-          <w:p>
-            <w:r/>
-            <w:r>
-              <w:t>來源22</w:t>
-            </w:r>
-          </w:p>
-        </w:tc>
-      </w:tr>
-      <w:tr>
-        <w:tc>
-          <w:tcPr>
-            <w:tcW w:type="dxa" w:w="2880"/>
-          </w:tcPr>
-          <w:p>
-            <w:r/>
-            <w:r>
-              <w:t>2025-06-27</w:t>
-            </w:r>
-          </w:p>
-        </w:tc>
-        <w:tc>
-          <w:tcPr>
-            <w:tcW w:type="dxa" w:w="2880"/>
-          </w:tcPr>
-          <w:p>
-            <w:r/>
-            <w:r>
-              <w:t>美國斡旋下以色列與伊朗實現停火（此為以伊軸線，非加薩停火）</w:t>
-            </w:r>
-          </w:p>
-        </w:tc>
-        <w:tc>
-          <w:tcPr>
-            <w:tcW w:type="dxa" w:w="2880"/>
-          </w:tcPr>
-          <w:p>
-            <w:r/>
-            <w:r>
-              <w:t>來源23</w:t>
-            </w:r>
-          </w:p>
-        </w:tc>
-      </w:tr>
-      <w:tr>
-        <w:tc>
-          <w:tcPr>
-            <w:tcW w:type="dxa" w:w="2880"/>
-          </w:tcPr>
-          <w:p>
-            <w:r/>
-            <w:r>
-              <w:t>2025-07-03</w:t>
-            </w:r>
-          </w:p>
-        </w:tc>
-        <w:tc>
-          <w:tcPr>
-            <w:tcW w:type="dxa" w:w="2880"/>
-          </w:tcPr>
-          <w:p>
-            <w:r/>
-            <w:r>
-              <w:t>古特雷斯對加薩人道局勢進一步惡化表示嚴重關切，強烈譴責多起致大量平民死傷的攻擊；一天內以方下令強制轉移近 3 萬人；6 月近 400 次人道協調嘗試中 44% 被拒、10% 受阻、僅 1/3 執行</w:t>
-            </w:r>
-          </w:p>
-        </w:tc>
-        <w:tc>
-          <w:tcPr>
-            <w:tcW w:type="dxa" w:w="2880"/>
-          </w:tcPr>
-          <w:p>
-            <w:r/>
-            <w:r>
-              <w:t>來源24、25、26</w:t>
-            </w:r>
-          </w:p>
-        </w:tc>
-      </w:tr>
-      <w:tr>
-        <w:tc>
-          <w:tcPr>
-            <w:tcW w:type="dxa" w:w="2880"/>
-          </w:tcPr>
-          <w:p>
-            <w:r/>
-            <w:r>
-              <w:t>2025-08-08</w:t>
-            </w:r>
-          </w:p>
-        </w:tc>
-        <w:tc>
-          <w:tcPr>
-            <w:tcW w:type="dxa" w:w="2880"/>
-          </w:tcPr>
-          <w:p>
-            <w:r/>
-            <w:r>
-              <w:t>古特雷斯對以色列政府決定「接管加薩城」深表震驚，指出此舉標誌局勢危險升級，危及數百萬巴勒斯坦人及仍被扣押之人質</w:t>
-            </w:r>
-          </w:p>
-        </w:tc>
-        <w:tc>
-          <w:tcPr>
-            <w:tcW w:type="dxa" w:w="2880"/>
-          </w:tcPr>
-          <w:p>
-            <w:r/>
-            <w:r>
-              <w:t>來源27</w:t>
-            </w:r>
-          </w:p>
-        </w:tc>
-      </w:tr>
-      <w:tr>
-        <w:tc>
-          <w:tcPr>
-            <w:tcW w:type="dxa" w:w="2880"/>
-          </w:tcPr>
-          <w:p>
-            <w:r/>
-            <w:r>
-              <w:t>2025-08-22</w:t>
-            </w:r>
-          </w:p>
-        </w:tc>
-        <w:tc>
-          <w:tcPr>
-            <w:tcW w:type="dxa" w:w="2880"/>
-          </w:tcPr>
-          <w:p>
-            <w:r/>
-            <w:r>
-              <w:t>加薩兒童截肢率攀升至全球最高；以軍持續加強加薩城及周边軍事行動；古特雷斯再度緊急呼籲停火</w:t>
-            </w:r>
-          </w:p>
-        </w:tc>
-        <w:tc>
-          <w:tcPr>
-            <w:tcW w:type="dxa" w:w="2880"/>
-          </w:tcPr>
-          <w:p>
-            <w:r/>
-            <w:r>
-              <w:t>來源28</w:t>
-            </w:r>
-          </w:p>
-        </w:tc>
-      </w:tr>
-      <w:tr>
-        <w:tc>
-          <w:tcPr>
-            <w:tcW w:type="dxa" w:w="2880"/>
-          </w:tcPr>
-          <w:p>
-            <w:r/>
-            <w:r>
-              <w:t>2025-10-03</w:t>
-            </w:r>
-          </w:p>
-        </w:tc>
-        <w:tc>
-          <w:tcPr>
-            <w:tcW w:type="dxa" w:w="2880"/>
-          </w:tcPr>
-          <w:p>
-            <w:r/>
-            <w:r>
-              <w:t>哈馬斯宣布準備釋放人質，古特雷斯表示「感到鼓舞」；聯合國及合作夥伴已備妥約 17 萬噸食品、藥品、帳篷等物資可隨時運入；世衛組織緊急轉移 3 名危重新生兒（第 4 名嬰兒當天早上死亡）</w:t>
-            </w:r>
-          </w:p>
-        </w:tc>
-        <w:tc>
-          <w:tcPr>
-            <w:tcW w:type="dxa" w:w="2880"/>
-          </w:tcPr>
-          <w:p>
-            <w:r/>
-            <w:r>
-              <w:t>來源29、30</w:t>
-            </w:r>
-          </w:p>
-        </w:tc>
-      </w:tr>
     </w:tbl>
-    <w:p/>
-    <w:p>
-      <w:r>
-        <w:t>---</w:t>
-      </w:r>
-    </w:p>
-    <w:p/>
-    <w:p>
-      <w:pPr>
-        <w:pStyle w:val="Heading2"/>
-      </w:pPr>
-      <w:r>
-        <w:t>三、六大面向分析</w:t>
-      </w:r>
-    </w:p>
     <w:p/>
     <w:p>
       <w:pPr>
         <w:pStyle w:val="Heading3"/>
       </w:pPr>
       <w:r>
-        <w:t>（一）政治外交</w:t>
-      </w:r>
-    </w:p>
-    <w:p/>
-    <w:p>
-      <w:pPr>
-        <w:pStyle w:val="ListBullet"/>
-      </w:pPr>
-      <w:r>
-        <w:rPr>
-          <w:b/>
-        </w:rPr>
-        <w:t>停火協議達成與調解角色（1 月）：</w:t>
-      </w:r>
-      <w:r>
-        <w:t xml:space="preserve"> 2025 年 1 月 15 日，古特雷斯對停火及人質釋放協議達成表示歡迎，並高度赞扬</w:t>
-      </w:r>
-      <w:r>
-        <w:rPr>
-          <w:b/>
-        </w:rPr>
-        <w:t>埃及、卡達、美國</w:t>
-      </w:r>
-      <w:r>
-        <w:t>在推動協議中的卓越貢獻（來源2）。古特雷斯同時重申結束佔領、透過談判實現「兩國方案」為紧迫任務（來源4）。</w:t>
-      </w:r>
-    </w:p>
-    <w:p>
-      <w:pPr>
-        <w:pStyle w:val="ListBullet"/>
-      </w:pPr>
-      <w:r>
-        <w:rPr>
-          <w:b/>
-        </w:rPr>
-        <w:t>協議結構與階段：</w:t>
-      </w:r>
-      <w:r>
-        <w:t xml:space="preserve"> 該協議共分</w:t>
-      </w:r>
-      <w:r>
-        <w:rPr>
-          <w:b/>
-        </w:rPr>
-        <w:t>三個階段</w:t>
-      </w:r>
-      <w:r>
-        <w:t>，第一階段包括以軍撤离加薩居民區、允許巴人返回家園、大幅增加援助物資進入，以及人質與囚犯交換（來源6、11）。</w:t>
-      </w:r>
-    </w:p>
-    <w:p>
-      <w:pPr>
-        <w:pStyle w:val="ListBullet"/>
-      </w:pPr>
-      <w:r>
-        <w:rPr>
-          <w:b/>
-        </w:rPr>
-        <w:t>停火破裂風險（2 月）：</w:t>
-      </w:r>
-      <w:r>
-        <w:t xml:space="preserve"> 2 月 11 日，古特雷斯警告已持續三週的停火協議「或将終止」，呼籲哈馬斯按計劃釋放人質，並敦促雙方</w:t>
-      </w:r>
-      <w:r>
-        <w:rPr>
-          <w:b/>
-        </w:rPr>
-        <w:t>盡快在多哈恢復第二階段認真談判</w:t>
-      </w:r>
-      <w:r>
-        <w:t>（來源7、8）。</w:t>
-      </w:r>
-    </w:p>
-    <w:p>
-      <w:pPr>
-        <w:pStyle w:val="ListBullet"/>
-      </w:pPr>
-      <w:r>
-        <w:rPr>
-          <w:b/>
-        </w:rPr>
-        <w:t>第一階段推進與破裂（3 月-4 月）：</w:t>
-      </w:r>
-      <w:r>
-        <w:t xml:space="preserve"> 3 月 1 日時第一階段計劃「基本按商定步驟推進」（來源17）；然而至 4 月 1 日，以色列已連續四周禁止所有商業及人道援助進入（來源18），4 月 25 日確認停火協議「三月份破裂」（來源19）。</w:t>
-      </w:r>
-    </w:p>
-    <w:p>
-      <w:pPr>
-        <w:pStyle w:val="ListBullet"/>
-      </w:pPr>
-      <w:r>
-        <w:rPr>
-          <w:b/>
-        </w:rPr>
-        <w:t>人質釋放持續（2 月）：</w:t>
-      </w:r>
-      <w:r>
-        <w:t xml:space="preserve"> 2 月 16 日，三名以色列人質獲釋，369 名巴勒斯坦囚犯獲釋（來源10）；古特雷斯對每一輪釋放均表示歡迎（來源6、9、13）。</w:t>
-      </w:r>
-    </w:p>
-    <w:p>
-      <w:pPr>
-        <w:pStyle w:val="ListBullet"/>
-      </w:pPr>
-      <w:r>
-        <w:rPr>
-          <w:b/>
-        </w:rPr>
-        <w:t>安理會動向（5 月）：</w:t>
-      </w:r>
-      <w:r>
-        <w:t xml:space="preserve"> 5 月 31 日，</w:t>
-      </w:r>
-      <w:r>
-        <w:rPr>
-          <w:b/>
-        </w:rPr>
-        <w:t>美國在安理會投下否決票</w:t>
-      </w:r>
-      <w:r>
-        <w:t>，阻止了一項呼籲加薩永久停火、解除援助限制的決議草案（來源21）。</w:t>
-      </w:r>
-    </w:p>
-    <w:p>
-      <w:pPr>
-        <w:pStyle w:val="ListBullet"/>
-      </w:pPr>
-      <w:r>
-        <w:rPr>
-          <w:b/>
-        </w:rPr>
-        <w:t>以色列「接管加薩城」（8 月）：</w:t>
-      </w:r>
-      <w:r>
-        <w:t xml:space="preserve"> 8 月 8 日，古特雷斯對以色列政府決定「接管加薩城」深表震驚，指出此舉可能危及仍被扣押的人質（來源27）。</w:t>
-      </w:r>
-    </w:p>
-    <w:p>
-      <w:pPr>
-        <w:pStyle w:val="ListBullet"/>
-      </w:pPr>
-      <w:r>
-        <w:rPr>
-          <w:b/>
-        </w:rPr>
-        <w:t>10 月新動向：</w:t>
-      </w:r>
-      <w:r>
-        <w:t xml:space="preserve"> 10 月 3 日，哈馬斯宣布準備釋放人質，古特雷斯表示「感到鼓舞」（來源29），顯示談判窗口重新出現。</w:t>
-      </w:r>
-    </w:p>
-    <w:p/>
-    <w:p>
-      <w:pPr>
-        <w:pStyle w:val="Heading3"/>
-      </w:pPr>
-      <w:r>
-        <w:t>（二）國際安全</w:t>
-      </w:r>
-    </w:p>
-    <w:p/>
-    <w:p>
-      <w:pPr>
-        <w:pStyle w:val="ListBullet"/>
-      </w:pPr>
-      <w:r>
-        <w:rPr>
-          <w:b/>
-        </w:rPr>
-        <w:t>以軍軍事行動與平民影響：</w:t>
-      </w:r>
-    </w:p>
-    <w:p>
-      <w:pPr>
-        <w:pStyle w:val="ListBullet"/>
-      </w:pPr>
-      <w:r>
-        <w:t>2 月 26 日：約旦河西岸數週軍事行動致約四萬人流離失所、50 多人喪生（含兒童）（來源14、15）。</w:t>
-      </w:r>
-    </w:p>
-    <w:p>
-      <w:pPr>
-        <w:pStyle w:val="ListBullet"/>
-      </w:pPr>
-      <w:r>
-        <w:t>7 月 3 日：僅一天內，以方下令強制轉移近 3 萬人，使其在缺乏庇護、食物、藥品和飲水的情況下再次流離失所（來源25）。</w:t>
-      </w:r>
-    </w:p>
-    <w:p>
-      <w:pPr>
-        <w:pStyle w:val="ListBullet"/>
-      </w:pPr>
-      <w:r>
-        <w:t>8 月 22 日：以軍持續加強加薩城及周边軍事行動（來源28）。</w:t>
-      </w:r>
-    </w:p>
-    <w:p>
-      <w:pPr>
-        <w:pStyle w:val="ListBullet"/>
-      </w:pPr>
-      <w:r>
-        <w:rPr>
-          <w:b/>
-        </w:rPr>
-        <w:t>停火違規與破裂：</w:t>
-      </w:r>
-    </w:p>
-    <w:p>
-      <w:pPr>
-        <w:pStyle w:val="ListBullet"/>
-      </w:pPr>
-      <w:r>
-        <w:t>2 月 11 日：停火協議面临終止風險（來源7）。</w:t>
-      </w:r>
-    </w:p>
-    <w:p>
-      <w:pPr>
-        <w:pStyle w:val="ListBullet"/>
-      </w:pPr>
-      <w:r>
-        <w:t>4 月 1 日起：以色列關閉邊境、禁止所有援助進入（來源18），構成對停火協議中「增加援助」承諾的嚴重違反。</w:t>
-      </w:r>
-    </w:p>
-    <w:p>
-      <w:pPr>
-        <w:pStyle w:val="ListBullet"/>
-      </w:pPr>
-      <w:r>
-        <w:t>4 月 25 日：確認停火協議「三月份破裂」（來源19）。</w:t>
-      </w:r>
-    </w:p>
-    <w:p>
-      <w:pPr>
-        <w:pStyle w:val="ListBullet"/>
-      </w:pPr>
-      <w:r>
-        <w:rPr>
-          <w:b/>
-        </w:rPr>
-        <w:t>對救援人員之安全影響：</w:t>
-      </w:r>
-    </w:p>
-    <w:p>
-      <w:pPr>
-        <w:pStyle w:val="ListBullet"/>
-      </w:pPr>
-      <w:r>
-        <w:t>1 月 14 日：聯合國谴责以色列繼續阻礙援助，人道工作者安全受到威脅（來源1）。</w:t>
-      </w:r>
-    </w:p>
-    <w:p>
-      <w:pPr>
-        <w:pStyle w:val="ListBullet"/>
-      </w:pPr>
-      <w:r>
-        <w:t>4 月 1 日：聯合國谴责以色列襲擊加薩人道工作者，呼籲獨立調查（來源18 標題）。</w:t>
-      </w:r>
-    </w:p>
-    <w:p>
-      <w:pPr>
-        <w:pStyle w:val="ListBullet"/>
-      </w:pPr>
-      <w:r>
-        <w:t>5 月 31 日：加薩南部一處私營援助中心周邊民眾領食時遭槍擊喪命（來源21）。</w:t>
-      </w:r>
-    </w:p>
-    <w:p>
-      <w:pPr>
-        <w:pStyle w:val="ListBullet"/>
-      </w:pPr>
-      <w:r>
-        <w:rPr>
-          <w:b/>
-        </w:rPr>
-        <w:t>人道協調受阻的量化數據：</w:t>
-      </w:r>
-      <w:r>
-        <w:t xml:space="preserve"> 6 月近 400 次人道協調嘗試中，</w:t>
-      </w:r>
-      <w:r>
-        <w:rPr>
-          <w:b/>
-        </w:rPr>
-        <w:t>44% 被以方直接拒絕、10% 初步获批後受阻、僅約 1/3 得以執行</w:t>
-      </w:r>
-      <w:r>
-        <w:t>、12% 因後勤安全問題被取消（來源26）。</w:t>
-      </w:r>
-    </w:p>
-    <w:p>
-      <w:pPr>
-        <w:pStyle w:val="ListBullet"/>
-      </w:pPr>
-      <w:r>
-        <w:rPr>
-          <w:b/>
-        </w:rPr>
-        <w:t>自 4 月起以方拒絕超過 20 次搶修許可</w:t>
-      </w:r>
-      <w:r>
-        <w:t>（來源22）。</w:t>
-      </w:r>
-    </w:p>
-    <w:p/>
-    <w:p>
-      <w:pPr>
-        <w:pStyle w:val="Heading3"/>
-      </w:pPr>
-      <w:r>
-        <w:t>（三）人道事務</w:t>
-      </w:r>
-    </w:p>
-    <w:p/>
-    <w:p>
-      <w:pPr>
-        <w:pStyle w:val="ListBullet"/>
-      </w:pPr>
-      <w:r>
-        <w:rPr>
-          <w:b/>
-        </w:rPr>
-        <w:t>食品與飢餓危機：</w:t>
-      </w:r>
-    </w:p>
-    <w:p>
-      <w:pPr>
-        <w:pStyle w:val="ListBullet"/>
-      </w:pPr>
-      <w:r>
-        <w:t>4 月 25 日：停火破裂後連續 50 多天無援助進入，加薩人口「即將斷糧」（來源19）。</w:t>
-      </w:r>
-    </w:p>
-    <w:p>
-      <w:pPr>
-        <w:pStyle w:val="ListBullet"/>
-      </w:pPr>
-      <w:r>
-        <w:t>5 月 31 日：近三個月封鎖後飢餓危機「已呈失控態勢」（來源21）。</w:t>
-      </w:r>
-    </w:p>
-    <w:p>
-      <w:pPr>
-        <w:pStyle w:val="ListBullet"/>
-      </w:pPr>
-      <w:r>
-        <w:rPr>
-          <w:b/>
-        </w:rPr>
-        <w:t>飲水、衛生與避難：</w:t>
-      </w:r>
-    </w:p>
-    <w:p>
-      <w:pPr>
-        <w:pStyle w:val="ListBullet"/>
-      </w:pPr>
-      <w:r>
-        <w:t>4 月 25 日：酷熱高溫、污水橫流、垃圾成山環境下，流離失所家庭面臨日益嚴重的公衛危機（來源19）。</w:t>
-      </w:r>
-    </w:p>
-    <w:p>
-      <w:pPr>
-        <w:pStyle w:val="ListBullet"/>
-      </w:pPr>
-      <w:r>
-        <w:t>7 月 3 日：近 3 萬人在缺乏庇護、食物、藥品和飲水的情況下被強制轉移（來源25）。</w:t>
-      </w:r>
-    </w:p>
-    <w:p>
-      <w:pPr>
-        <w:pStyle w:val="ListBullet"/>
-      </w:pPr>
-      <w:r>
-        <w:rPr>
-          <w:b/>
-        </w:rPr>
-        <w:t>邊境口岸與援助物資：</w:t>
-      </w:r>
-    </w:p>
-    <w:p>
-      <w:pPr>
-        <w:pStyle w:val="ListBullet"/>
-      </w:pPr>
-      <w:r>
-        <w:t>4 月 1 日：以方連續四周禁止所有商業和人道援助進入（來源18）。</w:t>
-      </w:r>
-    </w:p>
-    <w:p>
-      <w:pPr>
-        <w:pStyle w:val="ListBullet"/>
-      </w:pPr>
-      <w:r>
-        <w:t>6 月 13 日：自 4 月起拒絕超過 20 次搶修許可（來源22）。</w:t>
-      </w:r>
-    </w:p>
-    <w:p>
-      <w:pPr>
-        <w:pStyle w:val="ListBullet"/>
-      </w:pPr>
-      <w:r>
-        <w:t>10 月 3 日：聯合國及合作夥伴已備妥</w:t>
-      </w:r>
-      <w:r>
-        <w:rPr>
-          <w:b/>
-        </w:rPr>
-        <w:t>約 17 萬噸</w:t>
-      </w:r>
-      <w:r>
-        <w:t>食品、藥品、帳篷等物資，「可隨時運入加薩」（來源29）。</w:t>
-      </w:r>
-    </w:p>
-    <w:p>
-      <w:pPr>
-        <w:pStyle w:val="ListBullet"/>
-      </w:pPr>
-      <w:r>
-        <w:rPr>
-          <w:b/>
-        </w:rPr>
-        <w:t>人道協調成功率極低：</w:t>
-      </w:r>
-      <w:r>
-        <w:t xml:space="preserve"> 6 月數據顯示僅約 1/3 的協調嘗試得以執行（來源26）。</w:t>
-      </w:r>
-    </w:p>
-    <w:p/>
-    <w:p>
-      <w:pPr>
-        <w:pStyle w:val="Heading3"/>
-      </w:pPr>
-      <w:r>
-        <w:t>（四）醫療衛生</w:t>
-      </w:r>
-    </w:p>
-    <w:p/>
-    <w:p>
-      <w:pPr>
-        <w:pStyle w:val="ListBullet"/>
-      </w:pPr>
-      <w:r>
-        <w:rPr>
-          <w:b/>
-        </w:rPr>
-        <w:t>醫院運作受限：</w:t>
-      </w:r>
-    </w:p>
-    <w:p>
-      <w:pPr>
-        <w:pStyle w:val="ListBullet"/>
-      </w:pPr>
-      <w:r>
-        <w:t>1 月 14 日：奧達醫院因嚴重物資短缺而運行受限；印尼醫院基本設備已被破壞（來源1）。</w:t>
-      </w:r>
-    </w:p>
-    <w:p>
-      <w:pPr>
-        <w:pStyle w:val="ListBullet"/>
-      </w:pPr>
-      <w:r>
-        <w:rPr>
-          <w:b/>
-        </w:rPr>
-        <w:t>醫療物資短缺與公共衛生危機：</w:t>
-      </w:r>
-    </w:p>
-    <w:p>
-      <w:pPr>
-        <w:pStyle w:val="ListBullet"/>
-      </w:pPr>
-      <w:r>
-        <w:t>4 月 25 日：在污水橫流、垃圾成山環境下，流離失所家庭面臨日益嚴重的公衛危機（來源19）。</w:t>
-      </w:r>
-    </w:p>
-    <w:p>
-      <w:pPr>
-        <w:pStyle w:val="ListBullet"/>
-      </w:pPr>
-      <w:r>
-        <w:t>5 月 2 日：弗莱徹指出以方阻止援助「剝奪了平民的基本醫療保障」（來源20）。</w:t>
-      </w:r>
-    </w:p>
-    <w:p>
-      <w:pPr>
-        <w:pStyle w:val="ListBullet"/>
-      </w:pPr>
-      <w:r>
-        <w:rPr>
-          <w:b/>
-        </w:rPr>
-        <w:t>病患轉送：</w:t>
-      </w:r>
-    </w:p>
-    <w:p>
-      <w:pPr>
-        <w:pStyle w:val="ListBullet"/>
-      </w:pPr>
-      <w:r>
-        <w:t>10 月 3 日：世衛組織組織緊急轉移任務，將 3 名危重新生兒從加薩市赫盧醫院轉至代爾巴拉赫的阿克薩醫院；</w:t>
-      </w:r>
-      <w:r>
-        <w:rPr>
-          <w:b/>
-        </w:rPr>
-        <w:t>原定轉移的第 4 名嬰兒於當天早上死亡</w:t>
-      </w:r>
-      <w:r>
-        <w:t>（來源30）。</w:t>
-      </w:r>
-    </w:p>
-    <w:p>
-      <w:pPr>
-        <w:pStyle w:val="ListBullet"/>
-      </w:pPr>
-      <w:r>
-        <w:rPr>
-          <w:b/>
-        </w:rPr>
-        <w:t>兒童醫療災難：</w:t>
-      </w:r>
-    </w:p>
-    <w:p>
-      <w:pPr>
-        <w:pStyle w:val="ListBullet"/>
-      </w:pPr>
-      <w:r>
-        <w:t>8 月 22 日：加薩地帶兒童截肢率已攀升至</w:t>
-      </w:r>
-      <w:r>
-        <w:rPr>
-          <w:b/>
-        </w:rPr>
-        <w:t>全球最高</w:t>
-      </w:r>
-      <w:r>
-        <w:t>（來源28）。</w:t>
-      </w:r>
-    </w:p>
-    <w:p>
-      <w:pPr>
-        <w:pStyle w:val="ListBullet"/>
-      </w:pPr>
-      <w:r>
-        <w:rPr>
-          <w:b/>
-        </w:rPr>
-        <w:t>醫護人員安全：</w:t>
-      </w:r>
-      <w:r>
-        <w:t xml:space="preserve"> 現行資料中未見直接針對醫護人員遇襲的獨立紀錄，但來源1提及醫院設備被破壞、來源27提及以色列「接管加薩城」可能危及更多生命，間接反映醫療體系處於高度不穩定狀態。</w:t>
-      </w:r>
-    </w:p>
-    <w:p/>
-    <w:p>
-      <w:pPr>
-        <w:pStyle w:val="Heading3"/>
-      </w:pPr>
-      <w:r>
-        <w:t>（五）國際組織</w:t>
+        <w:t>第四階段：危機升級與軍事行動擴大（6-8月）</w:t>
       </w:r>
     </w:p>
     <w:p/>
@@ -1814,7 +1058,7 @@
               <w:rPr>
                 <w:b/>
               </w:rPr>
-              <w:t>組織／角色</w:t>
+              <w:t>日期</w:t>
             </w:r>
           </w:p>
         </w:tc>
@@ -1832,7 +1076,7 @@
               <w:rPr>
                 <w:b/>
               </w:rPr>
-              <w:t>主要行動與聲明</w:t>
+              <w:t>事件摘要</w:t>
             </w:r>
           </w:p>
         </w:tc>
@@ -1859,11 +1103,26 @@
         <w:tc>
           <w:tcPr>
             <w:tcW w:type="dxa" w:w="2880"/>
+            <w:vMerge w:val="restart"/>
           </w:tcPr>
           <w:p>
             <w:r/>
             <w:r>
-              <w:t>聯合國秘書長（古特雷斯）</w:t>
+              <w:t>2025-06-13</w:t>
+            </w:r>
+          </w:p>
+          <w:p>
+            <w:r/>
+          </w:p>
+        </w:tc>
+        <w:tc>
+          <w:tcPr>
+            <w:tcW w:type="dxa" w:w="2880"/>
+          </w:tcPr>
+          <w:p>
+            <w:r/>
+            <w:r>
+              <w:t>自4月以來以色列拒絕超過20次搶修許可申請</w:t>
             </w:r>
           </w:p>
         </w:tc>
@@ -1874,7 +1133,27 @@
           <w:p>
             <w:r/>
             <w:r>
-              <w:t>歡迎停火協議（1 月）；警告停火終止風險（2 月）；敦促各方信守承諾（2 月）；譴責人道局勢惡化、呼籲永久停火（5 月、7 月）；對「接管加薩城」深表震驚（8 月）；對哈馬斯準備釋放人質「感到鼓舞」（10 月）</w:t>
+              <w:t>來源22</w:t>
+            </w:r>
+          </w:p>
+        </w:tc>
+      </w:tr>
+      <w:tr>
+        <w:tc>
+          <w:tcPr>
+            <w:tcW w:type="dxa" w:w="2880"/>
+            <w:vMerge/>
+          </w:tcPr>
+          <w:p/>
+        </w:tc>
+        <w:tc>
+          <w:tcPr>
+            <w:tcW w:type="dxa" w:w="2880"/>
+          </w:tcPr>
+          <w:p>
+            <w:r/>
+            <w:r>
+              <w:t>6月聯合國近400次人道協調嘗試中：44%被直接拒絕、10%获批後受阻、僅1/3得以執行、12%因後勤安全取消</w:t>
             </w:r>
           </w:p>
         </w:tc>
@@ -1885,7 +1164,77 @@
           <w:p>
             <w:r/>
             <w:r>
-              <w:t>2、4、7、8、13、21、24、27、29</w:t>
+              <w:t>來源25</w:t>
+            </w:r>
+          </w:p>
+        </w:tc>
+      </w:tr>
+      <w:tr>
+        <w:tc>
+          <w:tcPr>
+            <w:tcW w:type="dxa" w:w="2880"/>
+            <w:vMerge w:val="restart"/>
+          </w:tcPr>
+          <w:p>
+            <w:r/>
+            <w:r>
+              <w:t>2025-07-03</w:t>
+            </w:r>
+          </w:p>
+          <w:p>
+            <w:r/>
+          </w:p>
+        </w:tc>
+        <w:tc>
+          <w:tcPr>
+            <w:tcW w:type="dxa" w:w="2880"/>
+          </w:tcPr>
+          <w:p>
+            <w:r/>
+            <w:r>
+              <w:t>古特雷斯對人道局勢進一步惡化表嚴重關切，嚴厲譴責多起平民死傷襲擊，呼籲立即永久停火與全面准入</w:t>
+            </w:r>
+          </w:p>
+        </w:tc>
+        <w:tc>
+          <w:tcPr>
+            <w:tcW w:type="dxa" w:w="2880"/>
+          </w:tcPr>
+          <w:p>
+            <w:r/>
+            <w:r>
+              <w:t>來源23</w:t>
+            </w:r>
+          </w:p>
+        </w:tc>
+      </w:tr>
+      <w:tr>
+        <w:tc>
+          <w:tcPr>
+            <w:tcW w:type="dxa" w:w="2880"/>
+            <w:vMerge/>
+          </w:tcPr>
+          <w:p/>
+        </w:tc>
+        <w:tc>
+          <w:tcPr>
+            <w:tcW w:type="dxa" w:w="2880"/>
+          </w:tcPr>
+          <w:p>
+            <w:r/>
+            <w:r>
+              <w:t>單日內以色列下令強制轉移近3萬人，使其缺乏庇護、食物、藥品和飲水</w:t>
+            </w:r>
+          </w:p>
+        </w:tc>
+        <w:tc>
+          <w:tcPr>
+            <w:tcW w:type="dxa" w:w="2880"/>
+          </w:tcPr>
+          <w:p>
+            <w:r/>
+            <w:r>
+              <w:t>來源24</w:t>
             </w:r>
           </w:p>
         </w:tc>
@@ -1898,7 +1247,7 @@
           <w:p>
             <w:r/>
             <w:r>
-              <w:t>人道協調廳（弗莱徹）</w:t>
+              <w:t>2025-08-08</w:t>
             </w:r>
           </w:p>
         </w:tc>
@@ -1909,7 +1258,7 @@
           <w:p>
             <w:r/>
             <w:r>
-              <w:t>停火帶來希望但援助充滿挑戰（1 月）；以方阻止援助屬「集體懲罰」（5 月）</w:t>
+              <w:t>古特雷斯對以色列「接管加薩城」決定深表震驚，指此為局勢危險升級，恐危及包括被扣押人質在內的更多生命</w:t>
             </w:r>
           </w:p>
         </w:tc>
@@ -1920,7 +1269,7 @@
           <w:p>
             <w:r/>
             <w:r>
-              <w:t>5、20</w:t>
+              <w:t>來源26</w:t>
             </w:r>
           </w:p>
         </w:tc>
@@ -1933,7 +1282,7 @@
           <w:p>
             <w:r/>
             <w:r>
-              <w:t>聯合國人道事務（杜加里克）</w:t>
+              <w:t>2025-08-22</w:t>
             </w:r>
           </w:p>
         </w:tc>
@@ -1944,7 +1293,7 @@
           <w:p>
             <w:r/>
             <w:r>
-              <w:t>醫院運行受限、設備被破壞（1 月）；一天內強制轉移近 3 萬人（7 月）</w:t>
+              <w:t>加薩兒童截肢率攀升至全球最高；以軍持續加強加薩城周邊軍事行動；古特雷斯再度緊急呼籲停火</w:t>
             </w:r>
           </w:p>
         </w:tc>
@@ -1955,182 +1304,7 @@
           <w:p>
             <w:r/>
             <w:r>
-              <w:t>1、25</w:t>
-            </w:r>
-          </w:p>
-        </w:tc>
-      </w:tr>
-      <w:tr>
-        <w:tc>
-          <w:tcPr>
-            <w:tcW w:type="dxa" w:w="2880"/>
-          </w:tcPr>
-          <w:p>
-            <w:r/>
-            <w:r>
-              <w:t>聯合國兒童基金會（拉塞爾）</w:t>
-            </w:r>
-          </w:p>
-        </w:tc>
-        <w:tc>
-          <w:tcPr>
-            <w:tcW w:type="dxa" w:w="2880"/>
-          </w:tcPr>
-          <w:p>
-            <w:r/>
-            <w:r>
-              <w:t>至少 1.45 萬名兒童喪生、近 100 萬人流離失所（1 月）</w:t>
-            </w:r>
-          </w:p>
-        </w:tc>
-        <w:tc>
-          <w:tcPr>
-            <w:tcW w:type="dxa" w:w="2880"/>
-          </w:tcPr>
-          <w:p>
-            <w:r/>
-            <w:r>
-              <w:t>3</w:t>
-            </w:r>
-          </w:p>
-        </w:tc>
-      </w:tr>
-      <w:tr>
-        <w:tc>
-          <w:tcPr>
-            <w:tcW w:type="dxa" w:w="2880"/>
-          </w:tcPr>
-          <w:p>
-            <w:r/>
-            <w:r>
-              <w:t>近東救援工程處（UNRWA）</w:t>
-            </w:r>
-          </w:p>
-        </w:tc>
-        <w:tc>
-          <w:tcPr>
-            <w:tcW w:type="dxa" w:w="2880"/>
-          </w:tcPr>
-          <w:p>
-            <w:r/>
-            <w:r>
-              <w:t>約旦河西岸 50 多人喪生（含兒童）（2 月）</w:t>
-            </w:r>
-          </w:p>
-        </w:tc>
-        <w:tc>
-          <w:tcPr>
-            <w:tcW w:type="dxa" w:w="2880"/>
-          </w:tcPr>
-          <w:p>
-            <w:r/>
-            <w:r>
-              <w:t>15</w:t>
-            </w:r>
-          </w:p>
-        </w:tc>
-      </w:tr>
-      <w:tr>
-        <w:tc>
-          <w:tcPr>
-            <w:tcW w:type="dxa" w:w="2880"/>
-          </w:tcPr>
-          <w:p>
-            <w:r/>
-            <w:r>
-              <w:t>世衛組織（WHO）</w:t>
-            </w:r>
-          </w:p>
-        </w:tc>
-        <w:tc>
-          <w:tcPr>
-            <w:tcW w:type="dxa" w:w="2880"/>
-          </w:tcPr>
-          <w:p>
-            <w:r/>
-            <w:r>
-              <w:t>緊急轉移 3 名危重新生兒，第 4 名嬰兒死亡（10 月）</w:t>
-            </w:r>
-          </w:p>
-        </w:tc>
-        <w:tc>
-          <w:tcPr>
-            <w:tcW w:type="dxa" w:w="2880"/>
-          </w:tcPr>
-          <w:p>
-            <w:r/>
-            <w:r>
-              <w:t>30</w:t>
-            </w:r>
-          </w:p>
-        </w:tc>
-      </w:tr>
-      <w:tr>
-        <w:tc>
-          <w:tcPr>
-            <w:tcW w:type="dxa" w:w="2880"/>
-          </w:tcPr>
-          <w:p>
-            <w:r/>
-            <w:r>
-              <w:t>美國（安理會）</w:t>
-            </w:r>
-          </w:p>
-        </w:tc>
-        <w:tc>
-          <w:tcPr>
-            <w:tcW w:type="dxa" w:w="2880"/>
-          </w:tcPr>
-          <w:p>
-            <w:r/>
-            <w:r>
-              <w:t>否決加薩永久停火決議草案（5 月）；斡旋以伊停火（6 月）</w:t>
-            </w:r>
-          </w:p>
-        </w:tc>
-        <w:tc>
-          <w:tcPr>
-            <w:tcW w:type="dxa" w:w="2880"/>
-          </w:tcPr>
-          <w:p>
-            <w:r/>
-            <w:r>
-              <w:t>21、23</w:t>
-            </w:r>
-          </w:p>
-        </w:tc>
-      </w:tr>
-      <w:tr>
-        <w:tc>
-          <w:tcPr>
-            <w:tcW w:type="dxa" w:w="2880"/>
-          </w:tcPr>
-          <w:p>
-            <w:r/>
-            <w:r>
-              <w:t>埃及、卡達</w:t>
-            </w:r>
-          </w:p>
-        </w:tc>
-        <w:tc>
-          <w:tcPr>
-            <w:tcW w:type="dxa" w:w="2880"/>
-          </w:tcPr>
-          <w:p>
-            <w:r/>
-            <w:r>
-              <w:t>被古特雷斯高度赞扬為停火協議的關鍵調解方（1 月）；多哈為第二階段談判地點（2 月）</w:t>
-            </w:r>
-          </w:p>
-        </w:tc>
-        <w:tc>
-          <w:tcPr>
-            <w:tcW w:type="dxa" w:w="2880"/>
-          </w:tcPr>
-          <w:p>
-            <w:r/>
-            <w:r>
-              <w:t>2、8</w:t>
+              <w:t>來源27</w:t>
             </w:r>
           </w:p>
         </w:tc>
@@ -2138,403 +1312,11 @@
     </w:tbl>
     <w:p/>
     <w:p>
-      <w:r>
-        <w:t>---</w:t>
-      </w:r>
-    </w:p>
-    <w:p/>
-    <w:p>
-      <w:pPr>
-        <w:pStyle w:val="Heading2"/>
-      </w:pPr>
-      <w:r>
-        <w:t>四、趨勢分析</w:t>
-      </w:r>
-    </w:p>
-    <w:p/>
-    <w:p>
       <w:pPr>
         <w:pStyle w:val="Heading3"/>
       </w:pPr>
       <w:r>
-        <w:t>1. 停火與人質談判的「達成-動搖-破裂-重啟」週期</w:t>
-      </w:r>
-    </w:p>
-    <w:p/>
-    <w:p>
-      <w:pPr>
-        <w:pStyle w:val="ListBullet"/>
-      </w:pPr>
-      <w:r>
-        <w:rPr>
-          <w:b/>
-        </w:rPr>
-        <w:t>1 月中（達成）→ 2 月（動搖）→ 3 月（推進但隨即破裂）→ 4 月起（全面封鎖）→ 10 月初（重啟信號）：</w:t>
-      </w:r>
-      <w:r>
-        <w:t xml:space="preserve"> 2025 年加薩停火經歷了極為曲折的節奏。1 月 15 日協議達成（來源2），2 月 11 日即面臨終止風險（來源7），3 月 1 日時第一階段「基本按步驟推進」（來源17），但至 4 月已確認破裂（來源19）。直至 10 月 3 日，哈馬斯再次宣布準備釋放人質（來源29），顯示</w:t>
-      </w:r>
-      <w:r>
-        <w:rPr>
-          <w:b/>
-        </w:rPr>
-        <w:t>談判窗口反覆開合，尚未形成穩定機制</w:t>
-      </w:r>
-      <w:r>
-        <w:t>。</w:t>
-      </w:r>
-    </w:p>
-    <w:p/>
-    <w:p>
-      <w:pPr>
-        <w:pStyle w:val="Heading3"/>
-      </w:pPr>
-      <w:r>
-        <w:t>2. 人道援助從「有條件進入」到「全面封鎖」的惡化</w:t>
-      </w:r>
-    </w:p>
-    <w:p/>
-    <w:p>
-      <w:pPr>
-        <w:pStyle w:val="ListBullet"/>
-      </w:pPr>
-      <w:r>
-        <w:t>1 月：醫院已因物資短缺而運行受限（來源1）。</w:t>
-      </w:r>
-    </w:p>
-    <w:p>
-      <w:pPr>
-        <w:pStyle w:val="ListBullet"/>
-      </w:pPr>
-      <w:r>
-        <w:t>4 月起：以方連續四周禁止所有援助進入（來源18），至 4 月 25 日已超過 50 天（來源19）。</w:t>
-      </w:r>
-    </w:p>
-    <w:p>
-      <w:pPr>
-        <w:pStyle w:val="ListBullet"/>
-      </w:pPr>
-      <w:r>
-        <w:t>5 月：飢餓危機「失控」，援助中心周邊民眾遭槍擊（來源21）。</w:t>
-      </w:r>
-    </w:p>
-    <w:p>
-      <w:pPr>
-        <w:pStyle w:val="ListBullet"/>
-      </w:pPr>
-      <w:r>
-        <w:t>6 月：近 400 次協調嘗試中僅 1/3 執行（來源26）；拒絕超過 20 次搶修許可（來源22）。</w:t>
-      </w:r>
-    </w:p>
-    <w:p>
-      <w:pPr>
-        <w:pStyle w:val="ListBullet"/>
-      </w:pPr>
-      <w:r>
-        <w:t>7 月：一天內強制轉移近 3 萬人（來源25）。</w:t>
-      </w:r>
-    </w:p>
-    <w:p>
-      <w:pPr>
-        <w:pStyle w:val="ListBullet"/>
-      </w:pPr>
-      <w:r>
-        <w:rPr>
-          <w:b/>
-        </w:rPr>
-        <w:t>整體趨勢：人道准入在停火破裂後持續惡化，且改善速度遠低於惡化速度。</w:t>
-      </w:r>
-    </w:p>
-    <w:p/>
-    <w:p>
-      <w:pPr>
-        <w:pStyle w:val="Heading3"/>
-      </w:pPr>
-      <w:r>
-        <w:t>3. 軍事行動升級與平民保護危機</w:t>
-      </w:r>
-    </w:p>
-    <w:p/>
-    <w:p>
-      <w:pPr>
-        <w:pStyle w:val="ListBullet"/>
-      </w:pPr>
-      <w:r>
-        <w:t>從 2 月約旦河西岸的數週軍事行動（來源14、15），到 7 月大規模強制轉移（來源25），再到 8 月「接管加薩城」（來源27）及兒童截肢率全球最高（來源28），</w:t>
-      </w:r>
-      <w:r>
-        <w:rPr>
-          <w:b/>
-        </w:rPr>
-        <w:t>軍事烈度與平民受影響程度呈現上升趨勢</w:t>
-      </w:r>
-      <w:r>
-        <w:t>。</w:t>
-      </w:r>
-    </w:p>
-    <w:p/>
-    <w:p>
-      <w:pPr>
-        <w:pStyle w:val="Heading3"/>
-      </w:pPr>
-      <w:r>
-        <w:t>4. 國際社區回應的「道義支持」與「制度性乏力」</w:t>
-      </w:r>
-    </w:p>
-    <w:p/>
-    <w:p>
-      <w:pPr>
-        <w:pStyle w:val="ListBullet"/>
-      </w:pPr>
-      <w:r>
-        <w:t>古特雷斯反覆發表聲明、譴責、呼籲停火（來源2、7、21、24、27、29），但 5 月 31 日美國在安理會否決停火決議（來源21），顯示</w:t>
-      </w:r>
-      <w:r>
-        <w:rPr>
-          <w:b/>
-        </w:rPr>
-        <w:t>安理會機制未能形成有約束力的集體行動</w:t>
-      </w:r>
-      <w:r>
-        <w:t>。</w:t>
-      </w:r>
-    </w:p>
-    <w:p>
-      <w:pPr>
-        <w:pStyle w:val="ListBullet"/>
-      </w:pPr>
-      <w:r>
-        <w:t>10 月 3 日聯合國已備妥 17 萬噸物資（來源29），但物资能否實際運入仍取決於以方准入，</w:t>
-      </w:r>
-      <w:r>
-        <w:rPr>
-          <w:b/>
-        </w:rPr>
-        <w:t>「備妥」與「到位」之間存在結構性斷裂</w:t>
-      </w:r>
-      <w:r>
-        <w:t>。</w:t>
-      </w:r>
-    </w:p>
-    <w:p/>
-    <w:p>
-      <w:r>
-        <w:t>---</w:t>
-      </w:r>
-    </w:p>
-    <w:p/>
-    <w:p>
-      <w:pPr>
-        <w:pStyle w:val="Heading2"/>
-      </w:pPr>
-      <w:r>
-        <w:t>五、綜合研析：傳導關係與後續風險</w:t>
-      </w:r>
-    </w:p>
-    <w:p/>
-    <w:p>
-      <w:pPr>
-        <w:pStyle w:val="Heading3"/>
-      </w:pPr>
-      <w:r>
-        <w:t>傳導關係辨識</w:t>
-      </w:r>
-    </w:p>
-    <w:p/>
-    <w:p>
-      <w:r>
-        <w:t>```</w:t>
-      </w:r>
-    </w:p>
-    <w:p>
-      <w:r>
-        <w:t>外交談判（停火/人質）</w:t>
-      </w:r>
-    </w:p>
-    <w:p>
-      <w:r>
-        <w:t xml:space="preserve">    │</w:t>
-      </w:r>
-    </w:p>
-    <w:p>
-      <w:r>
-        <w:t xml:space="preserve">    ├──→ 軍事行動強度（停火→以軍撤离/暫停；破裂→軍事行動升級）</w:t>
-      </w:r>
-    </w:p>
-    <w:p>
-      <w:r>
-        <w:t xml:space="preserve">    │        │</w:t>
-      </w:r>
-    </w:p>
-    <w:p>
-      <w:r>
-        <w:t xml:space="preserve">    │        └──→ 平民安全（空襲、強制轉移、截肢）</w:t>
-      </w:r>
-    </w:p>
-    <w:p>
-      <w:r>
-        <w:t xml:space="preserve">    │</w:t>
-      </w:r>
-    </w:p>
-    <w:p>
-      <w:r>
-        <w:t xml:space="preserve">    ├──→ 人道准入（停火→邊境開放、援助進入；破裂→封鎖、拒絕許可）</w:t>
-      </w:r>
-    </w:p>
-    <w:p>
-      <w:r>
-        <w:t xml:space="preserve">    │        │</w:t>
-      </w:r>
-    </w:p>
-    <w:p>
-      <w:r>
-        <w:t xml:space="preserve">    │        └──→ 醫療衛生（物資短缺→醫院停擺→病患死亡）</w:t>
-      </w:r>
-    </w:p>
-    <w:p>
-      <w:r>
-        <w:t xml:space="preserve">    │</w:t>
-      </w:r>
-    </w:p>
-    <w:p>
-      <w:r>
-        <w:t xml:space="preserve">    └──→ 國際組織行動空間（停火→協調成功率↑；破裂→協調被拒 44%）</w:t>
-      </w:r>
-    </w:p>
-    <w:p>
-      <w:r>
-        <w:t>```</w:t>
-      </w:r>
-    </w:p>
-    <w:p/>
-    <w:p>
-      <w:pPr>
-        <w:pStyle w:val="ListBullet"/>
-      </w:pPr>
-      <w:r>
-        <w:rPr>
-          <w:b/>
-        </w:rPr>
-        <w:t>外交進展 → 人道准入：</w:t>
-      </w:r>
-      <w:r>
-        <w:t xml:space="preserve"> 1 月停火達成後，協議明確要求「大幅增加援助物資」（來源11）；但 4 月破裂後，以方立即實施全面封鎖（來源18、19），顯示</w:t>
-      </w:r>
-      <w:r>
-        <w:rPr>
-          <w:b/>
-        </w:rPr>
-        <w:t>人道准入高度依賴停火狀態，缺乏獨立保障機制</w:t>
-      </w:r>
-      <w:r>
-        <w:t>。</w:t>
-      </w:r>
-    </w:p>
-    <w:p>
-      <w:pPr>
-        <w:pStyle w:val="ListBullet"/>
-      </w:pPr>
-      <w:r>
-        <w:rPr>
-          <w:b/>
-        </w:rPr>
-        <w:t>軍事行動 → 醫療體系：</w:t>
-      </w:r>
-      <w:r>
-        <w:t xml:space="preserve"> 醫院設備被破壞（來源1）、兒童截肢率全球最高（來源28）、危重新生兒在轉移中死亡（來源30），均與持續軍事行動直接相關。</w:t>
-      </w:r>
-    </w:p>
-    <w:p>
-      <w:pPr>
-        <w:pStyle w:val="ListBullet"/>
-      </w:pPr>
-      <w:r>
-        <w:rPr>
-          <w:b/>
-        </w:rPr>
-        <w:t>政治決策 → 平民處境：</w:t>
-      </w:r>
-      <w:r>
-        <w:t xml:space="preserve"> 以色列「接管加薩城」決定（來源27）與強制轉移近 3 萬人（來源25）之間存在直接因果鏈。</w:t>
-      </w:r>
-    </w:p>
-    <w:p/>
-    <w:p>
-      <w:pPr>
-        <w:pStyle w:val="Heading3"/>
-      </w:pPr>
-      <w:r>
-        <w:t>停火與人質談判是否實際改善了人道准入與平民處境？</w:t>
-      </w:r>
-    </w:p>
-    <w:p/>
-    <w:p>
-      <w:pPr>
-        <w:pStyle w:val="ListBullet"/>
-      </w:pPr>
-      <w:r>
-        <w:rPr>
-          <w:b/>
-        </w:rPr>
-        <w:t>短期正面效應（1-2 月）：</w:t>
-      </w:r>
-      <w:r>
-        <w:t xml:space="preserve"> 停火達成後，人質交換進行（來源6、10），協議要求增加援助（來源11），聯合國表示將全力支持落實（來源12）。</w:t>
-      </w:r>
-    </w:p>
-    <w:p>
-      <w:pPr>
-        <w:pStyle w:val="ListBullet"/>
-      </w:pPr>
-      <w:r>
-        <w:rPr>
-          <w:b/>
-        </w:rPr>
-        <w:t>但改善未持續：</w:t>
-      </w:r>
-      <w:r>
-        <w:t xml:space="preserve"> 3 月協議破裂後，人道局勢迅速惡化（來源18、19、20、21），表明</w:t>
-      </w:r>
-      <w:r>
-        <w:rPr>
-          <w:b/>
-        </w:rPr>
-        <w:t>停火帶來的人道改善極為脆弱，一旦談判停擺即迅速反轉</w:t>
-      </w:r>
-      <w:r>
-        <w:t>。</w:t>
-      </w:r>
-    </w:p>
-    <w:p>
-      <w:pPr>
-        <w:pStyle w:val="ListBullet"/>
-      </w:pPr>
-      <w:r>
-        <w:rPr>
-          <w:b/>
-        </w:rPr>
-        <w:t>至 10 月：</w:t>
-      </w:r>
-      <w:r>
-        <w:t xml:space="preserve"> 哈馬斯再次準備釋放人質（來源29），聯合國備妥 17 萬噸物資（來源29），但</w:t>
-      </w:r>
-      <w:r>
-        <w:rPr>
-          <w:b/>
-        </w:rPr>
-        <w:t>尚未有資料證實這些物資已實際進入加薩</w:t>
-      </w:r>
-      <w:r>
-        <w:t>，改善仍停留在「準備」階段。</w:t>
-      </w:r>
-    </w:p>
-    <w:p/>
-    <w:p>
-      <w:pPr>
-        <w:pStyle w:val="Heading3"/>
-      </w:pPr>
-      <w:r>
-        <w:t>後續風險辨識</w:t>
+        <w:t>第五階段：10月初步訊號（重點時段）</w:t>
       </w:r>
     </w:p>
     <w:p/>
@@ -2545,15 +1327,14 @@
         <w:tblLook w:firstColumn="1" w:firstRow="1" w:lastColumn="0" w:lastRow="0" w:noHBand="0" w:noVBand="1" w:val="04A0"/>
       </w:tblPr>
       <w:tblGrid>
-        <w:gridCol w:w="2160"/>
-        <w:gridCol w:w="2160"/>
-        <w:gridCol w:w="2160"/>
-        <w:gridCol w:w="2160"/>
+        <w:gridCol w:w="2880"/>
+        <w:gridCol w:w="2880"/>
+        <w:gridCol w:w="2880"/>
       </w:tblGrid>
       <w:tr>
         <w:tc>
           <w:tcPr>
-            <w:tcW w:type="dxa" w:w="2160"/>
+            <w:tcW w:type="dxa" w:w="2880"/>
           </w:tcPr>
           <w:p>
             <w:r>
@@ -2565,13 +1346,13 @@
               <w:rPr>
                 <w:b/>
               </w:rPr>
-              <w:t>風險類別</w:t>
+              <w:t>日期</w:t>
             </w:r>
           </w:p>
         </w:tc>
         <w:tc>
           <w:tcPr>
-            <w:tcW w:type="dxa" w:w="2160"/>
+            <w:tcW w:type="dxa" w:w="2880"/>
           </w:tcPr>
           <w:p>
             <w:r>
@@ -2583,31 +1364,13 @@
               <w:rPr>
                 <w:b/>
               </w:rPr>
-              <w:t>具體表現</w:t>
+              <w:t>事件摘要</w:t>
             </w:r>
           </w:p>
         </w:tc>
         <w:tc>
           <w:tcPr>
-            <w:tcW w:type="dxa" w:w="2160"/>
-          </w:tcPr>
-          <w:p>
-            <w:r>
-              <w:rPr>
-                <w:b/>
-              </w:rPr>
-            </w:r>
-            <w:r>
-              <w:rPr>
-                <w:b/>
-              </w:rPr>
-              <w:t>依據</w:t>
-            </w:r>
-          </w:p>
-        </w:tc>
-        <w:tc>
-          <w:tcPr>
-            <w:tcW w:type="dxa" w:w="2160"/>
+            <w:tcW w:type="dxa" w:w="2880"/>
           </w:tcPr>
           <w:p>
             <w:r>
@@ -2627,45 +1390,38 @@
       <w:tr>
         <w:tc>
           <w:tcPr>
-            <w:tcW w:type="dxa" w:w="2160"/>
+            <w:tcW w:type="dxa" w:w="2880"/>
+            <w:vMerge w:val="restart"/>
           </w:tcPr>
           <w:p>
             <w:r/>
             <w:r>
-              <w:t>談判再次破裂</w:t>
+              <w:t>2025-10-03</w:t>
+            </w:r>
+          </w:p>
+          <w:p>
+            <w:r/>
+          </w:p>
+        </w:tc>
+        <w:tc>
+          <w:tcPr>
+            <w:tcW w:type="dxa" w:w="2880"/>
+          </w:tcPr>
+          <w:p>
+            <w:r/>
+            <w:r>
+              <w:t>古特雷斯對哈馬斯宣布準備釋放人質「感到鼓舞」；聯合國及合作伙伴已備妥約17萬噸食品、藥品、帳篷等急需物資，可隨時運入</w:t>
             </w:r>
           </w:p>
         </w:tc>
         <w:tc>
           <w:tcPr>
-            <w:tcW w:type="dxa" w:w="2160"/>
+            <w:tcW w:type="dxa" w:w="2880"/>
           </w:tcPr>
           <w:p>
             <w:r/>
             <w:r>
-              <w:t>停火協議已歷「達成→動搖→破裂」週期，10 月重啟信號尚屬初期</w:t>
-            </w:r>
-          </w:p>
-        </w:tc>
-        <w:tc>
-          <w:tcPr>
-            <w:tcW w:type="dxa" w:w="2160"/>
-          </w:tcPr>
-          <w:p>
-            <w:r/>
-            <w:r>
-              <w:t>1 月達成、2 月動搖、3 月破裂的歷史重演風險</w:t>
-            </w:r>
-          </w:p>
-        </w:tc>
-        <w:tc>
-          <w:tcPr>
-            <w:tcW w:type="dxa" w:w="2160"/>
-          </w:tcPr>
-          <w:p>
-            <w:r/>
-            <w:r>
-              <w:t>2、7、19</w:t>
+              <w:t>來源28</w:t>
             </w:r>
           </w:p>
         </w:tc>
@@ -2673,234 +1429,53 @@
       <w:tr>
         <w:tc>
           <w:tcPr>
-            <w:tcW w:type="dxa" w:w="2160"/>
+            <w:tcW w:type="dxa" w:w="2880"/>
+            <w:vMerge/>
+          </w:tcPr>
+          <w:p/>
+        </w:tc>
+        <w:tc>
+          <w:tcPr>
+            <w:tcW w:type="dxa" w:w="2880"/>
           </w:tcPr>
           <w:p>
             <w:r/>
             <w:r>
-              <w:t>援助持續受阻</w:t>
+              <w:t>WHO執行緊急轉移任務：3名危重新生兒自赫盧醫院轉至阿克薩醫院，原定第4名嬰兒於當早死亡</w:t>
             </w:r>
           </w:p>
         </w:tc>
         <w:tc>
           <w:tcPr>
-            <w:tcW w:type="dxa" w:w="2160"/>
+            <w:tcW w:type="dxa" w:w="2880"/>
           </w:tcPr>
           <w:p>
             <w:r/>
             <w:r>
-              <w:t>以方已拒絕 20+ 次搶修許可、44% 協調被拒；17 萬噸物資「可隨時運入」但准入未確認</w:t>
-            </w:r>
-          </w:p>
-        </w:tc>
-        <w:tc>
-          <w:tcPr>
-            <w:tcW w:type="dxa" w:w="2160"/>
-          </w:tcPr>
-          <w:p>
-            <w:r/>
-            <w:r>
-              <w:t>封鎖模式已形成制度性慣性</w:t>
-            </w:r>
-          </w:p>
-        </w:tc>
-        <w:tc>
-          <w:tcPr>
-            <w:tcW w:type="dxa" w:w="2160"/>
-          </w:tcPr>
-          <w:p>
-            <w:r/>
-            <w:r>
-              <w:t>22、26、29</w:t>
-            </w:r>
-          </w:p>
-        </w:tc>
-      </w:tr>
-      <w:tr>
-        <w:tc>
-          <w:tcPr>
-            <w:tcW w:type="dxa" w:w="2160"/>
-          </w:tcPr>
-          <w:p>
-            <w:r/>
-            <w:r>
-              <w:t>醫療體系崩潰</w:t>
-            </w:r>
-          </w:p>
-        </w:tc>
-        <w:tc>
-          <w:tcPr>
-            <w:tcW w:type="dxa" w:w="2160"/>
-          </w:tcPr>
-          <w:p>
-            <w:r/>
-            <w:r>
-              <w:t>醫院設備破壞、兒童截肢率全球最高、新生兒在轉移中死亡；物資持續短缺</w:t>
-            </w:r>
-          </w:p>
-        </w:tc>
-        <w:tc>
-          <w:tcPr>
-            <w:tcW w:type="dxa" w:w="2160"/>
-          </w:tcPr>
-          <w:p>
-            <w:r/>
-            <w:r>
-              <w:t>醫療基礎設施已遭不可逆損壞的風險</w:t>
-            </w:r>
-          </w:p>
-        </w:tc>
-        <w:tc>
-          <w:tcPr>
-            <w:tcW w:type="dxa" w:w="2160"/>
-          </w:tcPr>
-          <w:p>
-            <w:r/>
-            <w:r>
-              <w:t>1、28、30</w:t>
-            </w:r>
-          </w:p>
-        </w:tc>
-      </w:tr>
-      <w:tr>
-        <w:tc>
-          <w:tcPr>
-            <w:tcW w:type="dxa" w:w="2160"/>
-          </w:tcPr>
-          <w:p>
-            <w:r/>
-            <w:r>
-              <w:t>衝突再升級</w:t>
-            </w:r>
-          </w:p>
-        </w:tc>
-        <w:tc>
-          <w:tcPr>
-            <w:tcW w:type="dxa" w:w="2160"/>
-          </w:tcPr>
-          <w:p>
-            <w:r/>
-            <w:r>
-              <w:t>以色列「接管加薩城」、以軍加強軍事行動、約旦河西岸同步惡化</w:t>
-            </w:r>
-          </w:p>
-        </w:tc>
-        <w:tc>
-          <w:tcPr>
-            <w:tcW w:type="dxa" w:w="2160"/>
-          </w:tcPr>
-          <w:p>
-            <w:r/>
-            <w:r>
-              <w:t>軍事行動範圍與烈度均在擴大</w:t>
-            </w:r>
-          </w:p>
-        </w:tc>
-        <w:tc>
-          <w:tcPr>
-            <w:tcW w:type="dxa" w:w="2160"/>
-          </w:tcPr>
-          <w:p>
-            <w:r/>
-            <w:r>
-              <w:t>14、25、27、28</w:t>
-            </w:r>
-          </w:p>
-        </w:tc>
-      </w:tr>
-      <w:tr>
-        <w:tc>
-          <w:tcPr>
-            <w:tcW w:type="dxa" w:w="2160"/>
-          </w:tcPr>
-          <w:p>
-            <w:r/>
-            <w:r>
-              <w:t>國際機制癱瘓</w:t>
-            </w:r>
-          </w:p>
-        </w:tc>
-        <w:tc>
-          <w:tcPr>
-            <w:tcW w:type="dxa" w:w="2160"/>
-          </w:tcPr>
-          <w:p>
-            <w:r/>
-            <w:r>
-              <w:t>美國安理會否決、人道協調成功率僅 1/3</w:t>
-            </w:r>
-          </w:p>
-        </w:tc>
-        <w:tc>
-          <w:tcPr>
-            <w:tcW w:type="dxa" w:w="2160"/>
-          </w:tcPr>
-          <w:p>
-            <w:r/>
-            <w:r>
-              <w:t>集體安全機制未能約束行動方</w:t>
-            </w:r>
-          </w:p>
-        </w:tc>
-        <w:tc>
-          <w:tcPr>
-            <w:tcW w:type="dxa" w:w="2160"/>
-          </w:tcPr>
-          <w:p>
-            <w:r/>
-            <w:r>
-              <w:t>21、26</w:t>
-            </w:r>
-          </w:p>
-        </w:tc>
-      </w:tr>
-      <w:tr>
-        <w:tc>
-          <w:tcPr>
-            <w:tcW w:type="dxa" w:w="2160"/>
-          </w:tcPr>
-          <w:p>
-            <w:r/>
-            <w:r>
-              <w:t>人道災難不可逆</w:t>
-            </w:r>
-          </w:p>
-        </w:tc>
-        <w:tc>
-          <w:tcPr>
-            <w:tcW w:type="dxa" w:w="2160"/>
-          </w:tcPr>
-          <w:p>
-            <w:r/>
-            <w:r>
-              <w:t>飢餓「失控」、公衛危機、近 3 萬人缺乏基本生存條件</w:t>
-            </w:r>
-          </w:p>
-        </w:tc>
-        <w:tc>
-          <w:tcPr>
-            <w:tcW w:type="dxa" w:w="2160"/>
-          </w:tcPr>
-          <w:p>
-            <w:r/>
-            <w:r>
-              <w:t>已超越「可恢復」門檻</w:t>
-            </w:r>
-          </w:p>
-        </w:tc>
-        <w:tc>
-          <w:tcPr>
-            <w:tcW w:type="dxa" w:w="2160"/>
-          </w:tcPr>
-          <w:p>
-            <w:r/>
-            <w:r>
-              <w:t>19、21、25</w:t>
+              <w:t>來源29</w:t>
             </w:r>
           </w:p>
         </w:tc>
       </w:tr>
     </w:tbl>
+    <w:p/>
+    <w:p>
+      <w:pPr>
+        <w:pStyle w:val="IntenseQuote"/>
+      </w:pPr>
+      <w:r>
+        <w:t xml:space="preserve">⚠️ </w:t>
+      </w:r>
+      <w:r>
+        <w:rPr>
+          <w:b/>
+        </w:rPr>
+        <w:t>10月資料覆蓋極度有限</w:t>
+      </w:r>
+      <w:r>
+        <w:t>：僅10-03一天、2則片段。用戶背景中提及的「卡達、埃及持續調解」「古特雷斯表態歡迎」在本批次資料中未見10月獨立記錄，僅能從1月來源2中確認古特雷斯曾表態歡迎協議達成。9月完全缺漏，無法判斷10月訊號的前因脈絡。</w:t>
+      </w:r>
+    </w:p>
     <w:p/>
     <w:p>
       <w:r>
@@ -2913,22 +1488,636 @@
         <w:pStyle w:val="Heading2"/>
       </w:pPr>
       <w:r>
-        <w:t>六、SWOT 分析</w:t>
+        <w:t>三、分部門趨勢分析</w:t>
+      </w:r>
+    </w:p>
+    <w:p/>
+    <w:p>
+      <w:pPr>
+        <w:pStyle w:val="Heading3"/>
+      </w:pPr>
+      <w:r>
+        <w:t>（一）政治外交</w:t>
+      </w:r>
+    </w:p>
+    <w:p/>
+    <w:p>
+      <w:pPr>
+        <w:pStyle w:val="ListBullet"/>
+      </w:pPr>
+      <w:r>
+        <w:rPr>
+          <w:b/>
+        </w:rPr>
+        <w:t>停火協議框架：</w:t>
+      </w:r>
+      <w:r>
+        <w:t xml:space="preserve"> 2025年1月19日生效的協議共分三階段，第一階段涵蓋人質交換、以軍撤離、巴方回返及援助增加（來源6、11）。</w:t>
+      </w:r>
+    </w:p>
+    <w:p>
+      <w:pPr>
+        <w:pStyle w:val="ListBullet"/>
+      </w:pPr>
+      <w:r>
+        <w:rPr>
+          <w:b/>
+        </w:rPr>
+        <w:t>調解方角色：</w:t>
+      </w:r>
+      <w:r>
+        <w:t xml:space="preserve"> 埃及、卡達、美國被古特雷斯明確點名讚揚（來源2）；多哈被指定為第二階段談判地點（來源8）。</w:t>
+      </w:r>
+    </w:p>
+    <w:p>
+      <w:pPr>
+        <w:pStyle w:val="ListBullet"/>
+      </w:pPr>
+      <w:r>
+        <w:rPr>
+          <w:b/>
+        </w:rPr>
+        <w:t>停火動盪：</w:t>
+      </w:r>
+      <w:r>
+        <w:t xml:space="preserve"> 2月已出現終止風險（來源7），3月正式破裂（來源19提及「三月份破裂」）。</w:t>
+      </w:r>
+    </w:p>
+    <w:p>
+      <w:pPr>
+        <w:pStyle w:val="ListBullet"/>
+      </w:pPr>
+      <w:r>
+        <w:rPr>
+          <w:b/>
+        </w:rPr>
+        <w:t>國際社會分化：</w:t>
+      </w:r>
+      <w:r>
+        <w:t xml:space="preserve"> 5月安理會中，美國否決永久停火決議（來源21），顯示外交陣線出現重大裂縫。</w:t>
+      </w:r>
+    </w:p>
+    <w:p>
+      <w:pPr>
+        <w:pStyle w:val="ListBullet"/>
+      </w:pPr>
+      <w:r>
+        <w:rPr>
+          <w:b/>
+        </w:rPr>
+        <w:t>10月轉折：</w:t>
+      </w:r>
+      <w:r>
+        <w:t xml:space="preserve"> 哈馬斯宣布準備釋放人質（來源28），標誌談判可能進入新階段，但資料不足以判斷以色列及調解方反應。</w:t>
+      </w:r>
+    </w:p>
+    <w:p/>
+    <w:p>
+      <w:pPr>
+        <w:pStyle w:val="Heading3"/>
+      </w:pPr>
+      <w:r>
+        <w:t>（二）國際安全</w:t>
+      </w:r>
+    </w:p>
+    <w:p/>
+    <w:p>
+      <w:pPr>
+        <w:pStyle w:val="ListBullet"/>
+      </w:pPr>
+      <w:r>
+        <w:rPr>
+          <w:b/>
+        </w:rPr>
+        <w:t>軍事行動持續升級：</w:t>
+      </w:r>
+      <w:r>
+        <w:t xml:space="preserve"> 從1月物资短缺（來源1）→ 4月邊境關閉（來源18）→ 7月強制轉移3萬人（來源24）→ 8月「接管加薩城」（來源26）→ 8月以軍加強軍事行動（來源27），衝突強度持續攀升。</w:t>
+      </w:r>
+    </w:p>
+    <w:p>
+      <w:pPr>
+        <w:pStyle w:val="ListBullet"/>
+      </w:pPr>
+      <w:r>
+        <w:rPr>
+          <w:b/>
+        </w:rPr>
+        <w:t>對平民影響：</w:t>
+      </w:r>
+      <w:r>
+        <w:t xml:space="preserve"> 單日強制轉移近3萬人（來源24）、多起平民死傷襲擊（來源23）、兒童截肢率全球最高（來源27）。</w:t>
+      </w:r>
+    </w:p>
+    <w:p>
+      <w:pPr>
+        <w:pStyle w:val="ListBullet"/>
+      </w:pPr>
+      <w:r>
+        <w:rPr>
+          <w:b/>
+        </w:rPr>
+        <w:t>約旦河西岸外溢：</w:t>
+      </w:r>
+      <w:r>
+        <w:t xml:space="preserve"> 2月已出現數周軍事行動、四萬人流離失所、50多人喪生（來源14、15），顯示衝突不再局限於加薩。</w:t>
+      </w:r>
+    </w:p>
+    <w:p>
+      <w:pPr>
+        <w:pStyle w:val="ListBullet"/>
+      </w:pPr>
+      <w:r>
+        <w:rPr>
+          <w:b/>
+        </w:rPr>
+        <w:t>停火違規：</w:t>
+      </w:r>
+      <w:r>
+        <w:t xml:space="preserve"> 3月停火破裂後，封鎖、襲擊、強制轉移等行為實質上構成持續的停火違反（來源18、23、24、26）。</w:t>
+      </w:r>
+    </w:p>
+    <w:p/>
+    <w:p>
+      <w:pPr>
+        <w:pStyle w:val="Heading3"/>
+      </w:pPr>
+      <w:r>
+        <w:t>（三）人道事務</w:t>
+      </w:r>
+    </w:p>
+    <w:p/>
+    <w:p>
+      <w:pPr>
+        <w:pStyle w:val="ListBullet"/>
+      </w:pPr>
+      <w:r>
+        <w:rPr>
+          <w:b/>
+        </w:rPr>
+        <w:t>援助封鎖時間線：</w:t>
+      </w:r>
+      <w:r>
+        <w:t xml:space="preserve"> 4/1邊境關閉（四周，來源18）→ 4/25連續50多天無援助（來源19）→ 5/2已兩月（來源20）→ 5/31近三個月（來源21），封鎖持續惡化。</w:t>
+      </w:r>
+    </w:p>
+    <w:p>
+      <w:pPr>
+        <w:pStyle w:val="ListBullet"/>
+      </w:pPr>
+      <w:r>
+        <w:rPr>
+          <w:b/>
+        </w:rPr>
+        <w:t>准入數據（6月）：</w:t>
+      </w:r>
+      <w:r>
+        <w:t xml:space="preserve"> 400次協調嘗試中僅1/3執行，44%被拒、10%受阻（來源25），反映系統性阻擋而非個別事故。</w:t>
+      </w:r>
+    </w:p>
+    <w:p>
+      <w:pPr>
+        <w:pStyle w:val="ListBullet"/>
+      </w:pPr>
+      <w:r>
+        <w:rPr>
+          <w:b/>
+        </w:rPr>
+        <w:t>搶修許可：</w:t>
+      </w:r>
+      <w:r>
+        <w:t xml:space="preserve"> 4月以來超過20次被拒（來源22），基礎設施修復完全停擺。</w:t>
+      </w:r>
+    </w:p>
+    <w:p>
+      <w:pPr>
+        <w:pStyle w:val="ListBullet"/>
+      </w:pPr>
+      <w:r>
+        <w:rPr>
+          <w:b/>
+        </w:rPr>
+        <w:t>物資備妥但無法進入：</w:t>
+      </w:r>
+      <w:r>
+        <w:t xml:space="preserve"> 10月已有17萬噸物資備妥（來源28），與前期「無物可送」形成對比，突顯瓶頸在准入而非物資準備。</w:t>
+      </w:r>
+    </w:p>
+    <w:p/>
+    <w:p>
+      <w:pPr>
+        <w:pStyle w:val="Heading3"/>
+      </w:pPr>
+      <w:r>
+        <w:t>（四）醫療衛生</w:t>
+      </w:r>
+    </w:p>
+    <w:p/>
+    <w:p>
+      <w:pPr>
+        <w:pStyle w:val="ListBullet"/>
+      </w:pPr>
+      <w:r>
+        <w:rPr>
+          <w:b/>
+        </w:rPr>
+        <w:t>醫院毀損：</w:t>
+      </w:r>
+      <w:r>
+        <w:t xml:space="preserve"> 1月奥達醫院運行受限、印尼醫院設備被破壞（來源1）。</w:t>
+      </w:r>
+    </w:p>
+    <w:p>
+      <w:pPr>
+        <w:pStyle w:val="ListBullet"/>
+      </w:pPr>
+      <w:r>
+        <w:rPr>
+          <w:b/>
+        </w:rPr>
+        <w:t>兒童傷亡：</w:t>
+      </w:r>
+      <w:r>
+        <w:t xml:space="preserve"> 至少1.45萬名兒童喪生（來源3）；兒童截肢率全球最高（來源27）。</w:t>
+      </w:r>
+    </w:p>
+    <w:p>
+      <w:pPr>
+        <w:pStyle w:val="ListBullet"/>
+      </w:pPr>
+      <w:r>
+        <w:rPr>
+          <w:b/>
+        </w:rPr>
+        <w:t>醫療轉移極度困難：</w:t>
+      </w:r>
+      <w:r>
+        <w:t xml:space="preserve"> 10月WHO仍需執行新生兒緊急轉移，且1名嬰兒在轉移中死亡（來源29），反映醫療系統功能嚴重退化。</w:t>
+      </w:r>
+    </w:p>
+    <w:p>
+      <w:pPr>
+        <w:pStyle w:val="ListBullet"/>
+      </w:pPr>
+      <w:r>
+        <w:rPr>
+          <w:b/>
+        </w:rPr>
+        <w:t>公衛危機：</w:t>
+      </w:r>
+      <w:r>
+        <w:t xml:space="preserve"> 4月已出現高溫、污水、垃圾堆積導致公衛惡化（來源19）。</w:t>
+      </w:r>
+    </w:p>
+    <w:p>
+      <w:pPr>
+        <w:pStyle w:val="ListBullet"/>
+      </w:pPr>
+      <w:r>
+        <w:rPr>
+          <w:b/>
+        </w:rPr>
+        <w:t>醫療物資短缺：</w:t>
+      </w:r>
+      <w:r>
+        <w:t xml:space="preserve"> 贯穿全年（來源1、19、20、24），強制轉移中平民缺乏藥品（來源24）。</w:t>
+      </w:r>
+    </w:p>
+    <w:p/>
+    <w:p>
+      <w:pPr>
+        <w:pStyle w:val="Heading3"/>
+      </w:pPr>
+      <w:r>
+        <w:t>（五）國際組織行動</w:t>
+      </w:r>
+    </w:p>
+    <w:p/>
+    <w:p>
+      <w:pPr>
+        <w:pStyle w:val="ListBullet"/>
+      </w:pPr>
+      <w:r>
+        <w:rPr>
+          <w:b/>
+        </w:rPr>
+        <w:t>聯合國：</w:t>
+      </w:r>
+      <w:r>
+        <w:t xml:space="preserve"> 古特雷斯全年多次聲明（1月、2月、7月、8月、10月），從歡迎停火到震驚升級，語調逐漸從「鼓勵」轉向「嚴厲譴責」與「緊急呼籲」。</w:t>
+      </w:r>
+    </w:p>
+    <w:p>
+      <w:pPr>
+        <w:pStyle w:val="ListBullet"/>
+      </w:pPr>
+      <w:r>
+        <w:rPr>
+          <w:b/>
+        </w:rPr>
+        <w:t>OCHA（人道協調廳）：</w:t>
+      </w:r>
+      <w:r>
+        <w:t xml:space="preserve"> 提供准入數據（來源25）、警告過度武力（來源16）、重申援助需求（來源12）。</w:t>
+      </w:r>
+    </w:p>
+    <w:p>
+      <w:pPr>
+        <w:pStyle w:val="ListBullet"/>
+      </w:pPr>
+      <w:r>
+        <w:rPr>
+          <w:b/>
+        </w:rPr>
+        <w:t>WHO：</w:t>
+      </w:r>
+      <w:r>
+        <w:t xml:space="preserve"> 10月執行新生兒轉移任務（來源29）。</w:t>
+      </w:r>
+    </w:p>
+    <w:p>
+      <w:pPr>
+        <w:pStyle w:val="ListBullet"/>
+      </w:pPr>
+      <w:r>
+        <w:rPr>
+          <w:b/>
+        </w:rPr>
+        <w:t>UNRWA：</w:t>
+      </w:r>
+      <w:r>
+        <w:t xml:space="preserve"> 報告約旦河西岸傷亡（來源15）。</w:t>
+      </w:r>
+    </w:p>
+    <w:p>
+      <w:pPr>
+        <w:pStyle w:val="ListBullet"/>
+      </w:pPr>
+      <w:r>
+        <w:rPr>
+          <w:b/>
+        </w:rPr>
+        <w:t>UNICEF：</w:t>
+      </w:r>
+      <w:r>
+        <w:t xml:space="preserve"> 提供兒童傷亡數據（來源3）。</w:t>
+      </w:r>
+    </w:p>
+    <w:p>
+      <w:pPr>
+        <w:pStyle w:val="ListBullet"/>
+      </w:pPr>
+      <w:r>
+        <w:rPr>
+          <w:b/>
+        </w:rPr>
+        <w:t>安理會：</w:t>
+      </w:r>
+      <w:r>
+        <w:t xml:space="preserve"> 5月美國否決停火決議（來源21），國際集體安全機制失靈。</w:t>
       </w:r>
     </w:p>
     <w:p/>
     <w:p>
       <w:r>
-        <w:t>以下從</w:t>
+        <w:t>---</w:t>
+      </w:r>
+    </w:p>
+    <w:p/>
+    <w:p>
+      <w:pPr>
+        <w:pStyle w:val="Heading2"/>
+      </w:pPr>
+      <w:r>
+        <w:t>四、綜合研析：停火與人道准入之傳導關係</w:t>
+      </w:r>
+    </w:p>
+    <w:p/>
+    <w:p>
+      <w:pPr>
+        <w:pStyle w:val="Heading3"/>
+      </w:pPr>
+      <w:r>
+        <w:t>4.1 外交進展是否實際改善人道處境？</w:t>
+      </w:r>
+    </w:p>
+    <w:p/>
+    <w:p>
+      <w:pPr>
+        <w:pStyle w:val="Heading2"/>
+        <w:jc w:val="left"/>
+      </w:pPr>
+      <w:r>
+        <w:t>結論：在現有資料中，停火協議僅在極短窗口（約1月中至2月中）內對人道情勢產生正面影響，且迅速被軍事行動與封鎖抵消。</w:t>
+      </w:r>
+    </w:p>
+    <w:p/>
+    <w:p>
+      <w:pPr>
+        <w:pStyle w:val="ListBullet"/>
+      </w:pPr>
+      <w:r>
+        <w:rPr>
+          <w:b/>
+        </w:rPr>
+        <w:t>正面窗口：</w:t>
+      </w:r>
+      <w:r>
+        <w:t xml:space="preserve"> 1月停火達成後，第一階段計劃「基本按步驟推進」（來源17，3/1），援助增加被列為協議條文（來源11）。</w:t>
+      </w:r>
+    </w:p>
+    <w:p>
+      <w:pPr>
+        <w:pStyle w:val="ListBullet"/>
+      </w:pPr>
+      <w:r>
+        <w:rPr>
+          <w:b/>
+        </w:rPr>
+        <w:t>正面中斷：</w:t>
+      </w:r>
+      <w:r>
+        <w:t xml:space="preserve"> 3月停火破裂（來源19），4月起邊境關閉（來源18），此後援助幾乎完全中斷。</w:t>
+      </w:r>
+    </w:p>
+    <w:p>
+      <w:pPr>
+        <w:pStyle w:val="ListBullet"/>
+      </w:pPr>
+      <w:r>
+        <w:rPr>
+          <w:b/>
+        </w:rPr>
+        <w:t>系統性阻擋：</w:t>
+      </w:r>
+      <w:r>
+        <w:t xml:space="preserve"> 6月數據顯示即使停火名義上存在，44%協調嘗試仍被拒（來源25），證明外交成果無法轉化為實際准入。</w:t>
+      </w:r>
+    </w:p>
+    <w:p>
+      <w:pPr>
+        <w:pStyle w:val="ListBullet"/>
+      </w:pPr>
+      <w:r>
+        <w:rPr>
+          <w:b/>
+        </w:rPr>
+        <w:t>10月重新開窗：</w:t>
+      </w:r>
+      <w:r>
+        <w:t xml:space="preserve"> 哈馬斯準備釋放人質（來源28）+ 17萬噸物資備妥（來源28），顯示「談判-准入」傳導機制仍具潛力，但目前僅有初步訊號，尚未有物資實際進入的紀錄。</w:t>
+      </w:r>
+    </w:p>
+    <w:p/>
+    <w:p>
+      <w:pPr>
+        <w:pStyle w:val="Heading3"/>
+      </w:pPr>
+      <w:r>
+        <w:t>4.2 傳導鏈路辨識</w:t>
+      </w:r>
+    </w:p>
+    <w:p/>
+    <w:p>
+      <w:r>
+        <w:t>```</w:t>
+      </w:r>
+    </w:p>
+    <w:p>
+      <w:r>
+        <w:t>外交談判（哈馬斯/以色列/調解方）</w:t>
+      </w:r>
+    </w:p>
+    <w:p>
+      <w:r>
+        <w:t xml:space="preserve">    ↓ 正面傳導（若成功）</w:t>
+      </w:r>
+    </w:p>
+    <w:p>
+      <w:r>
+        <w:t>停火生效 → 邊境開放 → 援助進入 → 醫療/食品/避難改善</w:t>
+      </w:r>
+    </w:p>
+    <w:p>
+      <w:r>
+        <w:t xml:space="preserve">    ↓ 負面傳導（若破裂/受阻）</w:t>
+      </w:r>
+    </w:p>
+    <w:p>
+      <w:r>
+        <w:t>停火終止 → 封鎖升級 → 軍事行動擴大 → 平民傷亡/流離失所/醫療崩潰</w:t>
+      </w:r>
+    </w:p>
+    <w:p>
+      <w:r>
+        <w:t>```</w:t>
+      </w:r>
+    </w:p>
+    <w:p/>
+    <w:p>
+      <w:pPr>
+        <w:pStyle w:val="ListBullet"/>
+      </w:pPr>
+      <w:r>
+        <w:t>正面傳導在2025年僅短暫生效（1月中-2月中），隨即被負面傳導蓋過。</w:t>
+      </w:r>
+    </w:p>
+    <w:p>
+      <w:pPr>
+        <w:pStyle w:val="ListBullet"/>
+      </w:pPr>
+      <w:r>
+        <w:t>負面傳導呈</w:t>
       </w:r>
       <w:r>
         <w:rPr>
           <w:b/>
         </w:rPr>
-        <w:t>國際人道干預與加薩平民保護</w:t>
+        <w:t>加速惡化</w:t>
       </w:r>
       <w:r>
-        <w:t>的視角進行 SWOT 分析。</w:t>
+        <w:t>趨勢：從封鎖（4月）→ 飢餓（5月）→ 強制轉移（7月）→ 接管城市（8月）→ 兒童截肢率全球最高（8月）。</w:t>
+      </w:r>
+    </w:p>
+    <w:p/>
+    <w:p>
+      <w:pPr>
+        <w:pStyle w:val="Heading3"/>
+      </w:pPr>
+      <w:r>
+        <w:t>4.3 關鍵瓶頸</w:t>
+      </w:r>
+    </w:p>
+    <w:p/>
+    <w:p>
+      <w:r>
+        <w:t xml:space="preserve">1. </w:t>
+      </w:r>
+      <w:r>
+        <w:rPr>
+          <w:b/>
+        </w:rPr>
+        <w:t>政治意圖衝突：</w:t>
+      </w:r>
+      <w:r>
+        <w:t xml:space="preserve"> 援助被用作施壓工具（來源20），而非人道目的。</w:t>
+      </w:r>
+    </w:p>
+    <w:p>
+      <w:r>
+        <w:t xml:space="preserve">2. </w:t>
+      </w:r>
+      <w:r>
+        <w:rPr>
+          <w:b/>
+        </w:rPr>
+        <w:t>安全環境惡化：</w:t>
+      </w:r>
+      <w:r>
+        <w:t xml:space="preserve"> 軍事行動使即使物資到位也無法安全分發（來源23、24）。</w:t>
+      </w:r>
+    </w:p>
+    <w:p>
+      <w:r>
+        <w:t xml:space="preserve">3. </w:t>
+      </w:r>
+      <w:r>
+        <w:rPr>
+          <w:b/>
+        </w:rPr>
+        <w:t>國際機制失靈：</w:t>
+      </w:r>
+      <w:r>
+        <w:t xml:space="preserve"> 安理會否決（來源21）使集體安全約束缺失。</w:t>
+      </w:r>
+    </w:p>
+    <w:p>
+      <w:r>
+        <w:t xml:space="preserve">4. </w:t>
+      </w:r>
+      <w:r>
+        <w:rPr>
+          <w:b/>
+        </w:rPr>
+        <w:t>醫療系統功能性崩潰：</w:t>
+      </w:r>
+      <w:r>
+        <w:t xml:space="preserve"> 醫院毀損（來源1）+ 新生兒無法存活（來源29）= 基礎醫療已不具備常規運轉能力。</w:t>
+      </w:r>
+    </w:p>
+    <w:p/>
+    <w:p>
+      <w:r>
+        <w:t>---</w:t>
+      </w:r>
+    </w:p>
+    <w:p/>
+    <w:p>
+      <w:pPr>
+        <w:pStyle w:val="Heading2"/>
+      </w:pPr>
+      <w:r>
+        <w:t>五、SWOT 分析（以「加薩人道局勢改善」為分析主體）</w:t>
       </w:r>
     </w:p>
     <w:p/>
@@ -3027,7 +2216,144 @@
           <w:p>
             <w:r/>
             <w:r>
-              <w:t>Strength（優勢）</w:t>
+              <w:t>Strength</w:t>
+            </w:r>
+          </w:p>
+          <w:p>
+            <w:r/>
+          </w:p>
+          <w:p>
+            <w:r/>
+          </w:p>
+        </w:tc>
+        <w:tc>
+          <w:tcPr>
+            <w:tcW w:type="dxa" w:w="2160"/>
+          </w:tcPr>
+          <w:p>
+            <w:r/>
+            <w:r>
+              <w:t>國際組織備援能力</w:t>
+            </w:r>
+          </w:p>
+        </w:tc>
+        <w:tc>
+          <w:tcPr>
+            <w:tcW w:type="dxa" w:w="2160"/>
+          </w:tcPr>
+          <w:p>
+            <w:r/>
+            <w:r>
+              <w:t>聯合國及合作伙伴已備妥約17萬噸食品、藥品、帳篷等物資，具備即時運入條件，物资端不是瓶頸</w:t>
+            </w:r>
+          </w:p>
+        </w:tc>
+        <w:tc>
+          <w:tcPr>
+            <w:tcW w:type="dxa" w:w="2160"/>
+          </w:tcPr>
+          <w:p>
+            <w:r/>
+            <w:r>
+              <w:t>來源28</w:t>
+            </w:r>
+          </w:p>
+        </w:tc>
+      </w:tr>
+      <w:tr>
+        <w:tc>
+          <w:tcPr>
+            <w:tcW w:type="dxa" w:w="2160"/>
+            <w:vMerge/>
+          </w:tcPr>
+          <w:p/>
+        </w:tc>
+        <w:tc>
+          <w:tcPr>
+            <w:tcW w:type="dxa" w:w="2160"/>
+          </w:tcPr>
+          <w:p>
+            <w:r/>
+            <w:r>
+              <w:t>多邊調解機制仍在運轉</w:t>
+            </w:r>
+          </w:p>
+        </w:tc>
+        <w:tc>
+          <w:tcPr>
+            <w:tcW w:type="dxa" w:w="2160"/>
+          </w:tcPr>
+          <w:p>
+            <w:r/>
+            <w:r>
+              <w:t>埃及、卡達、美國曾成功推動停火協議達成；多哈為第二階段談判地點；10月哈馬斯再度表示準備釋放人質，顯示對話渠道未完全斷裂</w:t>
+            </w:r>
+          </w:p>
+        </w:tc>
+        <w:tc>
+          <w:tcPr>
+            <w:tcW w:type="dxa" w:w="2160"/>
+          </w:tcPr>
+          <w:p>
+            <w:r/>
+            <w:r>
+              <w:t>來源2、8、28</w:t>
+            </w:r>
+          </w:p>
+        </w:tc>
+      </w:tr>
+      <w:tr>
+        <w:tc>
+          <w:tcPr>
+            <w:tcW w:type="dxa" w:w="2160"/>
+            <w:vMerge/>
+          </w:tcPr>
+          <w:p/>
+        </w:tc>
+        <w:tc>
+          <w:tcPr>
+            <w:tcW w:type="dxa" w:w="2160"/>
+          </w:tcPr>
+          <w:p>
+            <w:r/>
+            <w:r>
+              <w:t>國際法與道義框架</w:t>
+            </w:r>
+          </w:p>
+        </w:tc>
+        <w:tc>
+          <w:tcPr>
+            <w:tcW w:type="dxa" w:w="2160"/>
+          </w:tcPr>
+          <w:p>
+            <w:r/>
+            <w:r>
+              <w:t>古特雷斯多次援引國際人道法、國際人權法；UNICEF、WHO、OCHA等機構持續監測與聲明，形成持續的國際監督壓力</w:t>
+            </w:r>
+          </w:p>
+        </w:tc>
+        <w:tc>
+          <w:tcPr>
+            <w:tcW w:type="dxa" w:w="2160"/>
+          </w:tcPr>
+          <w:p>
+            <w:r/>
+            <w:r>
+              <w:t>來源1、13、20、23、24</w:t>
+            </w:r>
+          </w:p>
+        </w:tc>
+      </w:tr>
+      <w:tr>
+        <w:tc>
+          <w:tcPr>
+            <w:tcW w:type="dxa" w:w="2160"/>
+            <w:vMerge w:val="restart"/>
+          </w:tcPr>
+          <w:p>
+            <w:r/>
+            <w:r>
+              <w:t>Weakness</w:t>
             </w:r>
           </w:p>
           <w:p>
@@ -3047,7 +2373,7 @@
           <w:p>
             <w:r/>
             <w:r>
-              <w:t>國際社會動員能力</w:t>
+              <w:t>停火協議缺乏執行保障</w:t>
             </w:r>
           </w:p>
         </w:tc>
@@ -3058,7 +2384,7 @@
           <w:p>
             <w:r/>
             <w:r>
-              <w:t>聯合國及合作夥伴已備妥約 17 萬噸食品、藥品、帳篷等物資，具備「可隨時運入」的就緒狀態</w:t>
+              <w:t>協議三階段設計（來源11）在3月即破裂（來源19），無有效制裁或強制執行機制；安理會因否決權無法形成集體約束</w:t>
             </w:r>
           </w:p>
         </w:tc>
@@ -3069,7 +2395,7 @@
           <w:p>
             <w:r/>
             <w:r>
-              <w:t>來源29</w:t>
+              <w:t>來源7、19、21</w:t>
             </w:r>
           </w:p>
         </w:tc>
@@ -3089,7 +2415,7 @@
           <w:p>
             <w:r/>
             <w:r>
-              <w:t>多邊調解機制存在</w:t>
+              <w:t>邊境准入受單方控制</w:t>
             </w:r>
           </w:p>
         </w:tc>
@@ -3100,7 +2426,7 @@
           <w:p>
             <w:r/>
             <w:r>
-              <w:t>埃及、卡達、美國三國調解框架已運作並促成過停火協議；多哈為第二階段談判地點</w:t>
+              <w:t>以色列單方決定邊境開放/關閉（來源18、20、22、25），44%人道協調被拒（來源25），20次搶修許可被拒（來源22），准入完全取決於一方政治意圖</w:t>
             </w:r>
           </w:p>
         </w:tc>
@@ -3111,7 +2437,7 @@
           <w:p>
             <w:r/>
             <w:r>
-              <w:t>來源2、8</w:t>
+              <w:t>來源18、20、22、25</w:t>
             </w:r>
           </w:p>
         </w:tc>
@@ -3131,7 +2457,7 @@
           <w:p>
             <w:r/>
             <w:r>
-              <w:t>人道協調網絡成熟</w:t>
+              <w:t>醫療系統功能性崩潰</w:t>
             </w:r>
           </w:p>
         </w:tc>
@@ -3142,7 +2468,7 @@
           <w:p>
             <w:r/>
             <w:r>
-              <w:t>聯合國、UNRWA、WHO、OCHA 等多機構協同運作，6 月仍嘗試近 400 次人道協調</w:t>
+              <w:t>醫院設備被破壞（來源1）、兒童截肢率全球最高（來源27）、新生兒在轉移中死亡（來源29），重建周期極長，短期內無法恢復</w:t>
             </w:r>
           </w:p>
         </w:tc>
@@ -3153,7 +2479,7 @@
           <w:p>
             <w:r/>
             <w:r>
-              <w:t>來源26</w:t>
+              <w:t>來源1、27、29</w:t>
             </w:r>
           </w:p>
         </w:tc>
@@ -3173,7 +2499,7 @@
           <w:p>
             <w:r/>
             <w:r>
-              <w:t>國際法框架清晰</w:t>
+              <w:t>人道數據透明度不足</w:t>
             </w:r>
           </w:p>
         </w:tc>
@@ -3184,7 +2510,7 @@
           <w:p>
             <w:r/>
             <w:r>
-              <w:t>古特雷斯多次援引國際人道法、國際人權法，各機構以「集體懲罰」「違反國際法」等法律語言施壓</w:t>
+              <w:t>400次協調嘗試中僅1/3執行（來源25），大量分發無法驗證；封鎖期間平民飢餓程度（來源19、21）缺乏獨立監測</w:t>
             </w:r>
           </w:p>
         </w:tc>
@@ -3195,7 +2521,7 @@
           <w:p>
             <w:r/>
             <w:r>
-              <w:t>來源4、13、20、24</w:t>
+              <w:t>來源19、21、25</w:t>
             </w:r>
           </w:p>
         </w:tc>
@@ -3209,7 +2535,144 @@
           <w:p>
             <w:r/>
             <w:r>
-              <w:t>Weakness（劣勢）</w:t>
+              <w:t>Opportunity</w:t>
+            </w:r>
+          </w:p>
+          <w:p>
+            <w:r/>
+          </w:p>
+          <w:p>
+            <w:r/>
+          </w:p>
+        </w:tc>
+        <w:tc>
+          <w:tcPr>
+            <w:tcW w:type="dxa" w:w="2160"/>
+          </w:tcPr>
+          <w:p>
+            <w:r/>
+            <w:r>
+              <w:t>10月人質談判重新啟動</w:t>
+            </w:r>
+          </w:p>
+        </w:tc>
+        <w:tc>
+          <w:tcPr>
+            <w:tcW w:type="dxa" w:w="2160"/>
+          </w:tcPr>
+          <w:p>
+            <w:r/>
+            <w:r>
+              <w:t>哈馬斯宣布準備釋放人質（來源28），若談判取得實質突破，可再次開啟邊境與准入窗口，17萬噸備援物資可立即投入</w:t>
+            </w:r>
+          </w:p>
+        </w:tc>
+        <w:tc>
+          <w:tcPr>
+            <w:tcW w:type="dxa" w:w="2160"/>
+          </w:tcPr>
+          <w:p>
+            <w:r/>
+            <w:r>
+              <w:t>來源28</w:t>
+            </w:r>
+          </w:p>
+        </w:tc>
+      </w:tr>
+      <w:tr>
+        <w:tc>
+          <w:tcPr>
+            <w:tcW w:type="dxa" w:w="2160"/>
+            <w:vMerge/>
+          </w:tcPr>
+          <w:p/>
+        </w:tc>
+        <w:tc>
+          <w:tcPr>
+            <w:tcW w:type="dxa" w:w="2160"/>
+          </w:tcPr>
+          <w:p>
+            <w:r/>
+            <w:r>
+              <w:t>國際輿論與法律壓力持續</w:t>
+            </w:r>
+          </w:p>
+        </w:tc>
+        <w:tc>
+          <w:tcPr>
+            <w:tcW w:type="dxa" w:w="2160"/>
+          </w:tcPr>
+          <w:p>
+            <w:r/>
+            <w:r>
+              <w:t>古特雷斯「深表震驚」（來源23、26）、WHO緊急行動（來源29）等持續維持國際關注；國際人道法框架為追究責任提供依據</w:t>
+            </w:r>
+          </w:p>
+        </w:tc>
+        <w:tc>
+          <w:tcPr>
+            <w:tcW w:type="dxa" w:w="2160"/>
+          </w:tcPr>
+          <w:p>
+            <w:r/>
+            <w:r>
+              <w:t>來源20、23、26、29</w:t>
+            </w:r>
+          </w:p>
+        </w:tc>
+      </w:tr>
+      <w:tr>
+        <w:tc>
+          <w:tcPr>
+            <w:tcW w:type="dxa" w:w="2160"/>
+            <w:vMerge/>
+          </w:tcPr>
+          <w:p/>
+        </w:tc>
+        <w:tc>
+          <w:tcPr>
+            <w:tcW w:type="dxa" w:w="2160"/>
+          </w:tcPr>
+          <w:p>
+            <w:r/>
+            <w:r>
+              <w:t>多邊調解經驗可複用</w:t>
+            </w:r>
+          </w:p>
+        </w:tc>
+        <w:tc>
+          <w:tcPr>
+            <w:tcW w:type="dxa" w:w="2160"/>
+          </w:tcPr>
+          <w:p>
+            <w:r/>
+            <w:r>
+              <w:t>1月協議達成的埃及-卡達-美國三方調解模式（來源2）已驗證可行，10月若重新啟動談判可援引相同框架</w:t>
+            </w:r>
+          </w:p>
+        </w:tc>
+        <w:tc>
+          <w:tcPr>
+            <w:tcW w:type="dxa" w:w="2160"/>
+          </w:tcPr>
+          <w:p>
+            <w:r/>
+            <w:r>
+              <w:t>來源2</w:t>
+            </w:r>
+          </w:p>
+        </w:tc>
+      </w:tr>
+      <w:tr>
+        <w:tc>
+          <w:tcPr>
+            <w:tcW w:type="dxa" w:w="2160"/>
+            <w:vMerge w:val="restart"/>
+          </w:tcPr>
+          <w:p>
+            <w:r/>
+            <w:r>
+              <w:t>Threat</w:t>
             </w:r>
           </w:p>
           <w:p>
@@ -3229,7 +2692,7 @@
           <w:p>
             <w:r/>
             <w:r>
-              <w:t>停火協議缺乏強制執行機制</w:t>
+              <w:t>談判破裂與衝突再升級</w:t>
             </w:r>
           </w:p>
         </w:tc>
@@ -3240,228 +2703,7 @@
           <w:p>
             <w:r/>
             <w:r>
-              <w:t>協議破裂後無有效制裁手段；美國安理會否決阻礙集體行動</w:t>
-            </w:r>
-          </w:p>
-        </w:tc>
-        <w:tc>
-          <w:tcPr>
-            <w:tcW w:type="dxa" w:w="2160"/>
-          </w:tcPr>
-          <w:p>
-            <w:r/>
-            <w:r>
-              <w:t>來源21</w:t>
-            </w:r>
-          </w:p>
-        </w:tc>
-      </w:tr>
-      <w:tr>
-        <w:tc>
-          <w:tcPr>
-            <w:tcW w:type="dxa" w:w="2160"/>
-            <w:vMerge/>
-          </w:tcPr>
-          <w:p/>
-        </w:tc>
-        <w:tc>
-          <w:tcPr>
-            <w:tcW w:type="dxa" w:w="2160"/>
-          </w:tcPr>
-          <w:p>
-            <w:r/>
-            <w:r>
-              <w:t>人道准入高度依賴單方同意</w:t>
-            </w:r>
-          </w:p>
-        </w:tc>
-        <w:tc>
-          <w:tcPr>
-            <w:tcW w:type="dxa" w:w="2160"/>
-          </w:tcPr>
-          <w:p>
-            <w:r/>
-            <w:r>
-              <w:t>以方拒絕 44% 協調、20+ 次搶修許可；「備妥」與「到位」間存在結構性斷裂</w:t>
-            </w:r>
-          </w:p>
-        </w:tc>
-        <w:tc>
-          <w:tcPr>
-            <w:tcW w:type="dxa" w:w="2160"/>
-          </w:tcPr>
-          <w:p>
-            <w:r/>
-            <w:r>
-              <w:t>來源22、26、29</w:t>
-            </w:r>
-          </w:p>
-        </w:tc>
-      </w:tr>
-      <w:tr>
-        <w:tc>
-          <w:tcPr>
-            <w:tcW w:type="dxa" w:w="2160"/>
-            <w:vMerge/>
-          </w:tcPr>
-          <w:p/>
-        </w:tc>
-        <w:tc>
-          <w:tcPr>
-            <w:tcW w:type="dxa" w:w="2160"/>
-          </w:tcPr>
-          <w:p>
-            <w:r/>
-            <w:r>
-              <w:t>醫療體系已遭不可逆損毀</w:t>
-            </w:r>
-          </w:p>
-        </w:tc>
-        <w:tc>
-          <w:tcPr>
-            <w:tcW w:type="dxa" w:w="2160"/>
-          </w:tcPr>
-          <w:p>
-            <w:r/>
-            <w:r>
-              <w:t>醫院設備破壞、兒童截肢率全球最高、新生兒在轉移中死亡</w:t>
-            </w:r>
-          </w:p>
-        </w:tc>
-        <w:tc>
-          <w:tcPr>
-            <w:tcW w:type="dxa" w:w="2160"/>
-          </w:tcPr>
-          <w:p>
-            <w:r/>
-            <w:r>
-              <w:t>來源1、28、30</w:t>
-            </w:r>
-          </w:p>
-        </w:tc>
-      </w:tr>
-      <w:tr>
-        <w:tc>
-          <w:tcPr>
-            <w:tcW w:type="dxa" w:w="2160"/>
-            <w:vMerge/>
-          </w:tcPr>
-          <w:p/>
-        </w:tc>
-        <w:tc>
-          <w:tcPr>
-            <w:tcW w:type="dxa" w:w="2160"/>
-          </w:tcPr>
-          <w:p>
-            <w:r/>
-            <w:r>
-              <w:t>資料與時間覆蓋不完整</w:t>
-            </w:r>
-          </w:p>
-        </w:tc>
-        <w:tc>
-          <w:tcPr>
-            <w:tcW w:type="dxa" w:w="2160"/>
-          </w:tcPr>
-          <w:p>
-            <w:r/>
-            <w:r>
-              <w:t>2025 年 3 月、9 月無獨立數據；10 月僅 1 日紀錄；無法追蹤 Q4 後期動態</w:t>
-            </w:r>
-          </w:p>
-        </w:tc>
-        <w:tc>
-          <w:tcPr>
-            <w:tcW w:type="dxa" w:w="2160"/>
-          </w:tcPr>
-          <w:p>
-            <w:r/>
-            <w:r>
-              <w:t>agg 統計</w:t>
-            </w:r>
-          </w:p>
-        </w:tc>
-      </w:tr>
-      <w:tr>
-        <w:tc>
-          <w:tcPr>
-            <w:tcW w:type="dxa" w:w="2160"/>
-            <w:vMerge w:val="restart"/>
-          </w:tcPr>
-          <w:p>
-            <w:r/>
-            <w:r>
-              <w:t>Opportunity（機會）</w:t>
-            </w:r>
-          </w:p>
-          <w:p>
-            <w:r/>
-          </w:p>
-          <w:p>
-            <w:r/>
-          </w:p>
-        </w:tc>
-        <w:tc>
-          <w:tcPr>
-            <w:tcW w:type="dxa" w:w="2160"/>
-          </w:tcPr>
-          <w:p>
-            <w:r/>
-            <w:r>
-              <w:t>10 月人質談判窗口重啟</w:t>
-            </w:r>
-          </w:p>
-        </w:tc>
-        <w:tc>
-          <w:tcPr>
-            <w:tcW w:type="dxa" w:w="2160"/>
-          </w:tcPr>
-          <w:p>
-            <w:r/>
-            <w:r>
-              <w:t>哈馬斯宣布準備釋放人質，古特雷斯表示「感到鼓舞」；若談判進展，可能帶動人道准入放寬</w:t>
-            </w:r>
-          </w:p>
-        </w:tc>
-        <w:tc>
-          <w:tcPr>
-            <w:tcW w:type="dxa" w:w="2160"/>
-          </w:tcPr>
-          <w:p>
-            <w:r/>
-            <w:r>
-              <w:t>來源29</w:t>
-            </w:r>
-          </w:p>
-        </w:tc>
-      </w:tr>
-      <w:tr>
-        <w:tc>
-          <w:tcPr>
-            <w:tcW w:type="dxa" w:w="2160"/>
-            <w:vMerge/>
-          </w:tcPr>
-          <w:p/>
-        </w:tc>
-        <w:tc>
-          <w:tcPr>
-            <w:tcW w:type="dxa" w:w="2160"/>
-          </w:tcPr>
-          <w:p>
-            <w:r/>
-            <w:r>
-              <w:t>國際輿論壓力持續</w:t>
-            </w:r>
-          </w:p>
-        </w:tc>
-        <w:tc>
-          <w:tcPr>
-            <w:tcW w:type="dxa" w:w="2160"/>
-          </w:tcPr>
-          <w:p>
-            <w:r/>
-            <w:r>
-              <w:t>古特雷斯多次強烈譴責；各機構公開數據（44% 拒絕率、17 萬噸備妥物資）形成透明化壓力</w:t>
+              <w:t>以色列「接管加薩城」決定（來源26）顯示軍事意圖未退縮；8月兒童截肢率與強制轉移（來源24、27）表明軍事行動仍在擴大；若10月談判失敗，局勢可能進一步惡化</w:t>
             </w:r>
           </w:p>
         </w:tc>
@@ -3492,7 +2734,7 @@
           <w:p>
             <w:r/>
             <w:r>
-              <w:t>以伊停火降低多線衝突風險</w:t>
+              <w:t>援助受阻成為常態</w:t>
             </w:r>
           </w:p>
         </w:tc>
@@ -3503,7 +2745,7 @@
           <w:p>
             <w:r/>
             <w:r>
-              <w:t>6 月美國斡旋以伊停火，可能減少以色列分散資源與擴大加薩行動的動機</w:t>
+              <w:t>封鎖已持續超過半年（4月起，來源18、19、20、21），即使談判成功，若邊境控制權未移交，援助仍可能受阻</w:t>
             </w:r>
           </w:p>
         </w:tc>
@@ -3514,63 +2756,7 @@
           <w:p>
             <w:r/>
             <w:r>
-              <w:t>來源23</w:t>
-            </w:r>
-          </w:p>
-        </w:tc>
-      </w:tr>
-      <w:tr>
-        <w:tc>
-          <w:tcPr>
-            <w:tcW w:type="dxa" w:w="2160"/>
-            <w:vMerge w:val="restart"/>
-          </w:tcPr>
-          <w:p>
-            <w:r/>
-            <w:r>
-              <w:t>Threat（威脅）</w:t>
-            </w:r>
-          </w:p>
-          <w:p>
-            <w:r/>
-          </w:p>
-          <w:p>
-            <w:r/>
-          </w:p>
-          <w:p>
-            <w:r/>
-          </w:p>
-        </w:tc>
-        <w:tc>
-          <w:tcPr>
-            <w:tcW w:type="dxa" w:w="2160"/>
-          </w:tcPr>
-          <w:p>
-            <w:r/>
-            <w:r>
-              <w:t>以色列「接管加薩城」戰略意圖</w:t>
-            </w:r>
-          </w:p>
-        </w:tc>
-        <w:tc>
-          <w:tcPr>
-            <w:tcW w:type="dxa" w:w="2160"/>
-          </w:tcPr>
-          <w:p>
-            <w:r/>
-            <w:r>
-              <w:t>古特雷斯指出此為「危險升級」，可能加劇數百萬人的災難性後果</w:t>
-            </w:r>
-          </w:p>
-        </w:tc>
-        <w:tc>
-          <w:tcPr>
-            <w:tcW w:type="dxa" w:w="2160"/>
-          </w:tcPr>
-          <w:p>
-            <w:r/>
-            <w:r>
-              <w:t>來源27</w:t>
+              <w:t>來源18、20、22、25</w:t>
             </w:r>
           </w:p>
         </w:tc>
@@ -3590,7 +2776,7 @@
           <w:p>
             <w:r/>
             <w:r>
-              <w:t>軍事行動持續升級</w:t>
+              <w:t>醫療體系不可逆損傷</w:t>
             </w:r>
           </w:p>
         </w:tc>
@@ -3601,7 +2787,7 @@
           <w:p>
             <w:r/>
             <w:r>
-              <w:t>以軍加強加薩城及周边行動；約旦河西岸同步惡化；強制轉移規模擴大</w:t>
+              <w:t>兒童截肢（來源27）、醫院毀損（來源1）、新生兒死亡（來源29）暗示部分傷患已過失治期，醫療重建可能需要數年</w:t>
             </w:r>
           </w:p>
         </w:tc>
@@ -3612,7 +2798,7 @@
           <w:p>
             <w:r/>
             <w:r>
-              <w:t>來源14、25、27、28</w:t>
+              <w:t>來源1、27、29</w:t>
             </w:r>
           </w:p>
         </w:tc>
@@ -3632,7 +2818,7 @@
           <w:p>
             <w:r/>
             <w:r>
-              <w:t>飢餓與公衛危機跨過不可逆閾值</w:t>
+              <w:t>衝突地域外溢</w:t>
             </w:r>
           </w:p>
         </w:tc>
@@ -3643,7 +2829,7 @@
           <w:p>
             <w:r/>
             <w:r>
-              <w:t>飢餓已「失控」、公衛危機「日益嚴重」，流離失所者缺乏基本生存條件</w:t>
+              <w:t>約旦河西岸已出現軍事行動、流離失所、人員傷亡（來源14、15、16），衝突存在向更廣泛地區擴散風險</w:t>
             </w:r>
           </w:p>
         </w:tc>
@@ -3654,49 +2840,7 @@
           <w:p>
             <w:r/>
             <w:r>
-              <w:t>來源19、21、25</w:t>
-            </w:r>
-          </w:p>
-        </w:tc>
-      </w:tr>
-      <w:tr>
-        <w:tc>
-          <w:tcPr>
-            <w:tcW w:type="dxa" w:w="2160"/>
-            <w:vMerge/>
-          </w:tcPr>
-          <w:p/>
-        </w:tc>
-        <w:tc>
-          <w:tcPr>
-            <w:tcW w:type="dxa" w:w="2160"/>
-          </w:tcPr>
-          <w:p>
-            <w:r/>
-            <w:r>
-              <w:t>人質安全受威脅</w:t>
-            </w:r>
-          </w:p>
-        </w:tc>
-        <w:tc>
-          <w:tcPr>
-            <w:tcW w:type="dxa" w:w="2160"/>
-          </w:tcPr>
-          <w:p>
-            <w:r/>
-            <w:r>
-              <w:t>古特雷斯明確指出「接管加薩城」可能危及仍被扣押之人質</w:t>
-            </w:r>
-          </w:p>
-        </w:tc>
-        <w:tc>
-          <w:tcPr>
-            <w:tcW w:type="dxa" w:w="2160"/>
-          </w:tcPr>
-          <w:p>
-            <w:r/>
-            <w:r>
-              <w:t>來源27</w:t>
+              <w:t>來源14、15、16</w:t>
             </w:r>
           </w:p>
         </w:tc>
@@ -3714,7 +2858,13 @@
         <w:pStyle w:val="Heading2"/>
       </w:pPr>
       <w:r>
-        <w:t>七、結論與建議關注要點</w:t>
+        <w:t>六、後續風險預判與觀察指標</w:t>
+      </w:r>
+    </w:p>
+    <w:p/>
+    <w:p>
+      <w:r>
+        <w:t>基於現有資料趨勢，以下風險值得持續追蹤：</w:t>
       </w:r>
     </w:p>
     <w:p/>
@@ -3726,22 +2876,12 @@
         <w:rPr>
           <w:b/>
         </w:rPr>
-        <w:t>談判窗口極為短暫且脆弱：</w:t>
+        <w:t>談判破裂風險（高）：</w:t>
       </w:r>
       <w:r>
-        <w:t xml:space="preserve"> 2025 年 1-10 月的數據顯示，從停火達成到破裂僅約 2-3 個月（來源2、19），任何重啟信號（如 10 月 3 日哈馬斯釋放人質表態，來源29）都應被視為</w:t>
-      </w:r>
-      <w:r>
-        <w:rPr>
-          <w:b/>
-        </w:rPr>
-        <w:t>時間敏感的行動窗口</w:t>
-      </w:r>
-      <w:r>
-        <w:t>，需立即同步推動人道准入。</w:t>
+        <w:t xml:space="preserve"> 10月哈馬斯表態準備釋放人質（來源28），但以色列「接管加薩城」的決定（來源26）顯示其軍事意圖強烈。若雙方無法就停火條件達成一致，11-12月局勢極可能再次惡化。</w:t>
       </w:r>
     </w:p>
-    <w:p/>
     <w:p>
       <w:r>
         <w:t xml:space="preserve">2. </w:t>
@@ -3750,22 +2890,12 @@
         <w:rPr>
           <w:b/>
         </w:rPr>
-        <w:t>「備妥」不等於「到位」：</w:t>
+        <w:t>援助受阻風險（高）：</w:t>
       </w:r>
       <w:r>
-        <w:t xml:space="preserve"> 17 萬噸物資已備妥（來源29），但 6 月數據顯示 44% 協調被拒（來源26）、20+ 次搶修被拒（來源22），表明</w:t>
-      </w:r>
-      <w:r>
-        <w:rPr>
-          <w:b/>
-        </w:rPr>
-        <w:t>缺乏以方准入同意，物資無法轉化為平民實際獲得的援助</w:t>
-      </w:r>
-      <w:r>
-        <w:t>。</w:t>
+        <w:t xml:space="preserve"> 即使物資已備妥（來源28），邊境准入仍受以色列單方控制（來源18、22、25）。觀察指標：邊境口岸是否實質開放、OCHA協調嘗試通過率是否回升。</w:t>
       </w:r>
     </w:p>
-    <w:p/>
     <w:p>
       <w:r>
         <w:t xml:space="preserve">3. </w:t>
@@ -3774,22 +2904,12 @@
         <w:rPr>
           <w:b/>
         </w:rPr>
-        <w:t>醫療體系已接近崩潰邊緣：</w:t>
+        <w:t>醫療體系惡化風險（高）：</w:t>
       </w:r>
       <w:r>
-        <w:t xml:space="preserve"> 醫院設備破壞（來源1）、兒童截肢率全球最高（來源28）、新生兒在轉移途中死亡（來源30）構成連鎖崩潰信號，</w:t>
-      </w:r>
-      <w:r>
-        <w:rPr>
-          <w:b/>
-        </w:rPr>
-        <w:t>若軍事行動持續，醫療體系將失去自我修復能力</w:t>
-      </w:r>
-      <w:r>
-        <w:t>。</w:t>
+        <w:t xml:space="preserve"> 新生兒在轉移中死亡（來源29）、兒童截肢率全球最高（來源27）表明醫療系統已至臨界點。觀察指標：WHO能否持續執行轉移任務、醫院是否恢復基本功能。</w:t>
       </w:r>
     </w:p>
-    <w:p/>
     <w:p>
       <w:r>
         <w:t xml:space="preserve">4. </w:t>
@@ -3798,22 +2918,12 @@
         <w:rPr>
           <w:b/>
         </w:rPr>
-        <w:t>安理會機制受阻：</w:t>
+        <w:t>衝突再升級風險（中高）：</w:t>
       </w:r>
       <w:r>
-        <w:t xml:space="preserve"> 美國 5 月否決（來源21）表明在現有安全理事會格局下，</w:t>
-      </w:r>
-      <w:r>
-        <w:rPr>
-          <w:b/>
-        </w:rPr>
-        <w:t>無法透過強制決議實現停火或援助准入</w:t>
-      </w:r>
-      <w:r>
-        <w:t>，需探索雙邊施壓、區域調解（卡達、埃及，來源2）及區域組織等非安理會路徑。</w:t>
+        <w:t xml:space="preserve"> 8月軍事行動已加強（來源27），若停火未實質維持，9-10月間可能出現更大規模軍事行動。9月資料完全缺漏，此為重大監測盲區。</w:t>
       </w:r>
     </w:p>
-    <w:p/>
     <w:p>
       <w:r>
         <w:t xml:space="preserve">5. </w:t>
@@ -3822,7 +2932,181 @@
         <w:rPr>
           <w:b/>
         </w:rPr>
-        <w:t>持續追蹤重點（10 月-12 月）：</w:t>
+        <w:t>國際機制失靈風險（中）：</w:t>
+      </w:r>
+      <w:r>
+        <w:t xml:space="preserve"> 安理會否決（來源21）表明常任理事國無法形成共識。觀察指標：美國態度是否轉變、是否出現替代性國際法律行動。</w:t>
+      </w:r>
+    </w:p>
+    <w:p/>
+    <w:p>
+      <w:r>
+        <w:t>---</w:t>
+      </w:r>
+    </w:p>
+    <w:p/>
+    <w:p>
+      <w:pPr>
+        <w:pStyle w:val="Heading2"/>
+      </w:pPr>
+      <w:r>
+        <w:t>七、資料缺口與限制說明</w:t>
+      </w:r>
+    </w:p>
+    <w:p/>
+    <w:tbl>
+      <w:tblPr>
+        <w:tblStyle w:val="TableGrid"/>
+        <w:tblW w:type="auto" w:w="0"/>
+        <w:tblLook w:firstColumn="1" w:firstRow="1" w:lastColumn="0" w:lastRow="0" w:noHBand="0" w:noVBand="1" w:val="04A0"/>
+      </w:tblPr>
+      <w:tblGrid>
+        <w:gridCol w:w="4320"/>
+        <w:gridCol w:w="4320"/>
+      </w:tblGrid>
+      <w:tr>
+        <w:tc>
+          <w:tcPr>
+            <w:tcW w:type="dxa" w:w="4320"/>
+          </w:tcPr>
+          <w:p>
+            <w:r>
+              <w:rPr>
+                <w:b/>
+              </w:rPr>
+            </w:r>
+            <w:r>
+              <w:rPr>
+                <w:b/>
+              </w:rPr>
+              <w:t>缺口</w:t>
+            </w:r>
+          </w:p>
+        </w:tc>
+        <w:tc>
+          <w:tcPr>
+            <w:tcW w:type="dxa" w:w="4320"/>
+          </w:tcPr>
+          <w:p>
+            <w:r>
+              <w:rPr>
+                <w:b/>
+              </w:rPr>
+            </w:r>
+            <w:r>
+              <w:rPr>
+                <w:b/>
+              </w:rPr>
+              <w:t>影響</w:t>
+            </w:r>
+          </w:p>
+        </w:tc>
+      </w:tr>
+      <w:tr>
+        <w:tc>
+          <w:tcPr>
+            <w:tcW w:type="dxa" w:w="4320"/>
+          </w:tcPr>
+          <w:p>
+            <w:r/>
+            <w:r>
+              <w:t>9月完全無資料</w:t>
+            </w:r>
+          </w:p>
+        </w:tc>
+        <w:tc>
+          <w:tcPr>
+            <w:tcW w:type="dxa" w:w="4320"/>
+          </w:tcPr>
+          <w:p>
+            <w:r/>
+            <w:r>
+              <w:t>無法判斷10月哈馬斯表態（來源28）的前因脈絡及9月是否有停火違規或軍事行動</w:t>
+            </w:r>
+          </w:p>
+        </w:tc>
+      </w:tr>
+      <w:tr>
+        <w:tc>
+          <w:tcPr>
+            <w:tcW w:type="dxa" w:w="4320"/>
+          </w:tcPr>
+          <w:p>
+            <w:r/>
+            <w:r>
+              <w:t>10月僅1天（10-03）、2則片段</w:t>
+            </w:r>
+          </w:p>
+        </w:tc>
+        <w:tc>
+          <w:tcPr>
+            <w:tcW w:type="dxa" w:w="4320"/>
+          </w:tcPr>
+          <w:p>
+            <w:r/>
+            <w:r>
+              <w:t>無法呈現10月全月停火進展、邊境狀態、醫療趨勢；背景中提及的「卡達、埃及持續調解」在10月無獨立記錄</w:t>
+            </w:r>
+          </w:p>
+        </w:tc>
+      </w:tr>
+      <w:tr>
+        <w:tc>
+          <w:tcPr>
+            <w:tcW w:type="dxa" w:w="4320"/>
+          </w:tcPr>
+          <w:p>
+            <w:r/>
+            <w:r>
+              <w:t>11-12月無資料</w:t>
+            </w:r>
+          </w:p>
+        </w:tc>
+        <w:tc>
+          <w:tcPr>
+            <w:tcW w:type="dxa" w:w="4320"/>
+          </w:tcPr>
+          <w:p>
+            <w:r/>
+            <w:r>
+              <w:t>無法追蹤10月訊號是否轉化為實際停火或援助進入</w:t>
+            </w:r>
+          </w:p>
+        </w:tc>
+      </w:tr>
+      <w:tr>
+        <w:tc>
+          <w:tcPr>
+            <w:tcW w:type="dxa" w:w="4320"/>
+          </w:tcPr>
+          <w:p>
+            <w:r/>
+            <w:r>
+              <w:t>3月僅1則（3/1）</w:t>
+            </w:r>
+          </w:p>
+        </w:tc>
+        <w:tc>
+          <w:tcPr>
+            <w:tcW w:type="dxa" w:w="4320"/>
+          </w:tcPr>
+          <w:p>
+            <w:r/>
+            <w:r>
+              <w:t>無法完整呈現停火破裂過程（4/25提及「三月份破裂」，但無3月事件細節）</w:t>
+            </w:r>
+          </w:p>
+        </w:tc>
+      </w:tr>
+    </w:tbl>
+    <w:p/>
+    <w:p>
+      <w:pPr>
+        <w:pStyle w:val="Heading2"/>
+        <w:jc w:val="left"/>
+      </w:pPr>
+      <w:r>
+        <w:t>建議後續補強方向：</w:t>
       </w:r>
     </w:p>
     <w:p>
@@ -3830,7 +3114,7 @@
         <w:pStyle w:val="ListBullet"/>
       </w:pPr>
       <w:r>
-        <w:t>哈馬斯釋放人質是否實際執行，以及以方是否同步釋放巴勒斯坦囚犯</w:t>
+        <w:t>重點補蒐9月全月及10月10日後的加薩停火/人質/援助資訊</w:t>
       </w:r>
     </w:p>
     <w:p>
@@ -3838,7 +3122,7 @@
         <w:pStyle w:val="ListBullet"/>
       </w:pPr>
       <w:r>
-        <w:t>17 萬噸物資是否有任何批次實際進入加薩</w:t>
+        <w:t>追蹤以色列對哈馬斯10/3表態的正式回應</w:t>
       </w:r>
     </w:p>
     <w:p>
@@ -3846,7 +3130,7 @@
         <w:pStyle w:val="ListBullet"/>
       </w:pPr>
       <w:r>
-        <w:t>以色列「接管加薩城」行動是否擴大</w:t>
+        <w:t>監測OCHA准入數據是否較6月（來源25）有所改善</w:t>
       </w:r>
     </w:p>
     <w:p>
@@ -3854,7 +3138,7 @@
         <w:pStyle w:val="ListBullet"/>
       </w:pPr>
       <w:r>
-        <w:t>加薩醫療體系（尤其新生儿科、外科）是否仍有基本運作能力</w:t>
+        <w:t>追蹤安理會是否再次表決加薩停火決議</w:t>
       </w:r>
     </w:p>
     <w:p>
@@ -3862,22 +3146,22 @@
         <w:pStyle w:val="ListBullet"/>
       </w:pPr>
       <w:r>
-        <w:t>安理會或聯合國大會是否有新的決議或行動</w:t>
+        <w:t>關注卡達、埃及在10月的調解動作與成果</w:t>
       </w:r>
     </w:p>
     <w:p/>
     <w:p>
-      <w:pPr>
-        <w:pStyle w:val="IntenseQuote"/>
-      </w:pPr>
+      <w:r>
+        <w:t>---</w:t>
+      </w:r>
+    </w:p>
+    <w:p/>
+    <w:p>
       <w:r>
         <w:rPr>
-          <w:b/>
+          <w:i/>
         </w:rPr>
-        <w:t>整體判斷：</w:t>
-      </w:r>
-      <w:r>
-        <w:t xml:space="preserve"> 以現有資料觀之，2025 年加薩局勢呈現「外交反覆-軍事升級-人道惡化」的惡性循環。停火與人質談判雖一度帶來短期改善，但缺乏執行保障機制，人道准入始終受制於單方軍事與政治決策。10 月初的重啟信號提供了罕見的機會窗口，但若未在短時間內轉化為實質准入與援助落實，歷史經驗（1-4 月的快速惡化）暗示局勢將再度滑向全面封鎖與軍事升級。</w:t>
+        <w:t>本報告所有具體事實均標註來源編號（來源1至來源29），對應 ev 陣列中 ref_no 欄位。未標註來源的段落為基於已有來源的定性綜合判斷，不含新增數字或事件。</w:t>
       </w:r>
     </w:p>
     <w:p>
@@ -4162,18 +3446,6 @@
         <w:pStyle w:val="ListNumber"/>
       </w:pPr>
       <w:r>
-        <w:t>【世界进行时】2025年6月27日 · 2025-06-27</w:t>
-      </w:r>
-      <w:r>
-        <w:br/>
-        <w:t>(5f001e9f9e83af9c3abffd16a99b7bb31a0ec4ef) 本周，在美国斡旋下，以色列和伊朗实现了停火，安理会再次就伊核问题召开会议。</w:t>
-      </w:r>
-    </w:p>
-    <w:p>
-      <w:pPr>
-        <w:pStyle w:val="ListNumber"/>
-      </w:pPr>
-      <w:r>
         <w:t>联合国秘书长对加沙人道危机升级深表震惊　呼吁立即实现永久停火和全面准入 · 2025-07-03</w:t>
       </w:r>
       <w:r>
@@ -4285,7 +3557,7 @@
         <w:t>資料準備耗時：</w:t>
       </w:r>
       <w:r>
-        <w:t>約 101.20 秒</w:t>
+        <w:t>約 66.98 秒</w:t>
       </w:r>
     </w:p>
     <w:p>
@@ -4316,7 +3588,7 @@
         <w:t>相對時間解析基準：</w:t>
       </w:r>
       <w:r>
-        <w:t>2026-09-11T18:23:47+08:00 (Asia/Taipei；去年=2025)</w:t>
+        <w:t>2026-09-15T13:52:10+08:00 (Asia/Taipei；去年=2025)</w:t>
       </w:r>
     </w:p>
     <w:p>
@@ -4327,7 +3599,7 @@
         <w:t>精煉後問題（檢索用）：</w:t>
       </w:r>
       <w:r>
-        <w:t>持續蒐集2025年（2025-01-01至2025-12-31，重點時段含2025年10月）加薩停火、人質談判、人道援助及平民保護相關資訊，分以下面向整理：（1）政治外交：以色列、哈馬斯、美國、卡達、埃及及其他調解方之停火方案、人質交換條件與談判進展；（2）國際安全：空襲、地面軍事行動、停火違規及對平民與救援人員之安全影響；（3）人道事務：食品、藥品、飲水、避難、邊境口岸與援助物資進入情形；（4）醫療衛生：醫院運作、醫療物資短缺、病患轉送及醫護人員安全；（5）國際組織：聯合國、人道協調廳、世衛組織及相關機構之聲明、數據與行動；（6）綜合研析：分析停火與人質談判是否實際改善人道准入與平民處境，辨識外交進展、軍事行動與人道情勢間之傳導關係，並提出談判破裂、援助受阻、醫療體系惡化及衝突再升級等後續風險。</w:t>
+        <w:t>持續蒐集2025年（2025-01-01至2025-12-31，10月為重點時段）加薩停火、人質談判、人道援助及平民保護資訊。背景：10月間哈馬斯表示準備釋放人質並展開對話，古特雷斯表態歡迎，卡達、埃及持續調解；聯合國備妥食品、藥品、帳篷等物資，但軍事行動、邊境准入、安全通行及醫療系統惡化限制援助落實。檢索範圍依部門：【政治外交】以色列、哈馬斯、美國、卡達、埃及及其他調解方之停火方案、人質交換條件與談判進展；【國際安全】空襲、地面軍事行動、停火違規及對平民與救援人員之安全影響；【人道事務】食品、藥品、飲水、避難、邊境口岸與援助物資進入情形；【醫療衛生】醫院運作、醫療物資短缺、病患轉送及醫護人員安全；【國際組織】聯合國、OCHA、WHO及相關機構之聲明、數據與行動；【綜合研析】分析停火與人質談判是否實際改善人道准入與平民處境，辨識外交進展、軍事行動與人道情勢間傳導關係，並提出談判破裂、援助受阻、醫療體系惡化及衝突再升級等後續風險。</w:t>
       </w:r>
     </w:p>
     <w:p>
@@ -4371,7 +3643,7 @@
         <w:t>統計概況：</w:t>
       </w:r>
       <w:r>
-        <w:t>文件數：15；片段數：30；有活動天數：15</w:t>
+        <w:t>文件數：14；片段數：29；有活動天數：14</w:t>
       </w:r>
     </w:p>
     <w:p>
@@ -4385,7 +3657,7 @@
         <w:t>核心關鍵詞：</w:t>
       </w:r>
       <w:r>
-        <w:t>加薩, 停火, 人質, 人道援助, 以色列, 哈馬斯, 平民保護, 美國</w:t>
+        <w:t>加薩, 停火, 人質, 人道援助, 哈馬斯, 以色列, 平民保護, 談判</w:t>
       </w:r>
     </w:p>
     <w:p>
@@ -4396,7 +3668,7 @@
         <w:t>代理人 ES 文本查詢工具查詢字串：</w:t>
       </w:r>
       <w:r>
-        <w:t>核心關鍵詞組如下：加薩、停火、人質、人道援助、以色列、哈馬斯、平民保護、美國</w:t>
+        <w:t>核心關鍵詞組如下：加薩、停火、人質、人道援助、哈馬斯、以色列、平民保護、談判</w:t>
       </w:r>
     </w:p>
     <w:p>
@@ -4407,7 +3679,7 @@
         <w:t>同義／擴充關鍵詞：</w:t>
       </w:r>
       <w:r>
-        <w:t>加萨, 加沙, 加薩地帶, 加萨地带, Gaza, 休戰, 休战, 停戰, 停战, ceasefire, 人质, 被擄者, 被掳者, hostages, 人道主義援助, 人道主义援助, 人道救助, 人道主義救援, 人道主义救援, 以色列國, 以色列国, Israel, 哈马斯, 哈瑪斯, 哈玛斯, Hamas, 平民保护, 保護平民, 保护平民, 美国, 美利堅合眾國, 美利坚合众国, United States, USA</w:t>
+        <w:t>加萨, 加沙, 加薩地帶, 加萨地带, 加沙地帶, 加沙地带, Gaza, Gaza Strip, 休戰, 休战, ceasefire, 人质, 被擄人質, 被掳人质, hostages, 人道主義援助, 人道主义援助, 人道救援, humanitarian aid, 哈马斯, 哈瑪斯, 哈玛斯, Hamas, 以色列國, 以色列国, Israel, 平民保护, 保護平民, 保护平民, 谈判, 磋商, 協商, 协商</w:t>
       </w:r>
     </w:p>
     <w:p>
@@ -4418,7 +3690,7 @@
         <w:t>實際使用關鍵詞（effective terms）：</w:t>
       </w:r>
       <w:r>
-        <w:t>加薩, 停火, 人質, 人道援助, 以色列, 哈馬斯, 平民保護, 美國, 加萨, 加沙, 加薩地帶, 加萨地带, Gaza, 休戰, 休战, 停戰, 停战, ceasefire, 人质, 被擄者, 被掳者, hostages, 人道主義援助, 人道主义援助, 人道救助, 人道主義救援, 人道主义救援, 以色列國, 以色列国, Israel, 哈马斯, 哈瑪斯, 哈玛斯, Hamas, 平民保护, 保護平民, 保护平民, 美国, 美利堅合眾國, 美利坚合众国, United States, USA</w:t>
+        <w:t>加薩, 停火, 人質, 人道援助, 哈馬斯, 以色列, 平民保護, 談判, 加萨, 加沙, 加薩地帶, 加萨地带, 加沙地帶, 加沙地带, Gaza, Gaza Strip, 休戰, 休战, ceasefire, 人质, 被擄人質, 被掳人质, hostages, 人道主義援助, 人道主义援助, 人道救援, humanitarian aid, 哈马斯, 哈瑪斯, 哈玛斯, Hamas, 以色列國, 以色列国, Israel, 平民保护, 保護平民, 保护平民, 谈判, 磋商, 協商, 协商</w:t>
       </w:r>
     </w:p>
     <w:p>
@@ -4469,7 +3741,7 @@
         <w:t>；執行狀態：正常完成</w:t>
       </w:r>
       <w:r>
-        <w:t>；耗時：6.320 秒</w:t>
+        <w:t>；耗時：7.867 秒</w:t>
       </w:r>
     </w:p>
     <w:p>
@@ -4489,7 +3761,7 @@
         <w:t>；執行狀態：正常完成</w:t>
       </w:r>
       <w:r>
-        <w:t>；耗時：21.343 秒</w:t>
+        <w:t>；耗時：26.938 秒</w:t>
       </w:r>
     </w:p>
     <w:p>
@@ -4509,7 +3781,7 @@
         <w:t>；執行狀態：正常完成</w:t>
       </w:r>
       <w:r>
-        <w:t>；耗時：101.199 秒</w:t>
+        <w:t>；耗時：66.977 秒</w:t>
       </w:r>
     </w:p>
     <w:p>
@@ -4550,7 +3822,7 @@
         <w:t>；執行狀態：正常完成</w:t>
       </w:r>
       <w:r>
-        <w:t>；耗時：101.340 秒</w:t>
+        <w:t>；耗時：89.754 秒</w:t>
       </w:r>
     </w:p>
     <w:sectPr>

--- a/operator_e2e/gaza_report.docx
+++ b/operator_e2e/gaza_report.docx
@@ -36,7 +36,7 @@
         <w:pStyle w:val="Heading1"/>
       </w:pPr>
       <w:r>
-        <w:t>2025年加薩停火、人質談判、人道援助及平民保護資訊研析報告</w:t>
+        <w:t>2025年加薩停火、人質談判、人道援助及平民保護持續追蹤報告</w:t>
       </w:r>
     </w:p>
     <w:p/>
@@ -45,10 +45,10 @@
         <w:rPr>
           <w:b/>
         </w:rPr>
-        <w:t>檢索期間：</w:t>
+        <w:t>追蹤期間：</w:t>
       </w:r>
       <w:r>
-        <w:t xml:space="preserve"> 2025-01-01 至 2025-12-31（10月為重點時段）</w:t>
+        <w:t xml:space="preserve"> 2025-01-01 至 2025-12-31（實際資料覆蓋：2025-01-14 至 2025-01-14 至 2025-10-09）</w:t>
       </w:r>
     </w:p>
     <w:p>
@@ -56,10 +56,10 @@
         <w:rPr>
           <w:b/>
         </w:rPr>
-        <w:t>實際涵蓋：</w:t>
+        <w:t>重點時段：</w:t>
       </w:r>
       <w:r>
-        <w:t xml:space="preserve"> 2025-01-14 至 2025-10-03</w:t>
+        <w:t xml:space="preserve"> 2025年10月</w:t>
       </w:r>
     </w:p>
     <w:p/>
@@ -78,94 +78,679 @@
       </w:r>
     </w:p>
     <w:p/>
+    <w:tbl>
+      <w:tblPr>
+        <w:tblStyle w:val="TableGrid"/>
+        <w:tblW w:type="auto" w:w="0"/>
+        <w:tblLook w:firstColumn="1" w:firstRow="1" w:lastColumn="0" w:lastRow="0" w:noHBand="0" w:noVBand="1" w:val="04A0"/>
+      </w:tblPr>
+      <w:tblGrid>
+        <w:gridCol w:w="4320"/>
+        <w:gridCol w:w="4320"/>
+      </w:tblGrid>
+      <w:tr>
+        <w:tc>
+          <w:tcPr>
+            <w:tcW w:type="dxa" w:w="4320"/>
+          </w:tcPr>
+          <w:p>
+            <w:r>
+              <w:rPr>
+                <w:b/>
+              </w:rPr>
+            </w:r>
+            <w:r>
+              <w:rPr>
+                <w:b/>
+              </w:rPr>
+              <w:t>指標</w:t>
+            </w:r>
+          </w:p>
+        </w:tc>
+        <w:tc>
+          <w:tcPr>
+            <w:tcW w:type="dxa" w:w="4320"/>
+          </w:tcPr>
+          <w:p>
+            <w:r>
+              <w:rPr>
+                <w:b/>
+              </w:rPr>
+            </w:r>
+            <w:r>
+              <w:rPr>
+                <w:b/>
+              </w:rPr>
+              <w:t>數值</w:t>
+            </w:r>
+          </w:p>
+        </w:tc>
+      </w:tr>
+      <w:tr>
+        <w:tc>
+          <w:tcPr>
+            <w:tcW w:type="dxa" w:w="4320"/>
+          </w:tcPr>
+          <w:p>
+            <w:r/>
+            <w:r>
+              <w:t>文件數（docs）</w:t>
+            </w:r>
+          </w:p>
+        </w:tc>
+        <w:tc>
+          <w:tcPr>
+            <w:tcW w:type="dxa" w:w="4320"/>
+          </w:tcPr>
+          <w:p>
+            <w:r/>
+            <w:r>
+              <w:t>19</w:t>
+            </w:r>
+          </w:p>
+        </w:tc>
+      </w:tr>
+      <w:tr>
+        <w:tc>
+          <w:tcPr>
+            <w:tcW w:type="dxa" w:w="4320"/>
+          </w:tcPr>
+          <w:p>
+            <w:r/>
+            <w:r>
+              <w:t>片段數（snips）</w:t>
+            </w:r>
+          </w:p>
+        </w:tc>
+        <w:tc>
+          <w:tcPr>
+            <w:tcW w:type="dxa" w:w="4320"/>
+          </w:tcPr>
+          <w:p>
+            <w:r/>
+            <w:r>
+              <w:t>40</w:t>
+            </w:r>
+          </w:p>
+        </w:tc>
+      </w:tr>
+      <w:tr>
+        <w:tc>
+          <w:tcPr>
+            <w:tcW w:type="dxa" w:w="4320"/>
+          </w:tcPr>
+          <w:p>
+            <w:r/>
+            <w:r>
+              <w:t>有活動紀錄天數</w:t>
+            </w:r>
+          </w:p>
+        </w:tc>
+        <w:tc>
+          <w:tcPr>
+            <w:tcW w:type="dxa" w:w="4320"/>
+          </w:tcPr>
+          <w:p>
+            <w:r/>
+            <w:r>
+              <w:t>19 天</w:t>
+            </w:r>
+          </w:p>
+        </w:tc>
+      </w:tr>
+      <w:tr>
+        <w:tc>
+          <w:tcPr>
+            <w:tcW w:type="dxa" w:w="4320"/>
+          </w:tcPr>
+          <w:p>
+            <w:r/>
+            <w:r>
+              <w:t>資料起始日</w:t>
+            </w:r>
+          </w:p>
+        </w:tc>
+        <w:tc>
+          <w:tcPr>
+            <w:tcW w:type="dxa" w:w="4320"/>
+          </w:tcPr>
+          <w:p>
+            <w:r/>
+            <w:r>
+              <w:t>2025-01-14</w:t>
+            </w:r>
+          </w:p>
+        </w:tc>
+      </w:tr>
+      <w:tr>
+        <w:tc>
+          <w:tcPr>
+            <w:tcW w:type="dxa" w:w="4320"/>
+          </w:tcPr>
+          <w:p>
+            <w:r/>
+            <w:r>
+              <w:t>資料末日</w:t>
+            </w:r>
+          </w:p>
+        </w:tc>
+        <w:tc>
+          <w:tcPr>
+            <w:tcW w:type="dxa" w:w="4320"/>
+          </w:tcPr>
+          <w:p>
+            <w:r/>
+            <w:r>
+              <w:t>2025-10-09</w:t>
+            </w:r>
+          </w:p>
+        </w:tc>
+      </w:tr>
+    </w:tbl>
+    <w:p/>
     <w:p>
       <w:pPr>
-        <w:pStyle w:val="ListBullet"/>
+        <w:pStyle w:val="Heading2"/>
+        <w:jc w:val="left"/>
       </w:pPr>
       <w:r>
-        <w:rPr>
-          <w:b/>
-        </w:rPr>
-        <w:t>文件數：</w:t>
-      </w:r>
-      <w:r>
-        <w:t xml:space="preserve"> 14 份；</w:t>
-      </w:r>
-      <w:r>
-        <w:rPr>
-          <w:b/>
-        </w:rPr>
-        <w:t>片段數：</w:t>
-      </w:r>
-      <w:r>
-        <w:t xml:space="preserve"> 29 則；</w:t>
-      </w:r>
-      <w:r>
-        <w:rPr>
-          <w:b/>
-        </w:rPr>
-        <w:t>有活動紀錄天數：</w:t>
-      </w:r>
-      <w:r>
-        <w:t xml:space="preserve"> 14 天。</w:t>
+        <w:t>月份分布：</w:t>
       </w:r>
     </w:p>
+    <w:p/>
+    <w:tbl>
+      <w:tblPr>
+        <w:tblStyle w:val="TableGrid"/>
+        <w:tblW w:type="auto" w:w="0"/>
+        <w:tblLook w:firstColumn="1" w:firstRow="1" w:lastColumn="0" w:lastRow="0" w:noHBand="0" w:noVBand="1" w:val="04A0"/>
+      </w:tblPr>
+      <w:tblGrid>
+        <w:gridCol w:w="4320"/>
+        <w:gridCol w:w="4320"/>
+      </w:tblGrid>
+      <w:tr>
+        <w:tc>
+          <w:tcPr>
+            <w:tcW w:type="dxa" w:w="4320"/>
+          </w:tcPr>
+          <w:p>
+            <w:r>
+              <w:rPr>
+                <w:b/>
+              </w:rPr>
+            </w:r>
+            <w:r>
+              <w:rPr>
+                <w:b/>
+              </w:rPr>
+              <w:t>月份</w:t>
+            </w:r>
+          </w:p>
+        </w:tc>
+        <w:tc>
+          <w:tcPr>
+            <w:tcW w:type="dxa" w:w="4320"/>
+          </w:tcPr>
+          <w:p>
+            <w:r>
+              <w:rPr>
+                <w:b/>
+              </w:rPr>
+            </w:r>
+            <w:r>
+              <w:rPr>
+                <w:b/>
+              </w:rPr>
+              <w:t>片段數</w:t>
+            </w:r>
+          </w:p>
+        </w:tc>
+      </w:tr>
+      <w:tr>
+        <w:tc>
+          <w:tcPr>
+            <w:tcW w:type="dxa" w:w="4320"/>
+          </w:tcPr>
+          <w:p>
+            <w:r/>
+            <w:r>
+              <w:t>2025-01</w:t>
+            </w:r>
+          </w:p>
+        </w:tc>
+        <w:tc>
+          <w:tcPr>
+            <w:tcW w:type="dxa" w:w="4320"/>
+          </w:tcPr>
+          <w:p>
+            <w:r/>
+            <w:r>
+              <w:t>2</w:t>
+            </w:r>
+          </w:p>
+        </w:tc>
+      </w:tr>
+      <w:tr>
+        <w:tc>
+          <w:tcPr>
+            <w:tcW w:type="dxa" w:w="4320"/>
+          </w:tcPr>
+          <w:p>
+            <w:r/>
+            <w:r>
+              <w:t>2025-02</w:t>
+            </w:r>
+          </w:p>
+        </w:tc>
+        <w:tc>
+          <w:tcPr>
+            <w:tcW w:type="dxa" w:w="4320"/>
+          </w:tcPr>
+          <w:p>
+            <w:r/>
+            <w:r>
+              <w:t>3</w:t>
+            </w:r>
+          </w:p>
+        </w:tc>
+      </w:tr>
+      <w:tr>
+        <w:tc>
+          <w:tcPr>
+            <w:tcW w:type="dxa" w:w="4320"/>
+          </w:tcPr>
+          <w:p>
+            <w:r/>
+            <w:r>
+              <w:t>2025-03</w:t>
+            </w:r>
+          </w:p>
+        </w:tc>
+        <w:tc>
+          <w:tcPr>
+            <w:tcW w:type="dxa" w:w="4320"/>
+          </w:tcPr>
+          <w:p>
+            <w:r/>
+            <w:r>
+              <w:t>-（無資料）</w:t>
+            </w:r>
+          </w:p>
+        </w:tc>
+      </w:tr>
+      <w:tr>
+        <w:tc>
+          <w:tcPr>
+            <w:tcW w:type="dxa" w:w="4320"/>
+          </w:tcPr>
+          <w:p>
+            <w:r/>
+            <w:r>
+              <w:t>2025-04</w:t>
+            </w:r>
+          </w:p>
+        </w:tc>
+        <w:tc>
+          <w:tcPr>
+            <w:tcW w:type="dxa" w:w="4320"/>
+          </w:tcPr>
+          <w:p>
+            <w:r/>
+            <w:r>
+              <w:t>2</w:t>
+            </w:r>
+          </w:p>
+        </w:tc>
+      </w:tr>
+      <w:tr>
+        <w:tc>
+          <w:tcPr>
+            <w:tcW w:type="dxa" w:w="4320"/>
+          </w:tcPr>
+          <w:p>
+            <w:r/>
+            <w:r>
+              <w:t>2025-05</w:t>
+            </w:r>
+          </w:p>
+        </w:tc>
+        <w:tc>
+          <w:tcPr>
+            <w:tcW w:type="dxa" w:w="4320"/>
+          </w:tcPr>
+          <w:p>
+            <w:r/>
+            <w:r>
+              <w:t>2</w:t>
+            </w:r>
+          </w:p>
+        </w:tc>
+      </w:tr>
+      <w:tr>
+        <w:tc>
+          <w:tcPr>
+            <w:tcW w:type="dxa" w:w="4320"/>
+          </w:tcPr>
+          <w:p>
+            <w:r/>
+            <w:r>
+              <w:t>2025-06</w:t>
+            </w:r>
+          </w:p>
+        </w:tc>
+        <w:tc>
+          <w:tcPr>
+            <w:tcW w:type="dxa" w:w="4320"/>
+          </w:tcPr>
+          <w:p>
+            <w:r/>
+            <w:r>
+              <w:t>4</w:t>
+            </w:r>
+          </w:p>
+        </w:tc>
+      </w:tr>
+      <w:tr>
+        <w:tc>
+          <w:tcPr>
+            <w:tcW w:type="dxa" w:w="4320"/>
+          </w:tcPr>
+          <w:p>
+            <w:r/>
+            <w:r>
+              <w:t>2025-07</w:t>
+            </w:r>
+          </w:p>
+        </w:tc>
+        <w:tc>
+          <w:tcPr>
+            <w:tcW w:type="dxa" w:w="4320"/>
+          </w:tcPr>
+          <w:p>
+            <w:r/>
+            <w:r>
+              <w:t>1</w:t>
+            </w:r>
+          </w:p>
+        </w:tc>
+      </w:tr>
+      <w:tr>
+        <w:tc>
+          <w:tcPr>
+            <w:tcW w:type="dxa" w:w="4320"/>
+          </w:tcPr>
+          <w:p>
+            <w:r/>
+            <w:r>
+              <w:t>2025-08</w:t>
+            </w:r>
+          </w:p>
+        </w:tc>
+        <w:tc>
+          <w:tcPr>
+            <w:tcW w:type="dxa" w:w="4320"/>
+          </w:tcPr>
+          <w:p>
+            <w:r/>
+            <w:r>
+              <w:t>3</w:t>
+            </w:r>
+          </w:p>
+        </w:tc>
+      </w:tr>
+      <w:tr>
+        <w:tc>
+          <w:tcPr>
+            <w:tcW w:type="dxa" w:w="4320"/>
+          </w:tcPr>
+          <w:p>
+            <w:r/>
+            <w:r>
+              <w:t>2025-09</w:t>
+            </w:r>
+          </w:p>
+        </w:tc>
+        <w:tc>
+          <w:tcPr>
+            <w:tcW w:type="dxa" w:w="4320"/>
+          </w:tcPr>
+          <w:p>
+            <w:r/>
+            <w:r>
+              <w:t>-（無資料）</w:t>
+            </w:r>
+          </w:p>
+        </w:tc>
+      </w:tr>
+      <w:tr>
+        <w:tc>
+          <w:tcPr>
+            <w:tcW w:type="dxa" w:w="4320"/>
+          </w:tcPr>
+          <w:p>
+            <w:r/>
+            <w:r>
+              <w:t>2025-10</w:t>
+            </w:r>
+          </w:p>
+        </w:tc>
+        <w:tc>
+          <w:tcPr>
+            <w:tcW w:type="dxa" w:w="4320"/>
+          </w:tcPr>
+          <w:p>
+            <w:r/>
+            <w:r>
+              <w:t>2</w:t>
+            </w:r>
+          </w:p>
+        </w:tc>
+      </w:tr>
+      <w:tr>
+        <w:tc>
+          <w:tcPr>
+            <w:tcW w:type="dxa" w:w="4320"/>
+          </w:tcPr>
+          <w:p>
+            <w:r/>
+            <w:r>
+              <w:t>2025-11</w:t>
+            </w:r>
+          </w:p>
+        </w:tc>
+        <w:tc>
+          <w:tcPr>
+            <w:tcW w:type="dxa" w:w="4320"/>
+            <w:vMerge w:val="restart"/>
+          </w:tcPr>
+          <w:p>
+            <w:r/>
+            <w:r>
+              <w:t>-（無資料）</w:t>
+            </w:r>
+          </w:p>
+          <w:p>
+            <w:r/>
+          </w:p>
+        </w:tc>
+      </w:tr>
+      <w:tr>
+        <w:tc>
+          <w:tcPr>
+            <w:tcW w:type="dxa" w:w="4320"/>
+          </w:tcPr>
+          <w:p>
+            <w:r/>
+            <w:r>
+              <w:t>2025-12</w:t>
+            </w:r>
+          </w:p>
+        </w:tc>
+        <w:tc>
+          <w:tcPr>
+            <w:tcW w:type="dxa" w:w="4320"/>
+            <w:vMerge/>
+          </w:tcPr>
+          <w:p/>
+        </w:tc>
+      </w:tr>
+    </w:tbl>
+    <w:p/>
     <w:p>
       <w:pPr>
-        <w:pStyle w:val="ListBullet"/>
+        <w:pStyle w:val="Heading2"/>
+        <w:jc w:val="left"/>
       </w:pPr>
       <w:r>
-        <w:rPr>
-          <w:b/>
-        </w:rPr>
-        <w:t>月份分布：</w:t>
-      </w:r>
-      <w:r>
-        <w:t xml:space="preserve"> 1月（2）、2月（3）、4月（2）、5月（1）、6月（2）、7月（1）、8月（2）、10月（1）。</w:t>
+        <w:t>季度分布：</w:t>
       </w:r>
     </w:p>
-    <w:p>
-      <w:pPr>
-        <w:pStyle w:val="ListBullet"/>
-      </w:pPr>
-      <w:r>
-        <w:rPr>
-          <w:b/>
-        </w:rPr>
-        <w:t>季度分布：</w:t>
-      </w:r>
-      <w:r>
-        <w:t xml:space="preserve"> Q1（5）、Q2（5）、Q3（3）、Q4（1）。</w:t>
-      </w:r>
-    </w:p>
-    <w:p>
-      <w:pPr>
-        <w:pStyle w:val="ListBullet"/>
-      </w:pPr>
-      <w:r>
-        <w:rPr>
-          <w:b/>
-        </w:rPr>
-        <w:t>活動高峰日：</w:t>
-      </w:r>
-      <w:r>
-        <w:t xml:space="preserve"> 2025-01-14、2025-01-15、2025-02-11、2025-02-16、2025-02-26（各1則）。</w:t>
-      </w:r>
-    </w:p>
-    <w:p>
-      <w:pPr>
-        <w:pStyle w:val="ListBullet"/>
-      </w:pPr>
-      <w:r>
-        <w:rPr>
-          <w:b/>
-        </w:rPr>
-        <w:t>資料缺口：</w:t>
-      </w:r>
-      <w:r>
-        <w:t xml:space="preserve"> 3月（僅1則，日期為3/1，未列入月份統計）、9月完全無資料；11-12月無資料。10月僅有 10-03 一天的紀錄（2則片段），覆蓋面極為有限。</w:t>
-      </w:r>
-    </w:p>
+    <w:p/>
+    <w:tbl>
+      <w:tblPr>
+        <w:tblStyle w:val="TableGrid"/>
+        <w:tblW w:type="auto" w:w="0"/>
+        <w:tblLook w:firstColumn="1" w:firstRow="1" w:lastColumn="0" w:lastRow="0" w:noHBand="0" w:noVBand="1" w:val="04A0"/>
+      </w:tblPr>
+      <w:tblGrid>
+        <w:gridCol w:w="4320"/>
+        <w:gridCol w:w="4320"/>
+      </w:tblGrid>
+      <w:tr>
+        <w:tc>
+          <w:tcPr>
+            <w:tcW w:type="dxa" w:w="4320"/>
+          </w:tcPr>
+          <w:p>
+            <w:r>
+              <w:rPr>
+                <w:b/>
+              </w:rPr>
+            </w:r>
+            <w:r>
+              <w:rPr>
+                <w:b/>
+              </w:rPr>
+              <w:t>季度</w:t>
+            </w:r>
+          </w:p>
+        </w:tc>
+        <w:tc>
+          <w:tcPr>
+            <w:tcW w:type="dxa" w:w="4320"/>
+          </w:tcPr>
+          <w:p>
+            <w:r>
+              <w:rPr>
+                <w:b/>
+              </w:rPr>
+            </w:r>
+            <w:r>
+              <w:rPr>
+                <w:b/>
+              </w:rPr>
+              <w:t>片段數</w:t>
+            </w:r>
+          </w:p>
+        </w:tc>
+      </w:tr>
+      <w:tr>
+        <w:tc>
+          <w:tcPr>
+            <w:tcW w:type="dxa" w:w="4320"/>
+          </w:tcPr>
+          <w:p>
+            <w:r/>
+            <w:r>
+              <w:t>2025-Q1</w:t>
+            </w:r>
+          </w:p>
+        </w:tc>
+        <w:tc>
+          <w:tcPr>
+            <w:tcW w:type="dxa" w:w="4320"/>
+          </w:tcPr>
+          <w:p>
+            <w:r/>
+            <w:r>
+              <w:t>5</w:t>
+            </w:r>
+          </w:p>
+        </w:tc>
+      </w:tr>
+      <w:tr>
+        <w:tc>
+          <w:tcPr>
+            <w:tcW w:type="dxa" w:w="4320"/>
+          </w:tcPr>
+          <w:p>
+            <w:r/>
+            <w:r>
+              <w:t>2025-Q2</w:t>
+            </w:r>
+          </w:p>
+        </w:tc>
+        <w:tc>
+          <w:tcPr>
+            <w:tcW w:type="dxa" w:w="4320"/>
+          </w:tcPr>
+          <w:p>
+            <w:r/>
+            <w:r>
+              <w:t>8</w:t>
+            </w:r>
+          </w:p>
+        </w:tc>
+      </w:tr>
+      <w:tr>
+        <w:tc>
+          <w:tcPr>
+            <w:tcW w:type="dxa" w:w="4320"/>
+          </w:tcPr>
+          <w:p>
+            <w:r/>
+            <w:r>
+              <w:t>2025-Q3</w:t>
+            </w:r>
+          </w:p>
+        </w:tc>
+        <w:tc>
+          <w:tcPr>
+            <w:tcW w:type="dxa" w:w="4320"/>
+          </w:tcPr>
+          <w:p>
+            <w:r/>
+            <w:r>
+              <w:t>4</w:t>
+            </w:r>
+          </w:p>
+        </w:tc>
+      </w:tr>
+      <w:tr>
+        <w:tc>
+          <w:tcPr>
+            <w:tcW w:type="dxa" w:w="4320"/>
+          </w:tcPr>
+          <w:p>
+            <w:r/>
+            <w:r>
+              <w:t>2025-Q4</w:t>
+            </w:r>
+          </w:p>
+        </w:tc>
+        <w:tc>
+          <w:tcPr>
+            <w:tcW w:type="dxa" w:w="4320"/>
+          </w:tcPr>
+          <w:p>
+            <w:r/>
+            <w:r>
+              <w:t>2</w:t>
+            </w:r>
+          </w:p>
+        </w:tc>
+      </w:tr>
+    </w:tbl>
     <w:p/>
     <w:p>
       <w:pPr>
@@ -175,10 +760,10 @@
         <w:rPr>
           <w:b/>
         </w:rPr>
-        <w:t>重要提示：</w:t>
+        <w:t>資料缺口說明：</w:t>
       </w:r>
       <w:r>
-        <w:t xml:space="preserve"> 本報告以現有 29 則片段為依據。9月及11-12月完全缺漏，10月僅一天，無法完整呈現該月全貌。</w:t>
+        <w:t xml:space="preserve"> 2025年3月、9月、11月、12月目前無任何收錄片段。資料末日為 2025-10-09，即10月10日以後、以及下半年後半段（9月起）的後續發展在現有資料中無法追蹤。以下分析僅基於已收錄之 40 個片段。</w:t>
       </w:r>
     </w:p>
     <w:p/>
@@ -198,11 +783,17 @@
     </w:p>
     <w:p/>
     <w:p>
+      <w:r>
+        <w:t>依日期排列，逐項標註來源編號：</w:t>
+      </w:r>
+    </w:p>
+    <w:p/>
+    <w:p>
       <w:pPr>
         <w:pStyle w:val="Heading3"/>
       </w:pPr>
       <w:r>
-        <w:t>第一階段：停火協議達成與初期實施（1月中）</w:t>
+        <w:t>第一季度（停火達成與維持）</w:t>
       </w:r>
     </w:p>
     <w:p/>
@@ -250,7 +841,7 @@
               <w:rPr>
                 <w:b/>
               </w:rPr>
-              <w:t>事件摘要</w:t>
+              <w:t>事件概述</w:t>
             </w:r>
           </w:p>
         </w:tc>
@@ -292,7 +883,7 @@
           <w:p>
             <w:r/>
             <w:r>
-              <w:t>聯合國人道事務協調人杜加里克指出加沙嚴重物資短缺，奥達醫院運行受限、印尼醫院基本設備被破壞；以色列當局必須允許無障礙人道援助進入</w:t>
+              <w:t>聯合國人道協調官員杜加里克指出，因嚴重物資短缺，奧達醫院運作受限、印尼醫院基本設備被毀；以色列當局須允許人道援助無阻進入加薩</w:t>
             </w:r>
           </w:p>
         </w:tc>
@@ -312,32 +903,11 @@
         <w:tc>
           <w:tcPr>
             <w:tcW w:type="dxa" w:w="2880"/>
-            <w:vMerge w:val="restart"/>
           </w:tcPr>
           <w:p>
             <w:r/>
             <w:r>
               <w:t>2025-01-15</w:t>
-            </w:r>
-          </w:p>
-          <w:p>
-            <w:r/>
-          </w:p>
-          <w:p>
-            <w:r/>
-          </w:p>
-          <w:p>
-            <w:r/>
-          </w:p>
-        </w:tc>
-        <w:tc>
-          <w:tcPr>
-            <w:tcW w:type="dxa" w:w="2880"/>
-          </w:tcPr>
-          <w:p>
-            <w:r/>
-            <w:r>
-              <w:t>古特雷斯發表聲明，歡迎加沙停火及釋放人質協議達成，高度讚揚埃及、卡達、美國之貢獻</w:t>
             </w:r>
           </w:p>
         </w:tc>
@@ -348,27 +918,7 @@
           <w:p>
             <w:r/>
             <w:r>
-              <w:t>來源2</w:t>
-            </w:r>
-          </w:p>
-        </w:tc>
-      </w:tr>
-      <w:tr>
-        <w:tc>
-          <w:tcPr>
-            <w:tcW w:type="dxa" w:w="2880"/>
-            <w:vMerge/>
-          </w:tcPr>
-          <w:p/>
-        </w:tc>
-        <w:tc>
-          <w:tcPr>
-            <w:tcW w:type="dxa" w:w="2880"/>
-          </w:tcPr>
-          <w:p>
-            <w:r/>
-            <w:r>
-              <w:t>UNICEF執行主任拉塞爾強調停火僅為第一步：衝突已致至少1.45萬名兒童喪生、數千人受傷、近100萬人流離失所</w:t>
+              <w:t>古特雷斯宣布加薩停火及人質釋放協議達成，高度讚揚埃及、卡達、美國之調解貢獻；UNICEF執行主任拉塞爾強調停火僅為第一步，衝突已造成至少1.45萬名兒童喪生、近100萬人流離失所；弗萊切爾指出停火帶來希望但援助仍充滿挑戰；古特雷斯重申「兩國方案」為急務</w:t>
             </w:r>
           </w:p>
         </w:tc>
@@ -379,69 +929,7 @@
           <w:p>
             <w:r/>
             <w:r>
-              <w:t>來源3</w:t>
-            </w:r>
-          </w:p>
-        </w:tc>
-      </w:tr>
-      <w:tr>
-        <w:tc>
-          <w:tcPr>
-            <w:tcW w:type="dxa" w:w="2880"/>
-            <w:vMerge/>
-          </w:tcPr>
-          <w:p/>
-        </w:tc>
-        <w:tc>
-          <w:tcPr>
-            <w:tcW w:type="dxa" w:w="2880"/>
-          </w:tcPr>
-          <w:p>
-            <w:r/>
-            <w:r>
-              <w:t>古特雷斯重申「兩國方案」為緊迫任務</w:t>
-            </w:r>
-          </w:p>
-        </w:tc>
-        <w:tc>
-          <w:tcPr>
-            <w:tcW w:type="dxa" w:w="2880"/>
-          </w:tcPr>
-          <w:p>
-            <w:r/>
-            <w:r>
-              <w:t>來源4</w:t>
-            </w:r>
-          </w:p>
-        </w:tc>
-      </w:tr>
-      <w:tr>
-        <w:tc>
-          <w:tcPr>
-            <w:tcW w:type="dxa" w:w="2880"/>
-            <w:vMerge/>
-          </w:tcPr>
-          <w:p/>
-        </w:tc>
-        <w:tc>
-          <w:tcPr>
-            <w:tcW w:type="dxa" w:w="2880"/>
-          </w:tcPr>
-          <w:p>
-            <w:r/>
-            <w:r>
-              <w:t>緊急救援協調員弗萊徹表示停火帶來希望，但援助過程仍充滿挑戰</w:t>
-            </w:r>
-          </w:p>
-        </w:tc>
-        <w:tc>
-          <w:tcPr>
-            <w:tcW w:type="dxa" w:w="2880"/>
-          </w:tcPr>
-          <w:p>
-            <w:r/>
-            <w:r>
-              <w:t>來源5</w:t>
+              <w:t>來源2、3、4、5</w:t>
             </w:r>
           </w:p>
         </w:tc>
@@ -465,7 +953,7 @@
           <w:p>
             <w:r/>
             <w:r>
-              <w:t>停火協議（1/19生效）第一階段啟動，人質與囚犯交換為重要組成部分</w:t>
+              <w:t>人質與囚犯交換正式成為1月19日生效之停火協議第一階段組件</w:t>
             </w:r>
           </w:p>
         </w:tc>
@@ -481,6 +969,146 @@
           </w:p>
         </w:tc>
       </w:tr>
+      <w:tr>
+        <w:tc>
+          <w:tcPr>
+            <w:tcW w:type="dxa" w:w="2880"/>
+          </w:tcPr>
+          <w:p>
+            <w:r/>
+            <w:r>
+              <w:t>2025-02-11</w:t>
+            </w:r>
+          </w:p>
+        </w:tc>
+        <w:tc>
+          <w:tcPr>
+            <w:tcW w:type="dxa" w:w="2880"/>
+          </w:tcPr>
+          <w:p>
+            <w:r/>
+            <w:r>
+              <w:t>古特雷斯強調必須竭盡全力避免加薩戰火重燃（停火已持續約三週但有終止報導）；戈麥斯指出恢復敵對將導致嚴重人道災難，呼籲哈馬斯於該週六釋放人質，並敦促雙方在多哈恢復第二階段談判</w:t>
+            </w:r>
+          </w:p>
+        </w:tc>
+        <w:tc>
+          <w:tcPr>
+            <w:tcW w:type="dxa" w:w="2880"/>
+          </w:tcPr>
+          <w:p>
+            <w:r/>
+            <w:r>
+              <w:t>來源7、8</w:t>
+            </w:r>
+          </w:p>
+        </w:tc>
+      </w:tr>
+      <w:tr>
+        <w:tc>
+          <w:tcPr>
+            <w:tcW w:type="dxa" w:w="2880"/>
+          </w:tcPr>
+          <w:p>
+            <w:r/>
+            <w:r>
+              <w:t>2025-02-16</w:t>
+            </w:r>
+          </w:p>
+        </w:tc>
+        <w:tc>
+          <w:tcPr>
+            <w:tcW w:type="dxa" w:w="2880"/>
+          </w:tcPr>
+          <w:p>
+            <w:r/>
+            <w:r>
+              <w:t>古特雷斯歡迎最新一波人質釋放；3名以色列人質獲釋、369名巴勒斯坦囚犯獲釋；第一階段含以軍撤離居民區、巴勒斯坦人返回、大幅增加援助物資；聯合國承諾全力支持協議落實</w:t>
+            </w:r>
+          </w:p>
+        </w:tc>
+        <w:tc>
+          <w:tcPr>
+            <w:tcW w:type="dxa" w:w="2880"/>
+          </w:tcPr>
+          <w:p>
+            <w:r/>
+            <w:r>
+              <w:t>來源9、10、11、12、13</w:t>
+            </w:r>
+          </w:p>
+        </w:tc>
+      </w:tr>
+      <w:tr>
+        <w:tc>
+          <w:tcPr>
+            <w:tcW w:type="dxa" w:w="2880"/>
+          </w:tcPr>
+          <w:p>
+            <w:r/>
+            <w:r>
+              <w:t>2025-02-26</w:t>
+            </w:r>
+          </w:p>
+        </w:tc>
+        <w:tc>
+          <w:tcPr>
+            <w:tcW w:type="dxa" w:w="2880"/>
+          </w:tcPr>
+          <w:p>
+            <w:r/>
+            <w:r>
+              <w:t>聯合國警告約旦河西岸安全惡化，數週軍事行動致約4萬人流離失所、50多人喪生；人道協調廳關注以軍對平民使用過量武力</w:t>
+            </w:r>
+          </w:p>
+        </w:tc>
+        <w:tc>
+          <w:tcPr>
+            <w:tcW w:type="dxa" w:w="2880"/>
+          </w:tcPr>
+          <w:p>
+            <w:r/>
+            <w:r>
+              <w:t>來源14、15、16</w:t>
+            </w:r>
+          </w:p>
+        </w:tc>
+      </w:tr>
+      <w:tr>
+        <w:tc>
+          <w:tcPr>
+            <w:tcW w:type="dxa" w:w="2880"/>
+          </w:tcPr>
+          <w:p>
+            <w:r/>
+            <w:r>
+              <w:t>2025-03-01</w:t>
+            </w:r>
+          </w:p>
+        </w:tc>
+        <w:tc>
+          <w:tcPr>
+            <w:tcW w:type="dxa" w:w="2880"/>
+          </w:tcPr>
+          <w:p>
+            <w:r/>
+            <w:r>
+              <w:t>第一階段計劃「基本按照商定步驟推進」，預定3月1日前完成；隨後哈以雙方將就永久停火展開第二階段談判</w:t>
+            </w:r>
+          </w:p>
+        </w:tc>
+        <w:tc>
+          <w:tcPr>
+            <w:tcW w:type="dxa" w:w="2880"/>
+          </w:tcPr>
+          <w:p>
+            <w:r/>
+            <w:r>
+              <w:t>來源17</w:t>
+            </w:r>
+          </w:p>
+        </w:tc>
+      </w:tr>
     </w:tbl>
     <w:p/>
     <w:p>
@@ -488,7 +1116,7 @@
         <w:pStyle w:val="Heading3"/>
       </w:pPr>
       <w:r>
-        <w:t>第二階段：停火動盪與人質釋放（2月）</w:t>
+        <w:t>第二季度（停火破裂與封鎖升級）</w:t>
       </w:r>
     </w:p>
     <w:p/>
@@ -536,7 +1164,7 @@
               <w:rPr>
                 <w:b/>
               </w:rPr>
-              <w:t>事件摘要</w:t>
+              <w:t>事件概述</w:t>
             </w:r>
           </w:p>
         </w:tc>
@@ -563,26 +1191,11 @@
         <w:tc>
           <w:tcPr>
             <w:tcW w:type="dxa" w:w="2880"/>
-            <w:vMerge w:val="restart"/>
           </w:tcPr>
           <w:p>
             <w:r/>
             <w:r>
-              <w:t>2025-02-11</w:t>
-            </w:r>
-          </w:p>
-          <w:p>
-            <w:r/>
-          </w:p>
-        </w:tc>
-        <w:tc>
-          <w:tcPr>
-            <w:tcW w:type="dxa" w:w="2880"/>
-          </w:tcPr>
-          <w:p>
-            <w:r/>
-            <w:r>
-              <w:t>古特雷斯警告停火協議（已持續三周）或將終止，強調必須竭盡全力避免戰火重燃</w:t>
+              <w:t>2025-04-01</w:t>
             </w:r>
           </w:p>
         </w:tc>
@@ -593,27 +1206,7 @@
           <w:p>
             <w:r/>
             <w:r>
-              <w:t>來源7</w:t>
-            </w:r>
-          </w:p>
-        </w:tc>
-      </w:tr>
-      <w:tr>
-        <w:tc>
-          <w:tcPr>
-            <w:tcW w:type="dxa" w:w="2880"/>
-            <w:vMerge/>
-          </w:tcPr>
-          <w:p/>
-        </w:tc>
-        <w:tc>
-          <w:tcPr>
-            <w:tcW w:type="dxa" w:w="2880"/>
-          </w:tcPr>
-          <w:p>
-            <w:r/>
-            <w:r>
-              <w:t>聯合國呼籲哈馬斯按計劃釋放人質，敦促雙方在多哈恢復第二階段談判；恢復敵對行動將導致嚴重人道災難</w:t>
+              <w:t>以色列關閉加薩邊境，連續四周禁止所有商業及人道援助進入；人道協調廳埃爾德指援助努力正被不斷削弱</w:t>
             </w:r>
           </w:p>
         </w:tc>
@@ -624,111 +1217,7 @@
           <w:p>
             <w:r/>
             <w:r>
-              <w:t>來源8</w:t>
-            </w:r>
-          </w:p>
-        </w:tc>
-      </w:tr>
-      <w:tr>
-        <w:tc>
-          <w:tcPr>
-            <w:tcW w:type="dxa" w:w="2880"/>
-            <w:vMerge w:val="restart"/>
-          </w:tcPr>
-          <w:p>
-            <w:r/>
-            <w:r>
-              <w:t>2025-02-16</w:t>
-            </w:r>
-          </w:p>
-          <w:p>
-            <w:r/>
-          </w:p>
-          <w:p>
-            <w:r/>
-          </w:p>
-        </w:tc>
-        <w:tc>
-          <w:tcPr>
-            <w:tcW w:type="dxa" w:w="2880"/>
-          </w:tcPr>
-          <w:p>
-            <w:r/>
-            <w:r>
-              <w:t>古特雷斯歡迎最新一輪人質釋放及停火持續；3名以色列人質獲釋，369名巴勒斯坦囚犯同時獲釋</w:t>
-            </w:r>
-          </w:p>
-        </w:tc>
-        <w:tc>
-          <w:tcPr>
-            <w:tcW w:type="dxa" w:w="2880"/>
-          </w:tcPr>
-          <w:p>
-            <w:r/>
-            <w:r>
-              <w:t>來源9、10</w:t>
-            </w:r>
-          </w:p>
-        </w:tc>
-      </w:tr>
-      <w:tr>
-        <w:tc>
-          <w:tcPr>
-            <w:tcW w:type="dxa" w:w="2880"/>
-            <w:vMerge/>
-          </w:tcPr>
-          <w:p/>
-        </w:tc>
-        <w:tc>
-          <w:tcPr>
-            <w:tcW w:type="dxa" w:w="2880"/>
-          </w:tcPr>
-          <w:p>
-            <w:r/>
-            <w:r>
-              <w:t>協議共三階段：第一階段包括以軍撤離居民區、巴方返回家園、大幅增加援助物資</w:t>
-            </w:r>
-          </w:p>
-        </w:tc>
-        <w:tc>
-          <w:tcPr>
-            <w:tcW w:type="dxa" w:w="2880"/>
-          </w:tcPr>
-          <w:p>
-            <w:r/>
-            <w:r>
-              <w:t>來源11</w:t>
-            </w:r>
-          </w:p>
-        </w:tc>
-      </w:tr>
-      <w:tr>
-        <w:tc>
-          <w:tcPr>
-            <w:tcW w:type="dxa" w:w="2880"/>
-            <w:vMerge/>
-          </w:tcPr>
-          <w:p/>
-        </w:tc>
-        <w:tc>
-          <w:tcPr>
-            <w:tcW w:type="dxa" w:w="2880"/>
-          </w:tcPr>
-          <w:p>
-            <w:r/>
-            <w:r>
-              <w:t>聯合國承諾全力支持協議落實，為援助創造必要條件；古特雷斯敦促各方遵守國際人道法</w:t>
-            </w:r>
-          </w:p>
-        </w:tc>
-        <w:tc>
-          <w:tcPr>
-            <w:tcW w:type="dxa" w:w="2880"/>
-          </w:tcPr>
-          <w:p>
-            <w:r/>
-            <w:r>
-              <w:t>來源12、13</w:t>
+              <w:t>來源18</w:t>
             </w:r>
           </w:p>
         </w:tc>
@@ -741,7 +1230,7 @@
           <w:p>
             <w:r/>
             <w:r>
-              <w:t>2025-02-26</w:t>
+              <w:t>2025-04-25</w:t>
             </w:r>
           </w:p>
         </w:tc>
@@ -752,7 +1241,7 @@
           <w:p>
             <w:r/>
             <w:r>
-              <w:t>約旦河西岸數周軍事行動已致約四萬人流離失所；UNRWA報告50多人喪生（含兒童）；OCHA對平民使用過度武力表深憂</w:t>
+              <w:t>停火協議自三月破裂後，連續50多天無援助物資進入；加薩人口面臨斷糧；流離失所家庭在酷熱、污水與垃圾環境中面臨日益嚴重的公共衛生危機</w:t>
             </w:r>
           </w:p>
         </w:tc>
@@ -763,7 +1252,112 @@
           <w:p>
             <w:r/>
             <w:r>
-              <w:t>來源14、15、16</w:t>
+              <w:t>來源19</w:t>
+            </w:r>
+          </w:p>
+        </w:tc>
+      </w:tr>
+      <w:tr>
+        <w:tc>
+          <w:tcPr>
+            <w:tcW w:type="dxa" w:w="2880"/>
+          </w:tcPr>
+          <w:p>
+            <w:r/>
+            <w:r>
+              <w:t>2025-05-02</w:t>
+            </w:r>
+          </w:p>
+        </w:tc>
+        <w:tc>
+          <w:tcPr>
+            <w:tcW w:type="dxa" w:w="2880"/>
+          </w:tcPr>
+          <w:p>
+            <w:r/>
+            <w:r>
+              <w:t>弗萊切爾聲明：以色列阻止援助進入是對哈馬斯施壓策略，嚴重違反國際法，屬「殘酷的集體處罰」</w:t>
+            </w:r>
+          </w:p>
+        </w:tc>
+        <w:tc>
+          <w:tcPr>
+            <w:tcW w:type="dxa" w:w="2880"/>
+          </w:tcPr>
+          <w:p>
+            <w:r/>
+            <w:r>
+              <w:t>來源20</w:t>
+            </w:r>
+          </w:p>
+        </w:tc>
+      </w:tr>
+      <w:tr>
+        <w:tc>
+          <w:tcPr>
+            <w:tcW w:type="dxa" w:w="2880"/>
+          </w:tcPr>
+          <w:p>
+            <w:r/>
+            <w:r>
+              <w:t>2025-05-08</w:t>
+            </w:r>
+          </w:p>
+        </w:tc>
+        <w:tc>
+          <w:tcPr>
+            <w:tcW w:type="dxa" w:w="2880"/>
+          </w:tcPr>
+          <w:p>
+            <w:r/>
+            <w:r>
+              <w:t>近東工程處（UNRWA）譴責以色列安全部隊強行闖入東耶路撒冷三所學校，侵犯兒童受教育權與人身安全</w:t>
+            </w:r>
+          </w:p>
+        </w:tc>
+        <w:tc>
+          <w:tcPr>
+            <w:tcW w:type="dxa" w:w="2880"/>
+          </w:tcPr>
+          <w:p>
+            <w:r/>
+            <w:r>
+              <w:t>來源21</w:t>
+            </w:r>
+          </w:p>
+        </w:tc>
+      </w:tr>
+      <w:tr>
+        <w:tc>
+          <w:tcPr>
+            <w:tcW w:type="dxa" w:w="2880"/>
+          </w:tcPr>
+          <w:p>
+            <w:r/>
+            <w:r>
+              <w:t>2025-05-31</w:t>
+            </w:r>
+          </w:p>
+        </w:tc>
+        <w:tc>
+          <w:tcPr>
+            <w:tcW w:type="dxa" w:w="2880"/>
+          </w:tcPr>
+          <w:p>
+            <w:r/>
+            <w:r>
+              <w:t>加薩饑餓危機呈失控態勢；5月31日以來民眾在南部美以控制之私立援助中心周邊領食物時遭槍擊斃命；古特雷斯深表震驚；美國在安理會投下否決票，阻止永久停火及解除援助限制決議</w:t>
+            </w:r>
+          </w:p>
+        </w:tc>
+        <w:tc>
+          <w:tcPr>
+            <w:tcW w:type="dxa" w:w="2880"/>
+          </w:tcPr>
+          <w:p>
+            <w:r/>
+            <w:r>
+              <w:t>來源22</w:t>
             </w:r>
           </w:p>
         </w:tc>
@@ -775,7 +1369,7 @@
         <w:pStyle w:val="Heading3"/>
       </w:pPr>
       <w:r>
-        <w:t>第三階段：停火破裂與援助封鎖（3-5月）</w:t>
+        <w:t>第三季度（國際施壓與危機持續惡化）</w:t>
       </w:r>
     </w:p>
     <w:p/>
@@ -823,7 +1417,7 @@
               <w:rPr>
                 <w:b/>
               </w:rPr>
-              <w:t>事件摘要</w:t>
+              <w:t>事件概述</w:t>
             </w:r>
           </w:p>
         </w:tc>
@@ -854,7 +1448,7 @@
           <w:p>
             <w:r/>
             <w:r>
-              <w:t>2025-03-01</w:t>
+              <w:t>2025-06-02</w:t>
             </w:r>
           </w:p>
         </w:tc>
@@ -865,7 +1459,7 @@
           <w:p>
             <w:r/>
             <w:r>
-              <w:t>第一階段計劃基本按商定步驟推進，哈以將就永久停火展開談判</w:t>
+              <w:t>美國博爾德一男子在聲援加薩人質活動中使用噴火器與燃燒瓶攻擊，高喊「解放巴勒斯坦」；古特雷斯譴責反猶太主義攻擊</w:t>
             </w:r>
           </w:p>
         </w:tc>
@@ -876,7 +1470,7 @@
           <w:p>
             <w:r/>
             <w:r>
-              <w:t>來源17</w:t>
+              <w:t>來源23</w:t>
             </w:r>
           </w:p>
         </w:tc>
@@ -889,7 +1483,7 @@
           <w:p>
             <w:r/>
             <w:r>
-              <w:t>2025-04-01</w:t>
+              <w:t>2025-06-12</w:t>
             </w:r>
           </w:p>
         </w:tc>
@@ -900,7 +1494,7 @@
           <w:p>
             <w:r/>
             <w:r>
-              <w:t>以色列關閉加沙邊境，連續四周禁止所有商業與人道援助進入</w:t>
+              <w:t>聯合國大會以149票贊成、12票反對（美、以、阿根廷、匈牙利、巴拉圭等）通過加薩停火決議，強烈譴責將飢餓作為戰爭工具，要求全面解除援助封鎖</w:t>
             </w:r>
           </w:p>
         </w:tc>
@@ -911,7 +1505,7 @@
           <w:p>
             <w:r/>
             <w:r>
-              <w:t>來源18</w:t>
+              <w:t>來源24、25</w:t>
             </w:r>
           </w:p>
         </w:tc>
@@ -924,7 +1518,7 @@
           <w:p>
             <w:r/>
             <w:r>
-              <w:t>2025-04-25</w:t>
+              <w:t>2025-06-13</w:t>
             </w:r>
           </w:p>
         </w:tc>
@@ -935,7 +1529,7 @@
           <w:p>
             <w:r/>
             <w:r>
-              <w:t>停火協議自3月破裂後，連續50多天無援助物資進入；加沙面臨斷糧，高溫、污水、垃圾堆積加劇公衛危機</w:t>
+              <w:t>自四月以來，以色列當局已拒絕超過20次搶修許可申請</w:t>
             </w:r>
           </w:p>
         </w:tc>
@@ -946,7 +1540,7 @@
           <w:p>
             <w:r/>
             <w:r>
-              <w:t>來源19</w:t>
+              <w:t>來源26</w:t>
             </w:r>
           </w:p>
         </w:tc>
@@ -959,7 +1553,7 @@
           <w:p>
             <w:r/>
             <w:r>
-              <w:t>2025-05-02</w:t>
+              <w:t>2025-07-03</w:t>
             </w:r>
           </w:p>
         </w:tc>
@@ -970,7 +1564,7 @@
           <w:p>
             <w:r/>
             <w:r>
-              <w:t>以色列切断所有援助已達兩月；弗萊徹指責此為對哈馬斯施壓策略，屬嚴重生違反國際法、集體懲罰</w:t>
+              <w:t>古特雷斯對人道危機升級深表震驚；一天內強迫轉移近3萬人，缺乏庇護、食物、藥品與飲水；6月近400次人道協調嘗試中44%被直接拒絕、10%初步批准後受阻、僅約三分之一得以執行</w:t>
             </w:r>
           </w:p>
         </w:tc>
@@ -981,7 +1575,7 @@
           <w:p>
             <w:r/>
             <w:r>
-              <w:t>來源20</w:t>
+              <w:t>來源27、28、29</w:t>
             </w:r>
           </w:p>
         </w:tc>
@@ -994,7 +1588,7 @@
           <w:p>
             <w:r/>
             <w:r>
-              <w:t>2025-05-31</w:t>
+              <w:t>2025-08-08</w:t>
             </w:r>
           </w:p>
         </w:tc>
@@ -1005,7 +1599,7 @@
           <w:p>
             <w:r/>
             <w:r>
-              <w:t>近三個月援助封鎖致飢餓危機失控；多日民眾在援助中心遭槍擊遇難；美國在安理會否決永久停火決議草案</w:t>
+              <w:t>古特雷斯對以色列決定「接管加薩城」深表震驚，指此為局勢危險升級，可能危及包括仍被扣押人質在內的更多生命</w:t>
             </w:r>
           </w:p>
         </w:tc>
@@ -1016,7 +1610,42 @@
           <w:p>
             <w:r/>
             <w:r>
-              <w:t>來源21</w:t>
+              <w:t>來源31</w:t>
+            </w:r>
+          </w:p>
+        </w:tc>
+      </w:tr>
+      <w:tr>
+        <w:tc>
+          <w:tcPr>
+            <w:tcW w:type="dxa" w:w="2880"/>
+          </w:tcPr>
+          <w:p>
+            <w:r/>
+            <w:r>
+              <w:t>2025-08-22</w:t>
+            </w:r>
+          </w:p>
+        </w:tc>
+        <w:tc>
+          <w:tcPr>
+            <w:tcW w:type="dxa" w:w="2880"/>
+          </w:tcPr>
+          <w:p>
+            <w:r/>
+            <w:r>
+              <w:t>加薩兒童截肢率已攀升至全球最高；以軍持續加強加薩城周邊軍事行動；古特雷斯再度緊急呼籲停火</w:t>
+            </w:r>
+          </w:p>
+        </w:tc>
+        <w:tc>
+          <w:tcPr>
+            <w:tcW w:type="dxa" w:w="2880"/>
+          </w:tcPr>
+          <w:p>
+            <w:r/>
+            <w:r>
+              <w:t>來源32</w:t>
             </w:r>
           </w:p>
         </w:tc>
@@ -1028,7 +1657,7 @@
         <w:pStyle w:val="Heading3"/>
       </w:pPr>
       <w:r>
-        <w:t>第四階段：危機升級與軍事行動擴大（6-8月）</w:t>
+        <w:t>第四季度（10月：新停火協議達成與援助備戰）★重點時段</w:t>
       </w:r>
     </w:p>
     <w:p/>
@@ -1076,7 +1705,7 @@
               <w:rPr>
                 <w:b/>
               </w:rPr>
-              <w:t>事件摘要</w:t>
+              <w:t>事件概述</w:t>
             </w:r>
           </w:p>
         </w:tc>
@@ -1103,26 +1732,11 @@
         <w:tc>
           <w:tcPr>
             <w:tcW w:type="dxa" w:w="2880"/>
-            <w:vMerge w:val="restart"/>
           </w:tcPr>
           <w:p>
             <w:r/>
             <w:r>
-              <w:t>2025-06-13</w:t>
-            </w:r>
-          </w:p>
-          <w:p>
-            <w:r/>
-          </w:p>
-        </w:tc>
-        <w:tc>
-          <w:tcPr>
-            <w:tcW w:type="dxa" w:w="2880"/>
-          </w:tcPr>
-          <w:p>
-            <w:r/>
-            <w:r>
-              <w:t>自4月以來以色列拒絕超過20次搶修許可申請</w:t>
+              <w:t>2025-10-03</w:t>
             </w:r>
           </w:p>
         </w:tc>
@@ -1133,27 +1747,7 @@
           <w:p>
             <w:r/>
             <w:r>
-              <w:t>來源22</w:t>
-            </w:r>
-          </w:p>
-        </w:tc>
-      </w:tr>
-      <w:tr>
-        <w:tc>
-          <w:tcPr>
-            <w:tcW w:type="dxa" w:w="2880"/>
-            <w:vMerge/>
-          </w:tcPr>
-          <w:p/>
-        </w:tc>
-        <w:tc>
-          <w:tcPr>
-            <w:tcW w:type="dxa" w:w="2880"/>
-          </w:tcPr>
-          <w:p>
-            <w:r/>
-            <w:r>
-              <w:t>6月聯合國近400次人道協調嘗試中：44%被直接拒絕、10%获批後受阻、僅1/3得以執行、12%因後勤安全取消</w:t>
+              <w:t>古特雷斯對哈馬斯宣布準備釋放人質「感到鼓舞」；聯合國及合作夥伴已備妥約17萬噸食品、藥品、帳篷等急需物資；世衛組織執行緊急轉移任務，將3名危重新生兒從赫盧醫院轉至阿克薩醫院（原定第4名嬰兒當早死亡）</w:t>
             </w:r>
           </w:p>
         </w:tc>
@@ -1164,77 +1758,7 @@
           <w:p>
             <w:r/>
             <w:r>
-              <w:t>來源25</w:t>
-            </w:r>
-          </w:p>
-        </w:tc>
-      </w:tr>
-      <w:tr>
-        <w:tc>
-          <w:tcPr>
-            <w:tcW w:type="dxa" w:w="2880"/>
-            <w:vMerge w:val="restart"/>
-          </w:tcPr>
-          <w:p>
-            <w:r/>
-            <w:r>
-              <w:t>2025-07-03</w:t>
-            </w:r>
-          </w:p>
-          <w:p>
-            <w:r/>
-          </w:p>
-        </w:tc>
-        <w:tc>
-          <w:tcPr>
-            <w:tcW w:type="dxa" w:w="2880"/>
-          </w:tcPr>
-          <w:p>
-            <w:r/>
-            <w:r>
-              <w:t>古特雷斯對人道局勢進一步惡化表嚴重關切，嚴厲譴責多起平民死傷襲擊，呼籲立即永久停火與全面准入</w:t>
-            </w:r>
-          </w:p>
-        </w:tc>
-        <w:tc>
-          <w:tcPr>
-            <w:tcW w:type="dxa" w:w="2880"/>
-          </w:tcPr>
-          <w:p>
-            <w:r/>
-            <w:r>
-              <w:t>來源23</w:t>
-            </w:r>
-          </w:p>
-        </w:tc>
-      </w:tr>
-      <w:tr>
-        <w:tc>
-          <w:tcPr>
-            <w:tcW w:type="dxa" w:w="2880"/>
-            <w:vMerge/>
-          </w:tcPr>
-          <w:p/>
-        </w:tc>
-        <w:tc>
-          <w:tcPr>
-            <w:tcW w:type="dxa" w:w="2880"/>
-          </w:tcPr>
-          <w:p>
-            <w:r/>
-            <w:r>
-              <w:t>單日內以色列下令強制轉移近3萬人，使其缺乏庇護、食物、藥品和飲水</w:t>
-            </w:r>
-          </w:p>
-        </w:tc>
-        <w:tc>
-          <w:tcPr>
-            <w:tcW w:type="dxa" w:w="2880"/>
-          </w:tcPr>
-          <w:p>
-            <w:r/>
-            <w:r>
-              <w:t>來源24</w:t>
+              <w:t>來源33、34</w:t>
             </w:r>
           </w:p>
         </w:tc>
@@ -1247,7 +1771,7 @@
           <w:p>
             <w:r/>
             <w:r>
-              <w:t>2025-08-08</w:t>
+              <w:t>2025-10-09</w:t>
             </w:r>
           </w:p>
         </w:tc>
@@ -1258,7 +1782,7 @@
           <w:p>
             <w:r/>
             <w:r>
-              <w:t>古特雷斯對以色列「接管加薩城」決定深表震驚，指此為局勢危險升級，恐危及包括被扣押人質在內的更多生命</w:t>
+              <w:t>特朗普宣布經埃及密集間接談判後，以色列與哈馬斯正式簽署其20點和平方案第一階段協議；古特雷斯歡迎基於美國建議達成停火與人質釋放協議；聯合國援助機構做好大規模輸送物資的全面準備；人道協調廳確認加薩外圍已儲備約17萬噸關鍵物資；世衛總幹事譚德塞宣布全力擴大行動、重建醫療體系；UNRWA拉扎里尼指持續兩年衝突已致數萬平民喪生，對協議達成「如釋重負」</w:t>
             </w:r>
           </w:p>
         </w:tc>
@@ -1269,42 +1793,7 @@
           <w:p>
             <w:r/>
             <w:r>
-              <w:t>來源26</w:t>
-            </w:r>
-          </w:p>
-        </w:tc>
-      </w:tr>
-      <w:tr>
-        <w:tc>
-          <w:tcPr>
-            <w:tcW w:type="dxa" w:w="2880"/>
-          </w:tcPr>
-          <w:p>
-            <w:r/>
-            <w:r>
-              <w:t>2025-08-22</w:t>
-            </w:r>
-          </w:p>
-        </w:tc>
-        <w:tc>
-          <w:tcPr>
-            <w:tcW w:type="dxa" w:w="2880"/>
-          </w:tcPr>
-          <w:p>
-            <w:r/>
-            <w:r>
-              <w:t>加薩兒童截肢率攀升至全球最高；以軍持續加強加薩城周邊軍事行動；古特雷斯再度緊急呼籲停火</w:t>
-            </w:r>
-          </w:p>
-        </w:tc>
-        <w:tc>
-          <w:tcPr>
-            <w:tcW w:type="dxa" w:w="2880"/>
-          </w:tcPr>
-          <w:p>
-            <w:r/>
-            <w:r>
-              <w:t>來源27</w:t>
+              <w:t>來源35、36、37、38、39、40</w:t>
             </w:r>
           </w:p>
         </w:tc>
@@ -1313,10 +1802,144 @@
     <w:p/>
     <w:p>
       <w:pPr>
+        <w:pStyle w:val="IntenseQuote"/>
+      </w:pPr>
+      <w:r>
+        <w:rPr>
+          <w:b/>
+        </w:rPr>
+        <w:t>備註：</w:t>
+      </w:r>
+      <w:r>
+        <w:t xml:space="preserve"> 來源30（2025-07-19）涉及敘利亞蘇韋達省停火，非加薩事件，本報告不納入加薩時間線。</w:t>
+      </w:r>
+    </w:p>
+    <w:p/>
+    <w:p>
+      <w:r>
+        <w:t>---</w:t>
+      </w:r>
+    </w:p>
+    <w:p/>
+    <w:p>
+      <w:pPr>
+        <w:pStyle w:val="Heading2"/>
+      </w:pPr>
+      <w:r>
+        <w:t>三、趨勢分析</w:t>
+      </w:r>
+    </w:p>
+    <w:p/>
+    <w:p>
+      <w:pPr>
         <w:pStyle w:val="Heading3"/>
       </w:pPr>
       <w:r>
-        <w:t>第五階段：10月初步訊號（重點時段）</w:t>
+        <w:t>3.1 政治外交軌跡：從「達成-破裂-再達成」的循環</w:t>
+      </w:r>
+    </w:p>
+    <w:p/>
+    <w:p>
+      <w:r>
+        <w:t>2025年加薩停火談判呈現明顯的「達成→維持數週→破裂→長期封鎖→再度談判→新協議」循環：</w:t>
+      </w:r>
+    </w:p>
+    <w:p/>
+    <w:p>
+      <w:pPr>
+        <w:pStyle w:val="ListBullet"/>
+      </w:pPr>
+      <w:r>
+        <w:rPr>
+          <w:b/>
+        </w:rPr>
+        <w:t>1月中至3月初（第一輪停火）：</w:t>
+      </w:r>
+      <w:r>
+        <w:t xml:space="preserve"> 1月15日協議達成，1月19日生效，2月間人質交換按階段推進（來源2、6、9、10），3月1日第一階段「基本按步驟推進」（來源17）。調解方包括埃及、卡達、美國（來源2）。</w:t>
+      </w:r>
+    </w:p>
+    <w:p>
+      <w:pPr>
+        <w:pStyle w:val="ListBullet"/>
+      </w:pPr>
+      <w:r>
+        <w:rPr>
+          <w:b/>
+        </w:rPr>
+        <w:t>3月起（停火破裂）：</w:t>
+      </w:r>
+      <w:r>
+        <w:t xml:space="preserve"> 4月25日片段明確指出「停火協議三月份破裂」（來源19），隨後以色列實施封鎖，至5月已持續「近三個月」（來源20）。</w:t>
+      </w:r>
+    </w:p>
+    <w:p>
+      <w:pPr>
+        <w:pStyle w:val="ListBullet"/>
+      </w:pPr>
+      <w:r>
+        <w:rPr>
+          <w:b/>
+        </w:rPr>
+        <w:t>10月（第二輪協議）：</w:t>
+      </w:r>
+      <w:r>
+        <w:t xml:space="preserve"> 經埃及密集間接談判（來源35），10月9日正式簽署特朗普20點和平方案第一階段（來源35、36）。古特雷斯對哈馬斯10月3日釋放人質表態「感到鼓舞」（來源33），顯示10月初已出現實質轉折信號。</w:t>
+      </w:r>
+    </w:p>
+    <w:p/>
+    <w:p>
+      <w:r>
+        <w:rPr>
+          <w:b/>
+        </w:rPr>
+        <w:t>傳導關係判斷：</w:t>
+      </w:r>
+      <w:r>
+        <w:t xml:space="preserve"> 外交進展（停火協議）→ 人道准入（邊境開放/封鎖）→ 平民處境（飢餓、醫療）三者呈高度因果鏈。第一輪停火期間（1-2月）人道協調雖仍有困難但尚有操作空間；破裂後（4月起）援助完全中斷，人道危機急劇惡化；10月新協議後，17萬噸物資即刻備妥待運（來源33、38），顯示外交突破可直接轉化為人道行動窗口。</w:t>
+      </w:r>
+    </w:p>
+    <w:p/>
+    <w:p>
+      <w:pPr>
+        <w:pStyle w:val="Heading3"/>
+      </w:pPr>
+      <w:r>
+        <w:t>3.2 國際安全與軍事行動</w:t>
+      </w:r>
+    </w:p>
+    <w:p/>
+    <w:p>
+      <w:pPr>
+        <w:pStyle w:val="ListBullet"/>
+      </w:pPr>
+      <w:r>
+        <w:t>停火破裂後，以色列於4月關閉邊境（來源18）、5月民眾在援助點遭槍擊（來源22）、8月「接管加薩城」（來源31）、8月22日以軍加強軍事行動（來源32）。</w:t>
+      </w:r>
+    </w:p>
+    <w:p>
+      <w:pPr>
+        <w:pStyle w:val="ListBullet"/>
+      </w:pPr>
+      <w:r>
+        <w:t>7月3日單日強迫轉移近3萬人（來源28），顯示軍事行動與人道危機直接掛鉤。</w:t>
+      </w:r>
+    </w:p>
+    <w:p>
+      <w:pPr>
+        <w:pStyle w:val="ListBullet"/>
+      </w:pPr>
+      <w:r>
+        <w:t>6月人道協調嘗試中44%被拒（來源29），反映安全環境嚴重制約人道准入。</w:t>
+      </w:r>
+    </w:p>
+    <w:p/>
+    <w:p>
+      <w:pPr>
+        <w:pStyle w:val="Heading3"/>
+      </w:pPr>
+      <w:r>
+        <w:t>3.3 人道事務與醫療衛生</w:t>
       </w:r>
     </w:p>
     <w:p/>
@@ -1346,7 +1969,7 @@
               <w:rPr>
                 <w:b/>
               </w:rPr>
-              <w:t>日期</w:t>
+              <w:t>面向</w:t>
             </w:r>
           </w:p>
         </w:tc>
@@ -1364,7 +1987,7 @@
               <w:rPr>
                 <w:b/>
               </w:rPr>
-              <w:t>事件摘要</w:t>
+              <w:t>關鍵事實</w:t>
             </w:r>
           </w:p>
         </w:tc>
@@ -1391,26 +2014,11 @@
         <w:tc>
           <w:tcPr>
             <w:tcW w:type="dxa" w:w="2880"/>
-            <w:vMerge w:val="restart"/>
           </w:tcPr>
           <w:p>
             <w:r/>
             <w:r>
-              <w:t>2025-10-03</w:t>
-            </w:r>
-          </w:p>
-          <w:p>
-            <w:r/>
-          </w:p>
-        </w:tc>
-        <w:tc>
-          <w:tcPr>
-            <w:tcW w:type="dxa" w:w="2880"/>
-          </w:tcPr>
-          <w:p>
-            <w:r/>
-            <w:r>
-              <w:t>古特雷斯對哈馬斯宣布準備釋放人質「感到鼓舞」；聯合國及合作伙伴已備妥約17萬噸食品、藥品、帳篷等急需物資，可隨時運入</w:t>
+              <w:t>食品與飲水</w:t>
             </w:r>
           </w:p>
         </w:tc>
@@ -1421,27 +2029,7 @@
           <w:p>
             <w:r/>
             <w:r>
-              <w:t>來源28</w:t>
-            </w:r>
-          </w:p>
-        </w:tc>
-      </w:tr>
-      <w:tr>
-        <w:tc>
-          <w:tcPr>
-            <w:tcW w:type="dxa" w:w="2880"/>
-            <w:vMerge/>
-          </w:tcPr>
-          <w:p/>
-        </w:tc>
-        <w:tc>
-          <w:tcPr>
-            <w:tcW w:type="dxa" w:w="2880"/>
-          </w:tcPr>
-          <w:p>
-            <w:r/>
-            <w:r>
-              <w:t>WHO執行緊急轉移任務：3名危重新生兒自赫盧醫院轉至阿克薩醫院，原定第4名嬰兒於當早死亡</w:t>
+              <w:t>4月起連續50多天無援助進入，人口面臨斷糧；5月底饑餓危機失控</w:t>
             </w:r>
           </w:p>
         </w:tc>
@@ -1452,7 +2040,182 @@
           <w:p>
             <w:r/>
             <w:r>
-              <w:t>來源29</w:t>
+              <w:t>來源19、22</w:t>
+            </w:r>
+          </w:p>
+        </w:tc>
+      </w:tr>
+      <w:tr>
+        <w:tc>
+          <w:tcPr>
+            <w:tcW w:type="dxa" w:w="2880"/>
+          </w:tcPr>
+          <w:p>
+            <w:r/>
+            <w:r>
+              <w:t>醫療體系</w:t>
+            </w:r>
+          </w:p>
+        </w:tc>
+        <w:tc>
+          <w:tcPr>
+            <w:tcW w:type="dxa" w:w="2880"/>
+          </w:tcPr>
+          <w:p>
+            <w:r/>
+            <w:r>
+              <w:t>1月奧達醫院運作受限、印尼醫院設備被毀；10月世衛緊急轉移危重新生兒（1名死亡）；10月新協議後世衛宣布重建醫療體系</w:t>
+            </w:r>
+          </w:p>
+        </w:tc>
+        <w:tc>
+          <w:tcPr>
+            <w:tcW w:type="dxa" w:w="2880"/>
+          </w:tcPr>
+          <w:p>
+            <w:r/>
+            <w:r>
+              <w:t>來源1、34、39</w:t>
+            </w:r>
+          </w:p>
+        </w:tc>
+      </w:tr>
+      <w:tr>
+        <w:tc>
+          <w:tcPr>
+            <w:tcW w:type="dxa" w:w="2880"/>
+          </w:tcPr>
+          <w:p>
+            <w:r/>
+            <w:r>
+              <w:t>兒童健康</w:t>
+            </w:r>
+          </w:p>
+        </w:tc>
+        <w:tc>
+          <w:tcPr>
+            <w:tcW w:type="dxa" w:w="2880"/>
+          </w:tcPr>
+          <w:p>
+            <w:r/>
+            <w:r>
+              <w:t>1.45萬名兒童喪生（1月）；兒童截肢率全球最高（8月）</w:t>
+            </w:r>
+          </w:p>
+        </w:tc>
+        <w:tc>
+          <w:tcPr>
+            <w:tcW w:type="dxa" w:w="2880"/>
+          </w:tcPr>
+          <w:p>
+            <w:r/>
+            <w:r>
+              <w:t>來源3、32</w:t>
+            </w:r>
+          </w:p>
+        </w:tc>
+      </w:tr>
+      <w:tr>
+        <w:tc>
+          <w:tcPr>
+            <w:tcW w:type="dxa" w:w="2880"/>
+          </w:tcPr>
+          <w:p>
+            <w:r/>
+            <w:r>
+              <w:t>邊境口岸</w:t>
+            </w:r>
+          </w:p>
+        </w:tc>
+        <w:tc>
+          <w:tcPr>
+            <w:tcW w:type="dxa" w:w="2880"/>
+          </w:tcPr>
+          <w:p>
+            <w:r/>
+            <w:r>
+              <w:t>4月起連續四周禁止一切商業及人道援助；6月拒超20次搶修許可</w:t>
+            </w:r>
+          </w:p>
+        </w:tc>
+        <w:tc>
+          <w:tcPr>
+            <w:tcW w:type="dxa" w:w="2880"/>
+          </w:tcPr>
+          <w:p>
+            <w:r/>
+            <w:r>
+              <w:t>來源18、26</w:t>
+            </w:r>
+          </w:p>
+        </w:tc>
+      </w:tr>
+      <w:tr>
+        <w:tc>
+          <w:tcPr>
+            <w:tcW w:type="dxa" w:w="2880"/>
+          </w:tcPr>
+          <w:p>
+            <w:r/>
+            <w:r>
+              <w:t>援助物資備妥</w:t>
+            </w:r>
+          </w:p>
+        </w:tc>
+        <w:tc>
+          <w:tcPr>
+            <w:tcW w:type="dxa" w:w="2880"/>
+          </w:tcPr>
+          <w:p>
+            <w:r/>
+            <w:r>
+              <w:t>10月3日及10月9日均確認約17萬噸物資已備妥待運</w:t>
+            </w:r>
+          </w:p>
+        </w:tc>
+        <w:tc>
+          <w:tcPr>
+            <w:tcW w:type="dxa" w:w="2880"/>
+          </w:tcPr>
+          <w:p>
+            <w:r/>
+            <w:r>
+              <w:t>來源33、38</w:t>
+            </w:r>
+          </w:p>
+        </w:tc>
+      </w:tr>
+      <w:tr>
+        <w:tc>
+          <w:tcPr>
+            <w:tcW w:type="dxa" w:w="2880"/>
+          </w:tcPr>
+          <w:p>
+            <w:r/>
+            <w:r>
+              <w:t>流離失所</w:t>
+            </w:r>
+          </w:p>
+        </w:tc>
+        <w:tc>
+          <w:tcPr>
+            <w:tcW w:type="dxa" w:w="2880"/>
+          </w:tcPr>
+          <w:p>
+            <w:r/>
+            <w:r>
+              <w:t>近100萬人（1月）；約旦河西岸約4萬人（2月）；7月單日近3萬人</w:t>
+            </w:r>
+          </w:p>
+        </w:tc>
+        <w:tc>
+          <w:tcPr>
+            <w:tcW w:type="dxa" w:w="2880"/>
+          </w:tcPr>
+          <w:p>
+            <w:r/>
+            <w:r>
+              <w:t>來源3、14、28</w:t>
             </w:r>
           </w:p>
         </w:tc>
@@ -1461,19 +2224,380 @@
     <w:p/>
     <w:p>
       <w:pPr>
-        <w:pStyle w:val="IntenseQuote"/>
+        <w:pStyle w:val="Heading3"/>
       </w:pPr>
       <w:r>
-        <w:t xml:space="preserve">⚠️ </w:t>
+        <w:t>3.4 國際組織行動</w:t>
+      </w:r>
+    </w:p>
+    <w:p/>
+    <w:tbl>
+      <w:tblPr>
+        <w:tblStyle w:val="TableGrid"/>
+        <w:tblW w:type="auto" w:w="0"/>
+        <w:tblLook w:firstColumn="1" w:firstRow="1" w:lastColumn="0" w:lastRow="0" w:noHBand="0" w:noVBand="1" w:val="04A0"/>
+      </w:tblPr>
+      <w:tblGrid>
+        <w:gridCol w:w="2880"/>
+        <w:gridCol w:w="2880"/>
+        <w:gridCol w:w="2880"/>
+      </w:tblGrid>
+      <w:tr>
+        <w:tc>
+          <w:tcPr>
+            <w:tcW w:type="dxa" w:w="2880"/>
+          </w:tcPr>
+          <w:p>
+            <w:r>
+              <w:rPr>
+                <w:b/>
+              </w:rPr>
+            </w:r>
+            <w:r>
+              <w:rPr>
+                <w:b/>
+              </w:rPr>
+              <w:t>組織/人物</w:t>
+            </w:r>
+          </w:p>
+        </w:tc>
+        <w:tc>
+          <w:tcPr>
+            <w:tcW w:type="dxa" w:w="2880"/>
+          </w:tcPr>
+          <w:p>
+            <w:r>
+              <w:rPr>
+                <w:b/>
+              </w:rPr>
+            </w:r>
+            <w:r>
+              <w:rPr>
+                <w:b/>
+              </w:rPr>
+              <w:t>主要行動與立場</w:t>
+            </w:r>
+          </w:p>
+        </w:tc>
+        <w:tc>
+          <w:tcPr>
+            <w:tcW w:type="dxa" w:w="2880"/>
+          </w:tcPr>
+          <w:p>
+            <w:r>
+              <w:rPr>
+                <w:b/>
+              </w:rPr>
+            </w:r>
+            <w:r>
+              <w:rPr>
+                <w:b/>
+              </w:rPr>
+              <w:t>來源</w:t>
+            </w:r>
+          </w:p>
+        </w:tc>
+      </w:tr>
+      <w:tr>
+        <w:tc>
+          <w:tcPr>
+            <w:tcW w:type="dxa" w:w="2880"/>
+          </w:tcPr>
+          <w:p>
+            <w:r/>
+            <w:r>
+              <w:t>聯合國秘書長（古特雷斯）</w:t>
+            </w:r>
+          </w:p>
+        </w:tc>
+        <w:tc>
+          <w:tcPr>
+            <w:tcW w:type="dxa" w:w="2880"/>
+          </w:tcPr>
+          <w:p>
+            <w:r/>
+            <w:r>
+              <w:t>歡迎停火、譴責封鎖、呼籲永久停火、對「接管加薩城」深表震驚、對哈馬斯釋放人質表態感到鼓舞</w:t>
+            </w:r>
+          </w:p>
+        </w:tc>
+        <w:tc>
+          <w:tcPr>
+            <w:tcW w:type="dxa" w:w="2880"/>
+          </w:tcPr>
+          <w:p>
+            <w:r/>
+            <w:r>
+              <w:t>來源2、7、22、27、31、33、36</w:t>
+            </w:r>
+          </w:p>
+        </w:tc>
+      </w:tr>
+      <w:tr>
+        <w:tc>
+          <w:tcPr>
+            <w:tcW w:type="dxa" w:w="2880"/>
+          </w:tcPr>
+          <w:p>
+            <w:r/>
+            <w:r>
+              <w:t>人道協調廳（弗萊切爾/杜加里克）</w:t>
+            </w:r>
+          </w:p>
+        </w:tc>
+        <w:tc>
+          <w:tcPr>
+            <w:tcW w:type="dxa" w:w="2880"/>
+          </w:tcPr>
+          <w:p>
+            <w:r/>
+            <w:r>
+              <w:t>指援助被阻為集體處罰、6月44%協調被拒、備妥17萬噸物資</w:t>
+            </w:r>
+          </w:p>
+        </w:tc>
+        <w:tc>
+          <w:tcPr>
+            <w:tcW w:type="dxa" w:w="2880"/>
+          </w:tcPr>
+          <w:p>
+            <w:r/>
+            <w:r>
+              <w:t>來源5、20、29、38</w:t>
+            </w:r>
+          </w:p>
+        </w:tc>
+      </w:tr>
+      <w:tr>
+        <w:tc>
+          <w:tcPr>
+            <w:tcW w:type="dxa" w:w="2880"/>
+          </w:tcPr>
+          <w:p>
+            <w:r/>
+            <w:r>
+              <w:t>世衛組織（譚德塞）</w:t>
+            </w:r>
+          </w:p>
+        </w:tc>
+        <w:tc>
+          <w:tcPr>
+            <w:tcW w:type="dxa" w:w="2880"/>
+          </w:tcPr>
+          <w:p>
+            <w:r/>
+            <w:r>
+              <w:t>執行緊急新生儿轉移、宣布重建醫療體系、指患者處境「極其嚴峻」</w:t>
+            </w:r>
+          </w:p>
+        </w:tc>
+        <w:tc>
+          <w:tcPr>
+            <w:tcW w:type="dxa" w:w="2880"/>
+          </w:tcPr>
+          <w:p>
+            <w:r/>
+            <w:r>
+              <w:t>來源34、39</w:t>
+            </w:r>
+          </w:p>
+        </w:tc>
+      </w:tr>
+      <w:tr>
+        <w:tc>
+          <w:tcPr>
+            <w:tcW w:type="dxa" w:w="2880"/>
+          </w:tcPr>
+          <w:p>
+            <w:r/>
+            <w:r>
+              <w:t>UNRWA（拉扎里尼）</w:t>
+            </w:r>
+          </w:p>
+        </w:tc>
+        <w:tc>
+          <w:tcPr>
+            <w:tcW w:type="dxa" w:w="2880"/>
+          </w:tcPr>
+          <w:p>
+            <w:r/>
+            <w:r>
+              <w:t>譴責以軍闖入學校、指數萬平民喪生、對停火「如釋重負」</w:t>
+            </w:r>
+          </w:p>
+        </w:tc>
+        <w:tc>
+          <w:tcPr>
+            <w:tcW w:type="dxa" w:w="2880"/>
+          </w:tcPr>
+          <w:p>
+            <w:r/>
+            <w:r>
+              <w:t>來源21、40</w:t>
+            </w:r>
+          </w:p>
+        </w:tc>
+      </w:tr>
+      <w:tr>
+        <w:tc>
+          <w:tcPr>
+            <w:tcW w:type="dxa" w:w="2880"/>
+          </w:tcPr>
+          <w:p>
+            <w:r/>
+            <w:r>
+              <w:t>聯合國大會</w:t>
+            </w:r>
+          </w:p>
+        </w:tc>
+        <w:tc>
+          <w:tcPr>
+            <w:tcW w:type="dxa" w:w="2880"/>
+          </w:tcPr>
+          <w:p>
+            <w:r/>
+            <w:r>
+              <w:t>149票通過停火決議、譴責飢餓武器化</w:t>
+            </w:r>
+          </w:p>
+        </w:tc>
+        <w:tc>
+          <w:tcPr>
+            <w:tcW w:type="dxa" w:w="2880"/>
+          </w:tcPr>
+          <w:p>
+            <w:r/>
+            <w:r>
+              <w:t>來源24、25</w:t>
+            </w:r>
+          </w:p>
+        </w:tc>
+      </w:tr>
+      <w:tr>
+        <w:tc>
+          <w:tcPr>
+            <w:tcW w:type="dxa" w:w="2880"/>
+          </w:tcPr>
+          <w:p>
+            <w:r/>
+            <w:r>
+              <w:t>安理會</w:t>
+            </w:r>
+          </w:p>
+        </w:tc>
+        <w:tc>
+          <w:tcPr>
+            <w:tcW w:type="dxa" w:w="2880"/>
+          </w:tcPr>
+          <w:p>
+            <w:r/>
+            <w:r>
+              <w:t>美國否決永久停火決議（5月31日）</w:t>
+            </w:r>
+          </w:p>
+        </w:tc>
+        <w:tc>
+          <w:tcPr>
+            <w:tcW w:type="dxa" w:w="2880"/>
+          </w:tcPr>
+          <w:p>
+            <w:r/>
+            <w:r>
+              <w:t>來源22</w:t>
+            </w:r>
+          </w:p>
+        </w:tc>
+      </w:tr>
+      <w:tr>
+        <w:tc>
+          <w:tcPr>
+            <w:tcW w:type="dxa" w:w="2880"/>
+          </w:tcPr>
+          <w:p>
+            <w:r/>
+            <w:r>
+              <w:t>調解方（埃及、卡達、美國）</w:t>
+            </w:r>
+          </w:p>
+        </w:tc>
+        <w:tc>
+          <w:tcPr>
+            <w:tcW w:type="dxa" w:w="2880"/>
+          </w:tcPr>
+          <w:p>
+            <w:r/>
+            <w:r>
+              <w:t>埃及：10月密集間接談判場所；卡達：參與第一輪調解；美國：提出20點和平方案</w:t>
+            </w:r>
+          </w:p>
+        </w:tc>
+        <w:tc>
+          <w:tcPr>
+            <w:tcW w:type="dxa" w:w="2880"/>
+          </w:tcPr>
+          <w:p>
+            <w:r/>
+            <w:r>
+              <w:t>來源2、35</w:t>
+            </w:r>
+          </w:p>
+        </w:tc>
+      </w:tr>
+    </w:tbl>
+    <w:p/>
+    <w:p>
+      <w:pPr>
+        <w:pStyle w:val="Heading3"/>
+      </w:pPr>
+      <w:r>
+        <w:t>3.5 10月重點時段深度解讀</w:t>
+      </w:r>
+    </w:p>
+    <w:p/>
+    <w:p>
+      <w:r>
+        <w:t>10月是2025年資料中外交突破最集中、人道準備最充分的時段：</w:t>
+      </w:r>
+    </w:p>
+    <w:p/>
+    <w:p>
+      <w:r>
+        <w:t xml:space="preserve">1. </w:t>
       </w:r>
       <w:r>
         <w:rPr>
           <w:b/>
         </w:rPr>
-        <w:t>10月資料覆蓋極度有限</w:t>
+        <w:t>10月3日（週五）：</w:t>
       </w:r>
       <w:r>
-        <w:t>：僅10-03一天、2則片段。用戶背景中提及的「卡達、埃及持續調解」「古特雷斯表態歡迎」在本批次資料中未見10月獨立記錄，僅能從1月來源2中確認古特雷斯曾表態歡迎協議達成。9月完全缺漏，無法判斷10月訊號的前因脈絡。</w:t>
+        <w:t xml:space="preserve"> 哈馬斯主動宣布準備釋放人質，古特雷斯「感到鼓舞」（來源33）。同日世衛組織執行緊急新生兒轉移（3成1敗），反映醫療體系雖極度脆弱但仍勉強運作（來源34）。</w:t>
+      </w:r>
+    </w:p>
+    <w:p>
+      <w:r>
+        <w:t xml:space="preserve">2. </w:t>
+      </w:r>
+      <w:r>
+        <w:rPr>
+          <w:b/>
+        </w:rPr>
+        <w:t>10月9日（週三）：</w:t>
+      </w:r>
+      <w:r>
+        <w:t xml:space="preserve"> 特朗普宣布協議正式簽署（來源35）；古特雷斯歡迎（來源36）；聯合國援助機構做好全面準備（來源37）；人道協調廳確認17萬噸物資可迅速裝車運入（來源38）；世衛宣布重建行動（來源39）；UNRWA如釋重負（來源40）。</w:t>
+      </w:r>
+    </w:p>
+    <w:p/>
+    <w:p>
+      <w:r>
+        <w:rPr>
+          <w:b/>
+        </w:rPr>
+        <w:t>解讀：</w:t>
+      </w:r>
+      <w:r>
+        <w:t xml:space="preserve"> 10月9日一天內，政治宣布（來源35）、國際社會歡迎（來源36、39、40）、人道物資就緒（來源37、38）三線同步到位，顯示此輪協議的「執行準備度」明顯高於1月首輪停火（當時尚未見大規模物資備妥報告）。</w:t>
       </w:r>
     </w:p>
     <w:p/>
@@ -1488,393 +2612,85 @@
         <w:pStyle w:val="Heading2"/>
       </w:pPr>
       <w:r>
-        <w:t>三、分部門趨勢分析</w:t>
+        <w:t>四、外交進展-軍事行動-人道情勢傳導關係分析</w:t>
       </w:r>
     </w:p>
     <w:p/>
     <w:p>
-      <w:pPr>
-        <w:pStyle w:val="Heading3"/>
-      </w:pPr>
       <w:r>
-        <w:t>（一）政治外交</w:t>
+        <w:t>```</w:t>
+      </w:r>
+    </w:p>
+    <w:p>
+      <w:r>
+        <w:t>外交突破（停火協議）</w:t>
+      </w:r>
+    </w:p>
+    <w:p>
+      <w:r>
+        <w:t xml:space="preserve">    │</w:t>
+      </w:r>
+    </w:p>
+    <w:p>
+      <w:r>
+        <w:t xml:space="preserve">    ├─► 正面傳導：邊境開放 → 援助物資進入 → 飢餓緩解 → 醫療恢復</w:t>
+      </w:r>
+    </w:p>
+    <w:p>
+      <w:r>
+        <w:t xml:space="preserve">    │   （10月9日：17萬噸物資備妥待運 → 來源33、38）</w:t>
+      </w:r>
+    </w:p>
+    <w:p>
+      <w:r>
+        <w:t xml:space="preserve">    │</w:t>
+      </w:r>
+    </w:p>
+    <w:p>
+      <w:r>
+        <w:t xml:space="preserve">    └─► 負面傳導（協議破裂時）：</w:t>
+      </w:r>
+    </w:p>
+    <w:p>
+      <w:r>
+        <w:t xml:space="preserve">        軍事行動恢復 → 邊境封鎖 → 援助中斷 → 飢餓/醫療崩潰</w:t>
+      </w:r>
+    </w:p>
+    <w:p>
+      <w:r>
+        <w:t xml:space="preserve">        （3月破裂後：50天無援助 → 來源19）</w:t>
+      </w:r>
+    </w:p>
+    <w:p>
+      <w:r>
+        <w:t xml:space="preserve">        （4月：四周封鎖 → 來源18）</w:t>
+      </w:r>
+    </w:p>
+    <w:p>
+      <w:r>
+        <w:t xml:space="preserve">        （5月：近三個月封鎖 → 來源20）</w:t>
+      </w:r>
+    </w:p>
+    <w:p>
+      <w:r>
+        <w:t xml:space="preserve">        （8月：接管加薩城 → 來源31）</w:t>
+      </w:r>
+    </w:p>
+    <w:p>
+      <w:r>
+        <w:t>```</w:t>
       </w:r>
     </w:p>
     <w:p/>
     <w:p>
-      <w:pPr>
-        <w:pStyle w:val="ListBullet"/>
-      </w:pPr>
       <w:r>
         <w:rPr>
           <w:b/>
         </w:rPr>
-        <w:t>停火協議框架：</w:t>
+        <w:t>關鍵判斷：</w:t>
       </w:r>
       <w:r>
-        <w:t xml:space="preserve"> 2025年1月19日生效的協議共分三階段，第一階段涵蓋人質交換、以軍撤離、巴方回返及援助增加（來源6、11）。</w:t>
-      </w:r>
-    </w:p>
-    <w:p>
-      <w:pPr>
-        <w:pStyle w:val="ListBullet"/>
-      </w:pPr>
-      <w:r>
-        <w:rPr>
-          <w:b/>
-        </w:rPr>
-        <w:t>調解方角色：</w:t>
-      </w:r>
-      <w:r>
-        <w:t xml:space="preserve"> 埃及、卡達、美國被古特雷斯明確點名讚揚（來源2）；多哈被指定為第二階段談判地點（來源8）。</w:t>
-      </w:r>
-    </w:p>
-    <w:p>
-      <w:pPr>
-        <w:pStyle w:val="ListBullet"/>
-      </w:pPr>
-      <w:r>
-        <w:rPr>
-          <w:b/>
-        </w:rPr>
-        <w:t>停火動盪：</w:t>
-      </w:r>
-      <w:r>
-        <w:t xml:space="preserve"> 2月已出現終止風險（來源7），3月正式破裂（來源19提及「三月份破裂」）。</w:t>
-      </w:r>
-    </w:p>
-    <w:p>
-      <w:pPr>
-        <w:pStyle w:val="ListBullet"/>
-      </w:pPr>
-      <w:r>
-        <w:rPr>
-          <w:b/>
-        </w:rPr>
-        <w:t>國際社會分化：</w:t>
-      </w:r>
-      <w:r>
-        <w:t xml:space="preserve"> 5月安理會中，美國否決永久停火決議（來源21），顯示外交陣線出現重大裂縫。</w:t>
-      </w:r>
-    </w:p>
-    <w:p>
-      <w:pPr>
-        <w:pStyle w:val="ListBullet"/>
-      </w:pPr>
-      <w:r>
-        <w:rPr>
-          <w:b/>
-        </w:rPr>
-        <w:t>10月轉折：</w:t>
-      </w:r>
-      <w:r>
-        <w:t xml:space="preserve"> 哈馬斯宣布準備釋放人質（來源28），標誌談判可能進入新階段，但資料不足以判斷以色列及調解方反應。</w:t>
-      </w:r>
-    </w:p>
-    <w:p/>
-    <w:p>
-      <w:pPr>
-        <w:pStyle w:val="Heading3"/>
-      </w:pPr>
-      <w:r>
-        <w:t>（二）國際安全</w:t>
-      </w:r>
-    </w:p>
-    <w:p/>
-    <w:p>
-      <w:pPr>
-        <w:pStyle w:val="ListBullet"/>
-      </w:pPr>
-      <w:r>
-        <w:rPr>
-          <w:b/>
-        </w:rPr>
-        <w:t>軍事行動持續升級：</w:t>
-      </w:r>
-      <w:r>
-        <w:t xml:space="preserve"> 從1月物资短缺（來源1）→ 4月邊境關閉（來源18）→ 7月強制轉移3萬人（來源24）→ 8月「接管加薩城」（來源26）→ 8月以軍加強軍事行動（來源27），衝突強度持續攀升。</w:t>
-      </w:r>
-    </w:p>
-    <w:p>
-      <w:pPr>
-        <w:pStyle w:val="ListBullet"/>
-      </w:pPr>
-      <w:r>
-        <w:rPr>
-          <w:b/>
-        </w:rPr>
-        <w:t>對平民影響：</w:t>
-      </w:r>
-      <w:r>
-        <w:t xml:space="preserve"> 單日強制轉移近3萬人（來源24）、多起平民死傷襲擊（來源23）、兒童截肢率全球最高（來源27）。</w:t>
-      </w:r>
-    </w:p>
-    <w:p>
-      <w:pPr>
-        <w:pStyle w:val="ListBullet"/>
-      </w:pPr>
-      <w:r>
-        <w:rPr>
-          <w:b/>
-        </w:rPr>
-        <w:t>約旦河西岸外溢：</w:t>
-      </w:r>
-      <w:r>
-        <w:t xml:space="preserve"> 2月已出現數周軍事行動、四萬人流離失所、50多人喪生（來源14、15），顯示衝突不再局限於加薩。</w:t>
-      </w:r>
-    </w:p>
-    <w:p>
-      <w:pPr>
-        <w:pStyle w:val="ListBullet"/>
-      </w:pPr>
-      <w:r>
-        <w:rPr>
-          <w:b/>
-        </w:rPr>
-        <w:t>停火違規：</w:t>
-      </w:r>
-      <w:r>
-        <w:t xml:space="preserve"> 3月停火破裂後，封鎖、襲擊、強制轉移等行為實質上構成持續的停火違反（來源18、23、24、26）。</w:t>
-      </w:r>
-    </w:p>
-    <w:p/>
-    <w:p>
-      <w:pPr>
-        <w:pStyle w:val="Heading3"/>
-      </w:pPr>
-      <w:r>
-        <w:t>（三）人道事務</w:t>
-      </w:r>
-    </w:p>
-    <w:p/>
-    <w:p>
-      <w:pPr>
-        <w:pStyle w:val="ListBullet"/>
-      </w:pPr>
-      <w:r>
-        <w:rPr>
-          <w:b/>
-        </w:rPr>
-        <w:t>援助封鎖時間線：</w:t>
-      </w:r>
-      <w:r>
-        <w:t xml:space="preserve"> 4/1邊境關閉（四周，來源18）→ 4/25連續50多天無援助（來源19）→ 5/2已兩月（來源20）→ 5/31近三個月（來源21），封鎖持續惡化。</w:t>
-      </w:r>
-    </w:p>
-    <w:p>
-      <w:pPr>
-        <w:pStyle w:val="ListBullet"/>
-      </w:pPr>
-      <w:r>
-        <w:rPr>
-          <w:b/>
-        </w:rPr>
-        <w:t>准入數據（6月）：</w:t>
-      </w:r>
-      <w:r>
-        <w:t xml:space="preserve"> 400次協調嘗試中僅1/3執行，44%被拒、10%受阻（來源25），反映系統性阻擋而非個別事故。</w:t>
-      </w:r>
-    </w:p>
-    <w:p>
-      <w:pPr>
-        <w:pStyle w:val="ListBullet"/>
-      </w:pPr>
-      <w:r>
-        <w:rPr>
-          <w:b/>
-        </w:rPr>
-        <w:t>搶修許可：</w:t>
-      </w:r>
-      <w:r>
-        <w:t xml:space="preserve"> 4月以來超過20次被拒（來源22），基礎設施修復完全停擺。</w:t>
-      </w:r>
-    </w:p>
-    <w:p>
-      <w:pPr>
-        <w:pStyle w:val="ListBullet"/>
-      </w:pPr>
-      <w:r>
-        <w:rPr>
-          <w:b/>
-        </w:rPr>
-        <w:t>物資備妥但無法進入：</w:t>
-      </w:r>
-      <w:r>
-        <w:t xml:space="preserve"> 10月已有17萬噸物資備妥（來源28），與前期「無物可送」形成對比，突顯瓶頸在准入而非物資準備。</w:t>
-      </w:r>
-    </w:p>
-    <w:p/>
-    <w:p>
-      <w:pPr>
-        <w:pStyle w:val="Heading3"/>
-      </w:pPr>
-      <w:r>
-        <w:t>（四）醫療衛生</w:t>
-      </w:r>
-    </w:p>
-    <w:p/>
-    <w:p>
-      <w:pPr>
-        <w:pStyle w:val="ListBullet"/>
-      </w:pPr>
-      <w:r>
-        <w:rPr>
-          <w:b/>
-        </w:rPr>
-        <w:t>醫院毀損：</w:t>
-      </w:r>
-      <w:r>
-        <w:t xml:space="preserve"> 1月奥達醫院運行受限、印尼醫院設備被破壞（來源1）。</w:t>
-      </w:r>
-    </w:p>
-    <w:p>
-      <w:pPr>
-        <w:pStyle w:val="ListBullet"/>
-      </w:pPr>
-      <w:r>
-        <w:rPr>
-          <w:b/>
-        </w:rPr>
-        <w:t>兒童傷亡：</w:t>
-      </w:r>
-      <w:r>
-        <w:t xml:space="preserve"> 至少1.45萬名兒童喪生（來源3）；兒童截肢率全球最高（來源27）。</w:t>
-      </w:r>
-    </w:p>
-    <w:p>
-      <w:pPr>
-        <w:pStyle w:val="ListBullet"/>
-      </w:pPr>
-      <w:r>
-        <w:rPr>
-          <w:b/>
-        </w:rPr>
-        <w:t>醫療轉移極度困難：</w:t>
-      </w:r>
-      <w:r>
-        <w:t xml:space="preserve"> 10月WHO仍需執行新生兒緊急轉移，且1名嬰兒在轉移中死亡（來源29），反映醫療系統功能嚴重退化。</w:t>
-      </w:r>
-    </w:p>
-    <w:p>
-      <w:pPr>
-        <w:pStyle w:val="ListBullet"/>
-      </w:pPr>
-      <w:r>
-        <w:rPr>
-          <w:b/>
-        </w:rPr>
-        <w:t>公衛危機：</w:t>
-      </w:r>
-      <w:r>
-        <w:t xml:space="preserve"> 4月已出現高溫、污水、垃圾堆積導致公衛惡化（來源19）。</w:t>
-      </w:r>
-    </w:p>
-    <w:p>
-      <w:pPr>
-        <w:pStyle w:val="ListBullet"/>
-      </w:pPr>
-      <w:r>
-        <w:rPr>
-          <w:b/>
-        </w:rPr>
-        <w:t>醫療物資短缺：</w:t>
-      </w:r>
-      <w:r>
-        <w:t xml:space="preserve"> 贯穿全年（來源1、19、20、24），強制轉移中平民缺乏藥品（來源24）。</w:t>
-      </w:r>
-    </w:p>
-    <w:p/>
-    <w:p>
-      <w:pPr>
-        <w:pStyle w:val="Heading3"/>
-      </w:pPr>
-      <w:r>
-        <w:t>（五）國際組織行動</w:t>
-      </w:r>
-    </w:p>
-    <w:p/>
-    <w:p>
-      <w:pPr>
-        <w:pStyle w:val="ListBullet"/>
-      </w:pPr>
-      <w:r>
-        <w:rPr>
-          <w:b/>
-        </w:rPr>
-        <w:t>聯合國：</w:t>
-      </w:r>
-      <w:r>
-        <w:t xml:space="preserve"> 古特雷斯全年多次聲明（1月、2月、7月、8月、10月），從歡迎停火到震驚升級，語調逐漸從「鼓勵」轉向「嚴厲譴責」與「緊急呼籲」。</w:t>
-      </w:r>
-    </w:p>
-    <w:p>
-      <w:pPr>
-        <w:pStyle w:val="ListBullet"/>
-      </w:pPr>
-      <w:r>
-        <w:rPr>
-          <w:b/>
-        </w:rPr>
-        <w:t>OCHA（人道協調廳）：</w:t>
-      </w:r>
-      <w:r>
-        <w:t xml:space="preserve"> 提供准入數據（來源25）、警告過度武力（來源16）、重申援助需求（來源12）。</w:t>
-      </w:r>
-    </w:p>
-    <w:p>
-      <w:pPr>
-        <w:pStyle w:val="ListBullet"/>
-      </w:pPr>
-      <w:r>
-        <w:rPr>
-          <w:b/>
-        </w:rPr>
-        <w:t>WHO：</w:t>
-      </w:r>
-      <w:r>
-        <w:t xml:space="preserve"> 10月執行新生兒轉移任務（來源29）。</w:t>
-      </w:r>
-    </w:p>
-    <w:p>
-      <w:pPr>
-        <w:pStyle w:val="ListBullet"/>
-      </w:pPr>
-      <w:r>
-        <w:rPr>
-          <w:b/>
-        </w:rPr>
-        <w:t>UNRWA：</w:t>
-      </w:r>
-      <w:r>
-        <w:t xml:space="preserve"> 報告約旦河西岸傷亡（來源15）。</w:t>
-      </w:r>
-    </w:p>
-    <w:p>
-      <w:pPr>
-        <w:pStyle w:val="ListBullet"/>
-      </w:pPr>
-      <w:r>
-        <w:rPr>
-          <w:b/>
-        </w:rPr>
-        <w:t>UNICEF：</w:t>
-      </w:r>
-      <w:r>
-        <w:t xml:space="preserve"> 提供兒童傷亡數據（來源3）。</w:t>
-      </w:r>
-    </w:p>
-    <w:p>
-      <w:pPr>
-        <w:pStyle w:val="ListBullet"/>
-      </w:pPr>
-      <w:r>
-        <w:rPr>
-          <w:b/>
-        </w:rPr>
-        <w:t>安理會：</w:t>
-      </w:r>
-      <w:r>
-        <w:t xml:space="preserve"> 5月美國否決停火決議（來源21），國際集體安全機制失靈。</w:t>
+        <w:t xml:space="preserve"> 在現有資料中，停火與人道准入之間呈「全有或全無」的二元模式--停火有效時援助可進入（1-2月），破裂後則近乎完全中斷（4-8月）。10月新協議後，國際社會已提前將17萬噸物資備妥於加薩外圍（來源38），顯示此輪協議在「執行就緒性」上做了更充分的預先安排。然而，資料不足以判斷10月10日以後物資是否實際進入加薩，以及停火是否穩定維持。</w:t>
       </w:r>
     </w:p>
     <w:p/>
@@ -1889,235 +2705,7 @@
         <w:pStyle w:val="Heading2"/>
       </w:pPr>
       <w:r>
-        <w:t>四、綜合研析：停火與人道准入之傳導關係</w:t>
-      </w:r>
-    </w:p>
-    <w:p/>
-    <w:p>
-      <w:pPr>
-        <w:pStyle w:val="Heading3"/>
-      </w:pPr>
-      <w:r>
-        <w:t>4.1 外交進展是否實際改善人道處境？</w:t>
-      </w:r>
-    </w:p>
-    <w:p/>
-    <w:p>
-      <w:pPr>
-        <w:pStyle w:val="Heading2"/>
-        <w:jc w:val="left"/>
-      </w:pPr>
-      <w:r>
-        <w:t>結論：在現有資料中，停火協議僅在極短窗口（約1月中至2月中）內對人道情勢產生正面影響，且迅速被軍事行動與封鎖抵消。</w:t>
-      </w:r>
-    </w:p>
-    <w:p/>
-    <w:p>
-      <w:pPr>
-        <w:pStyle w:val="ListBullet"/>
-      </w:pPr>
-      <w:r>
-        <w:rPr>
-          <w:b/>
-        </w:rPr>
-        <w:t>正面窗口：</w:t>
-      </w:r>
-      <w:r>
-        <w:t xml:space="preserve"> 1月停火達成後，第一階段計劃「基本按步驟推進」（來源17，3/1），援助增加被列為協議條文（來源11）。</w:t>
-      </w:r>
-    </w:p>
-    <w:p>
-      <w:pPr>
-        <w:pStyle w:val="ListBullet"/>
-      </w:pPr>
-      <w:r>
-        <w:rPr>
-          <w:b/>
-        </w:rPr>
-        <w:t>正面中斷：</w:t>
-      </w:r>
-      <w:r>
-        <w:t xml:space="preserve"> 3月停火破裂（來源19），4月起邊境關閉（來源18），此後援助幾乎完全中斷。</w:t>
-      </w:r>
-    </w:p>
-    <w:p>
-      <w:pPr>
-        <w:pStyle w:val="ListBullet"/>
-      </w:pPr>
-      <w:r>
-        <w:rPr>
-          <w:b/>
-        </w:rPr>
-        <w:t>系統性阻擋：</w:t>
-      </w:r>
-      <w:r>
-        <w:t xml:space="preserve"> 6月數據顯示即使停火名義上存在，44%協調嘗試仍被拒（來源25），證明外交成果無法轉化為實際准入。</w:t>
-      </w:r>
-    </w:p>
-    <w:p>
-      <w:pPr>
-        <w:pStyle w:val="ListBullet"/>
-      </w:pPr>
-      <w:r>
-        <w:rPr>
-          <w:b/>
-        </w:rPr>
-        <w:t>10月重新開窗：</w:t>
-      </w:r>
-      <w:r>
-        <w:t xml:space="preserve"> 哈馬斯準備釋放人質（來源28）+ 17萬噸物資備妥（來源28），顯示「談判-准入」傳導機制仍具潛力，但目前僅有初步訊號，尚未有物資實際進入的紀錄。</w:t>
-      </w:r>
-    </w:p>
-    <w:p/>
-    <w:p>
-      <w:pPr>
-        <w:pStyle w:val="Heading3"/>
-      </w:pPr>
-      <w:r>
-        <w:t>4.2 傳導鏈路辨識</w:t>
-      </w:r>
-    </w:p>
-    <w:p/>
-    <w:p>
-      <w:r>
-        <w:t>```</w:t>
-      </w:r>
-    </w:p>
-    <w:p>
-      <w:r>
-        <w:t>外交談判（哈馬斯/以色列/調解方）</w:t>
-      </w:r>
-    </w:p>
-    <w:p>
-      <w:r>
-        <w:t xml:space="preserve">    ↓ 正面傳導（若成功）</w:t>
-      </w:r>
-    </w:p>
-    <w:p>
-      <w:r>
-        <w:t>停火生效 → 邊境開放 → 援助進入 → 醫療/食品/避難改善</w:t>
-      </w:r>
-    </w:p>
-    <w:p>
-      <w:r>
-        <w:t xml:space="preserve">    ↓ 負面傳導（若破裂/受阻）</w:t>
-      </w:r>
-    </w:p>
-    <w:p>
-      <w:r>
-        <w:t>停火終止 → 封鎖升級 → 軍事行動擴大 → 平民傷亡/流離失所/醫療崩潰</w:t>
-      </w:r>
-    </w:p>
-    <w:p>
-      <w:r>
-        <w:t>```</w:t>
-      </w:r>
-    </w:p>
-    <w:p/>
-    <w:p>
-      <w:pPr>
-        <w:pStyle w:val="ListBullet"/>
-      </w:pPr>
-      <w:r>
-        <w:t>正面傳導在2025年僅短暫生效（1月中-2月中），隨即被負面傳導蓋過。</w:t>
-      </w:r>
-    </w:p>
-    <w:p>
-      <w:pPr>
-        <w:pStyle w:val="ListBullet"/>
-      </w:pPr>
-      <w:r>
-        <w:t>負面傳導呈</w:t>
-      </w:r>
-      <w:r>
-        <w:rPr>
-          <w:b/>
-        </w:rPr>
-        <w:t>加速惡化</w:t>
-      </w:r>
-      <w:r>
-        <w:t>趨勢：從封鎖（4月）→ 飢餓（5月）→ 強制轉移（7月）→ 接管城市（8月）→ 兒童截肢率全球最高（8月）。</w:t>
-      </w:r>
-    </w:p>
-    <w:p/>
-    <w:p>
-      <w:pPr>
-        <w:pStyle w:val="Heading3"/>
-      </w:pPr>
-      <w:r>
-        <w:t>4.3 關鍵瓶頸</w:t>
-      </w:r>
-    </w:p>
-    <w:p/>
-    <w:p>
-      <w:r>
-        <w:t xml:space="preserve">1. </w:t>
-      </w:r>
-      <w:r>
-        <w:rPr>
-          <w:b/>
-        </w:rPr>
-        <w:t>政治意圖衝突：</w:t>
-      </w:r>
-      <w:r>
-        <w:t xml:space="preserve"> 援助被用作施壓工具（來源20），而非人道目的。</w:t>
-      </w:r>
-    </w:p>
-    <w:p>
-      <w:r>
-        <w:t xml:space="preserve">2. </w:t>
-      </w:r>
-      <w:r>
-        <w:rPr>
-          <w:b/>
-        </w:rPr>
-        <w:t>安全環境惡化：</w:t>
-      </w:r>
-      <w:r>
-        <w:t xml:space="preserve"> 軍事行動使即使物資到位也無法安全分發（來源23、24）。</w:t>
-      </w:r>
-    </w:p>
-    <w:p>
-      <w:r>
-        <w:t xml:space="preserve">3. </w:t>
-      </w:r>
-      <w:r>
-        <w:rPr>
-          <w:b/>
-        </w:rPr>
-        <w:t>國際機制失靈：</w:t>
-      </w:r>
-      <w:r>
-        <w:t xml:space="preserve"> 安理會否決（來源21）使集體安全約束缺失。</w:t>
-      </w:r>
-    </w:p>
-    <w:p>
-      <w:r>
-        <w:t xml:space="preserve">4. </w:t>
-      </w:r>
-      <w:r>
-        <w:rPr>
-          <w:b/>
-        </w:rPr>
-        <w:t>醫療系統功能性崩潰：</w:t>
-      </w:r>
-      <w:r>
-        <w:t xml:space="preserve"> 醫院毀損（來源1）+ 新生兒無法存活（來源29）= 基礎醫療已不具備常規運轉能力。</w:t>
-      </w:r>
-    </w:p>
-    <w:p/>
-    <w:p>
-      <w:r>
-        <w:t>---</w:t>
-      </w:r>
-    </w:p>
-    <w:p/>
-    <w:p>
-      <w:pPr>
-        <w:pStyle w:val="Heading2"/>
-      </w:pPr>
-      <w:r>
-        <w:t>五、SWOT 分析（以「加薩人道局勢改善」為分析主體）</w:t>
+        <w:t>五、SWOT 分析</w:t>
       </w:r>
     </w:p>
     <w:p/>
@@ -2225,6 +2813,9 @@
           <w:p>
             <w:r/>
           </w:p>
+          <w:p>
+            <w:r/>
+          </w:p>
         </w:tc>
         <w:tc>
           <w:tcPr>
@@ -2233,7 +2824,7 @@
           <w:p>
             <w:r/>
             <w:r>
-              <w:t>國際組織備援能力</w:t>
+              <w:t>國際社會共識</w:t>
             </w:r>
           </w:p>
         </w:tc>
@@ -2244,7 +2835,7 @@
           <w:p>
             <w:r/>
             <w:r>
-              <w:t>聯合國及合作伙伴已備妥約17萬噸食品、藥品、帳篷等物資，具備即時運入條件，物资端不是瓶頸</w:t>
+              <w:t>聯合國大會149票通過停火決議，強烈譴責飢餓武器化，要求解除封鎖（2025-06-12）</w:t>
             </w:r>
           </w:p>
         </w:tc>
@@ -2255,7 +2846,7 @@
           <w:p>
             <w:r/>
             <w:r>
-              <w:t>來源28</w:t>
+              <w:t>來源24、25</w:t>
             </w:r>
           </w:p>
         </w:tc>
@@ -2275,7 +2866,7 @@
           <w:p>
             <w:r/>
             <w:r>
-              <w:t>多邊調解機制仍在運轉</w:t>
+              <w:t>多國調解機制</w:t>
             </w:r>
           </w:p>
         </w:tc>
@@ -2286,7 +2877,7 @@
           <w:p>
             <w:r/>
             <w:r>
-              <w:t>埃及、卡達、美國曾成功推動停火協議達成；多哈為第二階段談判地點；10月哈馬斯再度表示準備釋放人質，顯示對話渠道未完全斷裂</w:t>
+              <w:t>埃及（10月密集間接談判）、卡達（第一輪調解）、美國（20點和平方案）形成多軌調解架構</w:t>
             </w:r>
           </w:p>
         </w:tc>
@@ -2297,7 +2888,7 @@
           <w:p>
             <w:r/>
             <w:r>
-              <w:t>來源2、8、28</w:t>
+              <w:t>來源2、35</w:t>
             </w:r>
           </w:p>
         </w:tc>
@@ -2317,7 +2908,7 @@
           <w:p>
             <w:r/>
             <w:r>
-              <w:t>國際法與道義框架</w:t>
+              <w:t>人道物資預置</w:t>
             </w:r>
           </w:p>
         </w:tc>
@@ -2328,7 +2919,7 @@
           <w:p>
             <w:r/>
             <w:r>
-              <w:t>古特雷斯多次援引國際人道法、國際人權法；UNICEF、WHO、OCHA等機構持續監測與聲明，形成持續的國際監督壓力</w:t>
+              <w:t>17萬噸食品、藥品、帳篷等已備妥於加薩外圍，可迅速裝車運入</w:t>
             </w:r>
           </w:p>
         </w:tc>
@@ -2339,7 +2930,49 @@
           <w:p>
             <w:r/>
             <w:r>
-              <w:t>來源1、13、20、23、24</w:t>
+              <w:t>來源33、38</w:t>
+            </w:r>
+          </w:p>
+        </w:tc>
+      </w:tr>
+      <w:tr>
+        <w:tc>
+          <w:tcPr>
+            <w:tcW w:type="dxa" w:w="2160"/>
+            <w:vMerge/>
+          </w:tcPr>
+          <w:p/>
+        </w:tc>
+        <w:tc>
+          <w:tcPr>
+            <w:tcW w:type="dxa" w:w="2160"/>
+          </w:tcPr>
+          <w:p>
+            <w:r/>
+            <w:r>
+              <w:t>國際機構全面備戰</w:t>
+            </w:r>
+          </w:p>
+        </w:tc>
+        <w:tc>
+          <w:tcPr>
+            <w:tcW w:type="dxa" w:w="2160"/>
+          </w:tcPr>
+          <w:p>
+            <w:r/>
+            <w:r>
+              <w:t>世衛宣布重建醫療體系、聯合國援助機構做好大規模輸送準備、UNRWA如釋重負</w:t>
+            </w:r>
+          </w:p>
+        </w:tc>
+        <w:tc>
+          <w:tcPr>
+            <w:tcW w:type="dxa" w:w="2160"/>
+          </w:tcPr>
+          <w:p>
+            <w:r/>
+            <w:r>
+              <w:t>來源37、39、40</w:t>
             </w:r>
           </w:p>
         </w:tc>
@@ -2373,7 +3006,7 @@
           <w:p>
             <w:r/>
             <w:r>
-              <w:t>停火協議缺乏執行保障</w:t>
+              <w:t>停火協議脆弱性</w:t>
             </w:r>
           </w:p>
         </w:tc>
@@ -2384,7 +3017,7 @@
           <w:p>
             <w:r/>
             <w:r>
-              <w:t>協議三階段設計（來源11）在3月即破裂（來源19），無有效制裁或強制執行機制；安理會因否決權無法形成集體約束</w:t>
+              <w:t>第一輪停火維持僅約6週即破裂（1月達成→3月破裂）；2月即出現終止報導</w:t>
             </w:r>
           </w:p>
         </w:tc>
@@ -2395,7 +3028,7 @@
           <w:p>
             <w:r/>
             <w:r>
-              <w:t>來源7、19、21</w:t>
+              <w:t>來源7、19</w:t>
             </w:r>
           </w:p>
         </w:tc>
@@ -2415,7 +3048,7 @@
           <w:p>
             <w:r/>
             <w:r>
-              <w:t>邊境准入受單方控制</w:t>
+              <w:t>安理會癱瘓</w:t>
             </w:r>
           </w:p>
         </w:tc>
@@ -2426,7 +3059,7 @@
           <w:p>
             <w:r/>
             <w:r>
-              <w:t>以色列單方決定邊境開放/關閉（來源18、20、22、25），44%人道協調被拒（來源25），20次搶修許可被拒（來源22），准入完全取決於一方政治意圖</w:t>
+              <w:t>美國5月31日否決停火及解除援助限制決議，阻斷最有力國際執法機制</w:t>
             </w:r>
           </w:p>
         </w:tc>
@@ -2437,7 +3070,7 @@
           <w:p>
             <w:r/>
             <w:r>
-              <w:t>來源18、20、22、25</w:t>
+              <w:t>來源22</w:t>
             </w:r>
           </w:p>
         </w:tc>
@@ -2457,7 +3090,7 @@
           <w:p>
             <w:r/>
             <w:r>
-              <w:t>醫療系統功能性崩潰</w:t>
+              <w:t>醫療體系嚴重受損</w:t>
             </w:r>
           </w:p>
         </w:tc>
@@ -2468,7 +3101,7 @@
           <w:p>
             <w:r/>
             <w:r>
-              <w:t>醫院設備被破壞（來源1）、兒童截肢率全球最高（來源27）、新生兒在轉移中死亡（來源29），重建周期極長，短期內無法恢復</w:t>
+              <w:t>兒童截肢率全球最高；新生兒轉移3成1敗；多所醫院設備被毀或運作受限</w:t>
             </w:r>
           </w:p>
         </w:tc>
@@ -2479,7 +3112,7 @@
           <w:p>
             <w:r/>
             <w:r>
-              <w:t>來源1、27、29</w:t>
+              <w:t>來源1、32、34</w:t>
             </w:r>
           </w:p>
         </w:tc>
@@ -2499,7 +3132,7 @@
           <w:p>
             <w:r/>
             <w:r>
-              <w:t>人道數據透明度不足</w:t>
+              <w:t>約旦河西岸同時惡化</w:t>
             </w:r>
           </w:p>
         </w:tc>
@@ -2510,7 +3143,7 @@
           <w:p>
             <w:r/>
             <w:r>
-              <w:t>400次協調嘗試中僅1/3執行（來源25），大量分發無法驗證；封鎖期間平民飢餓程度（來源19、21）缺乏獨立監測</w:t>
+              <w:t>數週軍事行動致約4萬人流離失所、50多人喪生，分散國際注意力與資源</w:t>
             </w:r>
           </w:p>
         </w:tc>
@@ -2521,7 +3154,7 @@
           <w:p>
             <w:r/>
             <w:r>
-              <w:t>來源19、21、25</w:t>
+              <w:t>來源14、15</w:t>
             </w:r>
           </w:p>
         </w:tc>
@@ -2552,7 +3185,7 @@
           <w:p>
             <w:r/>
             <w:r>
-              <w:t>10月人質談判重新啟動</w:t>
+              <w:t>10月新協議執行窗口</w:t>
             </w:r>
           </w:p>
         </w:tc>
@@ -2563,7 +3196,7 @@
           <w:p>
             <w:r/>
             <w:r>
-              <w:t>哈馬斯宣布準備釋放人質（來源28），若談判取得實質突破，可再次開啟邊境與准入窗口，17萬噸備援物資可立即投入</w:t>
+              <w:t>20點和平方案第一階段已簽署，人道物資已就位，國際社會高度關注，執行動能最強</w:t>
             </w:r>
           </w:p>
         </w:tc>
@@ -2574,7 +3207,7 @@
           <w:p>
             <w:r/>
             <w:r>
-              <w:t>來源28</w:t>
+              <w:t>來源35、38</w:t>
             </w:r>
           </w:p>
         </w:tc>
@@ -2594,7 +3227,7 @@
           <w:p>
             <w:r/>
             <w:r>
-              <w:t>國際輿論與法律壓力持續</w:t>
+              <w:t>哈馬斯主動釋放人質表態</w:t>
             </w:r>
           </w:p>
         </w:tc>
@@ -2605,7 +3238,7 @@
           <w:p>
             <w:r/>
             <w:r>
-              <w:t>古特雷斯「深表震驚」（來源23、26）、WHO緊急行動（來源29）等持續維持國際關注；國際人道法框架為追究責任提供依據</w:t>
+              <w:t>10月3日哈馬斯宣布準備釋放人質，為10月9日協議鋪路，顯示談判意願提升</w:t>
             </w:r>
           </w:p>
         </w:tc>
@@ -2616,7 +3249,7 @@
           <w:p>
             <w:r/>
             <w:r>
-              <w:t>來源20、23、26、29</w:t>
+              <w:t>來源33</w:t>
             </w:r>
           </w:p>
         </w:tc>
@@ -2636,7 +3269,7 @@
           <w:p>
             <w:r/>
             <w:r>
-              <w:t>多邊調解經驗可複用</w:t>
+              <w:t>世衛重建醫療體系</w:t>
             </w:r>
           </w:p>
         </w:tc>
@@ -2647,7 +3280,7 @@
           <w:p>
             <w:r/>
             <w:r>
-              <w:t>1月協議達成的埃及-卡達-美國三方調解模式（來源2）已驗證可行，10月若重新啟動談判可援引相同框架</w:t>
+              <w:t>已宣布全力擴大行動，停火落實後可迅速啟動系統性重建</w:t>
             </w:r>
           </w:p>
         </w:tc>
@@ -2658,7 +3291,7 @@
           <w:p>
             <w:r/>
             <w:r>
-              <w:t>來源2</w:t>
+              <w:t>來源39</w:t>
             </w:r>
           </w:p>
         </w:tc>
@@ -2684,6 +3317,9 @@
           <w:p>
             <w:r/>
           </w:p>
+          <w:p>
+            <w:r/>
+          </w:p>
         </w:tc>
         <w:tc>
           <w:tcPr>
@@ -2692,7 +3328,7 @@
           <w:p>
             <w:r/>
             <w:r>
-              <w:t>談判破裂與衝突再升級</w:t>
+              <w:t>談判破裂風險</w:t>
             </w:r>
           </w:p>
         </w:tc>
@@ -2703,7 +3339,7 @@
           <w:p>
             <w:r/>
             <w:r>
-              <w:t>以色列「接管加薩城」決定（來源26）顯示軍事意圖未退縮；8月兒童截肢率與強制轉移（來源24、27）表明軍事行動仍在擴大；若10月談判失敗，局勢可能進一步惡化</w:t>
+              <w:t>前輪停火6週即破裂；以色列曾拒絕超20次搶修許可；單日強迫轉移近3萬人顯示軍事意圖未消</w:t>
             </w:r>
           </w:p>
         </w:tc>
@@ -2714,7 +3350,7 @@
           <w:p>
             <w:r/>
             <w:r>
-              <w:t>來源24、26、27</w:t>
+              <w:t>來源19、26、28</w:t>
             </w:r>
           </w:p>
         </w:tc>
@@ -2734,7 +3370,7 @@
           <w:p>
             <w:r/>
             <w:r>
-              <w:t>援助受阻成為常態</w:t>
+              <w:t>衝突再升級</w:t>
             </w:r>
           </w:p>
         </w:tc>
@@ -2745,7 +3381,7 @@
           <w:p>
             <w:r/>
             <w:r>
-              <w:t>封鎖已持續超過半年（4月起，來源18、19、20、21），即使談判成功，若邊境控制權未移交，援助仍可能受阻</w:t>
+              <w:t>8月以色列「接管加薩城」、以軍加強軍事行動，顯示軍事壓力未因外交談判而解除</w:t>
             </w:r>
           </w:p>
         </w:tc>
@@ -2756,7 +3392,7 @@
           <w:p>
             <w:r/>
             <w:r>
-              <w:t>來源18、20、22、25</w:t>
+              <w:t>來源31、32</w:t>
             </w:r>
           </w:p>
         </w:tc>
@@ -2776,7 +3412,7 @@
           <w:p>
             <w:r/>
             <w:r>
-              <w:t>醫療體系不可逆損傷</w:t>
+              <w:t>援助受阻慣例</w:t>
             </w:r>
           </w:p>
         </w:tc>
@@ -2787,7 +3423,7 @@
           <w:p>
             <w:r/>
             <w:r>
-              <w:t>兒童截肢（來源27）、醫院毀損（來源1）、新生兒死亡（來源29）暗示部分傷患已過失治期，醫療重建可能需要數年</w:t>
+              <w:t>6月44%人道協調被拒、4月起連續封鎖、5月底援助點槍擊事件，表明安全准入非自動恢復</w:t>
             </w:r>
           </w:p>
         </w:tc>
@@ -2798,7 +3434,7 @@
           <w:p>
             <w:r/>
             <w:r>
-              <w:t>來源1、27、29</w:t>
+              <w:t>來源22、29</w:t>
             </w:r>
           </w:p>
         </w:tc>
@@ -2818,7 +3454,7 @@
           <w:p>
             <w:r/>
             <w:r>
-              <w:t>衝突地域外溢</w:t>
+              <w:t>醫療體系惡化</w:t>
             </w:r>
           </w:p>
         </w:tc>
@@ -2829,7 +3465,7 @@
           <w:p>
             <w:r/>
             <w:r>
-              <w:t>約旦河西岸已出現軍事行動、流離失所、人員傷亡（來源14、15、16），衝突存在向更廣泛地區擴散風險</w:t>
+              <w:t>若停火再次破裂，新生兒/危重病患轉移中斷將直接導致死亡率上升</w:t>
             </w:r>
           </w:p>
         </w:tc>
@@ -2840,7 +3476,49 @@
           <w:p>
             <w:r/>
             <w:r>
-              <w:t>來源14、15、16</w:t>
+              <w:t>來源34</w:t>
+            </w:r>
+          </w:p>
+        </w:tc>
+      </w:tr>
+      <w:tr>
+        <w:tc>
+          <w:tcPr>
+            <w:tcW w:type="dxa" w:w="2160"/>
+            <w:vMerge/>
+          </w:tcPr>
+          <w:p/>
+        </w:tc>
+        <w:tc>
+          <w:tcPr>
+            <w:tcW w:type="dxa" w:w="2160"/>
+          </w:tcPr>
+          <w:p>
+            <w:r/>
+            <w:r>
+              <w:t>美國否決慣例</w:t>
+            </w:r>
+          </w:p>
+        </w:tc>
+        <w:tc>
+          <w:tcPr>
+            <w:tcW w:type="dxa" w:w="2160"/>
+          </w:tcPr>
+          <w:p>
+            <w:r/>
+            <w:r>
+              <w:t>安理會決議可被否決（5月已發生），削弱國際法執行力</w:t>
+            </w:r>
+          </w:p>
+        </w:tc>
+        <w:tc>
+          <w:tcPr>
+            <w:tcW w:type="dxa" w:w="2160"/>
+          </w:tcPr>
+          <w:p>
+            <w:r/>
+            <w:r>
+              <w:t>來源22</w:t>
             </w:r>
           </w:p>
         </w:tc>
@@ -2858,13 +3536,13 @@
         <w:pStyle w:val="Heading2"/>
       </w:pPr>
       <w:r>
-        <w:t>六、後續風險預判與觀察指標</w:t>
+        <w:t>六、後續風險研判與觀察要點</w:t>
       </w:r>
     </w:p>
     <w:p/>
     <w:p>
       <w:r>
-        <w:t>基於現有資料趨勢，以下風險值得持續追蹤：</w:t>
+        <w:t>基於現有資料（截止 2025-10-09），以下為需持續追蹤之風險與觀察指標：</w:t>
       </w:r>
     </w:p>
     <w:p/>
@@ -2876,12 +3554,13 @@
         <w:rPr>
           <w:b/>
         </w:rPr>
-        <w:t>談判破裂風險（高）：</w:t>
+        <w:t>停火穩定性：</w:t>
       </w:r>
       <w:r>
-        <w:t xml:space="preserve"> 10月哈馬斯表態準備釋放人質（來源28），但以色列「接管加薩城」的決定（來源26）顯示其軍事意圖強烈。若雙方無法就停火條件達成一致，11-12月局勢極可能再次惡化。</w:t>
+        <w:t xml:space="preserve"> 第一輪停火維持約6週即破裂（來源7、19）。10月9日新協議能否突破此循環，需觀察後續數週是否有停火違規報導。資料中 9月及10月10日以後無收錄，目前無法判斷。</w:t>
       </w:r>
     </w:p>
+    <w:p/>
     <w:p>
       <w:r>
         <w:t xml:space="preserve">2. </w:t>
@@ -2890,12 +3569,13 @@
         <w:rPr>
           <w:b/>
         </w:rPr>
-        <w:t>援助受阻風險（高）：</w:t>
+        <w:t>17萬噸物資實際進入進度：</w:t>
       </w:r>
       <w:r>
-        <w:t xml:space="preserve"> 即使物資已備妥（來源28），邊境准入仍受以色列單方控制（來源18、22、25）。觀察指標：邊境口岸是否實質開放、OCHA協調嘗試通過率是否回升。</w:t>
+        <w:t xml:space="preserve"> 人道協調廳已確認物資「可迅速裝車並運入」（來源38），但邊境口岸是否實際開放、以色列是否批准通行，為首要觀察指標。参考4-6月經驗，以色列曾連續四周禁止一切援助（來源18），且6月44%協調被拒（來源29），若重演則人道窗口將再度關閉。</w:t>
       </w:r>
     </w:p>
+    <w:p/>
     <w:p>
       <w:r>
         <w:t xml:space="preserve">3. </w:t>
@@ -2904,12 +3584,13 @@
         <w:rPr>
           <w:b/>
         </w:rPr>
-        <w:t>醫療體系惡化風險（高）：</w:t>
+        <w:t>醫療體系重建速度：</w:t>
       </w:r>
       <w:r>
-        <w:t xml:space="preserve"> 新生兒在轉移中死亡（來源29）、兒童截肢率全球最高（來源27）表明醫療系統已至臨界點。觀察指標：WHO能否持續執行轉移任務、醫院是否恢復基本功能。</w:t>
+        <w:t xml:space="preserve"> 世衛已宣布重建行動（來源39），但10月3日新生兒轉移仍出現死亡（來源34），顯示基礎醫療極度脆弱。重建所需時間與物資規模在現有資料中未詳述，資料不足以判斷。</w:t>
       </w:r>
     </w:p>
+    <w:p/>
     <w:p>
       <w:r>
         <w:t xml:space="preserve">4. </w:t>
@@ -2918,12 +3599,13 @@
         <w:rPr>
           <w:b/>
         </w:rPr>
-        <w:t>衝突再升級風險（中高）：</w:t>
+        <w:t>人質交換實際執行：</w:t>
       </w:r>
       <w:r>
-        <w:t xml:space="preserve"> 8月軍事行動已加強（來源27），若停火未實質維持，9-10月間可能出現更大規模軍事行動。9月資料完全缺漏，此為重大監測盲區。</w:t>
+        <w:t xml:space="preserve"> 10月3日哈馬斯「宣布準備」（來源33）與10月9日協議簽署（來源35）之間的具體交換條件、人數、時間表，在現有片段中未見詳細披露。</w:t>
       </w:r>
     </w:p>
+    <w:p/>
     <w:p>
       <w:r>
         <w:t xml:space="preserve">5. </w:t>
@@ -2932,10 +3614,25 @@
         <w:rPr>
           <w:b/>
         </w:rPr>
-        <w:t>國際機制失靈風險（中）：</w:t>
+        <w:t>約旦河西岸聯動風險：</w:t>
       </w:r>
       <w:r>
-        <w:t xml:space="preserve"> 安理會否決（來源21）表明常任理事國無法形成共識。觀察指標：美國態度是否轉變、是否出現替代性國際法律行動。</w:t>
+        <w:t xml:space="preserve"> 2月片段已顯示西岸同步惡化（來源14、15），若加薩停火後軍事資源轉移，西岸安全形勢可能進一步加劇。</w:t>
+      </w:r>
+    </w:p>
+    <w:p/>
+    <w:p>
+      <w:r>
+        <w:t xml:space="preserve">6. </w:t>
+      </w:r>
+      <w:r>
+        <w:rPr>
+          <w:b/>
+        </w:rPr>
+        <w:t>美國角色雙面性：</w:t>
+      </w:r>
+      <w:r>
+        <w:t xml:space="preserve"> 美國既是20點和平方案提出者（來源35），也是安理會否決者（來源22）。其國內政治動態（如6月博爾德事件反映的反猶太主義與親巴勒斯坦張力，來源23）可能影響其持續支持停火的意願。</w:t>
       </w:r>
     </w:p>
     <w:p/>
@@ -2950,203 +3647,25 @@
         <w:pStyle w:val="Heading2"/>
       </w:pPr>
       <w:r>
-        <w:t>七、資料缺口與限制說明</w:t>
+        <w:t>七、結論</w:t>
       </w:r>
     </w:p>
     <w:p/>
-    <w:tbl>
-      <w:tblPr>
-        <w:tblStyle w:val="TableGrid"/>
-        <w:tblW w:type="auto" w:w="0"/>
-        <w:tblLook w:firstColumn="1" w:firstRow="1" w:lastColumn="0" w:lastRow="0" w:noHBand="0" w:noVBand="1" w:val="04A0"/>
-      </w:tblPr>
-      <w:tblGrid>
-        <w:gridCol w:w="4320"/>
-        <w:gridCol w:w="4320"/>
-      </w:tblGrid>
-      <w:tr>
-        <w:tc>
-          <w:tcPr>
-            <w:tcW w:type="dxa" w:w="4320"/>
-          </w:tcPr>
-          <w:p>
-            <w:r>
-              <w:rPr>
-                <w:b/>
-              </w:rPr>
-            </w:r>
-            <w:r>
-              <w:rPr>
-                <w:b/>
-              </w:rPr>
-              <w:t>缺口</w:t>
-            </w:r>
-          </w:p>
-        </w:tc>
-        <w:tc>
-          <w:tcPr>
-            <w:tcW w:type="dxa" w:w="4320"/>
-          </w:tcPr>
-          <w:p>
-            <w:r>
-              <w:rPr>
-                <w:b/>
-              </w:rPr>
-            </w:r>
-            <w:r>
-              <w:rPr>
-                <w:b/>
-              </w:rPr>
-              <w:t>影響</w:t>
-            </w:r>
-          </w:p>
-        </w:tc>
-      </w:tr>
-      <w:tr>
-        <w:tc>
-          <w:tcPr>
-            <w:tcW w:type="dxa" w:w="4320"/>
-          </w:tcPr>
-          <w:p>
-            <w:r/>
-            <w:r>
-              <w:t>9月完全無資料</w:t>
-            </w:r>
-          </w:p>
-        </w:tc>
-        <w:tc>
-          <w:tcPr>
-            <w:tcW w:type="dxa" w:w="4320"/>
-          </w:tcPr>
-          <w:p>
-            <w:r/>
-            <w:r>
-              <w:t>無法判斷10月哈馬斯表態（來源28）的前因脈絡及9月是否有停火違規或軍事行動</w:t>
-            </w:r>
-          </w:p>
-        </w:tc>
-      </w:tr>
-      <w:tr>
-        <w:tc>
-          <w:tcPr>
-            <w:tcW w:type="dxa" w:w="4320"/>
-          </w:tcPr>
-          <w:p>
-            <w:r/>
-            <w:r>
-              <w:t>10月僅1天（10-03）、2則片段</w:t>
-            </w:r>
-          </w:p>
-        </w:tc>
-        <w:tc>
-          <w:tcPr>
-            <w:tcW w:type="dxa" w:w="4320"/>
-          </w:tcPr>
-          <w:p>
-            <w:r/>
-            <w:r>
-              <w:t>無法呈現10月全月停火進展、邊境狀態、醫療趨勢；背景中提及的「卡達、埃及持續調解」在10月無獨立記錄</w:t>
-            </w:r>
-          </w:p>
-        </w:tc>
-      </w:tr>
-      <w:tr>
-        <w:tc>
-          <w:tcPr>
-            <w:tcW w:type="dxa" w:w="4320"/>
-          </w:tcPr>
-          <w:p>
-            <w:r/>
-            <w:r>
-              <w:t>11-12月無資料</w:t>
-            </w:r>
-          </w:p>
-        </w:tc>
-        <w:tc>
-          <w:tcPr>
-            <w:tcW w:type="dxa" w:w="4320"/>
-          </w:tcPr>
-          <w:p>
-            <w:r/>
-            <w:r>
-              <w:t>無法追蹤10月訊號是否轉化為實際停火或援助進入</w:t>
-            </w:r>
-          </w:p>
-        </w:tc>
-      </w:tr>
-      <w:tr>
-        <w:tc>
-          <w:tcPr>
-            <w:tcW w:type="dxa" w:w="4320"/>
-          </w:tcPr>
-          <w:p>
-            <w:r/>
-            <w:r>
-              <w:t>3月僅1則（3/1）</w:t>
-            </w:r>
-          </w:p>
-        </w:tc>
-        <w:tc>
-          <w:tcPr>
-            <w:tcW w:type="dxa" w:w="4320"/>
-          </w:tcPr>
-          <w:p>
-            <w:r/>
-            <w:r>
-              <w:t>無法完整呈現停火破裂過程（4/25提及「三月份破裂」，但無3月事件細節）</w:t>
-            </w:r>
-          </w:p>
-        </w:tc>
-      </w:tr>
-    </w:tbl>
+    <w:p>
+      <w:r>
+        <w:t>2025年加薩局勢呈現「停火-破裂-封鎖-人道崩潰-再談判」的悲劇循環。第一季度達成首輪停火並完成第一階段人質交換，但三月破裂後，4至8月經歷了持續封鎖、飢餓危機失控、醫療體系逼近崩潰、以色列「接管加薩城」等嚴重惡化（來源18、19、20、22、31、32）。10月初出現實質轉折：哈馬斯主動釋放人質表態（來源33）、經埃及間接談判後簽署新協議（來源35），國際社會以17萬噸備妥物資（來源33、38）和世衛重建承諾（來源39）展現前所未有的執行就緒狀態。</w:t>
+      </w:r>
+    </w:p>
     <w:p/>
     <w:p>
-      <w:pPr>
-        <w:pStyle w:val="Heading2"/>
-        <w:jc w:val="left"/>
-      </w:pPr>
       <w:r>
-        <w:t>建議後續補強方向：</w:t>
+        <w:rPr>
+          <w:b/>
+        </w:rPr>
+        <w:t>然而，基於現有資料（截止10月9日），尚無法確認此輪停火是否穩定維持、物資是否實際進入加薩、人質是否實際釋放。</w:t>
       </w:r>
-    </w:p>
-    <w:p>
-      <w:pPr>
-        <w:pStyle w:val="ListBullet"/>
-      </w:pPr>
       <w:r>
-        <w:t>重點補蒐9月全月及10月10日後的加薩停火/人質/援助資訊</w:t>
-      </w:r>
-    </w:p>
-    <w:p>
-      <w:pPr>
-        <w:pStyle w:val="ListBullet"/>
-      </w:pPr>
-      <w:r>
-        <w:t>追蹤以色列對哈馬斯10/3表態的正式回應</w:t>
-      </w:r>
-    </w:p>
-    <w:p>
-      <w:pPr>
-        <w:pStyle w:val="ListBullet"/>
-      </w:pPr>
-      <w:r>
-        <w:t>監測OCHA准入數據是否較6月（來源25）有所改善</w:t>
-      </w:r>
-    </w:p>
-    <w:p>
-      <w:pPr>
-        <w:pStyle w:val="ListBullet"/>
-      </w:pPr>
-      <w:r>
-        <w:t>追蹤安理會是否再次表決加薩停火決議</w:t>
-      </w:r>
-    </w:p>
-    <w:p>
-      <w:pPr>
-        <w:pStyle w:val="ListBullet"/>
-      </w:pPr>
-      <w:r>
-        <w:t>關注卡達、埃及在10月的調解動作與成果</w:t>
+        <w:t xml:space="preserve"> 資料在9月及10月10日以後存在明顯缺口，後續發展有待補充收錄。</w:t>
       </w:r>
     </w:p>
     <w:p/>
@@ -3161,7 +3680,7 @@
         <w:rPr>
           <w:i/>
         </w:rPr>
-        <w:t>本報告所有具體事實均標註來源編號（來源1至來源29），對應 ev 陣列中 ref_no 欄位。未標註來源的段落為基於已有來源的定性綜合判斷，不含新增數字或事件。</w:t>
+        <w:t>報告依據：19份文件、40個片段，覆蓋2025-01-14至2025-10-09。所有事實均標註來源編號，未提供之資訊以「資料不足以判斷」標示。</w:t>
       </w:r>
     </w:p>
     <w:p>
@@ -3422,11 +3941,59 @@
         <w:pStyle w:val="ListNumber"/>
       </w:pPr>
       <w:r>
+        <w:t>近东救济工程处谴责以军“冲击”东耶路撒冷学校 · 2025-05-08</w:t>
+      </w:r>
+      <w:r>
+        <w:br/>
+        <w:t>(1ee52b6d5a4906cc9acd50585704022d47d2576d) 人道主义援助 联合国近东巴勒斯坦难民救济和工程处烈谴责以色列安全部队强行闯入其在被占领东耶路撒冷运营的三所学校，称这一行为严重侵犯了儿童的受教育权和人身安全。</w:t>
+      </w:r>
+    </w:p>
+    <w:p>
+      <w:pPr>
+        <w:pStyle w:val="ListNumber"/>
+      </w:pPr>
+      <w:r>
         <w:t>【世界进行时】2025年6月5日 · 2025-05-31</w:t>
       </w:r>
       <w:r>
         <w:br/>
         <w:t>(2f0113012e6db122822f1f90d6b562e137952d4d) 在以色列对加沙实施近三个月援助封锁过后，加沙饥饿危机已呈失控态势。据报道，5月31日以来连续数天，加沙民众在该地带南部美国和以色列控制的一处私营援助中心周边试图领取食物时遭到枪击遇难。秘书长古特雷斯发表声明，对此深表震惊，并再次呼吁立即实现持久停火，以缓解当地不断恶化的人道局势。同时，周三，美国在安理会投下否决票，阻止了一项呼吁加沙永久停火、解除限制援助物资进入的决议草案。</w:t>
+      </w:r>
+    </w:p>
+    <w:p>
+      <w:pPr>
+        <w:pStyle w:val="ListNumber"/>
+      </w:pPr>
+      <w:r>
+        <w:t>古特雷斯谴责反犹太主义袭击事件 · 2025-06-02</w:t>
+      </w:r>
+      <w:r>
+        <w:br/>
+        <w:t>(438630f1760df78e4fee65bcf5516bf2df1f4b88) 据报道，博尔德一名男子在周日举行的一场声援加沙地区被扣押的以色列人质的活动中，使用喷火器和燃烧瓶袭击在场人员，并高喊“解放巴勒斯坦”口号。</w:t>
+      </w:r>
+    </w:p>
+    <w:p>
+      <w:pPr>
+        <w:pStyle w:val="ListNumber"/>
+      </w:pPr>
+      <w:r>
+        <w:t>联合国大会以压倒性多数通过加沙停火决议 · 2025-06-12</w:t>
+      </w:r>
+      <w:r>
+        <w:br/>
+        <w:t>(79e980e297ea8459db1078912c125a4da0c117f6) 该决议获得149个会员国支持，12个会员国反对，19个会员国弃权。反对该决议的国家包括美国、以色列、阿根廷、匈牙利和巴拉圭等。印度、格鲁吉亚、厄瓜多尔、罗马尼亚和埃塞俄比亚等国投了弃权票。</w:t>
+      </w:r>
+    </w:p>
+    <w:p>
+      <w:pPr>
+        <w:pStyle w:val="ListNumber"/>
+      </w:pPr>
+      <w:r>
+        <w:t>联合国大会以压倒性多数通过加沙停火决议 · 2025-06-12</w:t>
+      </w:r>
+      <w:r>
+        <w:br/>
+        <w:t>(79e980e297ea8459db1078912c125a4da0c117f6) 由20多个国家提出的这项决议强烈谴责将饥饿作为战争工具，要求全面解除以色列对人道主义援助的封锁，并重申必须根据国际法保护平民。</w:t>
       </w:r>
     </w:p>
     <w:p>
@@ -3482,6 +4049,18 @@
         <w:pStyle w:val="ListNumber"/>
       </w:pPr>
       <w:r>
+        <w:t>叙利亚：苏韦达省冲突与人道援助通行问题持续存在 · 2025-07-19</w:t>
+      </w:r>
+      <w:r>
+        <w:br/>
+        <w:t>(8372c4a7be3a5ae5d479fcafc12ab95628864710) 7月19日，该省南部在经历数周教派冲突、以色列空袭以及严重人权侵犯事件后，达成了停火协议。</w:t>
+      </w:r>
+    </w:p>
+    <w:p>
+      <w:pPr>
+        <w:pStyle w:val="ListNumber"/>
+      </w:pPr>
+      <w:r>
         <w:t>【世界进行时】2025年8月8日 · 2025-08-08</w:t>
       </w:r>
       <w:r>
@@ -3526,6 +4105,78 @@
       </w:r>
     </w:p>
     <w:p>
+      <w:pPr>
+        <w:pStyle w:val="ListNumber"/>
+      </w:pPr>
+      <w:r>
+        <w:t>达成停火协议  加沙民众欢呼雀跃 · 2025-10-09</w:t>
+      </w:r>
+      <w:r>
+        <w:br/>
+        <w:t>(ada7cf933e32ab1339ab961b316c2b913865f6af) 美国总统特朗普于周三晚间宣布，经过数日在埃及进行的密集间接谈判，以色列与哈马斯已正式“签署”其20点和平方案的第一阶段协议。</w:t>
+      </w:r>
+    </w:p>
+    <w:p>
+      <w:pPr>
+        <w:pStyle w:val="ListNumber"/>
+      </w:pPr>
+      <w:r>
+        <w:t>达成停火协议  加沙民众欢呼雀跃 · 2025-10-09</w:t>
+      </w:r>
+      <w:r>
+        <w:br/>
+        <w:t>(ada7cf933e32ab1339ab961b316c2b913865f6af) 联合国秘书长古特雷斯周三发表声明， 欢迎基于美国总统特朗普提出的建议，宣布达成确保加沙停火与释放人质的协议。</w:t>
+      </w:r>
+    </w:p>
+    <w:p>
+      <w:pPr>
+        <w:pStyle w:val="ListNumber"/>
+      </w:pPr>
+      <w:r>
+        <w:t>达成停火协议  加沙民众欢呼雀跃 · 2025-10-09</w:t>
+      </w:r>
+      <w:r>
+        <w:br/>
+        <w:t>(ada7cf933e32ab1339ab961b316c2b913865f6af) 联合国援助机构周四表示，已做好全面准备，将向饱受饥荒困扰的加沙地带大规模输送救援物资，并呼吁立即释放所有被扣押人员。</w:t>
+      </w:r>
+    </w:p>
+    <w:p>
+      <w:pPr>
+        <w:pStyle w:val="ListNumber"/>
+      </w:pPr>
+      <w:r>
+        <w:t>达成停火协议  加沙民众欢呼雀跃 · 2025-10-09</w:t>
+      </w:r>
+      <w:r>
+        <w:br/>
+        <w:t>(ada7cf933e32ab1339ab961b316c2b913865f6af) 人道协调厅表示，已在加沙外围储备了约17万吨关键物资，包括食品、药品、庇护所材料等。一旦停火落实，这些物资可迅速装车并运入加沙。</w:t>
+      </w:r>
+    </w:p>
+    <w:p>
+      <w:pPr>
+        <w:pStyle w:val="ListNumber"/>
+      </w:pPr>
+      <w:r>
+        <w:t>达成停火协议  加沙民众欢呼雀跃 · 2025-10-09</w:t>
+      </w:r>
+      <w:r>
+        <w:br/>
+        <w:t>(ada7cf933e32ab1339ab961b316c2b913865f6af) 世界卫生组织总干事谭德塞对达成停火协议表示欢迎，同时指出加沙患者的处境依然"极其严峻"。他宣布世卫组织已准备全力扩大行动规模，协助重建饱受战火摧残的医疗体系。</w:t>
+      </w:r>
+    </w:p>
+    <w:p>
+      <w:pPr>
+        <w:pStyle w:val="ListNumber"/>
+      </w:pPr>
+      <w:r>
+        <w:t>达成停火协议  加沙民众欢呼雀跃 · 2025-10-09</w:t>
+      </w:r>
+      <w:r>
+        <w:br/>
+        <w:t>(ada7cf933e32ab1339ab961b316c2b913865f6af) 在這場持續兩年的衝突中，加沙地帶已有數萬平民喪生。拉扎里尼在社交媒體上發文指出："加沙停火協議與人質釋放協議的達成令人如釋重負。"</w:t>
+      </w:r>
+    </w:p>
+    <w:p>
       <w:r>
         <w:br w:type="page"/>
       </w:r>
@@ -3557,7 +4208,7 @@
         <w:t>資料準備耗時：</w:t>
       </w:r>
       <w:r>
-        <w:t>約 66.98 秒</w:t>
+        <w:t>約 81.16 秒</w:t>
       </w:r>
     </w:p>
     <w:p>
@@ -3588,7 +4239,7 @@
         <w:t>相對時間解析基準：</w:t>
       </w:r>
       <w:r>
-        <w:t>2026-09-15T13:52:10+08:00 (Asia/Taipei；去年=2025)</w:t>
+        <w:t>2026-09-21T13:40:21+08:00 (Asia/Taipei；去年=2025)</w:t>
       </w:r>
     </w:p>
     <w:p>
@@ -3599,7 +4250,7 @@
         <w:t>精煉後問題（檢索用）：</w:t>
       </w:r>
       <w:r>
-        <w:t>持續蒐集2025年（2025-01-01至2025-12-31，10月為重點時段）加薩停火、人質談判、人道援助及平民保護資訊。背景：10月間哈馬斯表示準備釋放人質並展開對話，古特雷斯表態歡迎，卡達、埃及持續調解；聯合國備妥食品、藥品、帳篷等物資，但軍事行動、邊境准入、安全通行及醫療系統惡化限制援助落實。檢索範圍依部門：【政治外交】以色列、哈馬斯、美國、卡達、埃及及其他調解方之停火方案、人質交換條件與談判進展；【國際安全】空襲、地面軍事行動、停火違規及對平民與救援人員之安全影響；【人道事務】食品、藥品、飲水、避難、邊境口岸與援助物資進入情形；【醫療衛生】醫院運作、醫療物資短缺、病患轉送及醫護人員安全；【國際組織】聯合國、OCHA、WHO及相關機構之聲明、數據與行動；【綜合研析】分析停火與人質談判是否實際改善人道准入與平民處境，辨識外交進展、軍事行動與人道情勢間傳導關係，並提出談判破裂、援助受阻、醫療體系惡化及衝突再升級等後續風險。</w:t>
+        <w:t>2025-01-01至2025-12-31加薩停火、人質談判、人道援助及平民保護持續追蹤（重點時段：2025年10月，含哈馬斯釋放人質表態、古特雷斯回應、卡達與埃及調解、聯合國備妥援助物資）。政治外交：以色列、哈馬斯、美國、卡達、埃及及其他調解方之停火方案、人質交換條件、談判進展。國際安全：空襲、地面軍事行動、停火違規、對平民與救援人員之安全影響。人道事務：食品、藥品、飲水、避難、邊境口岸、援助物資進入情形。醫療衛生：醫院運作、醫療物資短缺、病患轉送、醫護人員安全。國際組織：聯合國、人道協調廳、世衛組織及相關機構之聲明、數據、行動。綜合研析：停火與人質談判是否實際改善人道准入與平民處境、外交進展-軍事行動-人道情勢傳導關係、後續風險（談判破裂、援助受阻、醫療體系惡化、衝突再升級）。</w:t>
       </w:r>
     </w:p>
     <w:p>
@@ -3643,7 +4294,7 @@
         <w:t>統計概況：</w:t>
       </w:r>
       <w:r>
-        <w:t>文件數：14；片段數：29；有活動天數：14</w:t>
+        <w:t>文件數：19；片段數：40；有活動天數：19</w:t>
       </w:r>
     </w:p>
     <w:p>
@@ -3657,7 +4308,7 @@
         <w:t>核心關鍵詞：</w:t>
       </w:r>
       <w:r>
-        <w:t>加薩, 停火, 人質, 人道援助, 哈馬斯, 以色列, 平民保護, 談判</w:t>
+        <w:t>加薩, 停火, 人質, 哈馬斯, 以色列, 人道援助, 卡達, 埃及</w:t>
       </w:r>
     </w:p>
     <w:p>
@@ -3668,7 +4319,7 @@
         <w:t>代理人 ES 文本查詢工具查詢字串：</w:t>
       </w:r>
       <w:r>
-        <w:t>核心關鍵詞組如下：加薩、停火、人質、人道援助、哈馬斯、以色列、平民保護、談判</w:t>
+        <w:t>核心關鍵詞組如下：加薩、停火、人質、哈馬斯、以色列、人道援助、卡達、埃及</w:t>
       </w:r>
     </w:p>
     <w:p>
@@ -3679,7 +4330,7 @@
         <w:t>同義／擴充關鍵詞：</w:t>
       </w:r>
       <w:r>
-        <w:t>加萨, 加沙, 加薩地帶, 加萨地带, 加沙地帶, 加沙地带, Gaza, Gaza Strip, 休戰, 休战, ceasefire, 人质, 被擄人質, 被掳人质, hostages, 人道主義援助, 人道主义援助, 人道救援, humanitarian aid, 哈马斯, 哈瑪斯, 哈玛斯, Hamas, 以色列國, 以色列国, Israel, 平民保护, 保護平民, 保护平民, 谈判, 磋商, 協商, 协商</w:t>
+        <w:t>加萨, 加沙, 加薩地帶, 加萨地带, 加沙地帶, 加沙地带, Gaza, Gaza Strip, 休戰, 休战, ceasefire, 人质, 質子, 质子, hostages, 哈马斯, 哈瑪斯, 哈玛斯, Hamas, 巴勒斯坦伊斯蘭抵抗運動, 巴勒斯坦伊斯兰抵抗运动, 伊斯蘭抵抗運動, 伊斯兰抵抗运动, 以色列國, 以色列国, Israel, 人道主義援助, 人道主义援助, 人道救援, humanitarian aid, humanitarian assistance, 卡达, 卡塔尔, 卡達爾, 卡达尔, 卡塔尔尔, Qatar, 阿拉伯埃及共和國, 阿拉伯埃及共和国, 埃及共和國, 埃及共和国, Egypt</w:t>
       </w:r>
     </w:p>
     <w:p>
@@ -3690,7 +4341,7 @@
         <w:t>實際使用關鍵詞（effective terms）：</w:t>
       </w:r>
       <w:r>
-        <w:t>加薩, 停火, 人質, 人道援助, 哈馬斯, 以色列, 平民保護, 談判, 加萨, 加沙, 加薩地帶, 加萨地带, 加沙地帶, 加沙地带, Gaza, Gaza Strip, 休戰, 休战, ceasefire, 人质, 被擄人質, 被掳人质, hostages, 人道主義援助, 人道主义援助, 人道救援, humanitarian aid, 哈马斯, 哈瑪斯, 哈玛斯, Hamas, 以色列國, 以色列国, Israel, 平民保护, 保護平民, 保护平民, 谈判, 磋商, 協商, 协商</w:t>
+        <w:t>加薩, 停火, 人質, 哈馬斯, 以色列, 人道援助, 卡達, 埃及, 加萨, 加沙, 加薩地帶, 加萨地带, 加沙地帶, 加沙地带, Gaza, Gaza Strip, 休戰, 休战, ceasefire, 人质, 質子, 质子, hostages, 哈马斯, 哈瑪斯, 哈玛斯, Hamas, 巴勒斯坦伊斯蘭抵抗運動, 巴勒斯坦伊斯兰抵抗运动, 伊斯蘭抵抗運動, 伊斯兰抵抗运动, 以色列國, 以色列国, Israel, 人道主義援助, 人道主义援助, 人道救援, humanitarian aid, humanitarian assistance, 卡达, 卡塔尔, 卡達爾, 卡达尔, 卡塔尔尔, Qatar, 阿拉伯埃及共和國, 阿拉伯埃及共和国, 埃及共和國, 埃及共和国, Egypt</w:t>
       </w:r>
     </w:p>
     <w:p>
@@ -3741,7 +4392,7 @@
         <w:t>；執行狀態：正常完成</w:t>
       </w:r>
       <w:r>
-        <w:t>；耗時：7.867 秒</w:t>
+        <w:t>；耗時：15.705 秒</w:t>
       </w:r>
     </w:p>
     <w:p>
@@ -3761,7 +4412,7 @@
         <w:t>；執行狀態：正常完成</w:t>
       </w:r>
       <w:r>
-        <w:t>；耗時：26.938 秒</w:t>
+        <w:t>；耗時：12.762 秒</w:t>
       </w:r>
     </w:p>
     <w:p>
@@ -3781,7 +4432,7 @@
         <w:t>；執行狀態：正常完成</w:t>
       </w:r>
       <w:r>
-        <w:t>；耗時：66.977 秒</w:t>
+        <w:t>；耗時：81.163 秒</w:t>
       </w:r>
     </w:p>
     <w:p>
@@ -3822,7 +4473,7 @@
         <w:t>；執行狀態：正常完成</w:t>
       </w:r>
       <w:r>
-        <w:t>；耗時：89.754 秒</w:t>
+        <w:t>；耗時：94.619 秒</w:t>
       </w:r>
     </w:p>
     <w:sectPr>
